--- a/scenario_final_v2.docx
+++ b/scenario_final_v2.docx
@@ -76,37 +76,43 @@
         <w:rPr>
           <w:lang w:eastAsia="ko-KR"/>
         </w:rPr>
-        <w:t>발표 시간: 약 8분</w:t>
-      </w:r>
-      <w:r>
-        <w:rPr>
-          <w:lang w:eastAsia="ko-KR"/>
-        </w:rPr>
-      </w:r>
-      <w:r>
-        <w:rPr>
-          <w:lang w:eastAsia="ko-KR"/>
-        </w:rPr>
-      </w:r>
-      <w:r>
-        <w:rPr>
-          <w:lang w:eastAsia="ko-KR"/>
-        </w:rPr>
-      </w:r>
-      <w:r>
-        <w:rPr>
-          <w:lang w:eastAsia="ko-KR"/>
-        </w:rPr>
-      </w:r>
-      <w:r>
-        <w:rPr>
-          <w:lang w:eastAsia="ko-KR"/>
-        </w:rPr>
-      </w:r>
-      <w:r>
-        <w:rPr>
-          <w:lang w:eastAsia="ko-KR"/>
-        </w:rPr>
+        <w:t>발표</w:t>
+      </w:r>
+      <w:r>
+        <w:rPr>
+          <w:lang w:eastAsia="ko-KR"/>
+        </w:rPr>
+        <w:t xml:space="preserve"> </w:t>
+      </w:r>
+      <w:r>
+        <w:rPr>
+          <w:lang w:eastAsia="ko-KR"/>
+        </w:rPr>
+        <w:t>시간</w:t>
+      </w:r>
+      <w:r>
+        <w:rPr>
+          <w:lang w:eastAsia="ko-KR"/>
+        </w:rPr>
+        <w:t xml:space="preserve">: </w:t>
+      </w:r>
+      <w:r>
+        <w:rPr>
+          <w:lang w:eastAsia="ko-KR"/>
+        </w:rPr>
+        <w:t>약</w:t>
+      </w:r>
+      <w:r>
+        <w:rPr>
+          <w:lang w:eastAsia="ko-KR"/>
+        </w:rPr>
+        <w:t xml:space="preserve"> 8</w:t>
+      </w:r>
+      <w:r>
+        <w:rPr>
+          <w:lang w:eastAsia="ko-KR"/>
+        </w:rPr>
+        <w:t>분</w:t>
       </w:r>
     </w:p>
     <w:p>
@@ -161,74 +167,75 @@
         <w:rPr>
           <w:lang w:eastAsia="ko-KR"/>
         </w:rPr>
-        <w:t>1. 업무 지침 네비게이터 소개 | 약 1분</w:t>
-      </w:r>
-      <w:r>
-        <w:rPr>
-          <w:lang w:eastAsia="ko-KR"/>
-        </w:rPr>
-      </w:r>
-      <w:r>
-        <w:rPr>
-          <w:lang w:eastAsia="ko-KR"/>
-        </w:rPr>
-      </w:r>
-      <w:r>
-        <w:rPr>
-          <w:lang w:eastAsia="ko-KR"/>
-        </w:rPr>
-      </w:r>
-      <w:r>
-        <w:rPr>
-          <w:lang w:eastAsia="ko-KR"/>
-        </w:rPr>
+        <w:t xml:space="preserve">1. </w:t>
+      </w:r>
+      <w:r>
+        <w:rPr>
+          <w:lang w:eastAsia="ko-KR"/>
+        </w:rPr>
+        <w:t>업무</w:t>
+      </w:r>
+      <w:r>
+        <w:rPr>
+          <w:lang w:eastAsia="ko-KR"/>
+        </w:rPr>
+        <w:t xml:space="preserve"> </w:t>
+      </w:r>
+      <w:r>
+        <w:rPr>
+          <w:lang w:eastAsia="ko-KR"/>
+        </w:rPr>
+        <w:t>지침</w:t>
+      </w:r>
+      <w:r>
+        <w:rPr>
+          <w:lang w:eastAsia="ko-KR"/>
+        </w:rPr>
+        <w:t xml:space="preserve"> </w:t>
       </w:r>
       <w:proofErr w:type="spellStart"/>
       <w:r>
         <w:rPr>
           <w:lang w:eastAsia="ko-KR"/>
         </w:rPr>
+        <w:t>네비게이터</w:t>
       </w:r>
       <w:proofErr w:type="spellEnd"/>
       <w:r>
         <w:rPr>
           <w:lang w:eastAsia="ko-KR"/>
         </w:rPr>
-      </w:r>
-      <w:r>
-        <w:rPr>
-          <w:lang w:eastAsia="ko-KR"/>
-        </w:rPr>
-      </w:r>
-      <w:r>
-        <w:rPr>
-          <w:lang w:eastAsia="ko-KR"/>
-        </w:rPr>
-      </w:r>
-      <w:r>
-        <w:rPr>
-          <w:lang w:eastAsia="ko-KR"/>
-        </w:rPr>
-      </w:r>
-      <w:r>
-        <w:rPr>
-          <w:lang w:eastAsia="ko-KR"/>
-        </w:rPr>
-      </w:r>
-      <w:r>
-        <w:rPr>
-          <w:lang w:eastAsia="ko-KR"/>
-        </w:rPr>
-      </w:r>
-      <w:r>
-        <w:rPr>
-          <w:lang w:eastAsia="ko-KR"/>
-        </w:rPr>
-      </w:r>
-      <w:r>
-        <w:rPr>
-          <w:lang w:eastAsia="ko-KR"/>
-        </w:rPr>
+        <w:t xml:space="preserve"> </w:t>
+      </w:r>
+      <w:r>
+        <w:rPr>
+          <w:lang w:eastAsia="ko-KR"/>
+        </w:rPr>
+        <w:t>소개</w:t>
+      </w:r>
+      <w:r>
+        <w:rPr>
+          <w:lang w:eastAsia="ko-KR"/>
+        </w:rPr>
+        <w:t xml:space="preserve"> | </w:t>
+      </w:r>
+      <w:r>
+        <w:rPr>
+          <w:lang w:eastAsia="ko-KR"/>
+        </w:rPr>
+        <w:t>약</w:t>
+      </w:r>
+      <w:r>
+        <w:rPr>
+          <w:lang w:eastAsia="ko-KR"/>
+        </w:rPr>
+        <w:t xml:space="preserve"> 1</w:t>
+      </w:r>
+      <w:r>
+        <w:rPr>
+          <w:lang w:eastAsia="ko-KR"/>
+        </w:rPr>
+        <w:t>분</w:t>
       </w:r>
     </w:p>
     <w:p>
@@ -353,34 +360,16 @@
     <w:p>
       <w:pPr>
         <w:rPr>
+          <w:rFonts w:eastAsia="맑은 고딕"/>
+          <w:lang w:eastAsia="ko-KR"/>
+        </w:rPr>
+      </w:pPr>
+      <w:r>
+        <w:rPr>
           <w:rFonts w:eastAsia="맑은 고딕" w:hint="eastAsia"/>
           <w:lang w:eastAsia="ko-KR"/>
         </w:rPr>
-      </w:pPr>
-      <w:r>
-        <w:rPr>
-          <w:rFonts w:eastAsia="맑은 고딕" w:hint="eastAsia"/>
-          <w:lang w:eastAsia="ko-KR"/>
-        </w:rPr>
         <w:t>저는 교육 기간 동안 배웠던 개념들을 단계별로 적용해 가면서 다듬어 나간 성장일기 느낌의 발표자료를 준비했습니다.</w:t>
-      </w:r>
-      <w:r>
-        <w:rPr>
-          <w:rFonts w:eastAsia="맑은 고딕" w:hint="eastAsia"/>
-          <w:lang w:eastAsia="ko-KR"/>
-        </w:rPr>
-      </w:r>
-      <w:r>
-        <w:rPr>
-          <w:rFonts w:eastAsia="맑은 고딕" w:hint="eastAsia"/>
-          <w:lang w:eastAsia="ko-KR"/>
-        </w:rPr>
-      </w:r>
-      <w:r>
-        <w:rPr>
-          <w:rFonts w:eastAsia="맑은 고딕" w:hint="eastAsia"/>
-          <w:lang w:eastAsia="ko-KR"/>
-        </w:rPr>
       </w:r>
     </w:p>
     <w:p>
@@ -1645,13 +1634,7 @@
         <w:rPr>
           <w:lang w:eastAsia="ko-KR"/>
         </w:rPr>
-        <w:t>,</w:t>
-      </w:r>
-      <w:r>
-        <w:rPr>
-          <w:lang w:eastAsia="ko-KR"/>
-        </w:rPr>
-        <w:t xml:space="preserve"> </w:t>
+        <w:t xml:space="preserve">, </w:t>
       </w:r>
       <w:r>
         <w:rPr>
@@ -3538,72 +3521,97 @@
         <w:rPr>
           <w:lang w:eastAsia="ko-KR"/>
         </w:rPr>
-        <w:t>4. RAG 적용 과정에서 발견한 오류와 개선 | 약 1분 10초</w:t>
-      </w:r>
-      <w:r>
-        <w:rPr>
-          <w:lang w:eastAsia="ko-KR"/>
-        </w:rPr>
-      </w:r>
-      <w:r>
-        <w:rPr>
-          <w:lang w:eastAsia="ko-KR"/>
-        </w:rPr>
-      </w:r>
-      <w:r>
-        <w:rPr>
-          <w:lang w:eastAsia="ko-KR"/>
-        </w:rPr>
-      </w:r>
-      <w:r>
-        <w:rPr>
-          <w:lang w:eastAsia="ko-KR"/>
-        </w:rPr>
-      </w:r>
-      <w:r>
-        <w:rPr>
-          <w:lang w:eastAsia="ko-KR"/>
-        </w:rPr>
-      </w:r>
-      <w:r>
-        <w:rPr>
-          <w:lang w:eastAsia="ko-KR"/>
-        </w:rPr>
-      </w:r>
-      <w:r>
-        <w:rPr>
-          <w:lang w:eastAsia="ko-KR"/>
-        </w:rPr>
-      </w:r>
-      <w:r>
-        <w:rPr>
-          <w:lang w:eastAsia="ko-KR"/>
-        </w:rPr>
-      </w:r>
-      <w:r>
-        <w:rPr>
-          <w:lang w:eastAsia="ko-KR"/>
-        </w:rPr>
-      </w:r>
-      <w:r>
-        <w:rPr>
-          <w:lang w:eastAsia="ko-KR"/>
-        </w:rPr>
-      </w:r>
-      <w:r>
-        <w:rPr>
-          <w:lang w:eastAsia="ko-KR"/>
-        </w:rPr>
-      </w:r>
-      <w:r>
-        <w:rPr>
-          <w:lang w:eastAsia="ko-KR"/>
-        </w:rPr>
-      </w:r>
-      <w:r>
-        <w:rPr>
-          <w:lang w:eastAsia="ko-KR"/>
-        </w:rPr>
+        <w:t xml:space="preserve">4. RAG </w:t>
+      </w:r>
+      <w:r>
+        <w:rPr>
+          <w:lang w:eastAsia="ko-KR"/>
+        </w:rPr>
+        <w:t>적용</w:t>
+      </w:r>
+      <w:r>
+        <w:rPr>
+          <w:lang w:eastAsia="ko-KR"/>
+        </w:rPr>
+        <w:t xml:space="preserve"> </w:t>
+      </w:r>
+      <w:r>
+        <w:rPr>
+          <w:lang w:eastAsia="ko-KR"/>
+        </w:rPr>
+        <w:t>과정에서</w:t>
+      </w:r>
+      <w:r>
+        <w:rPr>
+          <w:lang w:eastAsia="ko-KR"/>
+        </w:rPr>
+        <w:t xml:space="preserve"> </w:t>
+      </w:r>
+      <w:r>
+        <w:rPr>
+          <w:lang w:eastAsia="ko-KR"/>
+        </w:rPr>
+        <w:t>발견한</w:t>
+      </w:r>
+      <w:r>
+        <w:rPr>
+          <w:lang w:eastAsia="ko-KR"/>
+        </w:rPr>
+        <w:t xml:space="preserve"> </w:t>
+      </w:r>
+      <w:r>
+        <w:rPr>
+          <w:lang w:eastAsia="ko-KR"/>
+        </w:rPr>
+        <w:t>오류와</w:t>
+      </w:r>
+      <w:r>
+        <w:rPr>
+          <w:lang w:eastAsia="ko-KR"/>
+        </w:rPr>
+        <w:t xml:space="preserve"> </w:t>
+      </w:r>
+      <w:r>
+        <w:rPr>
+          <w:lang w:eastAsia="ko-KR"/>
+        </w:rPr>
+        <w:t>개선</w:t>
+      </w:r>
+      <w:r>
+        <w:rPr>
+          <w:lang w:eastAsia="ko-KR"/>
+        </w:rPr>
+        <w:t xml:space="preserve"> | </w:t>
+      </w:r>
+      <w:r>
+        <w:rPr>
+          <w:lang w:eastAsia="ko-KR"/>
+        </w:rPr>
+        <w:t>약</w:t>
+      </w:r>
+      <w:r>
+        <w:rPr>
+          <w:lang w:eastAsia="ko-KR"/>
+        </w:rPr>
+        <w:t xml:space="preserve"> 1</w:t>
+      </w:r>
+      <w:r>
+        <w:rPr>
+          <w:lang w:eastAsia="ko-KR"/>
+        </w:rPr>
+        <w:t>분</w:t>
+      </w:r>
+      <w:r>
+        <w:rPr>
+          <w:lang w:eastAsia="ko-KR"/>
+        </w:rPr>
+        <w:t xml:space="preserve"> 10</w:t>
+      </w:r>
+      <w:r>
+        <w:rPr>
+          <w:lang w:eastAsia="ko-KR"/>
+        </w:rPr>
+        <w:t>초</w:t>
       </w:r>
     </w:p>
     <w:p>
@@ -4078,13 +4086,7 @@
         <w:rPr>
           <w:lang w:eastAsia="ko-KR"/>
         </w:rPr>
-        <w:t>오류</w:t>
-      </w:r>
-      <w:r>
-        <w:rPr>
-          <w:lang w:eastAsia="ko-KR"/>
-        </w:rPr>
-        <w:t>는</w:t>
+        <w:t>오류는</w:t>
       </w:r>
       <w:r>
         <w:rPr>
@@ -4845,13 +4847,7 @@
         <w:rPr>
           <w:lang w:eastAsia="ko-KR"/>
         </w:rPr>
-        <w:t>사례</w:t>
-      </w:r>
-      <w:r>
-        <w:rPr>
-          <w:lang w:eastAsia="ko-KR"/>
-        </w:rPr>
-        <w:t>의</w:t>
+        <w:t>사례의</w:t>
       </w:r>
       <w:r>
         <w:rPr>
@@ -5319,80 +5315,92 @@
         <w:rPr>
           <w:lang w:eastAsia="ko-KR"/>
         </w:rPr>
-        <w:t>5. RAGAS·LangSmith 기반 정량 평가 | 약 1분 25초</w:t>
+        <w:t xml:space="preserve">5. </w:t>
       </w:r>
       <w:proofErr w:type="spellStart"/>
       <w:r>
         <w:rPr>
           <w:lang w:eastAsia="ko-KR"/>
         </w:rPr>
+        <w:t>RAGAS·LangSmith</w:t>
       </w:r>
       <w:proofErr w:type="spellEnd"/>
       <w:r>
         <w:rPr>
           <w:lang w:eastAsia="ko-KR"/>
         </w:rPr>
-      </w:r>
-      <w:r>
-        <w:rPr>
-          <w:lang w:eastAsia="ko-KR"/>
-        </w:rPr>
-      </w:r>
-      <w:r>
-        <w:rPr>
-          <w:lang w:eastAsia="ko-KR"/>
-        </w:rPr>
-      </w:r>
-      <w:r>
-        <w:rPr>
-          <w:lang w:eastAsia="ko-KR"/>
-        </w:rPr>
-      </w:r>
-      <w:r>
-        <w:rPr>
-          <w:lang w:eastAsia="ko-KR"/>
-        </w:rPr>
-      </w:r>
-      <w:r>
-        <w:rPr>
-          <w:lang w:eastAsia="ko-KR"/>
-        </w:rPr>
-      </w:r>
-      <w:r>
-        <w:rPr>
-          <w:lang w:eastAsia="ko-KR"/>
-        </w:rPr>
-      </w:r>
-      <w:r>
-        <w:rPr>
-          <w:lang w:eastAsia="ko-KR"/>
-        </w:rPr>
-      </w:r>
-      <w:r>
-        <w:rPr>
-          <w:lang w:eastAsia="ko-KR"/>
-        </w:rPr>
-      </w:r>
-      <w:r>
-        <w:rPr>
-          <w:lang w:eastAsia="ko-KR"/>
-        </w:rPr>
-      </w:r>
-      <w:r>
-        <w:rPr>
-          <w:lang w:eastAsia="ko-KR"/>
-        </w:rPr>
-      </w:r>
-      <w:r>
-        <w:rPr>
-          <w:lang w:eastAsia="ko-KR"/>
-        </w:rPr>
+        <w:t xml:space="preserve"> </w:t>
+      </w:r>
+      <w:r>
+        <w:rPr>
+          <w:lang w:eastAsia="ko-KR"/>
+        </w:rPr>
+        <w:t>기반</w:t>
+      </w:r>
+      <w:r>
+        <w:rPr>
+          <w:lang w:eastAsia="ko-KR"/>
+        </w:rPr>
+        <w:t xml:space="preserve"> </w:t>
+      </w:r>
+      <w:r>
+        <w:rPr>
+          <w:lang w:eastAsia="ko-KR"/>
+        </w:rPr>
+        <w:t>정량</w:t>
+      </w:r>
+      <w:r>
+        <w:rPr>
+          <w:lang w:eastAsia="ko-KR"/>
+        </w:rPr>
+        <w:t xml:space="preserve"> </w:t>
+      </w:r>
+      <w:r>
+        <w:rPr>
+          <w:lang w:eastAsia="ko-KR"/>
+        </w:rPr>
+        <w:t>평가</w:t>
+      </w:r>
+      <w:r>
+        <w:rPr>
+          <w:lang w:eastAsia="ko-KR"/>
+        </w:rPr>
+        <w:t xml:space="preserve"> | </w:t>
+      </w:r>
+      <w:r>
+        <w:rPr>
+          <w:lang w:eastAsia="ko-KR"/>
+        </w:rPr>
+        <w:t>약</w:t>
+      </w:r>
+      <w:r>
+        <w:rPr>
+          <w:lang w:eastAsia="ko-KR"/>
+        </w:rPr>
+        <w:t xml:space="preserve"> 1</w:t>
+      </w:r>
+      <w:r>
+        <w:rPr>
+          <w:lang w:eastAsia="ko-KR"/>
+        </w:rPr>
+        <w:t>분</w:t>
+      </w:r>
+      <w:r>
+        <w:rPr>
+          <w:lang w:eastAsia="ko-KR"/>
+        </w:rPr>
+        <w:t xml:space="preserve"> 25</w:t>
+      </w:r>
+      <w:r>
+        <w:rPr>
+          <w:lang w:eastAsia="ko-KR"/>
+        </w:rPr>
+        <w:t>초</w:t>
       </w:r>
     </w:p>
     <w:p>
       <w:pPr>
         <w:rPr>
-          <w:rFonts w:hint="eastAsia"/>
           <w:lang w:eastAsia="ko-KR"/>
         </w:rPr>
       </w:pPr>
@@ -5400,124 +5408,163 @@
         <w:rPr>
           <w:lang w:eastAsia="ko-KR"/>
         </w:rPr>
-        <w:t>3주차에 배웠던 RAGAS와 LangSmith 기법을 추가로 적용해서 RAG 검색 결과를 조금 더 객관적으로 확인해 보았습니다.</w:t>
-      </w:r>
-      <w:r>
-        <w:rPr>
-          <w:rFonts w:eastAsia="맑은 고딕" w:cs="맑은 고딕" w:hint="eastAsia"/>
-          <w:lang w:eastAsia="ko-KR"/>
-        </w:rPr>
-      </w:r>
-      <w:r>
-        <w:rPr>
-          <w:rFonts w:eastAsia="맑은 고딕" w:cs="맑은 고딕"/>
-          <w:lang w:eastAsia="ko-KR"/>
-        </w:rPr>
-      </w:r>
-      <w:r>
-        <w:rPr>
-          <w:rFonts w:eastAsia="맑은 고딕" w:cs="맑은 고딕" w:hint="eastAsia"/>
-          <w:lang w:eastAsia="ko-KR"/>
-        </w:rPr>
-      </w:r>
-      <w:proofErr w:type="spellStart"/>
-      <w:r>
-        <w:rPr>
-          <w:rFonts w:eastAsia="맑은 고딕" w:cs="맑은 고딕"/>
-          <w:lang w:eastAsia="ko-KR"/>
-        </w:rPr>
-      </w:r>
-      <w:proofErr w:type="spellEnd"/>
-      <w:r>
-        <w:rPr>
-          <w:rFonts w:eastAsia="맑은 고딕" w:cs="맑은 고딕"/>
-          <w:lang w:eastAsia="ko-KR"/>
-        </w:rPr>
-      </w:r>
-      <w:r>
-        <w:rPr>
-          <w:rFonts w:eastAsia="맑은 고딕" w:cs="맑은 고딕" w:hint="eastAsia"/>
-          <w:lang w:eastAsia="ko-KR"/>
-        </w:rPr>
-      </w:r>
-      <w:r>
-        <w:rPr>
-          <w:rFonts w:eastAsia="맑은 고딕" w:cs="맑은 고딕"/>
-          <w:lang w:eastAsia="ko-KR"/>
-        </w:rPr>
-      </w:r>
-      <w:r>
-        <w:rPr>
-          <w:rFonts w:eastAsia="맑은 고딕" w:cs="맑은 고딕"/>
-          <w:lang w:eastAsia="ko-KR"/>
-        </w:rPr>
-      </w:r>
-      <w:r>
-        <w:rPr>
-          <w:rFonts w:eastAsia="맑은 고딕" w:cs="맑은 고딕" w:hint="eastAsia"/>
-          <w:lang w:eastAsia="ko-KR"/>
-        </w:rPr>
-      </w:r>
-      <w:r>
-        <w:rPr>
-          <w:lang w:eastAsia="ko-KR"/>
-        </w:rPr>
-      </w:r>
-      <w:r>
-        <w:rPr>
-          <w:rFonts w:eastAsia="맑은 고딕" w:cs="맑은 고딕" w:hint="eastAsia"/>
-          <w:lang w:eastAsia="ko-KR"/>
-        </w:rPr>
-      </w:r>
-      <w:r>
-        <w:rPr>
-          <w:lang w:eastAsia="ko-KR"/>
-        </w:rPr>
-      </w:r>
-      <w:r>
-        <w:rPr>
-          <w:rFonts w:eastAsia="맑은 고딕" w:cs="맑은 고딕" w:hint="eastAsia"/>
-          <w:lang w:eastAsia="ko-KR"/>
-        </w:rPr>
-      </w:r>
-      <w:r>
-        <w:rPr>
-          <w:lang w:eastAsia="ko-KR"/>
-        </w:rPr>
-      </w:r>
-      <w:r>
-        <w:rPr>
-          <w:rFonts w:eastAsia="맑은 고딕" w:cs="맑은 고딕" w:hint="eastAsia"/>
-          <w:lang w:eastAsia="ko-KR"/>
-        </w:rPr>
-      </w:r>
-      <w:r>
-        <w:rPr>
-          <w:lang w:eastAsia="ko-KR"/>
-        </w:rPr>
-      </w:r>
-      <w:r>
-        <w:rPr>
-          <w:rFonts w:eastAsia="맑은 고딕" w:cs="맑은 고딕" w:hint="eastAsia"/>
-          <w:lang w:eastAsia="ko-KR"/>
-        </w:rPr>
-      </w:r>
-      <w:r>
-        <w:rPr>
-          <w:lang w:eastAsia="ko-KR"/>
-        </w:rPr>
-      </w:r>
-      <w:r>
-        <w:rPr>
-          <w:rFonts w:eastAsia="맑은 고딕" w:cs="맑은 고딕" w:hint="eastAsia"/>
-          <w:lang w:eastAsia="ko-KR"/>
-        </w:rPr>
-      </w:r>
-      <w:r>
-        <w:rPr>
-          <w:rFonts w:eastAsia="맑은 고딕" w:cs="맑은 고딕" w:hint="eastAsia"/>
-          <w:lang w:eastAsia="ko-KR"/>
-        </w:rPr>
+        <w:t>3</w:t>
+      </w:r>
+      <w:r>
+        <w:rPr>
+          <w:lang w:eastAsia="ko-KR"/>
+        </w:rPr>
+        <w:t>주차에</w:t>
+      </w:r>
+      <w:r>
+        <w:rPr>
+          <w:lang w:eastAsia="ko-KR"/>
+        </w:rPr>
+        <w:t xml:space="preserve"> </w:t>
+      </w:r>
+      <w:r>
+        <w:rPr>
+          <w:lang w:eastAsia="ko-KR"/>
+        </w:rPr>
+        <w:t>배웠던</w:t>
+      </w:r>
+      <w:r>
+        <w:rPr>
+          <w:lang w:eastAsia="ko-KR"/>
+        </w:rPr>
+        <w:t xml:space="preserve"> RAGAS</w:t>
+      </w:r>
+      <w:r>
+        <w:rPr>
+          <w:lang w:eastAsia="ko-KR"/>
+        </w:rPr>
+        <w:t>와</w:t>
+      </w:r>
+      <w:r>
+        <w:rPr>
+          <w:lang w:eastAsia="ko-KR"/>
+        </w:rPr>
+        <w:t xml:space="preserve"> LangSmith </w:t>
+      </w:r>
+      <w:r>
+        <w:rPr>
+          <w:lang w:eastAsia="ko-KR"/>
+        </w:rPr>
+        <w:t>기법을</w:t>
+      </w:r>
+      <w:r>
+        <w:rPr>
+          <w:lang w:eastAsia="ko-KR"/>
+        </w:rPr>
+        <w:t xml:space="preserve"> </w:t>
+      </w:r>
+      <w:r>
+        <w:rPr>
+          <w:lang w:eastAsia="ko-KR"/>
+        </w:rPr>
+        <w:t>추가로</w:t>
+      </w:r>
+      <w:r>
+        <w:rPr>
+          <w:lang w:eastAsia="ko-KR"/>
+        </w:rPr>
+        <w:t xml:space="preserve"> </w:t>
+      </w:r>
+      <w:r>
+        <w:rPr>
+          <w:lang w:eastAsia="ko-KR"/>
+        </w:rPr>
+        <w:t>적용해서</w:t>
+      </w:r>
+      <w:r>
+        <w:rPr>
+          <w:lang w:eastAsia="ko-KR"/>
+        </w:rPr>
+        <w:t xml:space="preserve"> RAG </w:t>
+      </w:r>
+      <w:r>
+        <w:rPr>
+          <w:lang w:eastAsia="ko-KR"/>
+        </w:rPr>
+        <w:t>검색</w:t>
+      </w:r>
+      <w:r>
+        <w:rPr>
+          <w:lang w:eastAsia="ko-KR"/>
+        </w:rPr>
+        <w:t xml:space="preserve"> </w:t>
+      </w:r>
+      <w:r>
+        <w:rPr>
+          <w:lang w:eastAsia="ko-KR"/>
+        </w:rPr>
+        <w:t>결과를</w:t>
+      </w:r>
+      <w:r>
+        <w:rPr>
+          <w:lang w:eastAsia="ko-KR"/>
+        </w:rPr>
+        <w:t xml:space="preserve"> </w:t>
+      </w:r>
+      <w:r>
+        <w:rPr>
+          <w:lang w:eastAsia="ko-KR"/>
+        </w:rPr>
+        <w:t>조금</w:t>
+      </w:r>
+      <w:r>
+        <w:rPr>
+          <w:lang w:eastAsia="ko-KR"/>
+        </w:rPr>
+        <w:t xml:space="preserve"> </w:t>
+      </w:r>
+      <w:r>
+        <w:rPr>
+          <w:lang w:eastAsia="ko-KR"/>
+        </w:rPr>
+        <w:t>더</w:t>
+      </w:r>
+      <w:r>
+        <w:rPr>
+          <w:lang w:eastAsia="ko-KR"/>
+        </w:rPr>
+        <w:t xml:space="preserve"> </w:t>
+      </w:r>
+      <w:r>
+        <w:rPr>
+          <w:lang w:eastAsia="ko-KR"/>
+        </w:rPr>
+        <w:t>객관적으로</w:t>
+      </w:r>
+      <w:r>
+        <w:rPr>
+          <w:lang w:eastAsia="ko-KR"/>
+        </w:rPr>
+        <w:t xml:space="preserve"> </w:t>
+      </w:r>
+      <w:r>
+        <w:rPr>
+          <w:lang w:eastAsia="ko-KR"/>
+        </w:rPr>
+        <w:t>확인해</w:t>
+      </w:r>
+      <w:r>
+        <w:rPr>
+          <w:lang w:eastAsia="ko-KR"/>
+        </w:rPr>
+        <w:t xml:space="preserve"> </w:t>
+      </w:r>
+      <w:r>
+        <w:rPr>
+          <w:lang w:eastAsia="ko-KR"/>
+        </w:rPr>
+        <w:t>보았습니다</w:t>
+      </w:r>
+      <w:r>
+        <w:rPr>
+          <w:lang w:eastAsia="ko-KR"/>
+        </w:rPr>
+        <w:t>.</w:t>
       </w:r>
     </w:p>
     <w:p>
@@ -6206,13 +6253,7 @@
         <w:rPr>
           <w:lang w:eastAsia="ko-KR"/>
         </w:rPr>
-        <w:t>있었는</w:t>
-      </w:r>
-      <w:r>
-        <w:rPr>
-          <w:lang w:eastAsia="ko-KR"/>
-        </w:rPr>
-        <w:t>지</w:t>
+        <w:t>있었는지</w:t>
       </w:r>
       <w:r>
         <w:rPr>
@@ -6958,13 +6999,7 @@
         <w:rPr>
           <w:lang w:eastAsia="ko-KR"/>
         </w:rPr>
-        <w:t>.</w:t>
-      </w:r>
-      <w:r>
-        <w:rPr>
-          <w:lang w:eastAsia="ko-KR"/>
-        </w:rPr>
-        <w:t xml:space="preserve"> </w:t>
+        <w:t xml:space="preserve">. </w:t>
       </w:r>
       <w:r>
         <w:rPr>
@@ -7828,13 +7863,7 @@
         <w:rPr>
           <w:lang w:eastAsia="ko-KR"/>
         </w:rPr>
-        <w:t xml:space="preserve"> </w:t>
-      </w:r>
-      <w:r>
-        <w:rPr>
-          <w:lang w:eastAsia="ko-KR"/>
-        </w:rPr>
-        <w:t>AI</w:t>
+        <w:t xml:space="preserve"> AI</w:t>
       </w:r>
       <w:r>
         <w:rPr>
@@ -7889,14 +7918,7 @@
           <w:rFonts w:eastAsia="맑은 고딕" w:cs="맑은 고딕" w:hint="eastAsia"/>
           <w:lang w:eastAsia="ko-KR"/>
         </w:rPr>
-        <w:t>작성</w:t>
-      </w:r>
-      <w:r>
-        <w:rPr>
-          <w:rFonts w:eastAsia="맑은 고딕" w:cs="맑은 고딕" w:hint="eastAsia"/>
-          <w:lang w:eastAsia="ko-KR"/>
-        </w:rPr>
-        <w:t>하면</w:t>
+        <w:t>작성하면</w:t>
       </w:r>
       <w:r>
         <w:rPr>
@@ -8210,9 +8232,16 @@
       </w:r>
       <w:r>
         <w:rPr>
-          <w:lang w:eastAsia="ko-KR"/>
-        </w:rPr>
-        <w:t>요청부터</w:t>
+          <w:rFonts w:eastAsia="맑은 고딕" w:hint="eastAsia"/>
+          <w:lang w:eastAsia="ko-KR"/>
+        </w:rPr>
+        <w:t>입력</w:t>
+      </w:r>
+      <w:r>
+        <w:rPr>
+          <w:lang w:eastAsia="ko-KR"/>
+        </w:rPr>
+        <w:t>부터</w:t>
       </w:r>
       <w:r>
         <w:rPr>
@@ -8531,13 +8560,7 @@
         <w:rPr>
           <w:lang w:eastAsia="ko-KR"/>
         </w:rPr>
-        <w:t>.</w:t>
-      </w:r>
-      <w:r>
-        <w:rPr>
-          <w:lang w:eastAsia="ko-KR"/>
-        </w:rPr>
-        <w:t xml:space="preserve"> </w:t>
+        <w:t xml:space="preserve">. </w:t>
       </w:r>
     </w:p>
     <w:p>
@@ -8786,72 +8809,97 @@
         <w:rPr>
           <w:lang w:eastAsia="ko-KR"/>
         </w:rPr>
-        <w:t>7. 프로젝트에서 얻은 점과 향후 과제 | 약 2분 10초</w:t>
-      </w:r>
-      <w:r>
-        <w:rPr>
-          <w:lang w:eastAsia="ko-KR"/>
-        </w:rPr>
-      </w:r>
-      <w:r>
-        <w:rPr>
-          <w:lang w:eastAsia="ko-KR"/>
-        </w:rPr>
-      </w:r>
-      <w:r>
-        <w:rPr>
-          <w:lang w:eastAsia="ko-KR"/>
-        </w:rPr>
-      </w:r>
-      <w:r>
-        <w:rPr>
-          <w:lang w:eastAsia="ko-KR"/>
-        </w:rPr>
-      </w:r>
-      <w:r>
-        <w:rPr>
-          <w:lang w:eastAsia="ko-KR"/>
-        </w:rPr>
-      </w:r>
-      <w:r>
-        <w:rPr>
-          <w:lang w:eastAsia="ko-KR"/>
-        </w:rPr>
-      </w:r>
-      <w:r>
-        <w:rPr>
-          <w:lang w:eastAsia="ko-KR"/>
-        </w:rPr>
-      </w:r>
-      <w:r>
-        <w:rPr>
-          <w:lang w:eastAsia="ko-KR"/>
-        </w:rPr>
-      </w:r>
-      <w:r>
-        <w:rPr>
-          <w:lang w:eastAsia="ko-KR"/>
-        </w:rPr>
-      </w:r>
-      <w:r>
-        <w:rPr>
-          <w:lang w:eastAsia="ko-KR"/>
-        </w:rPr>
-      </w:r>
-      <w:r>
-        <w:rPr>
-          <w:lang w:eastAsia="ko-KR"/>
-        </w:rPr>
-      </w:r>
-      <w:r>
-        <w:rPr>
-          <w:lang w:eastAsia="ko-KR"/>
-        </w:rPr>
-      </w:r>
-      <w:r>
-        <w:rPr>
-          <w:lang w:eastAsia="ko-KR"/>
-        </w:rPr>
+        <w:t xml:space="preserve">7. </w:t>
+      </w:r>
+      <w:r>
+        <w:rPr>
+          <w:lang w:eastAsia="ko-KR"/>
+        </w:rPr>
+        <w:t>프로젝트에서</w:t>
+      </w:r>
+      <w:r>
+        <w:rPr>
+          <w:lang w:eastAsia="ko-KR"/>
+        </w:rPr>
+        <w:t xml:space="preserve"> </w:t>
+      </w:r>
+      <w:r>
+        <w:rPr>
+          <w:lang w:eastAsia="ko-KR"/>
+        </w:rPr>
+        <w:t>얻은</w:t>
+      </w:r>
+      <w:r>
+        <w:rPr>
+          <w:lang w:eastAsia="ko-KR"/>
+        </w:rPr>
+        <w:t xml:space="preserve"> </w:t>
+      </w:r>
+      <w:r>
+        <w:rPr>
+          <w:lang w:eastAsia="ko-KR"/>
+        </w:rPr>
+        <w:t>점과</w:t>
+      </w:r>
+      <w:r>
+        <w:rPr>
+          <w:lang w:eastAsia="ko-KR"/>
+        </w:rPr>
+        <w:t xml:space="preserve"> </w:t>
+      </w:r>
+      <w:r>
+        <w:rPr>
+          <w:lang w:eastAsia="ko-KR"/>
+        </w:rPr>
+        <w:t>향후</w:t>
+      </w:r>
+      <w:r>
+        <w:rPr>
+          <w:lang w:eastAsia="ko-KR"/>
+        </w:rPr>
+        <w:t xml:space="preserve"> </w:t>
+      </w:r>
+      <w:r>
+        <w:rPr>
+          <w:lang w:eastAsia="ko-KR"/>
+        </w:rPr>
+        <w:t>과제</w:t>
+      </w:r>
+      <w:r>
+        <w:rPr>
+          <w:lang w:eastAsia="ko-KR"/>
+        </w:rPr>
+        <w:t xml:space="preserve"> | </w:t>
+      </w:r>
+      <w:r>
+        <w:rPr>
+          <w:lang w:eastAsia="ko-KR"/>
+        </w:rPr>
+        <w:t>약</w:t>
+      </w:r>
+      <w:r>
+        <w:rPr>
+          <w:lang w:eastAsia="ko-KR"/>
+        </w:rPr>
+        <w:t xml:space="preserve"> 2</w:t>
+      </w:r>
+      <w:r>
+        <w:rPr>
+          <w:lang w:eastAsia="ko-KR"/>
+        </w:rPr>
+        <w:t>분</w:t>
+      </w:r>
+      <w:r>
+        <w:rPr>
+          <w:lang w:eastAsia="ko-KR"/>
+        </w:rPr>
+        <w:t xml:space="preserve"> 10</w:t>
+      </w:r>
+      <w:r>
+        <w:rPr>
+          <w:lang w:eastAsia="ko-KR"/>
+        </w:rPr>
+        <w:t>초</w:t>
       </w:r>
     </w:p>
     <w:p>
@@ -9140,13 +9188,7 @@
         <w:rPr>
           <w:lang w:eastAsia="ko-KR"/>
         </w:rPr>
-        <w:t xml:space="preserve"> </w:t>
-      </w:r>
-      <w:r>
-        <w:rPr>
-          <w:lang w:eastAsia="ko-KR"/>
-        </w:rPr>
-        <w:t xml:space="preserve">AI </w:t>
+        <w:t xml:space="preserve"> AI </w:t>
       </w:r>
       <w:r>
         <w:rPr>
@@ -10207,7 +10249,7 @@
     <w:p>
       <w:pPr>
         <w:rPr>
-          <w:rFonts w:eastAsia="맑은 고딕" w:hint="eastAsia"/>
+          <w:rFonts w:eastAsia="맑은 고딕"/>
           <w:lang w:eastAsia="ko-KR"/>
         </w:rPr>
       </w:pPr>
@@ -10514,16 +10556,29 @@
     <w:p>
       <w:pPr>
         <w:rPr>
+          <w:rFonts w:eastAsia="맑은 고딕" w:cs="맑은 고딕"/>
+          <w:lang w:eastAsia="ko-KR"/>
+        </w:rPr>
+      </w:pPr>
+      <w:r>
+        <w:rPr>
           <w:rFonts w:eastAsia="맑은 고딕" w:cs="맑은 고딕" w:hint="eastAsia"/>
           <w:lang w:eastAsia="ko-KR"/>
         </w:rPr>
-      </w:pPr>
+        <w:t>쉽지</w:t>
+      </w:r>
+      <w:r>
+        <w:rPr>
+          <w:lang w:eastAsia="ko-KR"/>
+        </w:rPr>
+        <w:t xml:space="preserve"> </w:t>
+      </w:r>
       <w:r>
         <w:rPr>
           <w:rFonts w:eastAsia="맑은 고딕" w:cs="맑은 고딕" w:hint="eastAsia"/>
           <w:lang w:eastAsia="ko-KR"/>
         </w:rPr>
-        <w:t>쉽지</w:t>
+        <w:t>않은</w:t>
       </w:r>
       <w:r>
         <w:rPr>
@@ -10536,7 +10591,7 @@
           <w:rFonts w:eastAsia="맑은 고딕" w:cs="맑은 고딕" w:hint="eastAsia"/>
           <w:lang w:eastAsia="ko-KR"/>
         </w:rPr>
-        <w:t>않은</w:t>
+        <w:t>과정이었지만</w:t>
       </w:r>
       <w:r>
         <w:rPr>
@@ -10549,7 +10604,7 @@
           <w:rFonts w:eastAsia="맑은 고딕" w:cs="맑은 고딕" w:hint="eastAsia"/>
           <w:lang w:eastAsia="ko-KR"/>
         </w:rPr>
-        <w:t>과정이었지만</w:t>
+        <w:t>끝까지</w:t>
       </w:r>
       <w:r>
         <w:rPr>
@@ -10562,30 +10617,30 @@
           <w:rFonts w:eastAsia="맑은 고딕" w:cs="맑은 고딕" w:hint="eastAsia"/>
           <w:lang w:eastAsia="ko-KR"/>
         </w:rPr>
-        <w:t>끝까지</w:t>
-      </w:r>
-      <w:r>
-        <w:rPr>
-          <w:lang w:eastAsia="ko-KR"/>
-        </w:rPr>
-        <w:t xml:space="preserve"> </w:t>
-      </w:r>
+        <w:t xml:space="preserve">교육을 </w:t>
+      </w:r>
+      <w:proofErr w:type="spellStart"/>
       <w:r>
         <w:rPr>
           <w:rFonts w:eastAsia="맑은 고딕" w:cs="맑은 고딕" w:hint="eastAsia"/>
           <w:lang w:eastAsia="ko-KR"/>
         </w:rPr>
-        <w:t xml:space="preserve">교육을 </w:t>
-      </w:r>
-      <w:proofErr w:type="spellStart"/>
+        <w:t>이끌어주신</w:t>
+      </w:r>
+      <w:proofErr w:type="spellEnd"/>
+      <w:r>
+        <w:rPr>
+          <w:lang w:eastAsia="ko-KR"/>
+        </w:rPr>
+        <w:t xml:space="preserve"> </w:t>
+      </w:r>
       <w:r>
         <w:rPr>
           <w:rFonts w:eastAsia="맑은 고딕" w:cs="맑은 고딕" w:hint="eastAsia"/>
           <w:lang w:eastAsia="ko-KR"/>
         </w:rPr>
-        <w:t>이끌어주신</w:t>
-      </w:r>
-      <w:proofErr w:type="spellEnd"/>
+        <w:t>김가은</w:t>
+      </w:r>
       <w:r>
         <w:rPr>
           <w:lang w:eastAsia="ko-KR"/>
@@ -10597,33 +10652,33 @@
           <w:rFonts w:eastAsia="맑은 고딕" w:cs="맑은 고딕" w:hint="eastAsia"/>
           <w:lang w:eastAsia="ko-KR"/>
         </w:rPr>
-        <w:t>김가은</w:t>
-      </w:r>
-      <w:r>
-        <w:rPr>
-          <w:lang w:eastAsia="ko-KR"/>
-        </w:rPr>
-        <w:t xml:space="preserve"> </w:t>
+        <w:t>선생님</w:t>
+      </w:r>
+      <w:r>
+        <w:rPr>
+          <w:lang w:eastAsia="ko-KR"/>
+        </w:rPr>
+        <w:t xml:space="preserve">, </w:t>
       </w:r>
       <w:r>
         <w:rPr>
           <w:rFonts w:eastAsia="맑은 고딕" w:cs="맑은 고딕" w:hint="eastAsia"/>
           <w:lang w:eastAsia="ko-KR"/>
         </w:rPr>
-        <w:t>선생님</w:t>
-      </w:r>
-      <w:r>
-        <w:rPr>
-          <w:lang w:eastAsia="ko-KR"/>
-        </w:rPr>
-        <w:t xml:space="preserve">, </w:t>
+        <w:t>그리고</w:t>
+      </w:r>
+      <w:r>
+        <w:rPr>
+          <w:lang w:eastAsia="ko-KR"/>
+        </w:rPr>
+        <w:t xml:space="preserve"> </w:t>
       </w:r>
       <w:r>
         <w:rPr>
           <w:rFonts w:eastAsia="맑은 고딕" w:cs="맑은 고딕" w:hint="eastAsia"/>
           <w:lang w:eastAsia="ko-KR"/>
         </w:rPr>
-        <w:t>그리고</w:t>
+        <w:t>크고</w:t>
       </w:r>
       <w:r>
         <w:rPr>
@@ -10636,7 +10691,7 @@
           <w:rFonts w:eastAsia="맑은 고딕" w:cs="맑은 고딕" w:hint="eastAsia"/>
           <w:lang w:eastAsia="ko-KR"/>
         </w:rPr>
-        <w:t>크고</w:t>
+        <w:t>작은</w:t>
       </w:r>
       <w:r>
         <w:rPr>
@@ -10649,7 +10704,7 @@
           <w:rFonts w:eastAsia="맑은 고딕" w:cs="맑은 고딕" w:hint="eastAsia"/>
           <w:lang w:eastAsia="ko-KR"/>
         </w:rPr>
-        <w:t>작은</w:t>
+        <w:t>질문과</w:t>
       </w:r>
       <w:r>
         <w:rPr>
@@ -10662,7 +10717,7 @@
           <w:rFonts w:eastAsia="맑은 고딕" w:cs="맑은 고딕" w:hint="eastAsia"/>
           <w:lang w:eastAsia="ko-KR"/>
         </w:rPr>
-        <w:t>질문과</w:t>
+        <w:t>요청에도</w:t>
       </w:r>
       <w:r>
         <w:rPr>
@@ -10675,7 +10730,7 @@
           <w:rFonts w:eastAsia="맑은 고딕" w:cs="맑은 고딕" w:hint="eastAsia"/>
           <w:lang w:eastAsia="ko-KR"/>
         </w:rPr>
-        <w:t>요청에도</w:t>
+        <w:t>늘</w:t>
       </w:r>
       <w:r>
         <w:rPr>
@@ -10688,7 +10743,7 @@
           <w:rFonts w:eastAsia="맑은 고딕" w:cs="맑은 고딕" w:hint="eastAsia"/>
           <w:lang w:eastAsia="ko-KR"/>
         </w:rPr>
-        <w:t>늘</w:t>
+        <w:t>친절하게</w:t>
       </w:r>
       <w:r>
         <w:rPr>
@@ -10701,7 +10756,7 @@
           <w:rFonts w:eastAsia="맑은 고딕" w:cs="맑은 고딕" w:hint="eastAsia"/>
           <w:lang w:eastAsia="ko-KR"/>
         </w:rPr>
-        <w:t>친절하게</w:t>
+        <w:t>답해주신</w:t>
       </w:r>
       <w:r>
         <w:rPr>
@@ -10714,7 +10769,7 @@
           <w:rFonts w:eastAsia="맑은 고딕" w:cs="맑은 고딕" w:hint="eastAsia"/>
           <w:lang w:eastAsia="ko-KR"/>
         </w:rPr>
-        <w:t>답해주신</w:t>
+        <w:t>정유진</w:t>
       </w:r>
       <w:r>
         <w:rPr>
@@ -10727,27 +10782,7 @@
           <w:rFonts w:eastAsia="맑은 고딕" w:cs="맑은 고딕" w:hint="eastAsia"/>
           <w:lang w:eastAsia="ko-KR"/>
         </w:rPr>
-        <w:t>정유진</w:t>
-      </w:r>
-      <w:r>
-        <w:rPr>
-          <w:lang w:eastAsia="ko-KR"/>
-        </w:rPr>
-        <w:t xml:space="preserve"> </w:t>
-      </w:r>
-      <w:r>
-        <w:rPr>
-          <w:rFonts w:eastAsia="맑은 고딕" w:cs="맑은 고딕" w:hint="eastAsia"/>
-          <w:lang w:eastAsia="ko-KR"/>
-        </w:rPr>
-        <w:t>코치님</w:t>
-      </w:r>
-      <w:r>
-        <w:rPr>
-          <w:rFonts w:eastAsia="맑은 고딕" w:cs="맑은 고딕" w:hint="eastAsia"/>
-          <w:lang w:eastAsia="ko-KR"/>
-        </w:rPr>
-        <w:t>께</w:t>
+        <w:t>코치님께</w:t>
       </w:r>
       <w:r>
         <w:rPr>
@@ -10808,7 +10843,7 @@
     <w:p>
       <w:pPr>
         <w:rPr>
-          <w:rFonts w:eastAsia="맑은 고딕" w:cs="맑은 고딕" w:hint="eastAsia"/>
+          <w:rFonts w:eastAsia="맑은 고딕" w:cs="맑은 고딕"/>
           <w:lang w:eastAsia="ko-KR"/>
         </w:rPr>
       </w:pPr>
@@ -12581,13 +12616,7 @@
               <w:rPr>
                 <w:lang w:eastAsia="ko-KR"/>
               </w:rPr>
-              <w:t>협의</w:t>
-            </w:r>
-            <w:r>
-              <w:rPr>
-                <w:lang w:eastAsia="ko-KR"/>
-              </w:rPr>
-              <w:t>해야</w:t>
+              <w:t>협의해야</w:t>
             </w:r>
             <w:r>
               <w:rPr>
@@ -15586,13 +15615,7 @@
         <w:rPr>
           <w:lang w:eastAsia="ko-KR"/>
         </w:rPr>
-        <w:t>멈</w:t>
-      </w:r>
-      <w:r>
-        <w:rPr>
-          <w:lang w:eastAsia="ko-KR"/>
-        </w:rPr>
-        <w:t>추고</w:t>
+        <w:t>멈추고</w:t>
       </w:r>
       <w:r>
         <w:rPr>
@@ -16343,13 +16366,7 @@
         <w:rPr>
           <w:lang w:eastAsia="ko-KR"/>
         </w:rPr>
-        <w:t>관</w:t>
-      </w:r>
-      <w:r>
-        <w:rPr>
-          <w:lang w:eastAsia="ko-KR"/>
-        </w:rPr>
-        <w:t>리하는</w:t>
+        <w:t>관리하는</w:t>
       </w:r>
       <w:r>
         <w:rPr>
@@ -17084,13 +17101,7 @@
         <w:rPr>
           <w:lang w:eastAsia="ko-KR"/>
         </w:rPr>
-        <w:t>보</w:t>
-      </w:r>
-      <w:r>
-        <w:rPr>
-          <w:lang w:eastAsia="ko-KR"/>
-        </w:rPr>
-        <w:t>는</w:t>
+        <w:t>보는</w:t>
       </w:r>
       <w:r>
         <w:rPr>
@@ -17794,13 +17805,7 @@
         <w:rPr>
           <w:lang w:eastAsia="ko-KR"/>
         </w:rPr>
-        <w:t>키워</w:t>
-      </w:r>
-      <w:r>
-        <w:rPr>
-          <w:lang w:eastAsia="ko-KR"/>
-        </w:rPr>
-        <w:t>드</w:t>
+        <w:t>키워드</w:t>
       </w:r>
       <w:r>
         <w:rPr>
@@ -19803,11 +19808,6 @@
     <w:lsdException w:name="Book Title" w:uiPriority="33" w:qFormat="1"/>
     <w:lsdException w:name="Bibliography" w:semiHidden="1" w:uiPriority="37" w:unhideWhenUsed="1"/>
     <w:lsdException w:name="TOC Heading" w:semiHidden="1" w:uiPriority="39" w:unhideWhenUsed="1" w:qFormat="1"/>
-    <w:lsdException w:name="Plain Table 5" w:semiHidden="1" w:unhideWhenUsed="1"/>
-    <w:lsdException w:name="Grid Table Light" w:semiHidden="1" w:unhideWhenUsed="1"/>
-    <w:lsdException w:name="Grid Table 1 Light" w:semiHidden="1" w:unhideWhenUsed="1"/>
-    <w:lsdException w:name="Grid Table 2" w:semiHidden="1" w:unhideWhenUsed="1"/>
-    <w:lsdException w:name="Grid Table 3" w:semiHidden="1" w:unhideWhenUsed="1"/>
     <w:lsdException w:name="Grid Table 4" w:uiPriority="49"/>
     <w:lsdException w:name="Grid Table 5 Dark" w:uiPriority="50"/>
     <w:lsdException w:name="Grid Table 6 Colorful" w:uiPriority="51"/>

--- a/scenario_final_v2.docx
+++ b/scenario_final_v2.docx
@@ -382,569 +382,6 @@
         <w:rPr>
           <w:lang w:eastAsia="ko-KR"/>
         </w:rPr>
-        <w:t>제가</w:t>
-      </w:r>
-      <w:r>
-        <w:rPr>
-          <w:lang w:eastAsia="ko-KR"/>
-        </w:rPr>
-        <w:t xml:space="preserve"> </w:t>
-      </w:r>
-      <w:r>
-        <w:rPr>
-          <w:lang w:eastAsia="ko-KR"/>
-        </w:rPr>
-        <w:t>이번</w:t>
-      </w:r>
-      <w:r>
-        <w:rPr>
-          <w:lang w:eastAsia="ko-KR"/>
-        </w:rPr>
-        <w:t xml:space="preserve"> </w:t>
-      </w:r>
-      <w:r>
-        <w:rPr>
-          <w:lang w:eastAsia="ko-KR"/>
-        </w:rPr>
-        <w:t>교육에서</w:t>
-      </w:r>
-      <w:r>
-        <w:rPr>
-          <w:lang w:eastAsia="ko-KR"/>
-        </w:rPr>
-        <w:t xml:space="preserve"> </w:t>
-      </w:r>
-      <w:r>
-        <w:rPr>
-          <w:lang w:eastAsia="ko-KR"/>
-        </w:rPr>
-        <w:t>구현한</w:t>
-      </w:r>
-      <w:r>
-        <w:rPr>
-          <w:lang w:eastAsia="ko-KR"/>
-        </w:rPr>
-        <w:t xml:space="preserve"> </w:t>
-      </w:r>
-      <w:r>
-        <w:rPr>
-          <w:lang w:eastAsia="ko-KR"/>
-        </w:rPr>
-        <w:t>서비스는</w:t>
-      </w:r>
-      <w:r>
-        <w:rPr>
-          <w:lang w:eastAsia="ko-KR"/>
-        </w:rPr>
-        <w:t xml:space="preserve"> ‘</w:t>
-      </w:r>
-      <w:r>
-        <w:rPr>
-          <w:lang w:eastAsia="ko-KR"/>
-        </w:rPr>
-        <w:t>업무</w:t>
-      </w:r>
-      <w:r>
-        <w:rPr>
-          <w:lang w:eastAsia="ko-KR"/>
-        </w:rPr>
-        <w:t xml:space="preserve"> </w:t>
-      </w:r>
-      <w:r>
-        <w:rPr>
-          <w:lang w:eastAsia="ko-KR"/>
-        </w:rPr>
-        <w:t>지침</w:t>
-      </w:r>
-      <w:r>
-        <w:rPr>
-          <w:lang w:eastAsia="ko-KR"/>
-        </w:rPr>
-        <w:t xml:space="preserve"> </w:t>
-      </w:r>
-      <w:proofErr w:type="spellStart"/>
-      <w:r>
-        <w:rPr>
-          <w:lang w:eastAsia="ko-KR"/>
-        </w:rPr>
-        <w:t>네비게이터</w:t>
-      </w:r>
-      <w:proofErr w:type="spellEnd"/>
-      <w:r>
-        <w:rPr>
-          <w:lang w:eastAsia="ko-KR"/>
-        </w:rPr>
-        <w:t>’</w:t>
-      </w:r>
-      <w:r>
-        <w:rPr>
-          <w:lang w:eastAsia="ko-KR"/>
-        </w:rPr>
-        <w:t>입니다</w:t>
-      </w:r>
-      <w:r>
-        <w:rPr>
-          <w:lang w:eastAsia="ko-KR"/>
-        </w:rPr>
-        <w:t>.</w:t>
-      </w:r>
-    </w:p>
-    <w:p>
-      <w:pPr>
-        <w:rPr>
-          <w:lang w:eastAsia="ko-KR"/>
-        </w:rPr>
-      </w:pPr>
-      <w:r>
-        <w:rPr>
-          <w:lang w:eastAsia="ko-KR"/>
-        </w:rPr>
-        <w:t>회사에서</w:t>
-      </w:r>
-      <w:r>
-        <w:rPr>
-          <w:lang w:eastAsia="ko-KR"/>
-        </w:rPr>
-        <w:t xml:space="preserve"> </w:t>
-      </w:r>
-      <w:r>
-        <w:rPr>
-          <w:lang w:eastAsia="ko-KR"/>
-        </w:rPr>
-        <w:t>업무를</w:t>
-      </w:r>
-      <w:r>
-        <w:rPr>
-          <w:lang w:eastAsia="ko-KR"/>
-        </w:rPr>
-        <w:t xml:space="preserve"> </w:t>
-      </w:r>
-      <w:r>
-        <w:rPr>
-          <w:lang w:eastAsia="ko-KR"/>
-        </w:rPr>
-        <w:t>처리하다</w:t>
-      </w:r>
-      <w:r>
-        <w:rPr>
-          <w:lang w:eastAsia="ko-KR"/>
-        </w:rPr>
-        <w:t xml:space="preserve"> </w:t>
-      </w:r>
-      <w:r>
-        <w:rPr>
-          <w:lang w:eastAsia="ko-KR"/>
-        </w:rPr>
-        <w:t>보면</w:t>
-      </w:r>
-      <w:r>
-        <w:rPr>
-          <w:lang w:eastAsia="ko-KR"/>
-        </w:rPr>
-        <w:t xml:space="preserve"> “</w:t>
-      </w:r>
-      <w:r>
-        <w:rPr>
-          <w:lang w:eastAsia="ko-KR"/>
-        </w:rPr>
-        <w:t>이</w:t>
-      </w:r>
-      <w:r>
-        <w:rPr>
-          <w:lang w:eastAsia="ko-KR"/>
-        </w:rPr>
-        <w:t xml:space="preserve"> </w:t>
-      </w:r>
-      <w:r>
-        <w:rPr>
-          <w:lang w:eastAsia="ko-KR"/>
-        </w:rPr>
-        <w:t>업무는</w:t>
-      </w:r>
-      <w:r>
-        <w:rPr>
-          <w:lang w:eastAsia="ko-KR"/>
-        </w:rPr>
-        <w:t xml:space="preserve"> </w:t>
-      </w:r>
-      <w:r>
-        <w:rPr>
-          <w:lang w:eastAsia="ko-KR"/>
-        </w:rPr>
-        <w:t>어느</w:t>
-      </w:r>
-      <w:r>
-        <w:rPr>
-          <w:lang w:eastAsia="ko-KR"/>
-        </w:rPr>
-        <w:t xml:space="preserve"> </w:t>
-      </w:r>
-      <w:r>
-        <w:rPr>
-          <w:lang w:eastAsia="ko-KR"/>
-        </w:rPr>
-        <w:t>부서에</w:t>
-      </w:r>
-      <w:r>
-        <w:rPr>
-          <w:lang w:eastAsia="ko-KR"/>
-        </w:rPr>
-        <w:t xml:space="preserve"> </w:t>
-      </w:r>
-      <w:r>
-        <w:rPr>
-          <w:lang w:eastAsia="ko-KR"/>
-        </w:rPr>
-        <w:t>물어봐야</w:t>
-      </w:r>
-      <w:r>
-        <w:rPr>
-          <w:lang w:eastAsia="ko-KR"/>
-        </w:rPr>
-        <w:t xml:space="preserve"> </w:t>
-      </w:r>
-      <w:r>
-        <w:rPr>
-          <w:lang w:eastAsia="ko-KR"/>
-        </w:rPr>
-        <w:t>하지</w:t>
-      </w:r>
-      <w:r>
-        <w:rPr>
-          <w:lang w:eastAsia="ko-KR"/>
-        </w:rPr>
-        <w:t>?”, “</w:t>
-      </w:r>
-      <w:r>
-        <w:rPr>
-          <w:lang w:eastAsia="ko-KR"/>
-        </w:rPr>
-        <w:t>관련</w:t>
-      </w:r>
-      <w:r>
-        <w:rPr>
-          <w:lang w:eastAsia="ko-KR"/>
-        </w:rPr>
-        <w:t xml:space="preserve"> </w:t>
-      </w:r>
-      <w:r>
-        <w:rPr>
-          <w:lang w:eastAsia="ko-KR"/>
-        </w:rPr>
-        <w:t>지침은</w:t>
-      </w:r>
-      <w:r>
-        <w:rPr>
-          <w:lang w:eastAsia="ko-KR"/>
-        </w:rPr>
-        <w:t xml:space="preserve"> </w:t>
-      </w:r>
-      <w:r>
-        <w:rPr>
-          <w:lang w:eastAsia="ko-KR"/>
-        </w:rPr>
-        <w:t>어디에</w:t>
-      </w:r>
-      <w:r>
-        <w:rPr>
-          <w:lang w:eastAsia="ko-KR"/>
-        </w:rPr>
-        <w:t xml:space="preserve"> </w:t>
-      </w:r>
-      <w:r>
-        <w:rPr>
-          <w:lang w:eastAsia="ko-KR"/>
-        </w:rPr>
-        <w:t>있지</w:t>
-      </w:r>
-      <w:r>
-        <w:rPr>
-          <w:lang w:eastAsia="ko-KR"/>
-        </w:rPr>
-        <w:t xml:space="preserve">?” </w:t>
-      </w:r>
-      <w:r>
-        <w:rPr>
-          <w:lang w:eastAsia="ko-KR"/>
-        </w:rPr>
-        <w:t>하고</w:t>
-      </w:r>
-      <w:r>
-        <w:rPr>
-          <w:lang w:eastAsia="ko-KR"/>
-        </w:rPr>
-        <w:t xml:space="preserve"> </w:t>
-      </w:r>
-      <w:r>
-        <w:rPr>
-          <w:lang w:eastAsia="ko-KR"/>
-        </w:rPr>
-        <w:t>먼저</w:t>
-      </w:r>
-      <w:r>
-        <w:rPr>
-          <w:lang w:eastAsia="ko-KR"/>
-        </w:rPr>
-        <w:t xml:space="preserve"> </w:t>
-      </w:r>
-      <w:r>
-        <w:rPr>
-          <w:lang w:eastAsia="ko-KR"/>
-        </w:rPr>
-        <w:t>찾아보게</w:t>
-      </w:r>
-      <w:r>
-        <w:rPr>
-          <w:lang w:eastAsia="ko-KR"/>
-        </w:rPr>
-        <w:t xml:space="preserve"> </w:t>
-      </w:r>
-      <w:r>
-        <w:rPr>
-          <w:lang w:eastAsia="ko-KR"/>
-        </w:rPr>
-        <w:t>되는</w:t>
-      </w:r>
-      <w:r>
-        <w:rPr>
-          <w:lang w:eastAsia="ko-KR"/>
-        </w:rPr>
-        <w:t xml:space="preserve"> </w:t>
-      </w:r>
-      <w:r>
-        <w:rPr>
-          <w:lang w:eastAsia="ko-KR"/>
-        </w:rPr>
-        <w:t>경우가</w:t>
-      </w:r>
-      <w:r>
-        <w:rPr>
-          <w:lang w:eastAsia="ko-KR"/>
-        </w:rPr>
-        <w:t xml:space="preserve"> </w:t>
-      </w:r>
-      <w:r>
-        <w:rPr>
-          <w:lang w:eastAsia="ko-KR"/>
-        </w:rPr>
-        <w:t>있습니다</w:t>
-      </w:r>
-      <w:r>
-        <w:rPr>
-          <w:lang w:eastAsia="ko-KR"/>
-        </w:rPr>
-        <w:t>.</w:t>
-      </w:r>
-    </w:p>
-    <w:p>
-      <w:pPr>
-        <w:rPr>
-          <w:lang w:eastAsia="ko-KR"/>
-        </w:rPr>
-      </w:pPr>
-      <w:r>
-        <w:rPr>
-          <w:lang w:eastAsia="ko-KR"/>
-        </w:rPr>
-        <w:t>이</w:t>
-      </w:r>
-      <w:r>
-        <w:rPr>
-          <w:lang w:eastAsia="ko-KR"/>
-        </w:rPr>
-        <w:t xml:space="preserve"> </w:t>
-      </w:r>
-      <w:r>
-        <w:rPr>
-          <w:lang w:eastAsia="ko-KR"/>
-        </w:rPr>
-        <w:t>서비스는</w:t>
-      </w:r>
-      <w:r>
-        <w:rPr>
-          <w:lang w:eastAsia="ko-KR"/>
-        </w:rPr>
-        <w:t xml:space="preserve"> </w:t>
-      </w:r>
-      <w:r>
-        <w:rPr>
-          <w:lang w:eastAsia="ko-KR"/>
-        </w:rPr>
-        <w:t>사용자가</w:t>
-      </w:r>
-      <w:r>
-        <w:rPr>
-          <w:lang w:eastAsia="ko-KR"/>
-        </w:rPr>
-        <w:t xml:space="preserve"> </w:t>
-      </w:r>
-      <w:r>
-        <w:rPr>
-          <w:lang w:eastAsia="ko-KR"/>
-        </w:rPr>
-        <w:t>업무</w:t>
-      </w:r>
-      <w:r>
-        <w:rPr>
-          <w:lang w:eastAsia="ko-KR"/>
-        </w:rPr>
-        <w:t xml:space="preserve"> </w:t>
-      </w:r>
-      <w:r>
-        <w:rPr>
-          <w:lang w:eastAsia="ko-KR"/>
-        </w:rPr>
-        <w:t>상황을</w:t>
-      </w:r>
-      <w:r>
-        <w:rPr>
-          <w:lang w:eastAsia="ko-KR"/>
-        </w:rPr>
-        <w:t xml:space="preserve"> </w:t>
-      </w:r>
-      <w:r>
-        <w:rPr>
-          <w:lang w:eastAsia="ko-KR"/>
-        </w:rPr>
-        <w:t>자연어로</w:t>
-      </w:r>
-      <w:r>
-        <w:rPr>
-          <w:lang w:eastAsia="ko-KR"/>
-        </w:rPr>
-        <w:t xml:space="preserve"> </w:t>
-      </w:r>
-      <w:r>
-        <w:rPr>
-          <w:lang w:eastAsia="ko-KR"/>
-        </w:rPr>
-        <w:t>입력하면</w:t>
-      </w:r>
-      <w:r>
-        <w:rPr>
-          <w:lang w:eastAsia="ko-KR"/>
-        </w:rPr>
-        <w:t xml:space="preserve">, </w:t>
-      </w:r>
-      <w:r>
-        <w:rPr>
-          <w:lang w:eastAsia="ko-KR"/>
-        </w:rPr>
-        <w:t>관련</w:t>
-      </w:r>
-      <w:r>
-        <w:rPr>
-          <w:lang w:eastAsia="ko-KR"/>
-        </w:rPr>
-        <w:t xml:space="preserve"> </w:t>
-      </w:r>
-      <w:r>
-        <w:rPr>
-          <w:lang w:eastAsia="ko-KR"/>
-        </w:rPr>
-        <w:t>업무</w:t>
-      </w:r>
-      <w:r>
-        <w:rPr>
-          <w:lang w:eastAsia="ko-KR"/>
-        </w:rPr>
-        <w:t xml:space="preserve"> </w:t>
-      </w:r>
-      <w:r>
-        <w:rPr>
-          <w:lang w:eastAsia="ko-KR"/>
-        </w:rPr>
-        <w:t>절차와</w:t>
-      </w:r>
-      <w:r>
-        <w:rPr>
-          <w:lang w:eastAsia="ko-KR"/>
-        </w:rPr>
-        <w:t xml:space="preserve"> </w:t>
-      </w:r>
-      <w:r>
-        <w:rPr>
-          <w:lang w:eastAsia="ko-KR"/>
-        </w:rPr>
-        <w:t>지침</w:t>
-      </w:r>
-      <w:r>
-        <w:rPr>
-          <w:lang w:eastAsia="ko-KR"/>
-        </w:rPr>
-        <w:t xml:space="preserve">, </w:t>
-      </w:r>
-      <w:r>
-        <w:rPr>
-          <w:lang w:eastAsia="ko-KR"/>
-        </w:rPr>
-        <w:t>주관부서와</w:t>
-      </w:r>
-      <w:r>
-        <w:rPr>
-          <w:lang w:eastAsia="ko-KR"/>
-        </w:rPr>
-        <w:t xml:space="preserve"> </w:t>
-      </w:r>
-      <w:r>
-        <w:rPr>
-          <w:lang w:eastAsia="ko-KR"/>
-        </w:rPr>
-        <w:t>협업부서를</w:t>
-      </w:r>
-      <w:r>
-        <w:rPr>
-          <w:lang w:eastAsia="ko-KR"/>
-        </w:rPr>
-        <w:t xml:space="preserve"> </w:t>
-      </w:r>
-      <w:r>
-        <w:rPr>
-          <w:lang w:eastAsia="ko-KR"/>
-        </w:rPr>
-        <w:t>안내해</w:t>
-      </w:r>
-      <w:r>
-        <w:rPr>
-          <w:lang w:eastAsia="ko-KR"/>
-        </w:rPr>
-        <w:t xml:space="preserve"> </w:t>
-      </w:r>
-      <w:r>
-        <w:rPr>
-          <w:lang w:eastAsia="ko-KR"/>
-        </w:rPr>
-        <w:t>주는</w:t>
-      </w:r>
-      <w:r>
-        <w:rPr>
-          <w:lang w:eastAsia="ko-KR"/>
-        </w:rPr>
-        <w:t xml:space="preserve"> </w:t>
-      </w:r>
-      <w:r>
-        <w:rPr>
-          <w:lang w:eastAsia="ko-KR"/>
-        </w:rPr>
-        <w:t>서비스입니다</w:t>
-      </w:r>
-      <w:r>
-        <w:rPr>
-          <w:lang w:eastAsia="ko-KR"/>
-        </w:rPr>
-        <w:t>.</w:t>
-      </w:r>
-    </w:p>
-    <w:p>
-      <w:pPr>
-        <w:rPr>
-          <w:lang w:eastAsia="ko-KR"/>
-        </w:rPr>
-      </w:pPr>
-      <w:r>
-        <w:rPr>
-          <w:lang w:eastAsia="ko-KR"/>
-        </w:rPr>
         <w:t>처음부터</w:t>
       </w:r>
       <w:r>
@@ -1543,7 +980,6 @@
         <w:rPr>
           <w:lang w:eastAsia="ko-KR"/>
         </w:rPr>
-        <w:lastRenderedPageBreak/>
         <w:t>그런데</w:t>
       </w:r>
       <w:r>
@@ -2111,6 +1547,7 @@
         <w:rPr>
           <w:lang w:eastAsia="ko-KR"/>
         </w:rPr>
+        <w:lastRenderedPageBreak/>
         <w:t xml:space="preserve">3. </w:t>
       </w:r>
       <w:r>
@@ -4311,7 +3748,6 @@
         <w:rPr>
           <w:lang w:eastAsia="ko-KR"/>
         </w:rPr>
-        <w:lastRenderedPageBreak/>
         <w:t>원인을</w:t>
       </w:r>
       <w:r>
@@ -4797,6 +4233,7 @@
         <w:rPr>
           <w:lang w:eastAsia="ko-KR"/>
         </w:rPr>
+        <w:lastRenderedPageBreak/>
         <w:t>그</w:t>
       </w:r>
       <w:r>
@@ -5444,7 +4881,21 @@
         <w:rPr>
           <w:lang w:eastAsia="ko-KR"/>
         </w:rPr>
-        <w:t xml:space="preserve"> LangSmith </w:t>
+        <w:t xml:space="preserve"> </w:t>
+      </w:r>
+      <w:proofErr w:type="spellStart"/>
+      <w:r>
+        <w:rPr>
+          <w:lang w:eastAsia="ko-KR"/>
+        </w:rPr>
+        <w:t>LangSmith</w:t>
+      </w:r>
+      <w:proofErr w:type="spellEnd"/>
+      <w:r>
+        <w:rPr>
+          <w:lang w:eastAsia="ko-KR"/>
+        </w:rPr>
+        <w:t xml:space="preserve"> </w:t>
       </w:r>
       <w:r>
         <w:rPr>
@@ -7099,7 +6550,6 @@
           <w:rFonts w:eastAsia="맑은 고딕" w:cs="맑은 고딕" w:hint="eastAsia"/>
           <w:lang w:eastAsia="ko-KR"/>
         </w:rPr>
-        <w:lastRenderedPageBreak/>
         <w:t>협업부서</w:t>
       </w:r>
       <w:r>
@@ -7465,24 +6915,14 @@
         </w:rPr>
         <w:t xml:space="preserve"> </w:t>
       </w:r>
-      <w:r>
-        <w:rPr>
-          <w:lang w:eastAsia="ko-KR"/>
-        </w:rPr>
-        <w:t>이어지도록</w:t>
-      </w:r>
-      <w:r>
-        <w:rPr>
-          <w:lang w:eastAsia="ko-KR"/>
-        </w:rPr>
-        <w:t xml:space="preserve"> </w:t>
-      </w:r>
-      <w:r>
-        <w:rPr>
-          <w:lang w:eastAsia="ko-KR"/>
-        </w:rPr>
-        <w:t>구현했습니다</w:t>
-      </w:r>
+      <w:proofErr w:type="spellStart"/>
+      <w:r>
+        <w:rPr>
+          <w:lang w:eastAsia="ko-KR"/>
+        </w:rPr>
+        <w:t>이어지도록했습니다</w:t>
+      </w:r>
+      <w:proofErr w:type="spellEnd"/>
       <w:r>
         <w:rPr>
           <w:lang w:eastAsia="ko-KR"/>
@@ -7500,6 +6940,7 @@
         <w:rPr>
           <w:lang w:eastAsia="ko-KR"/>
         </w:rPr>
+        <w:lastRenderedPageBreak/>
         <w:t>예를</w:t>
       </w:r>
       <w:r>
@@ -9764,7 +9205,6 @@
           <w:rFonts w:eastAsia="맑은 고딕" w:cs="맑은 고딕" w:hint="eastAsia"/>
           <w:lang w:eastAsia="ko-KR"/>
         </w:rPr>
-        <w:lastRenderedPageBreak/>
         <w:t>하나씩</w:t>
       </w:r>
       <w:r>
@@ -9882,7 +9322,14 @@
           <w:rFonts w:eastAsia="맑은 고딕" w:cs="맑은 고딕" w:hint="eastAsia"/>
           <w:lang w:eastAsia="ko-KR"/>
         </w:rPr>
-        <w:t>자산이었습니다</w:t>
+        <w:t>경험</w:t>
+      </w:r>
+      <w:r>
+        <w:rPr>
+          <w:rFonts w:eastAsia="맑은 고딕" w:cs="맑은 고딕" w:hint="eastAsia"/>
+          <w:lang w:eastAsia="ko-KR"/>
+        </w:rPr>
+        <w:t>이었습니다</w:t>
       </w:r>
       <w:r>
         <w:rPr>
@@ -10258,6 +9705,7 @@
           <w:rFonts w:eastAsia="맑은 고딕" w:cs="맑은 고딕" w:hint="eastAsia"/>
           <w:lang w:eastAsia="ko-KR"/>
         </w:rPr>
+        <w:lastRenderedPageBreak/>
         <w:t>처음에는</w:t>
       </w:r>
       <w:r>
@@ -11490,36 +10938,42 @@
             <w:tcW w:w="2880" w:type="dxa"/>
           </w:tcPr>
           <w:p>
+            <w:proofErr w:type="spellStart"/>
             <w:r>
               <w:rPr>
                 <w:b/>
               </w:rPr>
               <w:t>화면</w:t>
             </w:r>
+            <w:proofErr w:type="spellEnd"/>
             <w:r>
               <w:rPr>
                 <w:b/>
               </w:rPr>
               <w:t xml:space="preserve"> </w:t>
             </w:r>
+            <w:proofErr w:type="spellStart"/>
             <w:r>
               <w:rPr>
                 <w:b/>
               </w:rPr>
               <w:t>자막</w:t>
             </w:r>
+            <w:proofErr w:type="spellEnd"/>
             <w:r>
               <w:rPr>
                 <w:b/>
               </w:rPr>
               <w:t>(</w:t>
             </w:r>
+            <w:proofErr w:type="spellStart"/>
             <w:r>
               <w:rPr>
                 <w:b/>
               </w:rPr>
               <w:t>참고</w:t>
             </w:r>
+            <w:proofErr w:type="spellEnd"/>
             <w:r>
               <w:rPr>
                 <w:b/>
@@ -11533,24 +10987,28 @@
             <w:tcW w:w="2880" w:type="dxa"/>
           </w:tcPr>
           <w:p>
+            <w:proofErr w:type="spellStart"/>
             <w:r>
               <w:rPr>
                 <w:b/>
               </w:rPr>
               <w:t>추천</w:t>
             </w:r>
+            <w:proofErr w:type="spellEnd"/>
             <w:r>
               <w:rPr>
                 <w:b/>
               </w:rPr>
               <w:t xml:space="preserve"> </w:t>
             </w:r>
+            <w:proofErr w:type="spellStart"/>
             <w:r>
               <w:rPr>
                 <w:b/>
               </w:rPr>
               <w:t>멘트</w:t>
             </w:r>
+            <w:proofErr w:type="spellEnd"/>
           </w:p>
         </w:tc>
       </w:tr>
@@ -11566,9 +11024,11 @@
             <w:r>
               <w:br/>
             </w:r>
+            <w:proofErr w:type="spellStart"/>
             <w:r>
               <w:t>오프닝</w:t>
             </w:r>
+            <w:proofErr w:type="spellEnd"/>
           </w:p>
         </w:tc>
         <w:tc>
@@ -11702,7 +11162,6 @@
               <w:rPr>
                 <w:lang w:eastAsia="ko-KR"/>
               </w:rPr>
-              <w:lastRenderedPageBreak/>
               <w:t>네비게이터입니다</w:t>
             </w:r>
             <w:proofErr w:type="spellEnd"/>
@@ -11854,14 +11313,14 @@
           </w:tcPr>
           <w:p>
             <w:r>
+              <w:t>0:04–0:11</w:t>
+            </w:r>
+            <w:r>
+              <w:br/>
+            </w:r>
+            <w:proofErr w:type="spellStart"/>
+            <w:r>
               <w:lastRenderedPageBreak/>
-              <w:t>0:04–0:11</w:t>
-            </w:r>
-            <w:r>
-              <w:br/>
-            </w:r>
-            <w:proofErr w:type="spellStart"/>
-            <w:r>
               <w:t>질문</w:t>
             </w:r>
             <w:proofErr w:type="spellEnd"/>
@@ -11895,6 +11354,7 @@
               <w:rPr>
                 <w:lang w:eastAsia="ko-KR"/>
               </w:rPr>
+              <w:lastRenderedPageBreak/>
               <w:t>업무</w:t>
             </w:r>
             <w:r>
@@ -11931,6 +11391,7 @@
               <w:rPr>
                 <w:lang w:eastAsia="ko-KR"/>
               </w:rPr>
+              <w:lastRenderedPageBreak/>
               <w:t>부서</w:t>
             </w:r>
             <w:r>
@@ -11985,6 +11446,7 @@
               <w:rPr>
                 <w:lang w:eastAsia="ko-KR"/>
               </w:rPr>
+              <w:lastRenderedPageBreak/>
               <w:t>예를</w:t>
             </w:r>
             <w:r>
@@ -12045,6 +11507,7 @@
               <w:rPr>
                 <w:lang w:eastAsia="ko-KR"/>
               </w:rPr>
+              <w:lastRenderedPageBreak/>
               <w:t>설비</w:t>
             </w:r>
             <w:r>
@@ -12305,6 +11768,7 @@
           </w:tcPr>
           <w:p>
             <w:r>
+              <w:lastRenderedPageBreak/>
               <w:t>0:12–0:18</w:t>
             </w:r>
             <w:r>
@@ -13706,7 +13170,6 @@
           </w:tcPr>
           <w:p>
             <w:r>
-              <w:lastRenderedPageBreak/>
               <w:t>0:32–0:45</w:t>
             </w:r>
             <w:r>
@@ -14135,6 +13598,7 @@
               <w:rPr>
                 <w:lang w:eastAsia="ko-KR"/>
               </w:rPr>
+              <w:lastRenderedPageBreak/>
               <w:t>접수하면</w:t>
             </w:r>
             <w:r>
@@ -14263,6 +13727,7 @@
           </w:tcPr>
           <w:p>
             <w:r>
+              <w:lastRenderedPageBreak/>
               <w:t>0:46–0:55</w:t>
             </w:r>
             <w:r>
@@ -18797,22 +18262,37 @@
         <w:rPr>
           <w:lang w:eastAsia="ko-KR"/>
         </w:rPr>
-        <w:t>정확도는</w:t>
-      </w:r>
-      <w:r>
-        <w:rPr>
-          <w:lang w:eastAsia="ko-KR"/>
-        </w:rPr>
-        <w:t xml:space="preserve"> </w:t>
-      </w:r>
-      <w:r>
-        <w:rPr>
-          <w:lang w:eastAsia="ko-KR"/>
-        </w:rPr>
-        <w:t>높아졌지만</w:t>
-      </w:r>
-      <w:r>
-        <w:rPr>
+        <w:t>정확도</w:t>
+      </w:r>
+      <w:r>
+        <w:rPr>
+          <w:rFonts w:eastAsia="맑은 고딕" w:hint="eastAsia"/>
+          <w:lang w:eastAsia="ko-KR"/>
+        </w:rPr>
+        <w:t>와 응답속도</w:t>
+      </w:r>
+      <w:r>
+        <w:rPr>
+          <w:lang w:eastAsia="ko-KR"/>
+        </w:rPr>
+        <w:t>는</w:t>
+      </w:r>
+      <w:r>
+        <w:rPr>
+          <w:lang w:eastAsia="ko-KR"/>
+        </w:rPr>
+        <w:t xml:space="preserve"> </w:t>
+      </w:r>
+      <w:r>
+        <w:rPr>
+          <w:rFonts w:eastAsia="맑은 고딕" w:cs="맑은 고딕" w:hint="eastAsia"/>
+          <w:lang w:eastAsia="ko-KR"/>
+        </w:rPr>
+        <w:t>획기적으로 개선됐지만,</w:t>
+      </w:r>
+      <w:r>
+        <w:rPr>
+          <w:rFonts w:eastAsia="맑은 고딕" w:cs="맑은 고딕"/>
           <w:lang w:eastAsia="ko-KR"/>
         </w:rPr>
         <w:t xml:space="preserve"> </w:t>
@@ -18833,47 +18313,19 @@
         <w:rPr>
           <w:lang w:eastAsia="ko-KR"/>
         </w:rPr>
-        <w:t>정확도와</w:t>
-      </w:r>
-      <w:r>
-        <w:rPr>
-          <w:lang w:eastAsia="ko-KR"/>
-        </w:rPr>
-        <w:t xml:space="preserve"> </w:t>
-      </w:r>
-      <w:r>
-        <w:rPr>
-          <w:lang w:eastAsia="ko-KR"/>
-        </w:rPr>
-        <w:t>응답</w:t>
-      </w:r>
-      <w:r>
-        <w:rPr>
-          <w:lang w:eastAsia="ko-KR"/>
-        </w:rPr>
-        <w:t xml:space="preserve"> </w:t>
-      </w:r>
-      <w:r>
-        <w:rPr>
-          <w:lang w:eastAsia="ko-KR"/>
-        </w:rPr>
-        <w:t>속도는</w:t>
-      </w:r>
-      <w:r>
-        <w:rPr>
-          <w:lang w:eastAsia="ko-KR"/>
-        </w:rPr>
-        <w:t xml:space="preserve"> </w:t>
-      </w:r>
-      <w:r>
-        <w:rPr>
-          <w:lang w:eastAsia="ko-KR"/>
-        </w:rPr>
         <w:lastRenderedPageBreak/>
-        <w:t>일부</w:t>
-      </w:r>
-      <w:r>
-        <w:rPr>
+        <w:t>정확도</w:t>
+      </w:r>
+      <w:r>
+        <w:rPr>
+          <w:rFonts w:eastAsia="맑은 고딕"/>
+          <w:lang w:eastAsia="ko-KR"/>
+        </w:rPr>
+        <w:t>는 다소</w:t>
+      </w:r>
+      <w:r>
+        <w:rPr>
+          <w:rFonts w:eastAsia="맑은 고딕" w:hint="eastAsia"/>
           <w:lang w:eastAsia="ko-KR"/>
         </w:rPr>
         <w:t xml:space="preserve"> </w:t>

--- a/scenario_final_v2.docx
+++ b/scenario_final_v2.docx
@@ -33,14 +33,12 @@
         </w:rPr>
         <w:t xml:space="preserve"> </w:t>
       </w:r>
-      <w:proofErr w:type="spellStart"/>
       <w:r>
         <w:rPr>
           <w:lang w:eastAsia="ko-KR"/>
         </w:rPr>
         <w:t>네비게이터</w:t>
       </w:r>
-      <w:proofErr w:type="spellEnd"/>
       <w:r>
         <w:rPr>
           <w:lang w:eastAsia="ko-KR"/>
@@ -133,28 +131,24 @@
         </w:rPr>
         <w:t xml:space="preserve">: </w:t>
       </w:r>
-      <w:proofErr w:type="spellStart"/>
       <w:r>
         <w:rPr>
           <w:lang w:eastAsia="ko-KR"/>
         </w:rPr>
         <w:t>포스코퓨처엠</w:t>
       </w:r>
-      <w:proofErr w:type="spellEnd"/>
-      <w:r>
-        <w:rPr>
-          <w:lang w:eastAsia="ko-KR"/>
-        </w:rPr>
-        <w:t xml:space="preserve"> </w:t>
-      </w:r>
-      <w:proofErr w:type="spellStart"/>
+      <w:r>
+        <w:rPr>
+          <w:lang w:eastAsia="ko-KR"/>
+        </w:rPr>
+        <w:t xml:space="preserve"> </w:t>
+      </w:r>
       <w:r>
         <w:rPr>
           <w:lang w:eastAsia="ko-KR"/>
         </w:rPr>
         <w:t>송다혜</w:t>
       </w:r>
-      <w:proofErr w:type="spellEnd"/>
     </w:p>
     <w:p>
       <w:pPr>
@@ -193,14 +187,12 @@
         </w:rPr>
         <w:t xml:space="preserve"> </w:t>
       </w:r>
-      <w:proofErr w:type="spellStart"/>
       <w:r>
         <w:rPr>
           <w:lang w:eastAsia="ko-KR"/>
         </w:rPr>
         <w:t>네비게이터</w:t>
       </w:r>
-      <w:proofErr w:type="spellEnd"/>
       <w:r>
         <w:rPr>
           <w:lang w:eastAsia="ko-KR"/>
@@ -256,28 +248,24 @@
         </w:rPr>
         <w:t xml:space="preserve">. </w:t>
       </w:r>
-      <w:proofErr w:type="spellStart"/>
       <w:r>
         <w:rPr>
           <w:lang w:eastAsia="ko-KR"/>
         </w:rPr>
         <w:t>포스코퓨처엠</w:t>
       </w:r>
-      <w:proofErr w:type="spellEnd"/>
-      <w:r>
-        <w:rPr>
-          <w:lang w:eastAsia="ko-KR"/>
-        </w:rPr>
-        <w:t xml:space="preserve"> </w:t>
-      </w:r>
-      <w:proofErr w:type="spellStart"/>
+      <w:r>
+        <w:rPr>
+          <w:lang w:eastAsia="ko-KR"/>
+        </w:rPr>
+        <w:t xml:space="preserve"> </w:t>
+      </w:r>
       <w:r>
         <w:rPr>
           <w:lang w:eastAsia="ko-KR"/>
         </w:rPr>
         <w:t>송다혜입니다</w:t>
       </w:r>
-      <w:proofErr w:type="spellEnd"/>
       <w:r>
         <w:rPr>
           <w:lang w:eastAsia="ko-KR"/>
@@ -1316,6 +1304,7 @@
     <w:p>
       <w:pPr>
         <w:rPr>
+          <w:rFonts w:eastAsia="맑은 고딕" w:hint="eastAsia"/>
           <w:lang w:eastAsia="ko-KR"/>
         </w:rPr>
       </w:pPr>
@@ -1323,18 +1312,6 @@
         <w:rPr>
           <w:lang w:eastAsia="ko-KR"/>
         </w:rPr>
-        <w:t>그래서</w:t>
-      </w:r>
-      <w:r>
-        <w:rPr>
-          <w:lang w:eastAsia="ko-KR"/>
-        </w:rPr>
-        <w:t xml:space="preserve"> </w:t>
-      </w:r>
-      <w:r>
-        <w:rPr>
-          <w:lang w:eastAsia="ko-KR"/>
-        </w:rPr>
         <w:t>사용자가</w:t>
       </w:r>
       <w:r>
@@ -1527,13 +1504,14 @@
         <w:rPr>
           <w:lang w:eastAsia="ko-KR"/>
         </w:rPr>
-        <w:t>구성했습니다</w:t>
-      </w:r>
-      <w:r>
-        <w:rPr>
-          <w:lang w:eastAsia="ko-KR"/>
-        </w:rPr>
-        <w:t>.</w:t>
+        <w:t>구성</w:t>
+      </w:r>
+      <w:r>
+        <w:rPr>
+          <w:rFonts w:eastAsia="맑은 고딕" w:hint="eastAsia"/>
+          <w:lang w:eastAsia="ko-KR"/>
+        </w:rPr>
+        <w:t>한 업무 지침 네비게이터를 개발하게 되었습니다.</w:t>
       </w:r>
     </w:p>
     <w:p>
@@ -1629,14 +1607,12 @@
         </w:rPr>
         <w:t xml:space="preserve"> </w:t>
       </w:r>
-      <w:proofErr w:type="spellStart"/>
       <w:r>
         <w:rPr>
           <w:lang w:eastAsia="ko-KR"/>
         </w:rPr>
         <w:t>바이브코딩을</w:t>
       </w:r>
-      <w:proofErr w:type="spellEnd"/>
       <w:r>
         <w:rPr>
           <w:lang w:eastAsia="ko-KR"/>
@@ -2569,16 +2545,8 @@
         <w:rPr>
           <w:lang w:eastAsia="ko-KR"/>
         </w:rPr>
-        <w:t xml:space="preserve"> </w:t>
-      </w:r>
-      <w:proofErr w:type="spellStart"/>
-      <w:r>
-        <w:rPr>
-          <w:lang w:eastAsia="ko-KR"/>
-        </w:rPr>
-        <w:t>LangSmith</w:t>
-      </w:r>
-      <w:proofErr w:type="spellEnd"/>
+        <w:t xml:space="preserve"> LangSmith</w:t>
+      </w:r>
       <w:r>
         <w:rPr>
           <w:lang w:eastAsia="ko-KR"/>
@@ -3340,14 +3308,12 @@
         </w:rPr>
         <w:t>, ‘</w:t>
       </w:r>
-      <w:proofErr w:type="spellStart"/>
       <w:r>
         <w:rPr>
           <w:lang w:eastAsia="ko-KR"/>
         </w:rPr>
         <w:t>정비성</w:t>
       </w:r>
-      <w:proofErr w:type="spellEnd"/>
       <w:r>
         <w:rPr>
           <w:lang w:eastAsia="ko-KR"/>
@@ -3366,14 +3332,12 @@
         </w:rPr>
         <w:t>’</w:t>
       </w:r>
-      <w:proofErr w:type="spellStart"/>
       <w:r>
         <w:rPr>
           <w:lang w:eastAsia="ko-KR"/>
         </w:rPr>
         <w:t>처럼</w:t>
       </w:r>
-      <w:proofErr w:type="spellEnd"/>
       <w:r>
         <w:rPr>
           <w:lang w:eastAsia="ko-KR"/>
@@ -3567,14 +3531,12 @@
         </w:rPr>
         <w:t xml:space="preserve"> </w:t>
       </w:r>
-      <w:proofErr w:type="spellStart"/>
       <w:r>
         <w:rPr>
           <w:lang w:eastAsia="ko-KR"/>
         </w:rPr>
         <w:t>생겼다기보다는</w:t>
       </w:r>
-      <w:proofErr w:type="spellEnd"/>
       <w:r>
         <w:rPr>
           <w:lang w:eastAsia="ko-KR"/>
@@ -3991,14 +3953,12 @@
         </w:rPr>
         <w:t xml:space="preserve"> </w:t>
       </w:r>
-      <w:proofErr w:type="spellStart"/>
       <w:r>
         <w:rPr>
           <w:lang w:eastAsia="ko-KR"/>
         </w:rPr>
         <w:t>임계값을</w:t>
       </w:r>
-      <w:proofErr w:type="spellEnd"/>
       <w:r>
         <w:rPr>
           <w:lang w:eastAsia="ko-KR"/>
@@ -4254,14 +4214,12 @@
         </w:rPr>
         <w:t xml:space="preserve"> </w:t>
       </w:r>
-      <w:proofErr w:type="spellStart"/>
       <w:r>
         <w:rPr>
           <w:lang w:eastAsia="ko-KR"/>
         </w:rPr>
         <w:t>정비성</w:t>
       </w:r>
-      <w:proofErr w:type="spellEnd"/>
       <w:r>
         <w:rPr>
           <w:lang w:eastAsia="ko-KR"/>
@@ -4352,14 +4310,12 @@
         </w:rPr>
         <w:t xml:space="preserve"> </w:t>
       </w:r>
-      <w:proofErr w:type="spellStart"/>
       <w:r>
         <w:rPr>
           <w:lang w:eastAsia="ko-KR"/>
         </w:rPr>
         <w:t>임계값을</w:t>
       </w:r>
-      <w:proofErr w:type="spellEnd"/>
       <w:r>
         <w:rPr>
           <w:lang w:eastAsia="ko-KR"/>
@@ -4469,14 +4425,12 @@
         </w:rPr>
         <w:t xml:space="preserve"> </w:t>
       </w:r>
-      <w:proofErr w:type="spellStart"/>
       <w:r>
         <w:rPr>
           <w:lang w:eastAsia="ko-KR"/>
         </w:rPr>
         <w:t>미매칭</w:t>
       </w:r>
-      <w:proofErr w:type="spellEnd"/>
       <w:r>
         <w:rPr>
           <w:lang w:eastAsia="ko-KR"/>
@@ -4507,14 +4461,12 @@
         </w:rPr>
         <w:t xml:space="preserve">, </w:t>
       </w:r>
-      <w:proofErr w:type="spellStart"/>
       <w:r>
         <w:rPr>
           <w:lang w:eastAsia="ko-KR"/>
         </w:rPr>
         <w:t>임계값</w:t>
       </w:r>
-      <w:proofErr w:type="spellEnd"/>
       <w:r>
         <w:rPr>
           <w:lang w:eastAsia="ko-KR"/>
@@ -4752,21 +4704,7 @@
         <w:rPr>
           <w:lang w:eastAsia="ko-KR"/>
         </w:rPr>
-        <w:t xml:space="preserve">5. </w:t>
-      </w:r>
-      <w:proofErr w:type="spellStart"/>
-      <w:r>
-        <w:rPr>
-          <w:lang w:eastAsia="ko-KR"/>
-        </w:rPr>
-        <w:t>RAGAS·LangSmith</w:t>
-      </w:r>
-      <w:proofErr w:type="spellEnd"/>
-      <w:r>
-        <w:rPr>
-          <w:lang w:eastAsia="ko-KR"/>
-        </w:rPr>
-        <w:t xml:space="preserve"> </w:t>
+        <w:t xml:space="preserve">5. RAGAS·LangSmith </w:t>
       </w:r>
       <w:r>
         <w:rPr>
@@ -4881,21 +4819,7 @@
         <w:rPr>
           <w:lang w:eastAsia="ko-KR"/>
         </w:rPr>
-        <w:t xml:space="preserve"> </w:t>
-      </w:r>
-      <w:proofErr w:type="spellStart"/>
-      <w:r>
-        <w:rPr>
-          <w:lang w:eastAsia="ko-KR"/>
-        </w:rPr>
-        <w:t>LangSmith</w:t>
-      </w:r>
-      <w:proofErr w:type="spellEnd"/>
-      <w:r>
-        <w:rPr>
-          <w:lang w:eastAsia="ko-KR"/>
-        </w:rPr>
-        <w:t xml:space="preserve"> </w:t>
+        <w:t xml:space="preserve"> LangSmith </w:t>
       </w:r>
       <w:r>
         <w:rPr>
@@ -5319,14 +5243,12 @@
           <w:lang w:eastAsia="ko-KR"/>
         </w:rPr>
       </w:pPr>
-      <w:proofErr w:type="spellStart"/>
       <w:r>
         <w:rPr>
           <w:lang w:eastAsia="ko-KR"/>
         </w:rPr>
         <w:t>LangSmith</w:t>
       </w:r>
-      <w:proofErr w:type="spellEnd"/>
       <w:r>
         <w:rPr>
           <w:rFonts w:eastAsia="맑은 고딕" w:hint="eastAsia"/>
@@ -5815,14 +5737,12 @@
         </w:rPr>
         <w:t xml:space="preserve"> </w:t>
       </w:r>
-      <w:proofErr w:type="spellStart"/>
       <w:r>
         <w:rPr>
           <w:lang w:eastAsia="ko-KR"/>
         </w:rPr>
         <w:t>정답률은</w:t>
       </w:r>
-      <w:proofErr w:type="spellEnd"/>
       <w:r>
         <w:rPr>
           <w:lang w:eastAsia="ko-KR"/>
@@ -6491,7 +6411,6 @@
         </w:rPr>
         <w:t xml:space="preserve"> </w:t>
       </w:r>
-      <w:proofErr w:type="spellStart"/>
       <w:r>
         <w:rPr>
           <w:rFonts w:eastAsia="맑은 고딕" w:cs="맑은 고딕" w:hint="eastAsia"/>
@@ -6499,7 +6418,6 @@
         </w:rPr>
         <w:t>정확도뿐</w:t>
       </w:r>
-      <w:proofErr w:type="spellEnd"/>
       <w:r>
         <w:rPr>
           <w:lang w:eastAsia="ko-KR"/>
@@ -6915,14 +6833,25 @@
         </w:rPr>
         <w:t xml:space="preserve"> </w:t>
       </w:r>
-      <w:proofErr w:type="spellStart"/>
-      <w:r>
-        <w:rPr>
-          <w:lang w:eastAsia="ko-KR"/>
-        </w:rPr>
-        <w:t>이어지도록했습니다</w:t>
-      </w:r>
-      <w:proofErr w:type="spellEnd"/>
+      <w:r>
+        <w:rPr>
+          <w:lang w:eastAsia="ko-KR"/>
+        </w:rPr>
+        <w:t>이어지도록</w:t>
+      </w:r>
+      <w:r>
+        <w:rPr>
+          <w:rFonts w:eastAsia="맑은 고딕" w:hint="eastAsia"/>
+          <w:lang w:eastAsia="ko-KR"/>
+        </w:rPr>
+        <w:t xml:space="preserve"> </w:t>
+      </w:r>
+      <w:r>
+        <w:rPr>
+          <w:lang w:eastAsia="ko-KR"/>
+        </w:rPr>
+        <w:t>했습니다</w:t>
+      </w:r>
       <w:r>
         <w:rPr>
           <w:lang w:eastAsia="ko-KR"/>
@@ -7021,14 +6950,12 @@
         </w:rPr>
         <w:t>’</w:t>
       </w:r>
-      <w:proofErr w:type="spellStart"/>
       <w:r>
         <w:rPr>
           <w:lang w:eastAsia="ko-KR"/>
         </w:rPr>
         <w:t>라고</w:t>
       </w:r>
-      <w:proofErr w:type="spellEnd"/>
       <w:r>
         <w:rPr>
           <w:lang w:eastAsia="ko-KR"/>
@@ -8864,14 +8791,12 @@
         </w:rPr>
         <w:t xml:space="preserve"> </w:t>
       </w:r>
-      <w:proofErr w:type="spellStart"/>
       <w:r>
         <w:rPr>
           <w:lang w:eastAsia="ko-KR"/>
         </w:rPr>
         <w:t>바이브코딩으로</w:t>
       </w:r>
-      <w:proofErr w:type="spellEnd"/>
       <w:r>
         <w:rPr>
           <w:lang w:eastAsia="ko-KR"/>
@@ -9020,16 +8945,8 @@
         <w:rPr>
           <w:lang w:eastAsia="ko-KR"/>
         </w:rPr>
-        <w:t xml:space="preserve"> </w:t>
-      </w:r>
-      <w:proofErr w:type="spellStart"/>
-      <w:r>
-        <w:rPr>
-          <w:lang w:eastAsia="ko-KR"/>
-        </w:rPr>
-        <w:t>LangSmith</w:t>
-      </w:r>
-      <w:proofErr w:type="spellEnd"/>
+        <w:t xml:space="preserve"> LangSmith</w:t>
+      </w:r>
       <w:r>
         <w:rPr>
           <w:lang w:eastAsia="ko-KR"/>
@@ -9145,21 +9062,7 @@
         <w:rPr>
           <w:lang w:eastAsia="ko-KR"/>
         </w:rPr>
-        <w:t xml:space="preserve"> RAG, </w:t>
-      </w:r>
-      <w:proofErr w:type="spellStart"/>
-      <w:r>
-        <w:rPr>
-          <w:lang w:eastAsia="ko-KR"/>
-        </w:rPr>
-        <w:t>LangChain</w:t>
-      </w:r>
-      <w:proofErr w:type="spellEnd"/>
-      <w:r>
-        <w:rPr>
-          <w:lang w:eastAsia="ko-KR"/>
-        </w:rPr>
-        <w:t>, RAGAS</w:t>
+        <w:t xml:space="preserve"> RAG, LangChain, RAGAS</w:t>
       </w:r>
       <w:r>
         <w:rPr>
@@ -9696,7 +9599,7 @@
     <w:p>
       <w:pPr>
         <w:rPr>
-          <w:rFonts w:eastAsia="맑은 고딕"/>
+          <w:rFonts w:eastAsia="맑은 고딕" w:cs="맑은 고딕"/>
           <w:lang w:eastAsia="ko-KR"/>
         </w:rPr>
       </w:pPr>
@@ -9706,7 +9609,7 @@
           <w:lang w:eastAsia="ko-KR"/>
         </w:rPr>
         <w:lastRenderedPageBreak/>
-        <w:t>처음에는</w:t>
+        <w:t>쉽지</w:t>
       </w:r>
       <w:r>
         <w:rPr>
@@ -9719,7 +9622,7 @@
           <w:rFonts w:eastAsia="맑은 고딕" w:cs="맑은 고딕" w:hint="eastAsia"/>
           <w:lang w:eastAsia="ko-KR"/>
         </w:rPr>
-        <w:t>기능이</w:t>
+        <w:t>않은</w:t>
       </w:r>
       <w:r>
         <w:rPr>
@@ -9732,7 +9635,7 @@
           <w:rFonts w:eastAsia="맑은 고딕" w:cs="맑은 고딕" w:hint="eastAsia"/>
           <w:lang w:eastAsia="ko-KR"/>
         </w:rPr>
-        <w:t>많지</w:t>
+        <w:t>과정이었지만</w:t>
       </w:r>
       <w:r>
         <w:rPr>
@@ -9745,7 +9648,7 @@
           <w:rFonts w:eastAsia="맑은 고딕" w:cs="맑은 고딕" w:hint="eastAsia"/>
           <w:lang w:eastAsia="ko-KR"/>
         </w:rPr>
-        <w:t>않은</w:t>
+        <w:t>끝까지</w:t>
       </w:r>
       <w:r>
         <w:rPr>
@@ -9758,6 +9661,71 @@
           <w:rFonts w:eastAsia="맑은 고딕" w:cs="맑은 고딕" w:hint="eastAsia"/>
           <w:lang w:eastAsia="ko-KR"/>
         </w:rPr>
+        <w:t>교육을 이끌어주신</w:t>
+      </w:r>
+      <w:r>
+        <w:rPr>
+          <w:lang w:eastAsia="ko-KR"/>
+        </w:rPr>
+        <w:t xml:space="preserve"> </w:t>
+      </w:r>
+      <w:r>
+        <w:rPr>
+          <w:rFonts w:eastAsia="맑은 고딕" w:cs="맑은 고딕" w:hint="eastAsia"/>
+          <w:lang w:eastAsia="ko-KR"/>
+        </w:rPr>
+        <w:t>김가은</w:t>
+      </w:r>
+      <w:r>
+        <w:rPr>
+          <w:lang w:eastAsia="ko-KR"/>
+        </w:rPr>
+        <w:t xml:space="preserve"> </w:t>
+      </w:r>
+      <w:r>
+        <w:rPr>
+          <w:rFonts w:eastAsia="맑은 고딕" w:cs="맑은 고딕" w:hint="eastAsia"/>
+          <w:lang w:eastAsia="ko-KR"/>
+        </w:rPr>
+        <w:t>선생님</w:t>
+      </w:r>
+      <w:r>
+        <w:rPr>
+          <w:lang w:eastAsia="ko-KR"/>
+        </w:rPr>
+        <w:t xml:space="preserve">, </w:t>
+      </w:r>
+      <w:r>
+        <w:rPr>
+          <w:rFonts w:eastAsia="맑은 고딕" w:cs="맑은 고딕" w:hint="eastAsia"/>
+          <w:lang w:eastAsia="ko-KR"/>
+        </w:rPr>
+        <w:t>그리고</w:t>
+      </w:r>
+      <w:r>
+        <w:rPr>
+          <w:lang w:eastAsia="ko-KR"/>
+        </w:rPr>
+        <w:t xml:space="preserve"> </w:t>
+      </w:r>
+      <w:r>
+        <w:rPr>
+          <w:rFonts w:eastAsia="맑은 고딕" w:cs="맑은 고딕" w:hint="eastAsia"/>
+          <w:lang w:eastAsia="ko-KR"/>
+        </w:rPr>
+        <w:t>크고</w:t>
+      </w:r>
+      <w:r>
+        <w:rPr>
+          <w:lang w:eastAsia="ko-KR"/>
+        </w:rPr>
+        <w:t xml:space="preserve"> </w:t>
+      </w:r>
+      <w:r>
+        <w:rPr>
+          <w:rFonts w:eastAsia="맑은 고딕" w:cs="맑은 고딕" w:hint="eastAsia"/>
+          <w:lang w:eastAsia="ko-KR"/>
+        </w:rPr>
         <w:t>작은</w:t>
       </w:r>
       <w:r>
@@ -9771,7 +9739,7 @@
           <w:rFonts w:eastAsia="맑은 고딕" w:cs="맑은 고딕" w:hint="eastAsia"/>
           <w:lang w:eastAsia="ko-KR"/>
         </w:rPr>
-        <w:t>서비스로</w:t>
+        <w:t>질문과</w:t>
       </w:r>
       <w:r>
         <w:rPr>
@@ -9784,20 +9752,20 @@
           <w:rFonts w:eastAsia="맑은 고딕" w:cs="맑은 고딕" w:hint="eastAsia"/>
           <w:lang w:eastAsia="ko-KR"/>
         </w:rPr>
-        <w:t>시작했지만</w:t>
-      </w:r>
-      <w:r>
-        <w:rPr>
-          <w:lang w:eastAsia="ko-KR"/>
-        </w:rPr>
-        <w:t xml:space="preserve">, </w:t>
+        <w:t>요청에도</w:t>
+      </w:r>
+      <w:r>
+        <w:rPr>
+          <w:lang w:eastAsia="ko-KR"/>
+        </w:rPr>
+        <w:t xml:space="preserve"> </w:t>
       </w:r>
       <w:r>
         <w:rPr>
           <w:rFonts w:eastAsia="맑은 고딕" w:cs="맑은 고딕" w:hint="eastAsia"/>
           <w:lang w:eastAsia="ko-KR"/>
         </w:rPr>
-        <w:t>이번</w:t>
+        <w:t>늘</w:t>
       </w:r>
       <w:r>
         <w:rPr>
@@ -9810,7 +9778,7 @@
           <w:rFonts w:eastAsia="맑은 고딕" w:cs="맑은 고딕" w:hint="eastAsia"/>
           <w:lang w:eastAsia="ko-KR"/>
         </w:rPr>
-        <w:t>교육을</w:t>
+        <w:t>친절하게</w:t>
       </w:r>
       <w:r>
         <w:rPr>
@@ -9823,7 +9791,7 @@
           <w:rFonts w:eastAsia="맑은 고딕" w:cs="맑은 고딕" w:hint="eastAsia"/>
           <w:lang w:eastAsia="ko-KR"/>
         </w:rPr>
-        <w:t>통해</w:t>
+        <w:t>답해주신</w:t>
       </w:r>
       <w:r>
         <w:rPr>
@@ -9836,7 +9804,7 @@
           <w:rFonts w:eastAsia="맑은 고딕" w:cs="맑은 고딕" w:hint="eastAsia"/>
           <w:lang w:eastAsia="ko-KR"/>
         </w:rPr>
-        <w:t>배운</w:t>
+        <w:t>정유진</w:t>
       </w:r>
       <w:r>
         <w:rPr>
@@ -9849,7 +9817,7 @@
           <w:rFonts w:eastAsia="맑은 고딕" w:cs="맑은 고딕" w:hint="eastAsia"/>
           <w:lang w:eastAsia="ko-KR"/>
         </w:rPr>
-        <w:t>내용을</w:t>
+        <w:t>코치님께</w:t>
       </w:r>
       <w:r>
         <w:rPr>
@@ -9862,7 +9830,7 @@
           <w:rFonts w:eastAsia="맑은 고딕" w:cs="맑은 고딕" w:hint="eastAsia"/>
           <w:lang w:eastAsia="ko-KR"/>
         </w:rPr>
-        <w:t>하나씩</w:t>
+        <w:t>진심으로</w:t>
       </w:r>
       <w:r>
         <w:rPr>
@@ -9875,130 +9843,20 @@
           <w:rFonts w:eastAsia="맑은 고딕" w:cs="맑은 고딕" w:hint="eastAsia"/>
           <w:lang w:eastAsia="ko-KR"/>
         </w:rPr>
-        <w:t>적용하면서</w:t>
-      </w:r>
-      <w:r>
-        <w:rPr>
-          <w:lang w:eastAsia="ko-KR"/>
-        </w:rPr>
-        <w:t xml:space="preserve"> </w:t>
-      </w:r>
-      <w:r>
-        <w:rPr>
-          <w:rFonts w:eastAsia="맑은 고딕" w:cs="맑은 고딕" w:hint="eastAsia"/>
-          <w:lang w:eastAsia="ko-KR"/>
-        </w:rPr>
-        <w:t>문제를</w:t>
-      </w:r>
-      <w:r>
-        <w:rPr>
-          <w:lang w:eastAsia="ko-KR"/>
-        </w:rPr>
-        <w:t xml:space="preserve"> </w:t>
-      </w:r>
-      <w:r>
-        <w:rPr>
-          <w:rFonts w:eastAsia="맑은 고딕" w:cs="맑은 고딕" w:hint="eastAsia"/>
-          <w:lang w:eastAsia="ko-KR"/>
-        </w:rPr>
-        <w:t>발견하고</w:t>
-      </w:r>
-      <w:r>
-        <w:rPr>
-          <w:lang w:eastAsia="ko-KR"/>
-        </w:rPr>
-        <w:t xml:space="preserve"> </w:t>
-      </w:r>
-      <w:r>
-        <w:rPr>
-          <w:rFonts w:eastAsia="맑은 고딕" w:cs="맑은 고딕" w:hint="eastAsia"/>
-          <w:lang w:eastAsia="ko-KR"/>
-        </w:rPr>
-        <w:t>개선하는</w:t>
-      </w:r>
-      <w:r>
-        <w:rPr>
-          <w:lang w:eastAsia="ko-KR"/>
-        </w:rPr>
-        <w:t xml:space="preserve"> </w:t>
-      </w:r>
-      <w:r>
-        <w:rPr>
-          <w:rFonts w:eastAsia="맑은 고딕" w:cs="맑은 고딕" w:hint="eastAsia"/>
-          <w:lang w:eastAsia="ko-KR"/>
-        </w:rPr>
-        <w:t>과정을</w:t>
-      </w:r>
-      <w:r>
-        <w:rPr>
-          <w:lang w:eastAsia="ko-KR"/>
-        </w:rPr>
-        <w:t xml:space="preserve"> </w:t>
-      </w:r>
-      <w:r>
-        <w:rPr>
-          <w:rFonts w:eastAsia="맑은 고딕" w:cs="맑은 고딕" w:hint="eastAsia"/>
-          <w:lang w:eastAsia="ko-KR"/>
-        </w:rPr>
-        <w:t>경험할</w:t>
-      </w:r>
-      <w:r>
-        <w:rPr>
-          <w:lang w:eastAsia="ko-KR"/>
-        </w:rPr>
-        <w:t xml:space="preserve"> </w:t>
-      </w:r>
-      <w:r>
-        <w:rPr>
-          <w:rFonts w:eastAsia="맑은 고딕" w:cs="맑은 고딕" w:hint="eastAsia"/>
-          <w:lang w:eastAsia="ko-KR"/>
-        </w:rPr>
-        <w:t>수</w:t>
-      </w:r>
-      <w:r>
-        <w:rPr>
-          <w:lang w:eastAsia="ko-KR"/>
-        </w:rPr>
-        <w:t xml:space="preserve"> </w:t>
-      </w:r>
-      <w:r>
-        <w:rPr>
-          <w:rFonts w:eastAsia="맑은 고딕" w:cs="맑은 고딕" w:hint="eastAsia"/>
-          <w:lang w:eastAsia="ko-KR"/>
-        </w:rPr>
-        <w:t>있었던</w:t>
-      </w:r>
-      <w:r>
-        <w:rPr>
-          <w:lang w:eastAsia="ko-KR"/>
-        </w:rPr>
-        <w:t xml:space="preserve"> </w:t>
-      </w:r>
-      <w:r>
-        <w:rPr>
-          <w:rFonts w:eastAsia="맑은 고딕" w:cs="맑은 고딕" w:hint="eastAsia"/>
-          <w:lang w:eastAsia="ko-KR"/>
-        </w:rPr>
-        <w:t>뜻깊은</w:t>
-      </w:r>
-      <w:r>
-        <w:rPr>
-          <w:lang w:eastAsia="ko-KR"/>
-        </w:rPr>
-        <w:t xml:space="preserve"> </w:t>
-      </w:r>
-      <w:r>
-        <w:rPr>
-          <w:rFonts w:eastAsia="맑은 고딕" w:cs="맑은 고딕" w:hint="eastAsia"/>
-          <w:lang w:eastAsia="ko-KR"/>
-        </w:rPr>
-        <w:t>시간이었습니다</w:t>
-      </w:r>
-      <w:r>
-        <w:rPr>
-          <w:lang w:eastAsia="ko-KR"/>
-        </w:rPr>
-        <w:t>.</w:t>
+        <w:t>감사드립니다</w:t>
+      </w:r>
+      <w:r>
+        <w:rPr>
+          <w:lang w:eastAsia="ko-KR"/>
+        </w:rPr>
+        <w:t xml:space="preserve">. </w:t>
+      </w:r>
+      <w:r>
+        <w:rPr>
+          <w:rFonts w:eastAsia="맑은 고딕" w:cs="맑은 고딕"/>
+          <w:lang w:eastAsia="ko-KR"/>
+        </w:rPr>
+        <w:t>그 외에도 함께해주신 여러 코치님들과 후배님들 덕분에 4주간의 과정을 잘 마무리할 수 있었습니다.</w:t>
       </w:r>
     </w:p>
     <w:p>
@@ -10010,282 +9868,10 @@
       </w:pPr>
       <w:r>
         <w:rPr>
-          <w:rFonts w:eastAsia="맑은 고딕" w:cs="맑은 고딕" w:hint="eastAsia"/>
-          <w:lang w:eastAsia="ko-KR"/>
-        </w:rPr>
-        <w:t>쉽지</w:t>
-      </w:r>
-      <w:r>
-        <w:rPr>
-          <w:lang w:eastAsia="ko-KR"/>
-        </w:rPr>
-        <w:t xml:space="preserve"> </w:t>
-      </w:r>
-      <w:r>
-        <w:rPr>
-          <w:rFonts w:eastAsia="맑은 고딕" w:cs="맑은 고딕" w:hint="eastAsia"/>
-          <w:lang w:eastAsia="ko-KR"/>
-        </w:rPr>
-        <w:t>않은</w:t>
-      </w:r>
-      <w:r>
-        <w:rPr>
-          <w:lang w:eastAsia="ko-KR"/>
-        </w:rPr>
-        <w:t xml:space="preserve"> </w:t>
-      </w:r>
-      <w:r>
-        <w:rPr>
-          <w:rFonts w:eastAsia="맑은 고딕" w:cs="맑은 고딕" w:hint="eastAsia"/>
-          <w:lang w:eastAsia="ko-KR"/>
-        </w:rPr>
-        <w:t>과정이었지만</w:t>
-      </w:r>
-      <w:r>
-        <w:rPr>
-          <w:lang w:eastAsia="ko-KR"/>
-        </w:rPr>
-        <w:t xml:space="preserve"> </w:t>
-      </w:r>
-      <w:r>
-        <w:rPr>
-          <w:rFonts w:eastAsia="맑은 고딕" w:cs="맑은 고딕" w:hint="eastAsia"/>
-          <w:lang w:eastAsia="ko-KR"/>
-        </w:rPr>
-        <w:t>끝까지</w:t>
-      </w:r>
-      <w:r>
-        <w:rPr>
-          <w:lang w:eastAsia="ko-KR"/>
-        </w:rPr>
-        <w:t xml:space="preserve"> </w:t>
-      </w:r>
-      <w:r>
-        <w:rPr>
-          <w:rFonts w:eastAsia="맑은 고딕" w:cs="맑은 고딕" w:hint="eastAsia"/>
-          <w:lang w:eastAsia="ko-KR"/>
-        </w:rPr>
-        <w:t xml:space="preserve">교육을 </w:t>
-      </w:r>
-      <w:proofErr w:type="spellStart"/>
-      <w:r>
-        <w:rPr>
-          <w:rFonts w:eastAsia="맑은 고딕" w:cs="맑은 고딕" w:hint="eastAsia"/>
-          <w:lang w:eastAsia="ko-KR"/>
-        </w:rPr>
-        <w:t>이끌어주신</w:t>
-      </w:r>
-      <w:proofErr w:type="spellEnd"/>
-      <w:r>
-        <w:rPr>
-          <w:lang w:eastAsia="ko-KR"/>
-        </w:rPr>
-        <w:t xml:space="preserve"> </w:t>
-      </w:r>
-      <w:r>
-        <w:rPr>
-          <w:rFonts w:eastAsia="맑은 고딕" w:cs="맑은 고딕" w:hint="eastAsia"/>
-          <w:lang w:eastAsia="ko-KR"/>
-        </w:rPr>
-        <w:t>김가은</w:t>
-      </w:r>
-      <w:r>
-        <w:rPr>
-          <w:lang w:eastAsia="ko-KR"/>
-        </w:rPr>
-        <w:t xml:space="preserve"> </w:t>
-      </w:r>
-      <w:r>
-        <w:rPr>
-          <w:rFonts w:eastAsia="맑은 고딕" w:cs="맑은 고딕" w:hint="eastAsia"/>
-          <w:lang w:eastAsia="ko-KR"/>
-        </w:rPr>
-        <w:t>선생님</w:t>
-      </w:r>
-      <w:r>
-        <w:rPr>
-          <w:lang w:eastAsia="ko-KR"/>
-        </w:rPr>
-        <w:t xml:space="preserve">, </w:t>
-      </w:r>
-      <w:r>
-        <w:rPr>
-          <w:rFonts w:eastAsia="맑은 고딕" w:cs="맑은 고딕" w:hint="eastAsia"/>
-          <w:lang w:eastAsia="ko-KR"/>
-        </w:rPr>
-        <w:t>그리고</w:t>
-      </w:r>
-      <w:r>
-        <w:rPr>
-          <w:lang w:eastAsia="ko-KR"/>
-        </w:rPr>
-        <w:t xml:space="preserve"> </w:t>
-      </w:r>
-      <w:r>
-        <w:rPr>
-          <w:rFonts w:eastAsia="맑은 고딕" w:cs="맑은 고딕" w:hint="eastAsia"/>
-          <w:lang w:eastAsia="ko-KR"/>
-        </w:rPr>
-        <w:t>크고</w:t>
-      </w:r>
-      <w:r>
-        <w:rPr>
-          <w:lang w:eastAsia="ko-KR"/>
-        </w:rPr>
-        <w:t xml:space="preserve"> </w:t>
-      </w:r>
-      <w:r>
-        <w:rPr>
-          <w:rFonts w:eastAsia="맑은 고딕" w:cs="맑은 고딕" w:hint="eastAsia"/>
-          <w:lang w:eastAsia="ko-KR"/>
-        </w:rPr>
-        <w:t>작은</w:t>
-      </w:r>
-      <w:r>
-        <w:rPr>
-          <w:lang w:eastAsia="ko-KR"/>
-        </w:rPr>
-        <w:t xml:space="preserve"> </w:t>
-      </w:r>
-      <w:r>
-        <w:rPr>
-          <w:rFonts w:eastAsia="맑은 고딕" w:cs="맑은 고딕" w:hint="eastAsia"/>
-          <w:lang w:eastAsia="ko-KR"/>
-        </w:rPr>
-        <w:t>질문과</w:t>
-      </w:r>
-      <w:r>
-        <w:rPr>
-          <w:lang w:eastAsia="ko-KR"/>
-        </w:rPr>
-        <w:t xml:space="preserve"> </w:t>
-      </w:r>
-      <w:r>
-        <w:rPr>
-          <w:rFonts w:eastAsia="맑은 고딕" w:cs="맑은 고딕" w:hint="eastAsia"/>
-          <w:lang w:eastAsia="ko-KR"/>
-        </w:rPr>
-        <w:t>요청에도</w:t>
-      </w:r>
-      <w:r>
-        <w:rPr>
-          <w:lang w:eastAsia="ko-KR"/>
-        </w:rPr>
-        <w:t xml:space="preserve"> </w:t>
-      </w:r>
-      <w:r>
-        <w:rPr>
-          <w:rFonts w:eastAsia="맑은 고딕" w:cs="맑은 고딕" w:hint="eastAsia"/>
-          <w:lang w:eastAsia="ko-KR"/>
-        </w:rPr>
-        <w:t>늘</w:t>
-      </w:r>
-      <w:r>
-        <w:rPr>
-          <w:lang w:eastAsia="ko-KR"/>
-        </w:rPr>
-        <w:t xml:space="preserve"> </w:t>
-      </w:r>
-      <w:r>
-        <w:rPr>
-          <w:rFonts w:eastAsia="맑은 고딕" w:cs="맑은 고딕" w:hint="eastAsia"/>
-          <w:lang w:eastAsia="ko-KR"/>
-        </w:rPr>
-        <w:t>친절하게</w:t>
-      </w:r>
-      <w:r>
-        <w:rPr>
-          <w:lang w:eastAsia="ko-KR"/>
-        </w:rPr>
-        <w:t xml:space="preserve"> </w:t>
-      </w:r>
-      <w:r>
-        <w:rPr>
-          <w:rFonts w:eastAsia="맑은 고딕" w:cs="맑은 고딕" w:hint="eastAsia"/>
-          <w:lang w:eastAsia="ko-KR"/>
-        </w:rPr>
-        <w:t>답해주신</w:t>
-      </w:r>
-      <w:r>
-        <w:rPr>
-          <w:lang w:eastAsia="ko-KR"/>
-        </w:rPr>
-        <w:t xml:space="preserve"> </w:t>
-      </w:r>
-      <w:r>
-        <w:rPr>
-          <w:rFonts w:eastAsia="맑은 고딕" w:cs="맑은 고딕" w:hint="eastAsia"/>
-          <w:lang w:eastAsia="ko-KR"/>
-        </w:rPr>
-        <w:t>정유진</w:t>
-      </w:r>
-      <w:r>
-        <w:rPr>
-          <w:lang w:eastAsia="ko-KR"/>
-        </w:rPr>
-        <w:t xml:space="preserve"> </w:t>
-      </w:r>
-      <w:r>
-        <w:rPr>
-          <w:rFonts w:eastAsia="맑은 고딕" w:cs="맑은 고딕" w:hint="eastAsia"/>
-          <w:lang w:eastAsia="ko-KR"/>
-        </w:rPr>
-        <w:t>코치님께</w:t>
-      </w:r>
-      <w:r>
-        <w:rPr>
-          <w:lang w:eastAsia="ko-KR"/>
-        </w:rPr>
-        <w:t xml:space="preserve"> </w:t>
-      </w:r>
-      <w:r>
-        <w:rPr>
-          <w:rFonts w:eastAsia="맑은 고딕" w:cs="맑은 고딕" w:hint="eastAsia"/>
-          <w:lang w:eastAsia="ko-KR"/>
-        </w:rPr>
-        <w:t>진심으로</w:t>
-      </w:r>
-      <w:r>
-        <w:rPr>
-          <w:lang w:eastAsia="ko-KR"/>
-        </w:rPr>
-        <w:t xml:space="preserve"> </w:t>
-      </w:r>
-      <w:r>
-        <w:rPr>
-          <w:rFonts w:eastAsia="맑은 고딕" w:cs="맑은 고딕" w:hint="eastAsia"/>
-          <w:lang w:eastAsia="ko-KR"/>
-        </w:rPr>
-        <w:t>감사드립니다</w:t>
-      </w:r>
-      <w:r>
-        <w:rPr>
-          <w:lang w:eastAsia="ko-KR"/>
-        </w:rPr>
-        <w:t xml:space="preserve">. </w:t>
-      </w:r>
-      <w:r>
-        <w:rPr>
           <w:rFonts w:eastAsia="맑은 고딕" w:cs="맑은 고딕"/>
           <w:lang w:eastAsia="ko-KR"/>
         </w:rPr>
-        <w:t xml:space="preserve">그 외에도 </w:t>
-      </w:r>
-      <w:proofErr w:type="spellStart"/>
-      <w:r>
-        <w:rPr>
-          <w:rFonts w:eastAsia="맑은 고딕" w:cs="맑은 고딕"/>
-          <w:lang w:eastAsia="ko-KR"/>
-        </w:rPr>
-        <w:t>함께해주신</w:t>
-      </w:r>
-      <w:proofErr w:type="spellEnd"/>
-      <w:r>
-        <w:rPr>
-          <w:rFonts w:eastAsia="맑은 고딕" w:cs="맑은 고딕"/>
-          <w:lang w:eastAsia="ko-KR"/>
-        </w:rPr>
-        <w:t xml:space="preserve"> 여러 코치님들과 후배님들 덕분에 4주간의 과정을 잘 마무리할 수 있었습니다.</w:t>
+        <w:t>이 교육을 받으면서 특히 후배님들이 "일단 한번 해보자"는 마인드로 부딪히는 모습에 많이 배웠습니다. 저는 경력이 곧 20년차다 보니 뭐든 조심하고 확인하는 게 버릇이 되어버렸는데, Codex나 Claude 같은 AI도, Colab이나 VS Code, GitHub도 이번에 처음 써보면서 "혹시 잘못되면 어쩌나" 하는 고민과 스트레스가 컸습니다. 그런데 망설임 없이 일단 시도해보는 후배님들 덕분에 저도 많은 걸 배울 수 있었습니다.</w:t>
       </w:r>
     </w:p>
     <w:p>
@@ -10300,67 +9886,49 @@
           <w:rFonts w:eastAsia="맑은 고딕" w:cs="맑은 고딕"/>
           <w:lang w:eastAsia="ko-KR"/>
         </w:rPr>
-        <w:t xml:space="preserve">이 교육을 받으면서 특히 후배님들이 "일단 한번 해보자"는 마인드로 부딪히는 모습에 많이 배웠습니다. 저는 경력이 곧 20년차다 보니 뭐든 조심하고 확인하는 게 버릇이 되어버렸는데, Codex나 Claude 같은 AI도, </w:t>
-      </w:r>
-      <w:proofErr w:type="spellStart"/>
+        <w:t xml:space="preserve">앞으로 각자의 현업으로 돌아가시더라도, 모두 건승하시길 </w:t>
+      </w:r>
+      <w:r>
+        <w:rPr>
+          <w:rFonts w:eastAsia="맑은 고딕" w:cs="맑은 고딕" w:hint="eastAsia"/>
+          <w:lang w:eastAsia="ko-KR"/>
+        </w:rPr>
+        <w:t xml:space="preserve">진심으로 </w:t>
+      </w:r>
       <w:r>
         <w:rPr>
           <w:rFonts w:eastAsia="맑은 고딕" w:cs="맑은 고딕"/>
           <w:lang w:eastAsia="ko-KR"/>
         </w:rPr>
-        <w:t>Colab</w:t>
-      </w:r>
-      <w:proofErr w:type="spellEnd"/>
-      <w:r>
-        <w:rPr>
-          <w:rFonts w:eastAsia="맑은 고딕" w:cs="맑은 고딕"/>
-          <w:lang w:eastAsia="ko-KR"/>
-        </w:rPr>
-        <w:t>이나 VS Code, GitHub도 이번에 처음 써보면서 "혹시 잘못되면 어쩌나" 하는 고민과 스트레스가 컸습니다. 그런데 망설임 없이 일단 시도해보는 후배님들 덕분에 저도 많은 걸 배울 수 있었습니다.</w:t>
+        <w:t>바랍니다.</w:t>
       </w:r>
     </w:p>
     <w:p>
       <w:pPr>
         <w:rPr>
-          <w:rFonts w:eastAsia="맑은 고딕" w:cs="맑은 고딕"/>
+          <w:rFonts w:eastAsia="맑은 고딕"/>
           <w:lang w:eastAsia="ko-KR"/>
         </w:rPr>
       </w:pPr>
       <w:r>
         <w:rPr>
-          <w:rFonts w:eastAsia="맑은 고딕" w:cs="맑은 고딕"/>
-          <w:lang w:eastAsia="ko-KR"/>
-        </w:rPr>
-        <w:t xml:space="preserve">앞으로 각자의 현업으로 돌아가시더라도, 모두 건승하시길 </w:t>
-      </w:r>
-      <w:r>
-        <w:rPr>
           <w:rFonts w:eastAsia="맑은 고딕" w:cs="맑은 고딕" w:hint="eastAsia"/>
           <w:lang w:eastAsia="ko-KR"/>
         </w:rPr>
-        <w:t xml:space="preserve">진심으로 </w:t>
-      </w:r>
-      <w:r>
-        <w:rPr>
-          <w:rFonts w:eastAsia="맑은 고딕" w:cs="맑은 고딕"/>
-          <w:lang w:eastAsia="ko-KR"/>
-        </w:rPr>
-        <w:t>바랍니다.</w:t>
-      </w:r>
-    </w:p>
-    <w:p>
-      <w:pPr>
-        <w:rPr>
-          <w:rFonts w:eastAsia="맑은 고딕"/>
-          <w:lang w:eastAsia="ko-KR"/>
-        </w:rPr>
-      </w:pPr>
+        <w:t>지금까지</w:t>
+      </w:r>
+      <w:r>
+        <w:rPr>
+          <w:lang w:eastAsia="ko-KR"/>
+        </w:rPr>
+        <w:t xml:space="preserve"> </w:t>
+      </w:r>
       <w:r>
         <w:rPr>
           <w:rFonts w:eastAsia="맑은 고딕" w:cs="맑은 고딕" w:hint="eastAsia"/>
           <w:lang w:eastAsia="ko-KR"/>
         </w:rPr>
-        <w:t>지금까지</w:t>
+        <w:t>저의</w:t>
       </w:r>
       <w:r>
         <w:rPr>
@@ -10373,7 +9941,7 @@
           <w:rFonts w:eastAsia="맑은 고딕" w:cs="맑은 고딕" w:hint="eastAsia"/>
           <w:lang w:eastAsia="ko-KR"/>
         </w:rPr>
-        <w:t>저의</w:t>
+        <w:t>발표를</w:t>
       </w:r>
       <w:r>
         <w:rPr>
@@ -10386,23 +9954,8 @@
           <w:rFonts w:eastAsia="맑은 고딕" w:cs="맑은 고딕" w:hint="eastAsia"/>
           <w:lang w:eastAsia="ko-KR"/>
         </w:rPr>
-        <w:t>발표를</w:t>
-      </w:r>
-      <w:r>
-        <w:rPr>
-          <w:lang w:eastAsia="ko-KR"/>
-        </w:rPr>
-        <w:t xml:space="preserve"> </w:t>
-      </w:r>
-      <w:proofErr w:type="spellStart"/>
-      <w:r>
-        <w:rPr>
-          <w:rFonts w:eastAsia="맑은 고딕" w:cs="맑은 고딕" w:hint="eastAsia"/>
-          <w:lang w:eastAsia="ko-KR"/>
-        </w:rPr>
         <w:t>들어주셔서</w:t>
       </w:r>
-      <w:proofErr w:type="spellEnd"/>
       <w:r>
         <w:rPr>
           <w:lang w:eastAsia="ko-KR"/>
@@ -10473,14 +10026,12 @@
         </w:rPr>
         <w:t xml:space="preserve"> </w:t>
       </w:r>
-      <w:proofErr w:type="spellStart"/>
       <w:r>
         <w:rPr>
           <w:lang w:eastAsia="ko-KR"/>
         </w:rPr>
         <w:t>나레이션</w:t>
       </w:r>
-      <w:proofErr w:type="spellEnd"/>
       <w:r>
         <w:rPr>
           <w:lang w:eastAsia="ko-KR"/>
@@ -10687,14 +10238,12 @@
         </w:rPr>
         <w:t>"</w:t>
       </w:r>
-      <w:proofErr w:type="spellStart"/>
       <w:r>
         <w:rPr>
           <w:lang w:eastAsia="ko-KR"/>
         </w:rPr>
         <w:t>를</w:t>
       </w:r>
-      <w:proofErr w:type="spellEnd"/>
       <w:r>
         <w:rPr>
           <w:lang w:eastAsia="ko-KR"/>
@@ -10923,14 +10472,12 @@
             <w:tcW w:w="2880" w:type="dxa"/>
           </w:tcPr>
           <w:p>
-            <w:proofErr w:type="spellStart"/>
             <w:r>
               <w:rPr>
                 <w:b/>
               </w:rPr>
               <w:t>구간</w:t>
             </w:r>
-            <w:proofErr w:type="spellEnd"/>
           </w:p>
         </w:tc>
         <w:tc>
@@ -10938,42 +10485,36 @@
             <w:tcW w:w="2880" w:type="dxa"/>
           </w:tcPr>
           <w:p>
-            <w:proofErr w:type="spellStart"/>
             <w:r>
               <w:rPr>
                 <w:b/>
               </w:rPr>
               <w:t>화면</w:t>
             </w:r>
-            <w:proofErr w:type="spellEnd"/>
             <w:r>
               <w:rPr>
                 <w:b/>
               </w:rPr>
               <w:t xml:space="preserve"> </w:t>
             </w:r>
-            <w:proofErr w:type="spellStart"/>
             <w:r>
               <w:rPr>
                 <w:b/>
               </w:rPr>
               <w:t>자막</w:t>
             </w:r>
-            <w:proofErr w:type="spellEnd"/>
             <w:r>
               <w:rPr>
                 <w:b/>
               </w:rPr>
               <w:t>(</w:t>
             </w:r>
-            <w:proofErr w:type="spellStart"/>
             <w:r>
               <w:rPr>
                 <w:b/>
               </w:rPr>
               <w:t>참고</w:t>
             </w:r>
-            <w:proofErr w:type="spellEnd"/>
             <w:r>
               <w:rPr>
                 <w:b/>
@@ -10987,28 +10528,24 @@
             <w:tcW w:w="2880" w:type="dxa"/>
           </w:tcPr>
           <w:p>
-            <w:proofErr w:type="spellStart"/>
             <w:r>
               <w:rPr>
                 <w:b/>
               </w:rPr>
               <w:t>추천</w:t>
             </w:r>
-            <w:proofErr w:type="spellEnd"/>
             <w:r>
               <w:rPr>
                 <w:b/>
               </w:rPr>
               <w:t xml:space="preserve"> </w:t>
             </w:r>
-            <w:proofErr w:type="spellStart"/>
             <w:r>
               <w:rPr>
                 <w:b/>
               </w:rPr>
               <w:t>멘트</w:t>
             </w:r>
-            <w:proofErr w:type="spellEnd"/>
           </w:p>
         </w:tc>
       </w:tr>
@@ -11024,11 +10561,9 @@
             <w:r>
               <w:br/>
             </w:r>
-            <w:proofErr w:type="spellStart"/>
             <w:r>
               <w:t>오프닝</w:t>
             </w:r>
-            <w:proofErr w:type="spellEnd"/>
           </w:p>
         </w:tc>
         <w:tc>
@@ -11065,14 +10600,12 @@
               </w:rPr>
               <w:t xml:space="preserve"> </w:t>
             </w:r>
-            <w:proofErr w:type="spellStart"/>
             <w:r>
               <w:rPr>
                 <w:lang w:eastAsia="ko-KR"/>
               </w:rPr>
               <w:t>네비게이터에</w:t>
             </w:r>
-            <w:proofErr w:type="spellEnd"/>
             <w:r>
               <w:rPr>
                 <w:lang w:eastAsia="ko-KR"/>
@@ -11157,14 +10690,12 @@
               </w:rPr>
               <w:t xml:space="preserve"> </w:t>
             </w:r>
-            <w:proofErr w:type="spellStart"/>
             <w:r>
               <w:rPr>
                 <w:lang w:eastAsia="ko-KR"/>
               </w:rPr>
               <w:t>네비게이터입니다</w:t>
             </w:r>
-            <w:proofErr w:type="spellEnd"/>
             <w:r>
               <w:rPr>
                 <w:lang w:eastAsia="ko-KR"/>
@@ -11318,16 +10849,12 @@
             <w:r>
               <w:br/>
             </w:r>
-            <w:proofErr w:type="spellStart"/>
-            <w:r>
-              <w:lastRenderedPageBreak/>
+            <w:r>
               <w:t>질문</w:t>
             </w:r>
-            <w:proofErr w:type="spellEnd"/>
             <w:r>
               <w:t xml:space="preserve"> </w:t>
             </w:r>
-            <w:proofErr w:type="spellStart"/>
             <w:r>
               <w:t>입력</w:t>
             </w:r>
@@ -11337,7 +10864,6 @@
             <w:r>
               <w:t>검색</w:t>
             </w:r>
-            <w:proofErr w:type="spellEnd"/>
           </w:p>
         </w:tc>
         <w:tc>
@@ -11354,7 +10880,6 @@
               <w:rPr>
                 <w:lang w:eastAsia="ko-KR"/>
               </w:rPr>
-              <w:lastRenderedPageBreak/>
               <w:t>업무</w:t>
             </w:r>
             <w:r>
@@ -11391,7 +10916,6 @@
               <w:rPr>
                 <w:lang w:eastAsia="ko-KR"/>
               </w:rPr>
-              <w:lastRenderedPageBreak/>
               <w:t>부서</w:t>
             </w:r>
             <w:r>
@@ -11446,262 +10970,259 @@
               <w:rPr>
                 <w:lang w:eastAsia="ko-KR"/>
               </w:rPr>
+              <w:t>예를</w:t>
+            </w:r>
+            <w:r>
+              <w:rPr>
+                <w:lang w:eastAsia="ko-KR"/>
+              </w:rPr>
+              <w:t xml:space="preserve"> </w:t>
+            </w:r>
+            <w:r>
+              <w:rPr>
+                <w:lang w:eastAsia="ko-KR"/>
+              </w:rPr>
+              <w:t>들어</w:t>
+            </w:r>
+            <w:r>
+              <w:rPr>
+                <w:lang w:eastAsia="ko-KR"/>
+              </w:rPr>
+              <w:t xml:space="preserve"> “5</w:t>
+            </w:r>
+            <w:r>
+              <w:rPr>
+                <w:lang w:eastAsia="ko-KR"/>
+              </w:rPr>
+              <w:t>억</w:t>
+            </w:r>
+            <w:r>
+              <w:rPr>
+                <w:lang w:eastAsia="ko-KR"/>
+              </w:rPr>
+              <w:t xml:space="preserve"> </w:t>
+            </w:r>
+            <w:r>
+              <w:rPr>
+                <w:lang w:eastAsia="ko-KR"/>
+              </w:rPr>
+              <w:t>원</w:t>
+            </w:r>
+            <w:r>
+              <w:rPr>
+                <w:lang w:eastAsia="ko-KR"/>
+              </w:rPr>
+              <w:t xml:space="preserve"> </w:t>
+            </w:r>
+            <w:r>
+              <w:rPr>
+                <w:lang w:eastAsia="ko-KR"/>
+              </w:rPr>
+              <w:t>이상</w:t>
+            </w:r>
+            <w:r>
+              <w:rPr>
+                <w:lang w:eastAsia="ko-KR"/>
+              </w:rPr>
+              <w:t xml:space="preserve"> </w:t>
+            </w:r>
+            <w:r>
+              <w:rPr>
+                <w:lang w:eastAsia="ko-KR"/>
+              </w:rPr>
+              <w:t>설비</w:t>
+            </w:r>
+            <w:r>
+              <w:rPr>
+                <w:lang w:eastAsia="ko-KR"/>
+              </w:rPr>
+              <w:t xml:space="preserve"> </w:t>
+            </w:r>
+            <w:r>
+              <w:rPr>
+                <w:lang w:eastAsia="ko-KR"/>
+              </w:rPr>
+              <w:t>투자를</w:t>
+            </w:r>
+            <w:r>
+              <w:rPr>
+                <w:lang w:eastAsia="ko-KR"/>
+              </w:rPr>
+              <w:t xml:space="preserve"> </w:t>
+            </w:r>
+            <w:r>
+              <w:rPr>
+                <w:lang w:eastAsia="ko-KR"/>
+              </w:rPr>
+              <w:t>검토할</w:t>
+            </w:r>
+            <w:r>
+              <w:rPr>
+                <w:lang w:eastAsia="ko-KR"/>
+              </w:rPr>
+              <w:t xml:space="preserve"> </w:t>
+            </w:r>
+            <w:r>
+              <w:rPr>
+                <w:lang w:eastAsia="ko-KR"/>
+              </w:rPr>
+              <w:t>때</w:t>
+            </w:r>
+            <w:r>
+              <w:rPr>
+                <w:lang w:eastAsia="ko-KR"/>
+              </w:rPr>
+              <w:t xml:space="preserve"> </w:t>
+            </w:r>
+            <w:r>
+              <w:rPr>
+                <w:lang w:eastAsia="ko-KR"/>
+              </w:rPr>
+              <w:t>사전에</w:t>
+            </w:r>
+            <w:r>
+              <w:rPr>
+                <w:lang w:eastAsia="ko-KR"/>
+              </w:rPr>
+              <w:t xml:space="preserve"> </w:t>
+            </w:r>
+            <w:r>
+              <w:rPr>
+                <w:lang w:eastAsia="ko-KR"/>
+              </w:rPr>
+              <w:t>협의해야</w:t>
+            </w:r>
+            <w:r>
+              <w:rPr>
+                <w:lang w:eastAsia="ko-KR"/>
+              </w:rPr>
+              <w:t xml:space="preserve"> </w:t>
+            </w:r>
+            <w:r>
+              <w:rPr>
+                <w:lang w:eastAsia="ko-KR"/>
+              </w:rPr>
+              <w:t>할</w:t>
+            </w:r>
+            <w:r>
+              <w:rPr>
+                <w:lang w:eastAsia="ko-KR"/>
+              </w:rPr>
+              <w:t xml:space="preserve"> </w:t>
+            </w:r>
+            <w:r>
+              <w:rPr>
+                <w:lang w:eastAsia="ko-KR"/>
+              </w:rPr>
+              <w:t>부서와</w:t>
+            </w:r>
+            <w:r>
+              <w:rPr>
+                <w:lang w:eastAsia="ko-KR"/>
+              </w:rPr>
+              <w:t xml:space="preserve"> </w:t>
+            </w:r>
+            <w:r>
+              <w:rPr>
+                <w:lang w:eastAsia="ko-KR"/>
+              </w:rPr>
+              <w:t>절차</w:t>
+            </w:r>
+            <w:r>
+              <w:rPr>
+                <w:lang w:eastAsia="ko-KR"/>
+              </w:rPr>
+              <w:t>”</w:t>
+            </w:r>
+            <w:r>
+              <w:rPr>
+                <w:lang w:eastAsia="ko-KR"/>
+              </w:rPr>
+              <w:t>를</w:t>
+            </w:r>
+            <w:r>
+              <w:rPr>
+                <w:lang w:eastAsia="ko-KR"/>
+              </w:rPr>
+              <w:t xml:space="preserve"> </w:t>
+            </w:r>
+            <w:r>
+              <w:rPr>
+                <w:lang w:eastAsia="ko-KR"/>
+              </w:rPr>
+              <w:t>그대로</w:t>
+            </w:r>
+            <w:r>
+              <w:rPr>
+                <w:lang w:eastAsia="ko-KR"/>
+              </w:rPr>
+              <w:t xml:space="preserve"> </w:t>
+            </w:r>
+            <w:r>
+              <w:rPr>
+                <w:lang w:eastAsia="ko-KR"/>
+              </w:rPr>
+              <w:t>문장으로</w:t>
+            </w:r>
+            <w:r>
+              <w:rPr>
+                <w:lang w:eastAsia="ko-KR"/>
+              </w:rPr>
+              <w:t xml:space="preserve"> </w:t>
+            </w:r>
+            <w:r>
+              <w:rPr>
+                <w:lang w:eastAsia="ko-KR"/>
+              </w:rPr>
+              <w:t>입력해</w:t>
+            </w:r>
+            <w:r>
+              <w:rPr>
+                <w:lang w:eastAsia="ko-KR"/>
+              </w:rPr>
+              <w:t xml:space="preserve"> </w:t>
+            </w:r>
+            <w:r>
+              <w:rPr>
+                <w:lang w:eastAsia="ko-KR"/>
+              </w:rPr>
+              <w:t>봅니다</w:t>
+            </w:r>
+            <w:r>
+              <w:rPr>
+                <w:lang w:eastAsia="ko-KR"/>
+              </w:rPr>
+              <w:t xml:space="preserve">. </w:t>
+            </w:r>
+            <w:r>
+              <w:rPr>
+                <w:lang w:eastAsia="ko-KR"/>
+              </w:rPr>
+              <w:t>부서</w:t>
+            </w:r>
+            <w:r>
+              <w:rPr>
+                <w:lang w:eastAsia="ko-KR"/>
+              </w:rPr>
+              <w:t xml:space="preserve"> </w:t>
+            </w:r>
+            <w:r>
+              <w:rPr>
+                <w:lang w:eastAsia="ko-KR"/>
+              </w:rPr>
+              <w:t>찾기를</w:t>
+            </w:r>
+            <w:r>
+              <w:rPr>
+                <w:lang w:eastAsia="ko-KR"/>
+              </w:rPr>
+              <w:t xml:space="preserve"> </w:t>
+            </w:r>
+            <w:r>
+              <w:rPr>
+                <w:lang w:eastAsia="ko-KR"/>
+              </w:rPr>
               <w:lastRenderedPageBreak/>
-              <w:t>예를</w:t>
-            </w:r>
-            <w:r>
-              <w:rPr>
-                <w:lang w:eastAsia="ko-KR"/>
-              </w:rPr>
-              <w:t xml:space="preserve"> </w:t>
-            </w:r>
-            <w:r>
-              <w:rPr>
-                <w:lang w:eastAsia="ko-KR"/>
-              </w:rPr>
-              <w:t>들어</w:t>
-            </w:r>
-            <w:r>
-              <w:rPr>
-                <w:lang w:eastAsia="ko-KR"/>
-              </w:rPr>
-              <w:t xml:space="preserve"> “5</w:t>
-            </w:r>
-            <w:r>
-              <w:rPr>
-                <w:lang w:eastAsia="ko-KR"/>
-              </w:rPr>
-              <w:t>억</w:t>
-            </w:r>
-            <w:r>
-              <w:rPr>
-                <w:lang w:eastAsia="ko-KR"/>
-              </w:rPr>
-              <w:t xml:space="preserve"> </w:t>
-            </w:r>
-            <w:r>
-              <w:rPr>
-                <w:lang w:eastAsia="ko-KR"/>
-              </w:rPr>
-              <w:t>원</w:t>
-            </w:r>
-            <w:r>
-              <w:rPr>
-                <w:lang w:eastAsia="ko-KR"/>
-              </w:rPr>
-              <w:t xml:space="preserve"> </w:t>
-            </w:r>
-            <w:r>
-              <w:rPr>
-                <w:lang w:eastAsia="ko-KR"/>
-              </w:rPr>
-              <w:t>이상</w:t>
-            </w:r>
-            <w:r>
-              <w:rPr>
-                <w:lang w:eastAsia="ko-KR"/>
-              </w:rPr>
-              <w:t xml:space="preserve"> </w:t>
-            </w:r>
-            <w:r>
-              <w:rPr>
-                <w:lang w:eastAsia="ko-KR"/>
-              </w:rPr>
-              <w:lastRenderedPageBreak/>
-              <w:t>설비</w:t>
-            </w:r>
-            <w:r>
-              <w:rPr>
-                <w:lang w:eastAsia="ko-KR"/>
-              </w:rPr>
-              <w:t xml:space="preserve"> </w:t>
-            </w:r>
-            <w:r>
-              <w:rPr>
-                <w:lang w:eastAsia="ko-KR"/>
-              </w:rPr>
-              <w:t>투자를</w:t>
-            </w:r>
-            <w:r>
-              <w:rPr>
-                <w:lang w:eastAsia="ko-KR"/>
-              </w:rPr>
-              <w:t xml:space="preserve"> </w:t>
-            </w:r>
-            <w:r>
-              <w:rPr>
-                <w:lang w:eastAsia="ko-KR"/>
-              </w:rPr>
-              <w:t>검토할</w:t>
-            </w:r>
-            <w:r>
-              <w:rPr>
-                <w:lang w:eastAsia="ko-KR"/>
-              </w:rPr>
-              <w:t xml:space="preserve"> </w:t>
-            </w:r>
-            <w:r>
-              <w:rPr>
-                <w:lang w:eastAsia="ko-KR"/>
-              </w:rPr>
-              <w:t>때</w:t>
-            </w:r>
-            <w:r>
-              <w:rPr>
-                <w:lang w:eastAsia="ko-KR"/>
-              </w:rPr>
-              <w:t xml:space="preserve"> </w:t>
-            </w:r>
-            <w:r>
-              <w:rPr>
-                <w:lang w:eastAsia="ko-KR"/>
-              </w:rPr>
-              <w:t>사전에</w:t>
-            </w:r>
-            <w:r>
-              <w:rPr>
-                <w:lang w:eastAsia="ko-KR"/>
-              </w:rPr>
-              <w:t xml:space="preserve"> </w:t>
-            </w:r>
-            <w:r>
-              <w:rPr>
-                <w:lang w:eastAsia="ko-KR"/>
-              </w:rPr>
-              <w:t>협의해야</w:t>
-            </w:r>
-            <w:r>
-              <w:rPr>
-                <w:lang w:eastAsia="ko-KR"/>
-              </w:rPr>
-              <w:t xml:space="preserve"> </w:t>
-            </w:r>
-            <w:r>
-              <w:rPr>
-                <w:lang w:eastAsia="ko-KR"/>
-              </w:rPr>
-              <w:t>할</w:t>
-            </w:r>
-            <w:r>
-              <w:rPr>
-                <w:lang w:eastAsia="ko-KR"/>
-              </w:rPr>
-              <w:t xml:space="preserve"> </w:t>
-            </w:r>
-            <w:r>
-              <w:rPr>
-                <w:lang w:eastAsia="ko-KR"/>
-              </w:rPr>
-              <w:t>부서와</w:t>
-            </w:r>
-            <w:r>
-              <w:rPr>
-                <w:lang w:eastAsia="ko-KR"/>
-              </w:rPr>
-              <w:t xml:space="preserve"> </w:t>
-            </w:r>
-            <w:r>
-              <w:rPr>
-                <w:lang w:eastAsia="ko-KR"/>
-              </w:rPr>
-              <w:t>절차</w:t>
-            </w:r>
-            <w:r>
-              <w:rPr>
-                <w:lang w:eastAsia="ko-KR"/>
-              </w:rPr>
-              <w:t>”</w:t>
-            </w:r>
-            <w:proofErr w:type="spellStart"/>
-            <w:r>
-              <w:rPr>
-                <w:lang w:eastAsia="ko-KR"/>
-              </w:rPr>
-              <w:t>를</w:t>
-            </w:r>
-            <w:proofErr w:type="spellEnd"/>
-            <w:r>
-              <w:rPr>
-                <w:lang w:eastAsia="ko-KR"/>
-              </w:rPr>
-              <w:t xml:space="preserve"> </w:t>
-            </w:r>
-            <w:r>
-              <w:rPr>
-                <w:lang w:eastAsia="ko-KR"/>
-              </w:rPr>
-              <w:t>그대로</w:t>
-            </w:r>
-            <w:r>
-              <w:rPr>
-                <w:lang w:eastAsia="ko-KR"/>
-              </w:rPr>
-              <w:t xml:space="preserve"> </w:t>
-            </w:r>
-            <w:r>
-              <w:rPr>
-                <w:lang w:eastAsia="ko-KR"/>
-              </w:rPr>
-              <w:t>문장으로</w:t>
-            </w:r>
-            <w:r>
-              <w:rPr>
-                <w:lang w:eastAsia="ko-KR"/>
-              </w:rPr>
-              <w:t xml:space="preserve"> </w:t>
-            </w:r>
-            <w:r>
-              <w:rPr>
-                <w:lang w:eastAsia="ko-KR"/>
-              </w:rPr>
-              <w:t>입력해</w:t>
-            </w:r>
-            <w:r>
-              <w:rPr>
-                <w:lang w:eastAsia="ko-KR"/>
-              </w:rPr>
-              <w:t xml:space="preserve"> </w:t>
-            </w:r>
-            <w:r>
-              <w:rPr>
-                <w:lang w:eastAsia="ko-KR"/>
-              </w:rPr>
-              <w:t>봅니다</w:t>
-            </w:r>
-            <w:r>
-              <w:rPr>
-                <w:lang w:eastAsia="ko-KR"/>
-              </w:rPr>
-              <w:t xml:space="preserve">. </w:t>
-            </w:r>
-            <w:r>
-              <w:rPr>
-                <w:lang w:eastAsia="ko-KR"/>
-              </w:rPr>
-              <w:t>부서</w:t>
-            </w:r>
-            <w:r>
-              <w:rPr>
-                <w:lang w:eastAsia="ko-KR"/>
-              </w:rPr>
-              <w:t xml:space="preserve"> </w:t>
-            </w:r>
-            <w:r>
-              <w:rPr>
-                <w:lang w:eastAsia="ko-KR"/>
-              </w:rPr>
-              <w:t>찾기를</w:t>
-            </w:r>
-            <w:r>
-              <w:rPr>
-                <w:lang w:eastAsia="ko-KR"/>
-              </w:rPr>
-              <w:t xml:space="preserve"> </w:t>
-            </w:r>
-            <w:r>
-              <w:rPr>
-                <w:lang w:eastAsia="ko-KR"/>
-              </w:rPr>
               <w:t>누르면</w:t>
             </w:r>
             <w:r>
@@ -11775,19 +11296,15 @@
               <w:br/>
               <w:t xml:space="preserve">AI </w:t>
             </w:r>
-            <w:proofErr w:type="spellStart"/>
             <w:r>
               <w:t>판정</w:t>
             </w:r>
-            <w:proofErr w:type="spellEnd"/>
             <w:r>
               <w:t xml:space="preserve"> </w:t>
             </w:r>
-            <w:proofErr w:type="spellStart"/>
             <w:r>
               <w:t>결과</w:t>
             </w:r>
-            <w:proofErr w:type="spellEnd"/>
           </w:p>
         </w:tc>
         <w:tc>
@@ -12187,15 +11704,12 @@
             <w:r>
               <w:br/>
             </w:r>
-            <w:proofErr w:type="spellStart"/>
             <w:r>
               <w:t>근거</w:t>
             </w:r>
-            <w:proofErr w:type="spellEnd"/>
             <w:r>
               <w:t xml:space="preserve"> </w:t>
             </w:r>
-            <w:proofErr w:type="spellStart"/>
             <w:r>
               <w:t>확인</w:t>
             </w:r>
@@ -12205,15 +11719,12 @@
             <w:r>
               <w:t>요청</w:t>
             </w:r>
-            <w:proofErr w:type="spellEnd"/>
             <w:r>
               <w:t xml:space="preserve"> </w:t>
             </w:r>
-            <w:proofErr w:type="spellStart"/>
             <w:r>
               <w:t>준비</w:t>
             </w:r>
-            <w:proofErr w:type="spellEnd"/>
           </w:p>
         </w:tc>
         <w:tc>
@@ -12667,15 +12178,12 @@
             <w:r>
               <w:br/>
             </w:r>
-            <w:proofErr w:type="spellStart"/>
             <w:r>
               <w:t>메일</w:t>
             </w:r>
-            <w:proofErr w:type="spellEnd"/>
             <w:r>
               <w:t xml:space="preserve"> </w:t>
             </w:r>
-            <w:proofErr w:type="spellStart"/>
             <w:r>
               <w:t>작성</w:t>
             </w:r>
@@ -12685,7 +12193,6 @@
             <w:r>
               <w:t>전송</w:t>
             </w:r>
-            <w:proofErr w:type="spellEnd"/>
           </w:p>
         </w:tc>
         <w:tc>
@@ -13175,27 +12682,21 @@
             <w:r>
               <w:br/>
             </w:r>
-            <w:proofErr w:type="spellStart"/>
             <w:r>
               <w:t>진행</w:t>
             </w:r>
-            <w:proofErr w:type="spellEnd"/>
             <w:r>
               <w:t xml:space="preserve"> </w:t>
             </w:r>
-            <w:proofErr w:type="spellStart"/>
             <w:r>
               <w:t>현황</w:t>
             </w:r>
-            <w:proofErr w:type="spellEnd"/>
             <w:r>
               <w:t xml:space="preserve"> </w:t>
             </w:r>
-            <w:proofErr w:type="spellStart"/>
             <w:r>
               <w:t>관리</w:t>
             </w:r>
-            <w:proofErr w:type="spellEnd"/>
           </w:p>
         </w:tc>
         <w:tc>
@@ -13238,14 +12739,12 @@
               </w:rPr>
               <w:t xml:space="preserve"> → </w:t>
             </w:r>
-            <w:proofErr w:type="spellStart"/>
             <w:r>
               <w:rPr>
                 <w:lang w:eastAsia="ko-KR"/>
               </w:rPr>
               <w:t>검토중으로</w:t>
             </w:r>
-            <w:proofErr w:type="spellEnd"/>
             <w:r>
               <w:rPr>
                 <w:lang w:eastAsia="ko-KR"/>
@@ -13598,7 +13097,6 @@
               <w:rPr>
                 <w:lang w:eastAsia="ko-KR"/>
               </w:rPr>
-              <w:lastRenderedPageBreak/>
               <w:t>접수하면</w:t>
             </w:r>
             <w:r>
@@ -13607,14 +13105,12 @@
               </w:rPr>
               <w:t xml:space="preserve"> </w:t>
             </w:r>
-            <w:proofErr w:type="spellStart"/>
             <w:r>
               <w:rPr>
                 <w:lang w:eastAsia="ko-KR"/>
               </w:rPr>
               <w:t>검토중으로</w:t>
             </w:r>
-            <w:proofErr w:type="spellEnd"/>
             <w:r>
               <w:rPr>
                 <w:lang w:eastAsia="ko-KR"/>
@@ -14217,11 +13713,9 @@
       <w:pPr>
         <w:pStyle w:val="21"/>
       </w:pPr>
-      <w:proofErr w:type="spellStart"/>
       <w:r>
         <w:t>전달</w:t>
       </w:r>
-      <w:proofErr w:type="spellEnd"/>
       <w:r>
         <w:t xml:space="preserve"> </w:t>
       </w:r>
@@ -14724,14 +14218,12 @@
         </w:rPr>
         <w:t xml:space="preserve"> </w:t>
       </w:r>
-      <w:proofErr w:type="spellStart"/>
       <w:r>
         <w:rPr>
           <w:lang w:eastAsia="ko-KR"/>
         </w:rPr>
         <w:t>인트로와</w:t>
       </w:r>
-      <w:proofErr w:type="spellEnd"/>
       <w:r>
         <w:rPr>
           <w:lang w:eastAsia="ko-KR"/>
@@ -15532,16 +15024,8 @@
         <w:rPr>
           <w:lang w:eastAsia="ko-KR"/>
         </w:rPr>
-        <w:t xml:space="preserve"> </w:t>
-      </w:r>
-      <w:proofErr w:type="spellStart"/>
-      <w:r>
-        <w:rPr>
-          <w:lang w:eastAsia="ko-KR"/>
-        </w:rPr>
-        <w:t>LangSmith</w:t>
-      </w:r>
-      <w:proofErr w:type="spellEnd"/>
+        <w:t xml:space="preserve"> LangSmith</w:t>
+      </w:r>
       <w:r>
         <w:rPr>
           <w:lang w:eastAsia="ko-KR"/>
@@ -15721,16 +15205,164 @@
         <w:rPr>
           <w:lang w:eastAsia="ko-KR"/>
         </w:rPr>
+        <w:t>. LangSmith</w:t>
+      </w:r>
+      <w:r>
+        <w:rPr>
+          <w:lang w:eastAsia="ko-KR"/>
+        </w:rPr>
+        <w:t>는</w:t>
+      </w:r>
+      <w:r>
+        <w:rPr>
+          <w:lang w:eastAsia="ko-KR"/>
+        </w:rPr>
+        <w:t xml:space="preserve"> </w:t>
+      </w:r>
+      <w:r>
+        <w:rPr>
+          <w:lang w:eastAsia="ko-KR"/>
+        </w:rPr>
+        <w:t>질문부터</w:t>
+      </w:r>
+      <w:r>
+        <w:rPr>
+          <w:lang w:eastAsia="ko-KR"/>
+        </w:rPr>
+        <w:t xml:space="preserve"> </w:t>
+      </w:r>
+      <w:r>
+        <w:rPr>
+          <w:lang w:eastAsia="ko-KR"/>
+        </w:rPr>
+        <w:t>검색</w:t>
+      </w:r>
+      <w:r>
+        <w:rPr>
+          <w:lang w:eastAsia="ko-KR"/>
+        </w:rPr>
+        <w:t xml:space="preserve">, </w:t>
+      </w:r>
+      <w:r>
+        <w:rPr>
+          <w:lang w:eastAsia="ko-KR"/>
+        </w:rPr>
+        <w:t>답변</w:t>
+      </w:r>
+      <w:r>
+        <w:rPr>
+          <w:lang w:eastAsia="ko-KR"/>
+        </w:rPr>
+        <w:t xml:space="preserve">, </w:t>
+      </w:r>
+      <w:r>
+        <w:rPr>
+          <w:lang w:eastAsia="ko-KR"/>
+        </w:rPr>
+        <w:t>채점</w:t>
+      </w:r>
+      <w:r>
+        <w:rPr>
+          <w:lang w:eastAsia="ko-KR"/>
+        </w:rPr>
+        <w:t xml:space="preserve"> </w:t>
+      </w:r>
+      <w:r>
+        <w:rPr>
+          <w:lang w:eastAsia="ko-KR"/>
+        </w:rPr>
+        <w:t>결과까지의</w:t>
+      </w:r>
+      <w:r>
+        <w:rPr>
+          <w:lang w:eastAsia="ko-KR"/>
+        </w:rPr>
+        <w:t xml:space="preserve"> </w:t>
+      </w:r>
+      <w:r>
+        <w:rPr>
+          <w:lang w:eastAsia="ko-KR"/>
+        </w:rPr>
+        <w:t>과정을</w:t>
+      </w:r>
+      <w:r>
+        <w:rPr>
+          <w:lang w:eastAsia="ko-KR"/>
+        </w:rPr>
+        <w:t xml:space="preserve"> </w:t>
+      </w:r>
+      <w:r>
+        <w:rPr>
+          <w:lang w:eastAsia="ko-KR"/>
+        </w:rPr>
+        <w:t>추적하고</w:t>
+      </w:r>
+      <w:r>
+        <w:rPr>
+          <w:lang w:eastAsia="ko-KR"/>
+        </w:rPr>
+        <w:t xml:space="preserve"> </w:t>
+      </w:r>
+      <w:r>
+        <w:rPr>
+          <w:lang w:eastAsia="ko-KR"/>
+        </w:rPr>
+        <w:t>관리하는</w:t>
+      </w:r>
+      <w:r>
+        <w:rPr>
+          <w:lang w:eastAsia="ko-KR"/>
+        </w:rPr>
+        <w:t xml:space="preserve"> </w:t>
+      </w:r>
+      <w:r>
+        <w:rPr>
+          <w:lang w:eastAsia="ko-KR"/>
+        </w:rPr>
+        <w:t>도구로</w:t>
+      </w:r>
+      <w:r>
+        <w:rPr>
+          <w:lang w:eastAsia="ko-KR"/>
+        </w:rPr>
+        <w:t xml:space="preserve"> </w:t>
+      </w:r>
+      <w:r>
+        <w:rPr>
+          <w:lang w:eastAsia="ko-KR"/>
+        </w:rPr>
+        <w:t>사용했습니다</w:t>
+      </w:r>
+      <w:r>
+        <w:rPr>
+          <w:lang w:eastAsia="ko-KR"/>
+        </w:rPr>
         <w:t xml:space="preserve">. </w:t>
       </w:r>
-      <w:proofErr w:type="spellStart"/>
-      <w:r>
-        <w:rPr>
-          <w:lang w:eastAsia="ko-KR"/>
-        </w:rPr>
-        <w:t>LangSmith</w:t>
-      </w:r>
-      <w:proofErr w:type="spellEnd"/>
+      <w:r>
+        <w:rPr>
+          <w:lang w:eastAsia="ko-KR"/>
+        </w:rPr>
+        <w:t>쉽게</w:t>
+      </w:r>
+      <w:r>
+        <w:rPr>
+          <w:lang w:eastAsia="ko-KR"/>
+        </w:rPr>
+        <w:t xml:space="preserve"> </w:t>
+      </w:r>
+      <w:r>
+        <w:rPr>
+          <w:lang w:eastAsia="ko-KR"/>
+        </w:rPr>
+        <w:t>말하면</w:t>
+      </w:r>
+      <w:r>
+        <w:rPr>
+          <w:lang w:eastAsia="ko-KR"/>
+        </w:rPr>
+        <w:t xml:space="preserve"> RAGAS</w:t>
+      </w:r>
       <w:r>
         <w:rPr>
           <w:lang w:eastAsia="ko-KR"/>
@@ -15747,162 +15379,6 @@
         <w:rPr>
           <w:lang w:eastAsia="ko-KR"/>
         </w:rPr>
-        <w:t>질문부터</w:t>
-      </w:r>
-      <w:r>
-        <w:rPr>
-          <w:lang w:eastAsia="ko-KR"/>
-        </w:rPr>
-        <w:t xml:space="preserve"> </w:t>
-      </w:r>
-      <w:r>
-        <w:rPr>
-          <w:lang w:eastAsia="ko-KR"/>
-        </w:rPr>
-        <w:t>검색</w:t>
-      </w:r>
-      <w:r>
-        <w:rPr>
-          <w:lang w:eastAsia="ko-KR"/>
-        </w:rPr>
-        <w:t xml:space="preserve">, </w:t>
-      </w:r>
-      <w:r>
-        <w:rPr>
-          <w:lang w:eastAsia="ko-KR"/>
-        </w:rPr>
-        <w:t>답변</w:t>
-      </w:r>
-      <w:r>
-        <w:rPr>
-          <w:lang w:eastAsia="ko-KR"/>
-        </w:rPr>
-        <w:t xml:space="preserve">, </w:t>
-      </w:r>
-      <w:r>
-        <w:rPr>
-          <w:lang w:eastAsia="ko-KR"/>
-        </w:rPr>
-        <w:t>채점</w:t>
-      </w:r>
-      <w:r>
-        <w:rPr>
-          <w:lang w:eastAsia="ko-KR"/>
-        </w:rPr>
-        <w:t xml:space="preserve"> </w:t>
-      </w:r>
-      <w:r>
-        <w:rPr>
-          <w:lang w:eastAsia="ko-KR"/>
-        </w:rPr>
-        <w:t>결과까지의</w:t>
-      </w:r>
-      <w:r>
-        <w:rPr>
-          <w:lang w:eastAsia="ko-KR"/>
-        </w:rPr>
-        <w:t xml:space="preserve"> </w:t>
-      </w:r>
-      <w:r>
-        <w:rPr>
-          <w:lang w:eastAsia="ko-KR"/>
-        </w:rPr>
-        <w:t>과정을</w:t>
-      </w:r>
-      <w:r>
-        <w:rPr>
-          <w:lang w:eastAsia="ko-KR"/>
-        </w:rPr>
-        <w:t xml:space="preserve"> </w:t>
-      </w:r>
-      <w:r>
-        <w:rPr>
-          <w:lang w:eastAsia="ko-KR"/>
-        </w:rPr>
-        <w:t>추적하고</w:t>
-      </w:r>
-      <w:r>
-        <w:rPr>
-          <w:lang w:eastAsia="ko-KR"/>
-        </w:rPr>
-        <w:t xml:space="preserve"> </w:t>
-      </w:r>
-      <w:r>
-        <w:rPr>
-          <w:lang w:eastAsia="ko-KR"/>
-        </w:rPr>
-        <w:t>관리하는</w:t>
-      </w:r>
-      <w:r>
-        <w:rPr>
-          <w:lang w:eastAsia="ko-KR"/>
-        </w:rPr>
-        <w:t xml:space="preserve"> </w:t>
-      </w:r>
-      <w:r>
-        <w:rPr>
-          <w:lang w:eastAsia="ko-KR"/>
-        </w:rPr>
-        <w:t>도구로</w:t>
-      </w:r>
-      <w:r>
-        <w:rPr>
-          <w:lang w:eastAsia="ko-KR"/>
-        </w:rPr>
-        <w:t xml:space="preserve"> </w:t>
-      </w:r>
-      <w:r>
-        <w:rPr>
-          <w:lang w:eastAsia="ko-KR"/>
-        </w:rPr>
-        <w:t>사용했습니다</w:t>
-      </w:r>
-      <w:r>
-        <w:rPr>
-          <w:lang w:eastAsia="ko-KR"/>
-        </w:rPr>
-        <w:t xml:space="preserve">. </w:t>
-      </w:r>
-      <w:r>
-        <w:rPr>
-          <w:lang w:eastAsia="ko-KR"/>
-        </w:rPr>
-        <w:t>쉽게</w:t>
-      </w:r>
-      <w:r>
-        <w:rPr>
-          <w:lang w:eastAsia="ko-KR"/>
-        </w:rPr>
-        <w:t xml:space="preserve"> </w:t>
-      </w:r>
-      <w:r>
-        <w:rPr>
-          <w:lang w:eastAsia="ko-KR"/>
-        </w:rPr>
-        <w:t>말하면</w:t>
-      </w:r>
-      <w:r>
-        <w:rPr>
-          <w:lang w:eastAsia="ko-KR"/>
-        </w:rPr>
-        <w:t xml:space="preserve"> RAGAS</w:t>
-      </w:r>
-      <w:r>
-        <w:rPr>
-          <w:lang w:eastAsia="ko-KR"/>
-        </w:rPr>
-        <w:t>는</w:t>
-      </w:r>
-      <w:r>
-        <w:rPr>
-          <w:lang w:eastAsia="ko-KR"/>
-        </w:rPr>
-        <w:t xml:space="preserve"> </w:t>
-      </w:r>
-      <w:r>
-        <w:rPr>
-          <w:lang w:eastAsia="ko-KR"/>
-        </w:rPr>
         <w:t>평가</w:t>
       </w:r>
       <w:r>
@@ -15921,16 +15397,8 @@
         <w:rPr>
           <w:lang w:eastAsia="ko-KR"/>
         </w:rPr>
-        <w:t xml:space="preserve">, </w:t>
-      </w:r>
-      <w:proofErr w:type="spellStart"/>
-      <w:r>
-        <w:rPr>
-          <w:lang w:eastAsia="ko-KR"/>
-        </w:rPr>
-        <w:t>LangSmith</w:t>
-      </w:r>
-      <w:proofErr w:type="spellEnd"/>
+        <w:t>, LangSmith</w:t>
+      </w:r>
       <w:r>
         <w:rPr>
           <w:lang w:eastAsia="ko-KR"/>
@@ -16306,14 +15774,12 @@
         </w:rPr>
         <w:t xml:space="preserve"> </w:t>
       </w:r>
-      <w:proofErr w:type="spellStart"/>
       <w:r>
         <w:rPr>
           <w:lang w:eastAsia="ko-KR"/>
         </w:rPr>
         <w:t>경계값</w:t>
       </w:r>
-      <w:proofErr w:type="spellEnd"/>
       <w:r>
         <w:rPr>
           <w:lang w:eastAsia="ko-KR"/>
@@ -16464,14 +15930,12 @@
         </w:rPr>
         <w:t xml:space="preserve"> </w:t>
       </w:r>
-      <w:proofErr w:type="spellStart"/>
       <w:r>
         <w:rPr>
           <w:lang w:eastAsia="ko-KR"/>
         </w:rPr>
         <w:t>성능이라기보다</w:t>
       </w:r>
-      <w:proofErr w:type="spellEnd"/>
       <w:r>
         <w:rPr>
           <w:lang w:eastAsia="ko-KR"/>
@@ -16624,14 +16088,12 @@
         </w:rPr>
         <w:t xml:space="preserve"> </w:t>
       </w:r>
-      <w:proofErr w:type="spellStart"/>
       <w:r>
         <w:rPr>
           <w:lang w:eastAsia="ko-KR"/>
         </w:rPr>
         <w:t>정답률</w:t>
       </w:r>
-      <w:proofErr w:type="spellEnd"/>
       <w:r>
         <w:rPr>
           <w:lang w:eastAsia="ko-KR"/>
@@ -17422,14 +16884,12 @@
         </w:rPr>
         <w:t xml:space="preserve"> </w:t>
       </w:r>
-      <w:proofErr w:type="spellStart"/>
       <w:r>
         <w:rPr>
           <w:lang w:eastAsia="ko-KR"/>
         </w:rPr>
         <w:t>재검증했고</w:t>
       </w:r>
-      <w:proofErr w:type="spellEnd"/>
       <w:r>
         <w:rPr>
           <w:lang w:eastAsia="ko-KR"/>
@@ -18330,14 +17790,12 @@
         </w:rPr>
         <w:t xml:space="preserve"> </w:t>
       </w:r>
-      <w:proofErr w:type="spellStart"/>
       <w:r>
         <w:rPr>
           <w:lang w:eastAsia="ko-KR"/>
         </w:rPr>
         <w:t>불리해졌습니다</w:t>
       </w:r>
-      <w:proofErr w:type="spellEnd"/>
       <w:r>
         <w:rPr>
           <w:lang w:eastAsia="ko-KR"/>
@@ -18380,14 +17838,12 @@
         </w:rPr>
         <w:t xml:space="preserve"> </w:t>
       </w:r>
-      <w:proofErr w:type="spellStart"/>
       <w:r>
         <w:rPr>
           <w:lang w:eastAsia="ko-KR"/>
         </w:rPr>
         <w:t>정확도뿐</w:t>
       </w:r>
-      <w:proofErr w:type="spellEnd"/>
       <w:r>
         <w:rPr>
           <w:lang w:eastAsia="ko-KR"/>

--- a/scenario_final_v2.docx
+++ b/scenario_final_v2.docx
@@ -33,12 +33,14 @@
         </w:rPr>
         <w:t xml:space="preserve"> </w:t>
       </w:r>
+      <w:proofErr w:type="spellStart"/>
       <w:r>
         <w:rPr>
           <w:lang w:eastAsia="ko-KR"/>
         </w:rPr>
         <w:t>네비게이터</w:t>
       </w:r>
+      <w:proofErr w:type="spellEnd"/>
       <w:r>
         <w:rPr>
           <w:lang w:eastAsia="ko-KR"/>
@@ -131,24 +133,28 @@
         </w:rPr>
         <w:t xml:space="preserve">: </w:t>
       </w:r>
+      <w:proofErr w:type="spellStart"/>
       <w:r>
         <w:rPr>
           <w:lang w:eastAsia="ko-KR"/>
         </w:rPr>
         <w:t>포스코퓨처엠</w:t>
       </w:r>
-      <w:r>
-        <w:rPr>
-          <w:lang w:eastAsia="ko-KR"/>
-        </w:rPr>
-        <w:t xml:space="preserve"> </w:t>
-      </w:r>
+      <w:proofErr w:type="spellEnd"/>
+      <w:r>
+        <w:rPr>
+          <w:lang w:eastAsia="ko-KR"/>
+        </w:rPr>
+        <w:t xml:space="preserve"> </w:t>
+      </w:r>
+      <w:proofErr w:type="spellStart"/>
       <w:r>
         <w:rPr>
           <w:lang w:eastAsia="ko-KR"/>
         </w:rPr>
         <w:t>송다혜</w:t>
       </w:r>
+      <w:proofErr w:type="spellEnd"/>
     </w:p>
     <w:p>
       <w:pPr>
@@ -187,12 +193,14 @@
         </w:rPr>
         <w:t xml:space="preserve"> </w:t>
       </w:r>
+      <w:proofErr w:type="spellStart"/>
       <w:r>
         <w:rPr>
           <w:lang w:eastAsia="ko-KR"/>
         </w:rPr>
         <w:t>네비게이터</w:t>
       </w:r>
+      <w:proofErr w:type="spellEnd"/>
       <w:r>
         <w:rPr>
           <w:lang w:eastAsia="ko-KR"/>
@@ -248,24 +256,28 @@
         </w:rPr>
         <w:t xml:space="preserve">. </w:t>
       </w:r>
+      <w:proofErr w:type="spellStart"/>
       <w:r>
         <w:rPr>
           <w:lang w:eastAsia="ko-KR"/>
         </w:rPr>
         <w:t>포스코퓨처엠</w:t>
       </w:r>
-      <w:r>
-        <w:rPr>
-          <w:lang w:eastAsia="ko-KR"/>
-        </w:rPr>
-        <w:t xml:space="preserve"> </w:t>
-      </w:r>
+      <w:proofErr w:type="spellEnd"/>
+      <w:r>
+        <w:rPr>
+          <w:lang w:eastAsia="ko-KR"/>
+        </w:rPr>
+        <w:t xml:space="preserve"> </w:t>
+      </w:r>
+      <w:proofErr w:type="spellStart"/>
       <w:r>
         <w:rPr>
           <w:lang w:eastAsia="ko-KR"/>
         </w:rPr>
         <w:t>송다혜입니다</w:t>
       </w:r>
+      <w:proofErr w:type="spellEnd"/>
       <w:r>
         <w:rPr>
           <w:lang w:eastAsia="ko-KR"/>
@@ -1304,214 +1316,230 @@
     <w:p>
       <w:pPr>
         <w:rPr>
+          <w:rFonts w:eastAsia="맑은 고딕"/>
+          <w:lang w:eastAsia="ko-KR"/>
+        </w:rPr>
+      </w:pPr>
+      <w:r>
+        <w:rPr>
+          <w:lang w:eastAsia="ko-KR"/>
+        </w:rPr>
+        <w:t>사용자가</w:t>
+      </w:r>
+      <w:r>
+        <w:rPr>
+          <w:lang w:eastAsia="ko-KR"/>
+        </w:rPr>
+        <w:t xml:space="preserve"> </w:t>
+      </w:r>
+      <w:r>
+        <w:rPr>
+          <w:lang w:eastAsia="ko-KR"/>
+        </w:rPr>
+        <w:t>업무</w:t>
+      </w:r>
+      <w:r>
+        <w:rPr>
+          <w:lang w:eastAsia="ko-KR"/>
+        </w:rPr>
+        <w:t xml:space="preserve"> </w:t>
+      </w:r>
+      <w:r>
+        <w:rPr>
+          <w:lang w:eastAsia="ko-KR"/>
+        </w:rPr>
+        <w:t>내용을</w:t>
+      </w:r>
+      <w:r>
+        <w:rPr>
+          <w:lang w:eastAsia="ko-KR"/>
+        </w:rPr>
+        <w:t xml:space="preserve"> </w:t>
+      </w:r>
+      <w:r>
+        <w:rPr>
+          <w:lang w:eastAsia="ko-KR"/>
+        </w:rPr>
+        <w:t>입력하면</w:t>
+      </w:r>
+      <w:r>
+        <w:rPr>
+          <w:lang w:eastAsia="ko-KR"/>
+        </w:rPr>
+        <w:t xml:space="preserve"> </w:t>
+      </w:r>
+      <w:r>
+        <w:rPr>
+          <w:lang w:eastAsia="ko-KR"/>
+        </w:rPr>
+        <w:t>서비스가</w:t>
+      </w:r>
+      <w:r>
+        <w:rPr>
+          <w:lang w:eastAsia="ko-KR"/>
+        </w:rPr>
+        <w:t xml:space="preserve"> </w:t>
+      </w:r>
+      <w:r>
+        <w:rPr>
+          <w:lang w:eastAsia="ko-KR"/>
+        </w:rPr>
+        <w:t>업무의</w:t>
+      </w:r>
+      <w:r>
+        <w:rPr>
+          <w:lang w:eastAsia="ko-KR"/>
+        </w:rPr>
+        <w:t xml:space="preserve"> </w:t>
+      </w:r>
+      <w:r>
+        <w:rPr>
+          <w:lang w:eastAsia="ko-KR"/>
+        </w:rPr>
+        <w:t>키워드와</w:t>
+      </w:r>
+      <w:r>
+        <w:rPr>
+          <w:lang w:eastAsia="ko-KR"/>
+        </w:rPr>
+        <w:t xml:space="preserve"> </w:t>
+      </w:r>
+      <w:r>
+        <w:rPr>
+          <w:lang w:eastAsia="ko-KR"/>
+        </w:rPr>
+        <w:t>유형을</w:t>
+      </w:r>
+      <w:r>
+        <w:rPr>
+          <w:lang w:eastAsia="ko-KR"/>
+        </w:rPr>
+        <w:t xml:space="preserve"> </w:t>
+      </w:r>
+      <w:r>
+        <w:rPr>
+          <w:lang w:eastAsia="ko-KR"/>
+        </w:rPr>
+        <w:t>파악하고</w:t>
+      </w:r>
+      <w:r>
+        <w:rPr>
+          <w:lang w:eastAsia="ko-KR"/>
+        </w:rPr>
+        <w:t xml:space="preserve">, </w:t>
+      </w:r>
+      <w:r>
+        <w:rPr>
+          <w:lang w:eastAsia="ko-KR"/>
+        </w:rPr>
+        <w:t>관련</w:t>
+      </w:r>
+      <w:r>
+        <w:rPr>
+          <w:lang w:eastAsia="ko-KR"/>
+        </w:rPr>
+        <w:t xml:space="preserve"> </w:t>
+      </w:r>
+      <w:r>
+        <w:rPr>
+          <w:lang w:eastAsia="ko-KR"/>
+        </w:rPr>
+        <w:t>절차와</w:t>
+      </w:r>
+      <w:r>
+        <w:rPr>
+          <w:lang w:eastAsia="ko-KR"/>
+        </w:rPr>
+        <w:t xml:space="preserve"> </w:t>
+      </w:r>
+      <w:r>
+        <w:rPr>
+          <w:lang w:eastAsia="ko-KR"/>
+        </w:rPr>
+        <w:t>지침</w:t>
+      </w:r>
+      <w:r>
+        <w:rPr>
+          <w:lang w:eastAsia="ko-KR"/>
+        </w:rPr>
+        <w:t xml:space="preserve">, </w:t>
+      </w:r>
+      <w:r>
+        <w:rPr>
+          <w:lang w:eastAsia="ko-KR"/>
+        </w:rPr>
+        <w:t>주관부서와</w:t>
+      </w:r>
+      <w:r>
+        <w:rPr>
+          <w:lang w:eastAsia="ko-KR"/>
+        </w:rPr>
+        <w:t xml:space="preserve"> </w:t>
+      </w:r>
+      <w:r>
+        <w:rPr>
+          <w:lang w:eastAsia="ko-KR"/>
+        </w:rPr>
+        <w:t>협업부서를</w:t>
+      </w:r>
+      <w:r>
+        <w:rPr>
+          <w:lang w:eastAsia="ko-KR"/>
+        </w:rPr>
+        <w:t xml:space="preserve"> </w:t>
+      </w:r>
+      <w:r>
+        <w:rPr>
+          <w:lang w:eastAsia="ko-KR"/>
+        </w:rPr>
+        <w:t>함께</w:t>
+      </w:r>
+      <w:r>
+        <w:rPr>
+          <w:lang w:eastAsia="ko-KR"/>
+        </w:rPr>
+        <w:t xml:space="preserve"> </w:t>
+      </w:r>
+      <w:r>
+        <w:rPr>
+          <w:lang w:eastAsia="ko-KR"/>
+        </w:rPr>
+        <w:t>안내하도록</w:t>
+      </w:r>
+      <w:r>
+        <w:rPr>
+          <w:lang w:eastAsia="ko-KR"/>
+        </w:rPr>
+        <w:t xml:space="preserve"> </w:t>
+      </w:r>
+      <w:r>
+        <w:rPr>
+          <w:lang w:eastAsia="ko-KR"/>
+        </w:rPr>
+        <w:t>구성</w:t>
+      </w:r>
+      <w:r>
+        <w:rPr>
           <w:rFonts w:eastAsia="맑은 고딕" w:hint="eastAsia"/>
           <w:lang w:eastAsia="ko-KR"/>
         </w:rPr>
-      </w:pPr>
-      <w:r>
-        <w:rPr>
-          <w:lang w:eastAsia="ko-KR"/>
-        </w:rPr>
-        <w:t>사용자가</w:t>
-      </w:r>
-      <w:r>
-        <w:rPr>
-          <w:lang w:eastAsia="ko-KR"/>
-        </w:rPr>
-        <w:t xml:space="preserve"> </w:t>
-      </w:r>
-      <w:r>
-        <w:rPr>
-          <w:lang w:eastAsia="ko-KR"/>
-        </w:rPr>
-        <w:t>업무</w:t>
-      </w:r>
-      <w:r>
-        <w:rPr>
-          <w:lang w:eastAsia="ko-KR"/>
-        </w:rPr>
-        <w:t xml:space="preserve"> </w:t>
-      </w:r>
-      <w:r>
-        <w:rPr>
-          <w:lang w:eastAsia="ko-KR"/>
-        </w:rPr>
-        <w:t>내용을</w:t>
-      </w:r>
-      <w:r>
-        <w:rPr>
-          <w:lang w:eastAsia="ko-KR"/>
-        </w:rPr>
-        <w:t xml:space="preserve"> </w:t>
-      </w:r>
-      <w:r>
-        <w:rPr>
-          <w:lang w:eastAsia="ko-KR"/>
-        </w:rPr>
-        <w:t>입력하면</w:t>
-      </w:r>
-      <w:r>
-        <w:rPr>
-          <w:lang w:eastAsia="ko-KR"/>
-        </w:rPr>
-        <w:t xml:space="preserve"> </w:t>
-      </w:r>
-      <w:r>
-        <w:rPr>
-          <w:lang w:eastAsia="ko-KR"/>
-        </w:rPr>
-        <w:t>서비스가</w:t>
-      </w:r>
-      <w:r>
-        <w:rPr>
-          <w:lang w:eastAsia="ko-KR"/>
-        </w:rPr>
-        <w:t xml:space="preserve"> </w:t>
-      </w:r>
-      <w:r>
-        <w:rPr>
-          <w:lang w:eastAsia="ko-KR"/>
-        </w:rPr>
-        <w:t>업무의</w:t>
-      </w:r>
-      <w:r>
-        <w:rPr>
-          <w:lang w:eastAsia="ko-KR"/>
-        </w:rPr>
-        <w:t xml:space="preserve"> </w:t>
-      </w:r>
-      <w:r>
-        <w:rPr>
-          <w:lang w:eastAsia="ko-KR"/>
-        </w:rPr>
-        <w:t>키워드와</w:t>
-      </w:r>
-      <w:r>
-        <w:rPr>
-          <w:lang w:eastAsia="ko-KR"/>
-        </w:rPr>
-        <w:t xml:space="preserve"> </w:t>
-      </w:r>
-      <w:r>
-        <w:rPr>
-          <w:lang w:eastAsia="ko-KR"/>
-        </w:rPr>
-        <w:t>유형을</w:t>
-      </w:r>
-      <w:r>
-        <w:rPr>
-          <w:lang w:eastAsia="ko-KR"/>
-        </w:rPr>
-        <w:t xml:space="preserve"> </w:t>
-      </w:r>
-      <w:r>
-        <w:rPr>
-          <w:lang w:eastAsia="ko-KR"/>
-        </w:rPr>
-        <w:t>파악하고</w:t>
-      </w:r>
-      <w:r>
-        <w:rPr>
-          <w:lang w:eastAsia="ko-KR"/>
-        </w:rPr>
-        <w:t xml:space="preserve">, </w:t>
-      </w:r>
-      <w:r>
-        <w:rPr>
-          <w:lang w:eastAsia="ko-KR"/>
-        </w:rPr>
-        <w:t>관련</w:t>
-      </w:r>
-      <w:r>
-        <w:rPr>
-          <w:lang w:eastAsia="ko-KR"/>
-        </w:rPr>
-        <w:t xml:space="preserve"> </w:t>
-      </w:r>
-      <w:r>
-        <w:rPr>
-          <w:lang w:eastAsia="ko-KR"/>
-        </w:rPr>
-        <w:t>절차와</w:t>
-      </w:r>
-      <w:r>
-        <w:rPr>
-          <w:lang w:eastAsia="ko-KR"/>
-        </w:rPr>
-        <w:t xml:space="preserve"> </w:t>
-      </w:r>
-      <w:r>
-        <w:rPr>
-          <w:lang w:eastAsia="ko-KR"/>
-        </w:rPr>
-        <w:t>지침</w:t>
-      </w:r>
-      <w:r>
-        <w:rPr>
-          <w:lang w:eastAsia="ko-KR"/>
-        </w:rPr>
-        <w:t xml:space="preserve">, </w:t>
-      </w:r>
-      <w:r>
-        <w:rPr>
-          <w:lang w:eastAsia="ko-KR"/>
-        </w:rPr>
-        <w:t>주관부서와</w:t>
-      </w:r>
-      <w:r>
-        <w:rPr>
-          <w:lang w:eastAsia="ko-KR"/>
-        </w:rPr>
-        <w:t xml:space="preserve"> </w:t>
-      </w:r>
-      <w:r>
-        <w:rPr>
-          <w:lang w:eastAsia="ko-KR"/>
-        </w:rPr>
-        <w:t>협업부서를</w:t>
-      </w:r>
-      <w:r>
-        <w:rPr>
-          <w:lang w:eastAsia="ko-KR"/>
-        </w:rPr>
-        <w:t xml:space="preserve"> </w:t>
-      </w:r>
-      <w:r>
-        <w:rPr>
-          <w:lang w:eastAsia="ko-KR"/>
-        </w:rPr>
-        <w:t>함께</w:t>
-      </w:r>
-      <w:r>
-        <w:rPr>
-          <w:lang w:eastAsia="ko-KR"/>
-        </w:rPr>
-        <w:t xml:space="preserve"> </w:t>
-      </w:r>
-      <w:r>
-        <w:rPr>
-          <w:lang w:eastAsia="ko-KR"/>
-        </w:rPr>
-        <w:t>안내하도록</w:t>
-      </w:r>
-      <w:r>
-        <w:rPr>
-          <w:lang w:eastAsia="ko-KR"/>
-        </w:rPr>
-        <w:t xml:space="preserve"> </w:t>
-      </w:r>
-      <w:r>
-        <w:rPr>
-          <w:lang w:eastAsia="ko-KR"/>
-        </w:rPr>
-        <w:t>구성</w:t>
-      </w:r>
+        <w:t xml:space="preserve">한 업무 지침 </w:t>
+      </w:r>
+      <w:proofErr w:type="spellStart"/>
       <w:r>
         <w:rPr>
           <w:rFonts w:eastAsia="맑은 고딕" w:hint="eastAsia"/>
           <w:lang w:eastAsia="ko-KR"/>
         </w:rPr>
-        <w:t>한 업무 지침 네비게이터를 개발하게 되었습니다.</w:t>
+        <w:t>네비게이터를</w:t>
+      </w:r>
+      <w:proofErr w:type="spellEnd"/>
+      <w:r>
+        <w:rPr>
+          <w:rFonts w:eastAsia="맑은 고딕" w:hint="eastAsia"/>
+          <w:lang w:eastAsia="ko-KR"/>
+        </w:rPr>
+        <w:t xml:space="preserve"> 개발하게 되었습니다.</w:t>
       </w:r>
     </w:p>
     <w:p>
@@ -1591,99 +1619,621 @@
       </w:pPr>
       <w:r>
         <w:rPr>
-          <w:lang w:eastAsia="ko-KR"/>
-        </w:rPr>
-        <w:t>1</w:t>
-      </w:r>
-      <w:r>
-        <w:rPr>
-          <w:lang w:eastAsia="ko-KR"/>
-        </w:rPr>
-        <w:t>주차에는</w:t>
-      </w:r>
-      <w:r>
-        <w:rPr>
-          <w:lang w:eastAsia="ko-KR"/>
-        </w:rPr>
-        <w:t xml:space="preserve"> </w:t>
-      </w:r>
-      <w:r>
-        <w:rPr>
-          <w:lang w:eastAsia="ko-KR"/>
-        </w:rPr>
-        <w:t>바이브코딩을</w:t>
-      </w:r>
-      <w:r>
-        <w:rPr>
-          <w:lang w:eastAsia="ko-KR"/>
-        </w:rPr>
-        <w:t xml:space="preserve"> </w:t>
-      </w:r>
-      <w:r>
-        <w:rPr>
-          <w:lang w:eastAsia="ko-KR"/>
-        </w:rPr>
-        <w:t>활용해</w:t>
-      </w:r>
-      <w:r>
-        <w:rPr>
-          <w:lang w:eastAsia="ko-KR"/>
-        </w:rPr>
-        <w:t xml:space="preserve"> </w:t>
-      </w:r>
-      <w:r>
-        <w:rPr>
-          <w:lang w:eastAsia="ko-KR"/>
-        </w:rPr>
-        <w:t>웹서비스의</w:t>
-      </w:r>
-      <w:r>
-        <w:rPr>
-          <w:lang w:eastAsia="ko-KR"/>
-        </w:rPr>
-        <w:t xml:space="preserve"> </w:t>
-      </w:r>
-      <w:r>
-        <w:rPr>
-          <w:lang w:eastAsia="ko-KR"/>
-        </w:rPr>
-        <w:t>기본</w:t>
-      </w:r>
-      <w:r>
-        <w:rPr>
-          <w:lang w:eastAsia="ko-KR"/>
-        </w:rPr>
-        <w:t xml:space="preserve"> </w:t>
-      </w:r>
-      <w:r>
-        <w:rPr>
-          <w:lang w:eastAsia="ko-KR"/>
-        </w:rPr>
-        <w:t>구조를</w:t>
-      </w:r>
-      <w:r>
-        <w:rPr>
-          <w:lang w:eastAsia="ko-KR"/>
-        </w:rPr>
-        <w:t xml:space="preserve"> </w:t>
-      </w:r>
-      <w:r>
-        <w:rPr>
-          <w:lang w:eastAsia="ko-KR"/>
-        </w:rPr>
-        <w:t>만들어</w:t>
-      </w:r>
-      <w:r>
-        <w:rPr>
-          <w:lang w:eastAsia="ko-KR"/>
-        </w:rPr>
-        <w:t xml:space="preserve"> </w:t>
-      </w:r>
-      <w:r>
-        <w:rPr>
-          <w:lang w:eastAsia="ko-KR"/>
-        </w:rPr>
-        <w:t>보았습니다</w:t>
+          <w:rFonts w:eastAsia="맑은 고딕" w:cs="맑은 고딕" w:hint="eastAsia"/>
+          <w:lang w:eastAsia="ko-KR"/>
+        </w:rPr>
+        <w:t>프로젝트를</w:t>
+      </w:r>
+      <w:r>
+        <w:rPr>
+          <w:lang w:eastAsia="ko-KR"/>
+        </w:rPr>
+        <w:t xml:space="preserve"> </w:t>
+      </w:r>
+      <w:r>
+        <w:rPr>
+          <w:rFonts w:eastAsia="맑은 고딕" w:cs="맑은 고딕" w:hint="eastAsia"/>
+          <w:lang w:eastAsia="ko-KR"/>
+        </w:rPr>
+        <w:t>시작하면서</w:t>
+      </w:r>
+      <w:r>
+        <w:rPr>
+          <w:lang w:eastAsia="ko-KR"/>
+        </w:rPr>
+        <w:t xml:space="preserve"> </w:t>
+      </w:r>
+      <w:r>
+        <w:rPr>
+          <w:rFonts w:eastAsia="맑은 고딕" w:cs="맑은 고딕" w:hint="eastAsia"/>
+          <w:lang w:eastAsia="ko-KR"/>
+        </w:rPr>
+        <w:t>먼저</w:t>
+      </w:r>
+      <w:r>
+        <w:rPr>
+          <w:lang w:eastAsia="ko-KR"/>
+        </w:rPr>
+        <w:t xml:space="preserve"> </w:t>
+      </w:r>
+      <w:r>
+        <w:rPr>
+          <w:rFonts w:eastAsia="맑은 고딕" w:cs="맑은 고딕" w:hint="eastAsia"/>
+          <w:lang w:eastAsia="ko-KR"/>
+        </w:rPr>
+        <w:t>대상</w:t>
+      </w:r>
+      <w:r>
+        <w:rPr>
+          <w:lang w:eastAsia="ko-KR"/>
+        </w:rPr>
+        <w:t xml:space="preserve"> </w:t>
+      </w:r>
+      <w:r>
+        <w:rPr>
+          <w:rFonts w:eastAsia="맑은 고딕" w:cs="맑은 고딕" w:hint="eastAsia"/>
+          <w:lang w:eastAsia="ko-KR"/>
+        </w:rPr>
+        <w:t>범위를</w:t>
+      </w:r>
+      <w:r>
+        <w:rPr>
+          <w:lang w:eastAsia="ko-KR"/>
+        </w:rPr>
+        <w:t xml:space="preserve"> </w:t>
+      </w:r>
+      <w:r>
+        <w:rPr>
+          <w:rFonts w:eastAsia="맑은 고딕" w:cs="맑은 고딕" w:hint="eastAsia"/>
+          <w:lang w:eastAsia="ko-KR"/>
+        </w:rPr>
+        <w:t>정했습니다</w:t>
+      </w:r>
+      <w:r>
+        <w:rPr>
+          <w:lang w:eastAsia="ko-KR"/>
+        </w:rPr>
+        <w:t xml:space="preserve">. </w:t>
+      </w:r>
+      <w:r>
+        <w:rPr>
+          <w:rFonts w:eastAsia="맑은 고딕" w:cs="맑은 고딕" w:hint="eastAsia"/>
+          <w:lang w:eastAsia="ko-KR"/>
+        </w:rPr>
+        <w:t>사내</w:t>
+      </w:r>
+      <w:r>
+        <w:rPr>
+          <w:lang w:eastAsia="ko-KR"/>
+        </w:rPr>
+        <w:t xml:space="preserve"> </w:t>
+      </w:r>
+      <w:r>
+        <w:rPr>
+          <w:rFonts w:eastAsia="맑은 고딕" w:cs="맑은 고딕" w:hint="eastAsia"/>
+          <w:lang w:eastAsia="ko-KR"/>
+        </w:rPr>
+        <w:t>규정</w:t>
+      </w:r>
+      <w:r>
+        <w:rPr>
+          <w:lang w:eastAsia="ko-KR"/>
+        </w:rPr>
+        <w:t>·</w:t>
+      </w:r>
+      <w:r>
+        <w:rPr>
+          <w:rFonts w:eastAsia="맑은 고딕" w:cs="맑은 고딕" w:hint="eastAsia"/>
+          <w:lang w:eastAsia="ko-KR"/>
+        </w:rPr>
+        <w:t>정책</w:t>
+      </w:r>
+      <w:r>
+        <w:rPr>
+          <w:lang w:eastAsia="ko-KR"/>
+        </w:rPr>
+        <w:t xml:space="preserve"> </w:t>
+      </w:r>
+      <w:r>
+        <w:rPr>
+          <w:rFonts w:eastAsia="맑은 고딕" w:cs="맑은 고딕" w:hint="eastAsia"/>
+          <w:lang w:eastAsia="ko-KR"/>
+        </w:rPr>
+        <w:t>문서</w:t>
+      </w:r>
+      <w:r>
+        <w:rPr>
+          <w:lang w:eastAsia="ko-KR"/>
+        </w:rPr>
+        <w:t xml:space="preserve"> 3,450</w:t>
+      </w:r>
+      <w:r>
+        <w:rPr>
+          <w:rFonts w:eastAsia="맑은 고딕" w:cs="맑은 고딕" w:hint="eastAsia"/>
+          <w:lang w:eastAsia="ko-KR"/>
+        </w:rPr>
+        <w:t>여</w:t>
+      </w:r>
+      <w:r>
+        <w:rPr>
+          <w:lang w:eastAsia="ko-KR"/>
+        </w:rPr>
+        <w:t xml:space="preserve"> </w:t>
+      </w:r>
+      <w:r>
+        <w:rPr>
+          <w:rFonts w:eastAsia="맑은 고딕" w:cs="맑은 고딕" w:hint="eastAsia"/>
+          <w:lang w:eastAsia="ko-KR"/>
+        </w:rPr>
+        <w:t>개와</w:t>
+      </w:r>
+      <w:r>
+        <w:rPr>
+          <w:lang w:eastAsia="ko-KR"/>
+        </w:rPr>
+        <w:t xml:space="preserve"> </w:t>
+      </w:r>
+      <w:r>
+        <w:rPr>
+          <w:rFonts w:eastAsia="맑은 고딕" w:cs="맑은 고딕" w:hint="eastAsia"/>
+          <w:lang w:eastAsia="ko-KR"/>
+        </w:rPr>
+        <w:t>조직</w:t>
+      </w:r>
+      <w:r>
+        <w:rPr>
+          <w:lang w:eastAsia="ko-KR"/>
+        </w:rPr>
+        <w:t xml:space="preserve"> 126</w:t>
+      </w:r>
+      <w:r>
+        <w:rPr>
+          <w:rFonts w:eastAsia="맑은 고딕" w:cs="맑은 고딕" w:hint="eastAsia"/>
+          <w:lang w:eastAsia="ko-KR"/>
+        </w:rPr>
+        <w:t>개를</w:t>
+      </w:r>
+      <w:r>
+        <w:rPr>
+          <w:lang w:eastAsia="ko-KR"/>
+        </w:rPr>
+        <w:t xml:space="preserve"> </w:t>
+      </w:r>
+      <w:r>
+        <w:rPr>
+          <w:rFonts w:eastAsia="맑은 고딕" w:cs="맑은 고딕" w:hint="eastAsia"/>
+          <w:lang w:eastAsia="ko-KR"/>
+        </w:rPr>
+        <w:t>검토해</w:t>
+      </w:r>
+      <w:r>
+        <w:rPr>
+          <w:lang w:eastAsia="ko-KR"/>
+        </w:rPr>
+        <w:t xml:space="preserve"> </w:t>
+      </w:r>
+      <w:r>
+        <w:rPr>
+          <w:rFonts w:eastAsia="맑은 고딕" w:cs="맑은 고딕" w:hint="eastAsia"/>
+          <w:lang w:eastAsia="ko-KR"/>
+        </w:rPr>
+        <w:t>처음에는</w:t>
+      </w:r>
+      <w:r>
+        <w:rPr>
+          <w:lang w:eastAsia="ko-KR"/>
+        </w:rPr>
+        <w:t xml:space="preserve"> </w:t>
+      </w:r>
+      <w:r>
+        <w:rPr>
+          <w:rFonts w:eastAsia="맑은 고딕" w:cs="맑은 고딕" w:hint="eastAsia"/>
+          <w:lang w:eastAsia="ko-KR"/>
+        </w:rPr>
+        <w:t>대표</w:t>
+      </w:r>
+      <w:r>
+        <w:rPr>
+          <w:lang w:eastAsia="ko-KR"/>
+        </w:rPr>
+        <w:t xml:space="preserve"> </w:t>
+      </w:r>
+      <w:r>
+        <w:rPr>
+          <w:rFonts w:eastAsia="맑은 고딕" w:cs="맑은 고딕" w:hint="eastAsia"/>
+          <w:lang w:eastAsia="ko-KR"/>
+        </w:rPr>
+        <w:t>부서</w:t>
+      </w:r>
+      <w:r>
+        <w:rPr>
+          <w:lang w:eastAsia="ko-KR"/>
+        </w:rPr>
+        <w:t xml:space="preserve"> 10</w:t>
+      </w:r>
+      <w:r>
+        <w:rPr>
+          <w:rFonts w:eastAsia="맑은 고딕" w:cs="맑은 고딕" w:hint="eastAsia"/>
+          <w:lang w:eastAsia="ko-KR"/>
+        </w:rPr>
+        <w:t>개로</w:t>
+      </w:r>
+      <w:r>
+        <w:rPr>
+          <w:lang w:eastAsia="ko-KR"/>
+        </w:rPr>
+        <w:t xml:space="preserve"> </w:t>
+      </w:r>
+      <w:r>
+        <w:rPr>
+          <w:rFonts w:eastAsia="맑은 고딕" w:cs="맑은 고딕" w:hint="eastAsia"/>
+          <w:lang w:eastAsia="ko-KR"/>
+        </w:rPr>
+        <w:t>시작했고</w:t>
+      </w:r>
+      <w:r>
+        <w:rPr>
+          <w:lang w:eastAsia="ko-KR"/>
+        </w:rPr>
+        <w:t xml:space="preserve">, </w:t>
+      </w:r>
+      <w:r>
+        <w:rPr>
+          <w:rFonts w:eastAsia="맑은 고딕" w:cs="맑은 고딕" w:hint="eastAsia"/>
+          <w:lang w:eastAsia="ko-KR"/>
+        </w:rPr>
+        <w:t>이후</w:t>
+      </w:r>
+      <w:r>
+        <w:rPr>
+          <w:lang w:eastAsia="ko-KR"/>
+        </w:rPr>
+        <w:t xml:space="preserve"> 35</w:t>
+      </w:r>
+      <w:r>
+        <w:rPr>
+          <w:rFonts w:eastAsia="맑은 고딕" w:cs="맑은 고딕" w:hint="eastAsia"/>
+          <w:lang w:eastAsia="ko-KR"/>
+        </w:rPr>
+        <w:t>개까지</w:t>
+      </w:r>
+      <w:r>
+        <w:rPr>
+          <w:lang w:eastAsia="ko-KR"/>
+        </w:rPr>
+        <w:t xml:space="preserve"> </w:t>
+      </w:r>
+      <w:r>
+        <w:rPr>
+          <w:rFonts w:eastAsia="맑은 고딕" w:cs="맑은 고딕" w:hint="eastAsia"/>
+          <w:lang w:eastAsia="ko-KR"/>
+        </w:rPr>
+        <w:t>넓혀</w:t>
+      </w:r>
+      <w:r>
+        <w:rPr>
+          <w:lang w:eastAsia="ko-KR"/>
+        </w:rPr>
+        <w:t xml:space="preserve"> </w:t>
+      </w:r>
+      <w:r>
+        <w:rPr>
+          <w:rFonts w:eastAsia="맑은 고딕" w:cs="맑은 고딕" w:hint="eastAsia"/>
+          <w:lang w:eastAsia="ko-KR"/>
+        </w:rPr>
+        <w:t>테스트해</w:t>
+      </w:r>
+      <w:r>
+        <w:rPr>
+          <w:lang w:eastAsia="ko-KR"/>
+        </w:rPr>
+        <w:t xml:space="preserve"> </w:t>
+      </w:r>
+      <w:r>
+        <w:rPr>
+          <w:rFonts w:eastAsia="맑은 고딕" w:cs="맑은 고딕" w:hint="eastAsia"/>
+          <w:lang w:eastAsia="ko-KR"/>
+        </w:rPr>
+        <w:t>봤습니다</w:t>
+      </w:r>
+      <w:r>
+        <w:rPr>
+          <w:lang w:eastAsia="ko-KR"/>
+        </w:rPr>
+        <w:t xml:space="preserve">. </w:t>
+      </w:r>
+      <w:r>
+        <w:rPr>
+          <w:rFonts w:eastAsia="맑은 고딕" w:cs="맑은 고딕" w:hint="eastAsia"/>
+          <w:lang w:eastAsia="ko-KR"/>
+        </w:rPr>
+        <w:t>그런데</w:t>
+      </w:r>
+      <w:r>
+        <w:rPr>
+          <w:lang w:eastAsia="ko-KR"/>
+        </w:rPr>
+        <w:t xml:space="preserve"> </w:t>
+      </w:r>
+      <w:r>
+        <w:rPr>
+          <w:rFonts w:eastAsia="맑은 고딕" w:cs="맑은 고딕" w:hint="eastAsia"/>
+          <w:lang w:eastAsia="ko-KR"/>
+        </w:rPr>
+        <w:t>질의와</w:t>
+      </w:r>
+      <w:r>
+        <w:rPr>
+          <w:lang w:eastAsia="ko-KR"/>
+        </w:rPr>
+        <w:t xml:space="preserve"> </w:t>
+      </w:r>
+      <w:r>
+        <w:rPr>
+          <w:rFonts w:eastAsia="맑은 고딕" w:cs="맑은 고딕" w:hint="eastAsia"/>
+          <w:lang w:eastAsia="ko-KR"/>
+        </w:rPr>
+        <w:t>결과를</w:t>
+      </w:r>
+      <w:r>
+        <w:rPr>
+          <w:lang w:eastAsia="ko-KR"/>
+        </w:rPr>
+        <w:t xml:space="preserve"> </w:t>
+      </w:r>
+      <w:r>
+        <w:rPr>
+          <w:rFonts w:eastAsia="맑은 고딕" w:cs="맑은 고딕" w:hint="eastAsia"/>
+          <w:lang w:eastAsia="ko-KR"/>
+        </w:rPr>
+        <w:t>반복</w:t>
+      </w:r>
+      <w:r>
+        <w:rPr>
+          <w:lang w:eastAsia="ko-KR"/>
+        </w:rPr>
+        <w:t xml:space="preserve"> </w:t>
+      </w:r>
+      <w:r>
+        <w:rPr>
+          <w:rFonts w:eastAsia="맑은 고딕" w:cs="맑은 고딕" w:hint="eastAsia"/>
+          <w:lang w:eastAsia="ko-KR"/>
+        </w:rPr>
+        <w:t>검증하는</w:t>
+      </w:r>
+      <w:r>
+        <w:rPr>
+          <w:lang w:eastAsia="ko-KR"/>
+        </w:rPr>
+        <w:t xml:space="preserve"> </w:t>
+      </w:r>
+      <w:r>
+        <w:rPr>
+          <w:rFonts w:eastAsia="맑은 고딕" w:cs="맑은 고딕" w:hint="eastAsia"/>
+          <w:lang w:eastAsia="ko-KR"/>
+        </w:rPr>
+        <w:t>과정에서</w:t>
+      </w:r>
+      <w:r>
+        <w:rPr>
+          <w:lang w:eastAsia="ko-KR"/>
+        </w:rPr>
+        <w:t xml:space="preserve"> </w:t>
+      </w:r>
+      <w:r>
+        <w:rPr>
+          <w:rFonts w:eastAsia="맑은 고딕" w:cs="맑은 고딕" w:hint="eastAsia"/>
+          <w:lang w:eastAsia="ko-KR"/>
+        </w:rPr>
+        <w:t>일부</w:t>
+      </w:r>
+      <w:r>
+        <w:rPr>
+          <w:lang w:eastAsia="ko-KR"/>
+        </w:rPr>
+        <w:t xml:space="preserve"> </w:t>
+      </w:r>
+      <w:r>
+        <w:rPr>
+          <w:rFonts w:eastAsia="맑은 고딕" w:cs="맑은 고딕" w:hint="eastAsia"/>
+          <w:lang w:eastAsia="ko-KR"/>
+        </w:rPr>
+        <w:t>부서에</w:t>
+      </w:r>
+      <w:r>
+        <w:rPr>
+          <w:lang w:eastAsia="ko-KR"/>
+        </w:rPr>
+        <w:t xml:space="preserve"> </w:t>
+      </w:r>
+      <w:r>
+        <w:rPr>
+          <w:rFonts w:eastAsia="맑은 고딕" w:cs="맑은 고딕" w:hint="eastAsia"/>
+          <w:lang w:eastAsia="ko-KR"/>
+        </w:rPr>
+        <w:t>검색</w:t>
+      </w:r>
+      <w:r>
+        <w:rPr>
+          <w:lang w:eastAsia="ko-KR"/>
+        </w:rPr>
+        <w:t xml:space="preserve"> </w:t>
+      </w:r>
+      <w:r>
+        <w:rPr>
+          <w:rFonts w:eastAsia="맑은 고딕" w:cs="맑은 고딕" w:hint="eastAsia"/>
+          <w:lang w:eastAsia="ko-KR"/>
+        </w:rPr>
+        <w:t>결과가</w:t>
+      </w:r>
+      <w:r>
+        <w:rPr>
+          <w:lang w:eastAsia="ko-KR"/>
+        </w:rPr>
+        <w:t xml:space="preserve"> </w:t>
+      </w:r>
+      <w:r>
+        <w:rPr>
+          <w:rFonts w:eastAsia="맑은 고딕" w:cs="맑은 고딕" w:hint="eastAsia"/>
+          <w:lang w:eastAsia="ko-KR"/>
+        </w:rPr>
+        <w:t>편중되는</w:t>
+      </w:r>
+      <w:r>
+        <w:rPr>
+          <w:lang w:eastAsia="ko-KR"/>
+        </w:rPr>
+        <w:t xml:space="preserve"> </w:t>
+      </w:r>
+      <w:r>
+        <w:rPr>
+          <w:rFonts w:eastAsia="맑은 고딕" w:cs="맑은 고딕" w:hint="eastAsia"/>
+          <w:lang w:eastAsia="ko-KR"/>
+        </w:rPr>
+        <w:t>걸</w:t>
+      </w:r>
+      <w:r>
+        <w:rPr>
+          <w:lang w:eastAsia="ko-KR"/>
+        </w:rPr>
+        <w:t xml:space="preserve"> </w:t>
+      </w:r>
+      <w:r>
+        <w:rPr>
+          <w:rFonts w:eastAsia="맑은 고딕" w:cs="맑은 고딕" w:hint="eastAsia"/>
+          <w:lang w:eastAsia="ko-KR"/>
+        </w:rPr>
+        <w:t>확인했고</w:t>
+      </w:r>
+      <w:r>
+        <w:rPr>
+          <w:lang w:eastAsia="ko-KR"/>
+        </w:rPr>
+        <w:t xml:space="preserve">, </w:t>
+      </w:r>
+      <w:r>
+        <w:rPr>
+          <w:rFonts w:eastAsia="맑은 고딕" w:cs="맑은 고딕" w:hint="eastAsia"/>
+          <w:lang w:eastAsia="ko-KR"/>
+        </w:rPr>
+        <w:t>그래서</w:t>
+      </w:r>
+      <w:r>
+        <w:rPr>
+          <w:lang w:eastAsia="ko-KR"/>
+        </w:rPr>
+        <w:t xml:space="preserve"> </w:t>
+      </w:r>
+      <w:r>
+        <w:rPr>
+          <w:rFonts w:eastAsia="맑은 고딕" w:cs="맑은 고딕" w:hint="eastAsia"/>
+          <w:lang w:eastAsia="ko-KR"/>
+        </w:rPr>
+        <w:t>투자</w:t>
+      </w:r>
+      <w:r>
+        <w:rPr>
+          <w:lang w:eastAsia="ko-KR"/>
+        </w:rPr>
+        <w:t>·</w:t>
+      </w:r>
+      <w:r>
+        <w:rPr>
+          <w:rFonts w:eastAsia="맑은 고딕" w:cs="맑은 고딕" w:hint="eastAsia"/>
+          <w:lang w:eastAsia="ko-KR"/>
+        </w:rPr>
+        <w:t>회계</w:t>
+      </w:r>
+      <w:r>
+        <w:rPr>
+          <w:lang w:eastAsia="ko-KR"/>
+        </w:rPr>
+        <w:t xml:space="preserve"> </w:t>
+      </w:r>
+      <w:r>
+        <w:rPr>
+          <w:rFonts w:eastAsia="맑은 고딕" w:cs="맑은 고딕" w:hint="eastAsia"/>
+          <w:lang w:eastAsia="ko-KR"/>
+        </w:rPr>
+        <w:t>관련</w:t>
+      </w:r>
+      <w:r>
+        <w:rPr>
+          <w:lang w:eastAsia="ko-KR"/>
+        </w:rPr>
+        <w:t xml:space="preserve"> 9</w:t>
+      </w:r>
+      <w:r>
+        <w:rPr>
+          <w:rFonts w:eastAsia="맑은 고딕" w:cs="맑은 고딕" w:hint="eastAsia"/>
+          <w:lang w:eastAsia="ko-KR"/>
+        </w:rPr>
+        <w:t>개</w:t>
+      </w:r>
+      <w:r>
+        <w:rPr>
+          <w:lang w:eastAsia="ko-KR"/>
+        </w:rPr>
+        <w:t xml:space="preserve"> </w:t>
+      </w:r>
+      <w:r>
+        <w:rPr>
+          <w:rFonts w:eastAsia="맑은 고딕" w:cs="맑은 고딕" w:hint="eastAsia"/>
+          <w:lang w:eastAsia="ko-KR"/>
+        </w:rPr>
+        <w:t>부서로</w:t>
+      </w:r>
+      <w:r>
+        <w:rPr>
+          <w:lang w:eastAsia="ko-KR"/>
+        </w:rPr>
+        <w:t xml:space="preserve"> </w:t>
+      </w:r>
+      <w:r>
+        <w:rPr>
+          <w:rFonts w:eastAsia="맑은 고딕" w:cs="맑은 고딕" w:hint="eastAsia"/>
+          <w:lang w:eastAsia="ko-KR"/>
+        </w:rPr>
+        <w:t>범위를</w:t>
+      </w:r>
+      <w:r>
+        <w:rPr>
+          <w:lang w:eastAsia="ko-KR"/>
+        </w:rPr>
+        <w:t xml:space="preserve"> </w:t>
+      </w:r>
+      <w:r>
+        <w:rPr>
+          <w:rFonts w:eastAsia="맑은 고딕" w:cs="맑은 고딕" w:hint="eastAsia"/>
+          <w:lang w:eastAsia="ko-KR"/>
+        </w:rPr>
+        <w:t>다시</w:t>
+      </w:r>
+      <w:r>
+        <w:rPr>
+          <w:lang w:eastAsia="ko-KR"/>
+        </w:rPr>
+        <w:t xml:space="preserve"> </w:t>
+      </w:r>
+      <w:r>
+        <w:rPr>
+          <w:rFonts w:eastAsia="맑은 고딕" w:cs="맑은 고딕" w:hint="eastAsia"/>
+          <w:lang w:eastAsia="ko-KR"/>
+        </w:rPr>
+        <w:t>좁혀</w:t>
+      </w:r>
+      <w:r>
+        <w:rPr>
+          <w:lang w:eastAsia="ko-KR"/>
+        </w:rPr>
+        <w:t xml:space="preserve"> </w:t>
+      </w:r>
+      <w:r>
+        <w:rPr>
+          <w:rFonts w:eastAsia="맑은 고딕" w:cs="맑은 고딕" w:hint="eastAsia"/>
+          <w:lang w:eastAsia="ko-KR"/>
+        </w:rPr>
+        <w:t>진행했습니다</w:t>
       </w:r>
       <w:r>
         <w:rPr>
@@ -1702,295 +2252,107 @@
         <w:rPr>
           <w:lang w:eastAsia="ko-KR"/>
         </w:rPr>
-        <w:t>먼저</w:t>
-      </w:r>
-      <w:r>
-        <w:rPr>
-          <w:lang w:eastAsia="ko-KR"/>
-        </w:rPr>
-        <w:t xml:space="preserve"> </w:t>
-      </w:r>
-      <w:r>
-        <w:rPr>
-          <w:lang w:eastAsia="ko-KR"/>
-        </w:rPr>
-        <w:t>사용자가</w:t>
-      </w:r>
-      <w:r>
-        <w:rPr>
-          <w:lang w:eastAsia="ko-KR"/>
-        </w:rPr>
-        <w:t xml:space="preserve"> </w:t>
-      </w:r>
-      <w:r>
-        <w:rPr>
-          <w:lang w:eastAsia="ko-KR"/>
-        </w:rPr>
-        <w:t>질문을</w:t>
-      </w:r>
-      <w:r>
-        <w:rPr>
-          <w:lang w:eastAsia="ko-KR"/>
-        </w:rPr>
-        <w:t xml:space="preserve"> </w:t>
-      </w:r>
-      <w:r>
-        <w:rPr>
-          <w:lang w:eastAsia="ko-KR"/>
-        </w:rPr>
-        <w:t>입력하고</w:t>
-      </w:r>
-      <w:r>
-        <w:rPr>
-          <w:lang w:eastAsia="ko-KR"/>
-        </w:rPr>
-        <w:t xml:space="preserve"> </w:t>
-      </w:r>
-      <w:r>
-        <w:rPr>
-          <w:lang w:eastAsia="ko-KR"/>
-        </w:rPr>
-        <w:t>결과를</w:t>
-      </w:r>
-      <w:r>
-        <w:rPr>
-          <w:lang w:eastAsia="ko-KR"/>
-        </w:rPr>
-        <w:t xml:space="preserve"> </w:t>
-      </w:r>
-      <w:r>
-        <w:rPr>
-          <w:lang w:eastAsia="ko-KR"/>
-        </w:rPr>
-        <w:t>확인할</w:t>
-      </w:r>
-      <w:r>
-        <w:rPr>
-          <w:lang w:eastAsia="ko-KR"/>
-        </w:rPr>
-        <w:t xml:space="preserve"> </w:t>
-      </w:r>
-      <w:r>
-        <w:rPr>
-          <w:lang w:eastAsia="ko-KR"/>
-        </w:rPr>
-        <w:t>수</w:t>
-      </w:r>
-      <w:r>
-        <w:rPr>
-          <w:lang w:eastAsia="ko-KR"/>
-        </w:rPr>
-        <w:t xml:space="preserve"> </w:t>
-      </w:r>
-      <w:r>
-        <w:rPr>
-          <w:lang w:eastAsia="ko-KR"/>
-        </w:rPr>
-        <w:t>있는</w:t>
-      </w:r>
-      <w:r>
-        <w:rPr>
-          <w:lang w:eastAsia="ko-KR"/>
-        </w:rPr>
-        <w:t xml:space="preserve"> </w:t>
-      </w:r>
-      <w:r>
-        <w:rPr>
-          <w:lang w:eastAsia="ko-KR"/>
-        </w:rPr>
-        <w:t>서버를</w:t>
-      </w:r>
-      <w:r>
-        <w:rPr>
-          <w:lang w:eastAsia="ko-KR"/>
-        </w:rPr>
-        <w:t xml:space="preserve"> </w:t>
-      </w:r>
-      <w:r>
-        <w:rPr>
-          <w:lang w:eastAsia="ko-KR"/>
-        </w:rPr>
-        <w:t>구현했습니다</w:t>
-      </w:r>
-      <w:r>
-        <w:rPr>
-          <w:lang w:eastAsia="ko-KR"/>
-        </w:rPr>
-        <w:t xml:space="preserve">. </w:t>
-      </w:r>
-      <w:r>
-        <w:rPr>
-          <w:lang w:eastAsia="ko-KR"/>
-        </w:rPr>
-        <w:t>초기에는</w:t>
-      </w:r>
-      <w:r>
-        <w:rPr>
-          <w:lang w:eastAsia="ko-KR"/>
-        </w:rPr>
-        <w:t xml:space="preserve"> </w:t>
-      </w:r>
-      <w:r>
-        <w:rPr>
-          <w:lang w:eastAsia="ko-KR"/>
-        </w:rPr>
-        <w:t>질문의</w:t>
-      </w:r>
-      <w:r>
-        <w:rPr>
-          <w:lang w:eastAsia="ko-KR"/>
-        </w:rPr>
-        <w:t xml:space="preserve"> </w:t>
-      </w:r>
-      <w:r>
-        <w:rPr>
-          <w:lang w:eastAsia="ko-KR"/>
-        </w:rPr>
-        <w:t>키워드와</w:t>
-      </w:r>
-      <w:r>
-        <w:rPr>
-          <w:lang w:eastAsia="ko-KR"/>
-        </w:rPr>
-        <w:t xml:space="preserve"> </w:t>
-      </w:r>
-      <w:r>
-        <w:rPr>
-          <w:lang w:eastAsia="ko-KR"/>
-        </w:rPr>
-        <w:t>조건을</w:t>
-      </w:r>
-      <w:r>
-        <w:rPr>
-          <w:lang w:eastAsia="ko-KR"/>
-        </w:rPr>
-        <w:t xml:space="preserve"> </w:t>
-      </w:r>
-      <w:r>
-        <w:rPr>
-          <w:lang w:eastAsia="ko-KR"/>
-        </w:rPr>
-        <w:t>분석한</w:t>
-      </w:r>
-      <w:r>
-        <w:rPr>
-          <w:lang w:eastAsia="ko-KR"/>
-        </w:rPr>
-        <w:t xml:space="preserve"> </w:t>
-      </w:r>
-      <w:r>
-        <w:rPr>
-          <w:lang w:eastAsia="ko-KR"/>
-        </w:rPr>
-        <w:t>뒤</w:t>
-      </w:r>
-      <w:r>
-        <w:rPr>
-          <w:lang w:eastAsia="ko-KR"/>
-        </w:rPr>
-        <w:t xml:space="preserve">, </w:t>
-      </w:r>
-      <w:r>
-        <w:rPr>
-          <w:lang w:eastAsia="ko-KR"/>
-        </w:rPr>
-        <w:t>미리</w:t>
-      </w:r>
-      <w:r>
-        <w:rPr>
-          <w:lang w:eastAsia="ko-KR"/>
-        </w:rPr>
-        <w:t xml:space="preserve"> </w:t>
-      </w:r>
-      <w:r>
-        <w:rPr>
-          <w:lang w:eastAsia="ko-KR"/>
-        </w:rPr>
-        <w:t>정해</w:t>
-      </w:r>
-      <w:r>
-        <w:rPr>
-          <w:lang w:eastAsia="ko-KR"/>
-        </w:rPr>
-        <w:t xml:space="preserve"> </w:t>
-      </w:r>
-      <w:r>
-        <w:rPr>
-          <w:lang w:eastAsia="ko-KR"/>
-        </w:rPr>
-        <w:t>둔</w:t>
-      </w:r>
-      <w:r>
-        <w:rPr>
-          <w:lang w:eastAsia="ko-KR"/>
-        </w:rPr>
-        <w:t xml:space="preserve"> </w:t>
-      </w:r>
-      <w:r>
-        <w:rPr>
-          <w:lang w:eastAsia="ko-KR"/>
-        </w:rPr>
-        <w:t>규칙에</w:t>
-      </w:r>
-      <w:r>
-        <w:rPr>
-          <w:lang w:eastAsia="ko-KR"/>
-        </w:rPr>
-        <w:t xml:space="preserve"> </w:t>
-      </w:r>
-      <w:r>
-        <w:rPr>
-          <w:lang w:eastAsia="ko-KR"/>
-        </w:rPr>
-        <w:t>따라</w:t>
-      </w:r>
-      <w:r>
-        <w:rPr>
-          <w:lang w:eastAsia="ko-KR"/>
-        </w:rPr>
-        <w:t xml:space="preserve"> </w:t>
-      </w:r>
-      <w:r>
-        <w:rPr>
-          <w:lang w:eastAsia="ko-KR"/>
-        </w:rPr>
-        <w:t>관련</w:t>
-      </w:r>
-      <w:r>
-        <w:rPr>
-          <w:lang w:eastAsia="ko-KR"/>
-        </w:rPr>
-        <w:t xml:space="preserve"> </w:t>
-      </w:r>
-      <w:r>
-        <w:rPr>
-          <w:lang w:eastAsia="ko-KR"/>
-        </w:rPr>
-        <w:t>부서를</w:t>
-      </w:r>
-      <w:r>
-        <w:rPr>
-          <w:lang w:eastAsia="ko-KR"/>
-        </w:rPr>
-        <w:t xml:space="preserve"> </w:t>
-      </w:r>
-      <w:r>
-        <w:rPr>
-          <w:lang w:eastAsia="ko-KR"/>
-        </w:rPr>
-        <w:t>추천하는</w:t>
-      </w:r>
-      <w:r>
-        <w:rPr>
-          <w:lang w:eastAsia="ko-KR"/>
-        </w:rPr>
-        <w:t xml:space="preserve"> </w:t>
-      </w:r>
-      <w:r>
-        <w:rPr>
-          <w:lang w:eastAsia="ko-KR"/>
-        </w:rPr>
-        <w:t>방식이었습니다</w:t>
+        <w:t>1</w:t>
+      </w:r>
+      <w:r>
+        <w:rPr>
+          <w:rFonts w:eastAsia="맑은 고딕" w:cs="맑은 고딕" w:hint="eastAsia"/>
+          <w:lang w:eastAsia="ko-KR"/>
+        </w:rPr>
+        <w:t>주차에는</w:t>
+      </w:r>
+      <w:r>
+        <w:rPr>
+          <w:lang w:eastAsia="ko-KR"/>
+        </w:rPr>
+        <w:t xml:space="preserve"> </w:t>
+      </w:r>
+      <w:proofErr w:type="spellStart"/>
+      <w:r>
+        <w:rPr>
+          <w:rFonts w:eastAsia="맑은 고딕" w:cs="맑은 고딕" w:hint="eastAsia"/>
+          <w:lang w:eastAsia="ko-KR"/>
+        </w:rPr>
+        <w:t>바이브코딩을</w:t>
+      </w:r>
+      <w:proofErr w:type="spellEnd"/>
+      <w:r>
+        <w:rPr>
+          <w:lang w:eastAsia="ko-KR"/>
+        </w:rPr>
+        <w:t xml:space="preserve"> </w:t>
+      </w:r>
+      <w:r>
+        <w:rPr>
+          <w:rFonts w:eastAsia="맑은 고딕" w:cs="맑은 고딕" w:hint="eastAsia"/>
+          <w:lang w:eastAsia="ko-KR"/>
+        </w:rPr>
+        <w:t>활용해</w:t>
+      </w:r>
+      <w:r>
+        <w:rPr>
+          <w:lang w:eastAsia="ko-KR"/>
+        </w:rPr>
+        <w:t xml:space="preserve"> </w:t>
+      </w:r>
+      <w:r>
+        <w:rPr>
+          <w:rFonts w:eastAsia="맑은 고딕" w:cs="맑은 고딕" w:hint="eastAsia"/>
+          <w:lang w:eastAsia="ko-KR"/>
+        </w:rPr>
+        <w:t>웹서비스의</w:t>
+      </w:r>
+      <w:r>
+        <w:rPr>
+          <w:lang w:eastAsia="ko-KR"/>
+        </w:rPr>
+        <w:t xml:space="preserve"> </w:t>
+      </w:r>
+      <w:r>
+        <w:rPr>
+          <w:rFonts w:eastAsia="맑은 고딕" w:cs="맑은 고딕" w:hint="eastAsia"/>
+          <w:lang w:eastAsia="ko-KR"/>
+        </w:rPr>
+        <w:t>기본</w:t>
+      </w:r>
+      <w:r>
+        <w:rPr>
+          <w:lang w:eastAsia="ko-KR"/>
+        </w:rPr>
+        <w:t xml:space="preserve"> </w:t>
+      </w:r>
+      <w:r>
+        <w:rPr>
+          <w:rFonts w:eastAsia="맑은 고딕" w:cs="맑은 고딕" w:hint="eastAsia"/>
+          <w:lang w:eastAsia="ko-KR"/>
+        </w:rPr>
+        <w:t>구조를</w:t>
+      </w:r>
+      <w:r>
+        <w:rPr>
+          <w:lang w:eastAsia="ko-KR"/>
+        </w:rPr>
+        <w:t xml:space="preserve"> </w:t>
+      </w:r>
+      <w:r>
+        <w:rPr>
+          <w:rFonts w:eastAsia="맑은 고딕" w:cs="맑은 고딕" w:hint="eastAsia"/>
+          <w:lang w:eastAsia="ko-KR"/>
+        </w:rPr>
+        <w:t>만들어</w:t>
+      </w:r>
+      <w:r>
+        <w:rPr>
+          <w:lang w:eastAsia="ko-KR"/>
+        </w:rPr>
+        <w:t xml:space="preserve"> </w:t>
+      </w:r>
+      <w:r>
+        <w:rPr>
+          <w:rFonts w:eastAsia="맑은 고딕" w:cs="맑은 고딕" w:hint="eastAsia"/>
+          <w:lang w:eastAsia="ko-KR"/>
+        </w:rPr>
+        <w:t>보았습니다</w:t>
       </w:r>
       <w:r>
         <w:rPr>
@@ -2007,123 +2369,62 @@
       </w:pPr>
       <w:r>
         <w:rPr>
-          <w:lang w:eastAsia="ko-KR"/>
-        </w:rPr>
-        <w:t>2</w:t>
-      </w:r>
-      <w:r>
-        <w:rPr>
-          <w:lang w:eastAsia="ko-KR"/>
-        </w:rPr>
-        <w:t>주차에는</w:t>
-      </w:r>
-      <w:r>
-        <w:rPr>
-          <w:lang w:eastAsia="ko-KR"/>
-        </w:rPr>
-        <w:t xml:space="preserve"> RAG</w:t>
-      </w:r>
-      <w:r>
-        <w:rPr>
-          <w:lang w:eastAsia="ko-KR"/>
-        </w:rPr>
-        <w:t>를</w:t>
-      </w:r>
-      <w:r>
-        <w:rPr>
-          <w:lang w:eastAsia="ko-KR"/>
-        </w:rPr>
-        <w:t xml:space="preserve"> </w:t>
-      </w:r>
-      <w:r>
-        <w:rPr>
-          <w:lang w:eastAsia="ko-KR"/>
-        </w:rPr>
-        <w:t>배우고</w:t>
-      </w:r>
-      <w:r>
-        <w:rPr>
-          <w:lang w:eastAsia="ko-KR"/>
-        </w:rPr>
-        <w:t xml:space="preserve"> </w:t>
-      </w:r>
-      <w:r>
-        <w:rPr>
-          <w:lang w:eastAsia="ko-KR"/>
-        </w:rPr>
-        <w:t>적용했습니다</w:t>
-      </w:r>
-      <w:r>
-        <w:rPr>
-          <w:lang w:eastAsia="ko-KR"/>
-        </w:rPr>
-        <w:t>. Embedding</w:t>
-      </w:r>
-      <w:r>
-        <w:rPr>
-          <w:lang w:eastAsia="ko-KR"/>
-        </w:rPr>
-        <w:t>으로</w:t>
-      </w:r>
-      <w:r>
-        <w:rPr>
-          <w:lang w:eastAsia="ko-KR"/>
-        </w:rPr>
-        <w:t xml:space="preserve"> </w:t>
-      </w:r>
-      <w:r>
-        <w:rPr>
-          <w:lang w:eastAsia="ko-KR"/>
-        </w:rPr>
-        <w:t>질문과</w:t>
-      </w:r>
-      <w:r>
-        <w:rPr>
-          <w:lang w:eastAsia="ko-KR"/>
-        </w:rPr>
-        <w:t xml:space="preserve"> </w:t>
-      </w:r>
-      <w:r>
-        <w:rPr>
-          <w:lang w:eastAsia="ko-KR"/>
-        </w:rPr>
-        <w:t>의미가</w:t>
-      </w:r>
-      <w:r>
-        <w:rPr>
-          <w:lang w:eastAsia="ko-KR"/>
-        </w:rPr>
-        <w:t xml:space="preserve"> </w:t>
-      </w:r>
-      <w:r>
-        <w:rPr>
-          <w:lang w:eastAsia="ko-KR"/>
-        </w:rPr>
-        <w:t>비슷한</w:t>
-      </w:r>
-      <w:r>
-        <w:rPr>
-          <w:lang w:eastAsia="ko-KR"/>
-        </w:rPr>
-        <w:t xml:space="preserve"> </w:t>
-      </w:r>
-      <w:r>
-        <w:rPr>
-          <w:lang w:eastAsia="ko-KR"/>
-        </w:rPr>
-        <w:t>문서를</w:t>
-      </w:r>
-      <w:r>
-        <w:rPr>
-          <w:lang w:eastAsia="ko-KR"/>
-        </w:rPr>
-        <w:t xml:space="preserve"> </w:t>
-      </w:r>
-      <w:r>
-        <w:rPr>
-          <w:lang w:eastAsia="ko-KR"/>
-        </w:rPr>
-        <w:t>검색하고</w:t>
+          <w:rFonts w:eastAsia="맑은 고딕" w:cs="맑은 고딕" w:hint="eastAsia"/>
+          <w:lang w:eastAsia="ko-KR"/>
+        </w:rPr>
+        <w:t>질문의</w:t>
+      </w:r>
+      <w:r>
+        <w:rPr>
+          <w:lang w:eastAsia="ko-KR"/>
+        </w:rPr>
+        <w:t xml:space="preserve"> </w:t>
+      </w:r>
+      <w:r>
+        <w:rPr>
+          <w:rFonts w:eastAsia="맑은 고딕" w:cs="맑은 고딕" w:hint="eastAsia"/>
+          <w:lang w:eastAsia="ko-KR"/>
+        </w:rPr>
+        <w:t>키워드와</w:t>
+      </w:r>
+      <w:r>
+        <w:rPr>
+          <w:lang w:eastAsia="ko-KR"/>
+        </w:rPr>
+        <w:t xml:space="preserve"> </w:t>
+      </w:r>
+      <w:r>
+        <w:rPr>
+          <w:rFonts w:eastAsia="맑은 고딕" w:cs="맑은 고딕" w:hint="eastAsia"/>
+          <w:lang w:eastAsia="ko-KR"/>
+        </w:rPr>
+        <w:t>조건을</w:t>
+      </w:r>
+      <w:r>
+        <w:rPr>
+          <w:lang w:eastAsia="ko-KR"/>
+        </w:rPr>
+        <w:t xml:space="preserve"> </w:t>
+      </w:r>
+      <w:r>
+        <w:rPr>
+          <w:rFonts w:eastAsia="맑은 고딕" w:cs="맑은 고딕" w:hint="eastAsia"/>
+          <w:lang w:eastAsia="ko-KR"/>
+        </w:rPr>
+        <w:t>분석한</w:t>
+      </w:r>
+      <w:r>
+        <w:rPr>
+          <w:lang w:eastAsia="ko-KR"/>
+        </w:rPr>
+        <w:t xml:space="preserve"> </w:t>
+      </w:r>
+      <w:r>
+        <w:rPr>
+          <w:rFonts w:eastAsia="맑은 고딕" w:cs="맑은 고딕" w:hint="eastAsia"/>
+          <w:lang w:eastAsia="ko-KR"/>
+        </w:rPr>
+        <w:t>뒤</w:t>
       </w:r>
       <w:r>
         <w:rPr>
@@ -2133,92 +2434,139 @@
       </w:r>
       <w:r>
         <w:rPr>
-          <w:lang w:eastAsia="ko-KR"/>
-        </w:rPr>
-        <w:t>부서나</w:t>
-      </w:r>
-      <w:r>
-        <w:rPr>
-          <w:lang w:eastAsia="ko-KR"/>
-        </w:rPr>
-        <w:t xml:space="preserve"> </w:t>
-      </w:r>
-      <w:r>
-        <w:rPr>
-          <w:lang w:eastAsia="ko-KR"/>
-        </w:rPr>
-        <w:t>문서</w:t>
-      </w:r>
-      <w:r>
-        <w:rPr>
-          <w:lang w:eastAsia="ko-KR"/>
-        </w:rPr>
-        <w:t xml:space="preserve">, </w:t>
-      </w:r>
-      <w:r>
-        <w:rPr>
-          <w:lang w:eastAsia="ko-KR"/>
-        </w:rPr>
-        <w:t>출처</w:t>
-      </w:r>
-      <w:r>
-        <w:rPr>
-          <w:lang w:eastAsia="ko-KR"/>
-        </w:rPr>
-        <w:t xml:space="preserve"> </w:t>
-      </w:r>
-      <w:r>
-        <w:rPr>
-          <w:lang w:eastAsia="ko-KR"/>
-        </w:rPr>
-        <w:t>같은</w:t>
-      </w:r>
-      <w:r>
-        <w:rPr>
-          <w:lang w:eastAsia="ko-KR"/>
-        </w:rPr>
-        <w:t xml:space="preserve"> </w:t>
-      </w:r>
-      <w:r>
-        <w:rPr>
-          <w:lang w:eastAsia="ko-KR"/>
-        </w:rPr>
-        <w:t>메타데이터도</w:t>
-      </w:r>
-      <w:r>
-        <w:rPr>
-          <w:lang w:eastAsia="ko-KR"/>
-        </w:rPr>
-        <w:t xml:space="preserve"> </w:t>
-      </w:r>
-      <w:r>
-        <w:rPr>
-          <w:lang w:eastAsia="ko-KR"/>
-        </w:rPr>
-        <w:t>함께</w:t>
-      </w:r>
-      <w:r>
-        <w:rPr>
-          <w:lang w:eastAsia="ko-KR"/>
-        </w:rPr>
-        <w:t xml:space="preserve"> </w:t>
-      </w:r>
-      <w:r>
-        <w:rPr>
-          <w:lang w:eastAsia="ko-KR"/>
-        </w:rPr>
-        <w:t>활용했습니다</w:t>
+          <w:rFonts w:eastAsia="맑은 고딕" w:cs="맑은 고딕" w:hint="eastAsia"/>
+          <w:lang w:eastAsia="ko-KR"/>
+        </w:rPr>
+        <w:t>미리</w:t>
+      </w:r>
+      <w:r>
+        <w:rPr>
+          <w:lang w:eastAsia="ko-KR"/>
+        </w:rPr>
+        <w:t xml:space="preserve"> </w:t>
+      </w:r>
+      <w:r>
+        <w:rPr>
+          <w:rFonts w:eastAsia="맑은 고딕" w:cs="맑은 고딕" w:hint="eastAsia"/>
+          <w:lang w:eastAsia="ko-KR"/>
+        </w:rPr>
+        <w:t>정해</w:t>
+      </w:r>
+      <w:r>
+        <w:rPr>
+          <w:lang w:eastAsia="ko-KR"/>
+        </w:rPr>
+        <w:t xml:space="preserve"> </w:t>
+      </w:r>
+      <w:r>
+        <w:rPr>
+          <w:rFonts w:eastAsia="맑은 고딕" w:cs="맑은 고딕" w:hint="eastAsia"/>
+          <w:lang w:eastAsia="ko-KR"/>
+        </w:rPr>
+        <w:t>둔</w:t>
+      </w:r>
+      <w:r>
+        <w:rPr>
+          <w:lang w:eastAsia="ko-KR"/>
+        </w:rPr>
+        <w:t xml:space="preserve"> </w:t>
+      </w:r>
+      <w:r>
+        <w:rPr>
+          <w:rFonts w:eastAsia="맑은 고딕" w:cs="맑은 고딕" w:hint="eastAsia"/>
+          <w:lang w:eastAsia="ko-KR"/>
+        </w:rPr>
+        <w:t>규칙에</w:t>
+      </w:r>
+      <w:r>
+        <w:rPr>
+          <w:lang w:eastAsia="ko-KR"/>
+        </w:rPr>
+        <w:t xml:space="preserve"> </w:t>
+      </w:r>
+      <w:r>
+        <w:rPr>
+          <w:rFonts w:eastAsia="맑은 고딕" w:cs="맑은 고딕" w:hint="eastAsia"/>
+          <w:lang w:eastAsia="ko-KR"/>
+        </w:rPr>
+        <w:t>따라</w:t>
+      </w:r>
+      <w:r>
+        <w:rPr>
+          <w:lang w:eastAsia="ko-KR"/>
+        </w:rPr>
+        <w:t xml:space="preserve"> </w:t>
+      </w:r>
+      <w:r>
+        <w:rPr>
+          <w:rFonts w:eastAsia="맑은 고딕" w:cs="맑은 고딕" w:hint="eastAsia"/>
+          <w:lang w:eastAsia="ko-KR"/>
+        </w:rPr>
+        <w:t>관련</w:t>
+      </w:r>
+      <w:r>
+        <w:rPr>
+          <w:lang w:eastAsia="ko-KR"/>
+        </w:rPr>
+        <w:t xml:space="preserve"> </w:t>
+      </w:r>
+      <w:r>
+        <w:rPr>
+          <w:rFonts w:eastAsia="맑은 고딕" w:cs="맑은 고딕" w:hint="eastAsia"/>
+          <w:lang w:eastAsia="ko-KR"/>
+        </w:rPr>
+        <w:t>부서를</w:t>
+      </w:r>
+      <w:r>
+        <w:rPr>
+          <w:lang w:eastAsia="ko-KR"/>
+        </w:rPr>
+        <w:t xml:space="preserve"> </w:t>
+      </w:r>
+      <w:r>
+        <w:rPr>
+          <w:rFonts w:eastAsia="맑은 고딕" w:cs="맑은 고딕" w:hint="eastAsia"/>
+          <w:lang w:eastAsia="ko-KR"/>
+        </w:rPr>
+        <w:t>추천하는</w:t>
+      </w:r>
+      <w:r>
+        <w:rPr>
+          <w:lang w:eastAsia="ko-KR"/>
+        </w:rPr>
+        <w:t xml:space="preserve"> </w:t>
+      </w:r>
+      <w:r>
+        <w:rPr>
+          <w:rFonts w:eastAsia="맑은 고딕" w:cs="맑은 고딕" w:hint="eastAsia"/>
+          <w:lang w:eastAsia="ko-KR"/>
+        </w:rPr>
+        <w:t>방식이었습니다</w:t>
       </w:r>
       <w:r>
         <w:rPr>
           <w:lang w:eastAsia="ko-KR"/>
         </w:rPr>
         <w:t>.</w:t>
+      </w:r>
+      <w:r>
+        <w:rPr>
+          <w:lang w:eastAsia="ko-KR"/>
+        </w:rPr>
+        <w:t xml:space="preserve"> </w:t>
+      </w:r>
+      <w:r>
+        <w:rPr>
+          <w:rFonts w:eastAsia="맑은 고딕" w:cs="맑은 고딕" w:hint="eastAsia"/>
+          <w:lang w:eastAsia="ko-KR"/>
+        </w:rPr>
+        <w:t>일단 동작되는 것을 확인했습니다.</w:t>
       </w:r>
     </w:p>
     <w:p>
       <w:pPr>
         <w:rPr>
+          <w:rFonts w:eastAsia="맑은 고딕"/>
           <w:lang w:eastAsia="ko-KR"/>
         </w:rPr>
       </w:pPr>
@@ -2226,79 +2574,140 @@
         <w:rPr>
           <w:lang w:eastAsia="ko-KR"/>
         </w:rPr>
-        <w:t>이렇게</w:t>
-      </w:r>
-      <w:r>
-        <w:rPr>
-          <w:lang w:eastAsia="ko-KR"/>
-        </w:rPr>
-        <w:t xml:space="preserve"> </w:t>
-      </w:r>
-      <w:r>
-        <w:rPr>
-          <w:lang w:eastAsia="ko-KR"/>
-        </w:rPr>
-        <w:t>하니</w:t>
-      </w:r>
-      <w:r>
-        <w:rPr>
-          <w:lang w:eastAsia="ko-KR"/>
-        </w:rPr>
-        <w:t xml:space="preserve"> </w:t>
-      </w:r>
-      <w:r>
-        <w:rPr>
-          <w:lang w:eastAsia="ko-KR"/>
-        </w:rPr>
-        <w:t>정해진</w:t>
-      </w:r>
-      <w:r>
-        <w:rPr>
-          <w:lang w:eastAsia="ko-KR"/>
-        </w:rPr>
-        <w:t xml:space="preserve"> </w:t>
-      </w:r>
-      <w:r>
-        <w:rPr>
-          <w:lang w:eastAsia="ko-KR"/>
-        </w:rPr>
-        <w:t>규칙만</w:t>
-      </w:r>
-      <w:r>
-        <w:rPr>
-          <w:lang w:eastAsia="ko-KR"/>
-        </w:rPr>
-        <w:t xml:space="preserve"> </w:t>
-      </w:r>
-      <w:r>
-        <w:rPr>
-          <w:lang w:eastAsia="ko-KR"/>
-        </w:rPr>
-        <w:t>보여주는</w:t>
-      </w:r>
-      <w:r>
-        <w:rPr>
-          <w:lang w:eastAsia="ko-KR"/>
-        </w:rPr>
-        <w:t xml:space="preserve"> </w:t>
-      </w:r>
-      <w:r>
-        <w:rPr>
-          <w:lang w:eastAsia="ko-KR"/>
-        </w:rPr>
-        <w:t>것이</w:t>
-      </w:r>
-      <w:r>
-        <w:rPr>
-          <w:lang w:eastAsia="ko-KR"/>
-        </w:rPr>
-        <w:t xml:space="preserve"> </w:t>
-      </w:r>
-      <w:r>
-        <w:rPr>
-          <w:lang w:eastAsia="ko-KR"/>
-        </w:rPr>
-        <w:t>아니라</w:t>
+        <w:t>2</w:t>
+      </w:r>
+      <w:r>
+        <w:rPr>
+          <w:lang w:eastAsia="ko-KR"/>
+        </w:rPr>
+        <w:t>주차</w:t>
+      </w:r>
+      <w:r>
+        <w:rPr>
+          <w:rFonts w:eastAsia="맑은 고딕" w:hint="eastAsia"/>
+          <w:lang w:eastAsia="ko-KR"/>
+        </w:rPr>
+        <w:t>에</w:t>
+      </w:r>
+      <w:r>
+        <w:rPr>
+          <w:rFonts w:eastAsia="맑은 고딕" w:hint="eastAsia"/>
+          <w:lang w:eastAsia="ko-KR"/>
+        </w:rPr>
+        <w:t>는 교육</w:t>
+      </w:r>
+      <w:r>
+        <w:rPr>
+          <w:rFonts w:eastAsia="맑은 고딕" w:hint="eastAsia"/>
+          <w:lang w:eastAsia="ko-KR"/>
+        </w:rPr>
+        <w:t xml:space="preserve"> </w:t>
+      </w:r>
+      <w:r>
+        <w:rPr>
+          <w:rFonts w:eastAsia="맑은 고딕" w:hint="eastAsia"/>
+          <w:lang w:eastAsia="ko-KR"/>
+        </w:rPr>
+        <w:t>시간에 배웠던</w:t>
+      </w:r>
+      <w:r>
+        <w:rPr>
+          <w:rFonts w:eastAsia="맑은 고딕" w:hint="eastAsia"/>
+          <w:lang w:eastAsia="ko-KR"/>
+        </w:rPr>
+        <w:t xml:space="preserve"> </w:t>
+      </w:r>
+      <w:r>
+        <w:rPr>
+          <w:lang w:eastAsia="ko-KR"/>
+        </w:rPr>
+        <w:t>RAG</w:t>
+      </w:r>
+      <w:r>
+        <w:rPr>
+          <w:rFonts w:eastAsia="맑은 고딕" w:cs="맑은 고딕" w:hint="eastAsia"/>
+          <w:lang w:eastAsia="ko-KR"/>
+        </w:rPr>
+        <w:t xml:space="preserve">를 </w:t>
+      </w:r>
+      <w:r>
+        <w:rPr>
+          <w:rFonts w:eastAsia="맑은 고딕" w:cs="맑은 고딕" w:hint="eastAsia"/>
+          <w:lang w:eastAsia="ko-KR"/>
+        </w:rPr>
+        <w:t>서비스에 적용해 봤습니다.</w:t>
+      </w:r>
+      <w:r>
+        <w:rPr>
+          <w:lang w:eastAsia="ko-KR"/>
+        </w:rPr>
+        <w:t xml:space="preserve"> Embedding</w:t>
+      </w:r>
+      <w:r>
+        <w:rPr>
+          <w:lang w:eastAsia="ko-KR"/>
+        </w:rPr>
+        <w:t>으로</w:t>
+      </w:r>
+      <w:r>
+        <w:rPr>
+          <w:lang w:eastAsia="ko-KR"/>
+        </w:rPr>
+        <w:t xml:space="preserve"> </w:t>
+      </w:r>
+      <w:r>
+        <w:rPr>
+          <w:lang w:eastAsia="ko-KR"/>
+        </w:rPr>
+        <w:t>질문과</w:t>
+      </w:r>
+      <w:r>
+        <w:rPr>
+          <w:lang w:eastAsia="ko-KR"/>
+        </w:rPr>
+        <w:t xml:space="preserve"> </w:t>
+      </w:r>
+      <w:r>
+        <w:rPr>
+          <w:lang w:eastAsia="ko-KR"/>
+        </w:rPr>
+        <w:t>의미가</w:t>
+      </w:r>
+      <w:r>
+        <w:rPr>
+          <w:lang w:eastAsia="ko-KR"/>
+        </w:rPr>
+        <w:t xml:space="preserve"> </w:t>
+      </w:r>
+      <w:r>
+        <w:rPr>
+          <w:lang w:eastAsia="ko-KR"/>
+        </w:rPr>
+        <w:t>비슷한</w:t>
+      </w:r>
+      <w:r>
+        <w:rPr>
+          <w:lang w:eastAsia="ko-KR"/>
+        </w:rPr>
+        <w:t xml:space="preserve"> </w:t>
+      </w:r>
+      <w:r>
+        <w:rPr>
+          <w:lang w:eastAsia="ko-KR"/>
+        </w:rPr>
+        <w:t>문서를</w:t>
+      </w:r>
+      <w:r>
+        <w:rPr>
+          <w:lang w:eastAsia="ko-KR"/>
+        </w:rPr>
+        <w:t xml:space="preserve"> </w:t>
+      </w:r>
+      <w:r>
+        <w:rPr>
+          <w:lang w:eastAsia="ko-KR"/>
+        </w:rPr>
+        <w:t>검색하고</w:t>
       </w:r>
       <w:r>
         <w:rPr>
@@ -2310,199 +2719,79 @@
         <w:rPr>
           <w:lang w:eastAsia="ko-KR"/>
         </w:rPr>
-        <w:t>관련</w:t>
-      </w:r>
-      <w:r>
-        <w:rPr>
-          <w:lang w:eastAsia="ko-KR"/>
-        </w:rPr>
-        <w:t xml:space="preserve"> </w:t>
-      </w:r>
-      <w:r>
-        <w:rPr>
-          <w:lang w:eastAsia="ko-KR"/>
-        </w:rPr>
-        <w:t>근거를</w:t>
-      </w:r>
-      <w:r>
-        <w:rPr>
-          <w:lang w:eastAsia="ko-KR"/>
-        </w:rPr>
-        <w:t xml:space="preserve"> </w:t>
-      </w:r>
-      <w:r>
-        <w:rPr>
-          <w:lang w:eastAsia="ko-KR"/>
-        </w:rPr>
-        <w:t>찾아서</w:t>
-      </w:r>
-      <w:r>
-        <w:rPr>
-          <w:lang w:eastAsia="ko-KR"/>
-        </w:rPr>
-        <w:t xml:space="preserve"> </w:t>
-      </w:r>
-      <w:r>
-        <w:rPr>
-          <w:lang w:eastAsia="ko-KR"/>
-        </w:rPr>
-        <w:t>설명할</w:t>
-      </w:r>
-      <w:r>
-        <w:rPr>
-          <w:lang w:eastAsia="ko-KR"/>
-        </w:rPr>
-        <w:t xml:space="preserve"> </w:t>
-      </w:r>
-      <w:r>
-        <w:rPr>
-          <w:lang w:eastAsia="ko-KR"/>
-        </w:rPr>
-        <w:t>수</w:t>
-      </w:r>
-      <w:r>
-        <w:rPr>
-          <w:lang w:eastAsia="ko-KR"/>
-        </w:rPr>
-        <w:t xml:space="preserve"> </w:t>
-      </w:r>
-      <w:r>
-        <w:rPr>
-          <w:lang w:eastAsia="ko-KR"/>
-        </w:rPr>
-        <w:t>있다는</w:t>
-      </w:r>
-      <w:r>
-        <w:rPr>
-          <w:lang w:eastAsia="ko-KR"/>
-        </w:rPr>
-        <w:t xml:space="preserve"> </w:t>
-      </w:r>
-      <w:r>
-        <w:rPr>
-          <w:lang w:eastAsia="ko-KR"/>
-        </w:rPr>
-        <w:t>장점이</w:t>
-      </w:r>
-      <w:r>
-        <w:rPr>
-          <w:lang w:eastAsia="ko-KR"/>
-        </w:rPr>
-        <w:t xml:space="preserve"> </w:t>
-      </w:r>
-      <w:r>
-        <w:rPr>
-          <w:lang w:eastAsia="ko-KR"/>
-        </w:rPr>
-        <w:t>있었습니다</w:t>
-      </w:r>
-      <w:r>
-        <w:rPr>
-          <w:lang w:eastAsia="ko-KR"/>
-        </w:rPr>
-        <w:t xml:space="preserve">. </w:t>
-      </w:r>
-      <w:r>
-        <w:rPr>
-          <w:lang w:eastAsia="ko-KR"/>
-        </w:rPr>
-        <w:t>동시에</w:t>
-      </w:r>
-      <w:r>
-        <w:rPr>
-          <w:lang w:eastAsia="ko-KR"/>
-        </w:rPr>
-        <w:t xml:space="preserve"> </w:t>
-      </w:r>
-      <w:r>
-        <w:rPr>
-          <w:lang w:eastAsia="ko-KR"/>
-        </w:rPr>
-        <w:t>검색</w:t>
-      </w:r>
-      <w:r>
-        <w:rPr>
-          <w:lang w:eastAsia="ko-KR"/>
-        </w:rPr>
-        <w:t xml:space="preserve"> </w:t>
-      </w:r>
-      <w:r>
-        <w:rPr>
-          <w:lang w:eastAsia="ko-KR"/>
-        </w:rPr>
-        <w:t>결과가</w:t>
-      </w:r>
-      <w:r>
-        <w:rPr>
-          <w:lang w:eastAsia="ko-KR"/>
-        </w:rPr>
-        <w:t xml:space="preserve"> </w:t>
-      </w:r>
-      <w:r>
-        <w:rPr>
-          <w:lang w:eastAsia="ko-KR"/>
-        </w:rPr>
-        <w:t>항상</w:t>
-      </w:r>
-      <w:r>
-        <w:rPr>
-          <w:lang w:eastAsia="ko-KR"/>
-        </w:rPr>
-        <w:t xml:space="preserve"> </w:t>
-      </w:r>
-      <w:r>
-        <w:rPr>
-          <w:lang w:eastAsia="ko-KR"/>
-        </w:rPr>
-        <w:t>정확한</w:t>
-      </w:r>
-      <w:r>
-        <w:rPr>
-          <w:lang w:eastAsia="ko-KR"/>
-        </w:rPr>
-        <w:t xml:space="preserve"> </w:t>
-      </w:r>
-      <w:r>
-        <w:rPr>
-          <w:lang w:eastAsia="ko-KR"/>
-        </w:rPr>
-        <w:t>것은</w:t>
-      </w:r>
-      <w:r>
-        <w:rPr>
-          <w:lang w:eastAsia="ko-KR"/>
-        </w:rPr>
-        <w:t xml:space="preserve"> </w:t>
-      </w:r>
-      <w:r>
-        <w:rPr>
-          <w:lang w:eastAsia="ko-KR"/>
-        </w:rPr>
-        <w:t>아니라는</w:t>
-      </w:r>
-      <w:r>
-        <w:rPr>
-          <w:lang w:eastAsia="ko-KR"/>
-        </w:rPr>
-        <w:t xml:space="preserve"> </w:t>
-      </w:r>
-      <w:r>
-        <w:rPr>
-          <w:lang w:eastAsia="ko-KR"/>
-        </w:rPr>
-        <w:t>한계도</w:t>
-      </w:r>
-      <w:r>
-        <w:rPr>
-          <w:lang w:eastAsia="ko-KR"/>
-        </w:rPr>
-        <w:t xml:space="preserve"> </w:t>
-      </w:r>
-      <w:r>
-        <w:rPr>
-          <w:lang w:eastAsia="ko-KR"/>
-        </w:rPr>
-        <w:t>확인했습니다</w:t>
+        <w:t>부서나</w:t>
+      </w:r>
+      <w:r>
+        <w:rPr>
+          <w:lang w:eastAsia="ko-KR"/>
+        </w:rPr>
+        <w:t xml:space="preserve"> </w:t>
+      </w:r>
+      <w:r>
+        <w:rPr>
+          <w:lang w:eastAsia="ko-KR"/>
+        </w:rPr>
+        <w:t>문서</w:t>
+      </w:r>
+      <w:r>
+        <w:rPr>
+          <w:lang w:eastAsia="ko-KR"/>
+        </w:rPr>
+        <w:t xml:space="preserve">, </w:t>
+      </w:r>
+      <w:r>
+        <w:rPr>
+          <w:lang w:eastAsia="ko-KR"/>
+        </w:rPr>
+        <w:t>출처</w:t>
+      </w:r>
+      <w:r>
+        <w:rPr>
+          <w:lang w:eastAsia="ko-KR"/>
+        </w:rPr>
+        <w:t xml:space="preserve"> </w:t>
+      </w:r>
+      <w:r>
+        <w:rPr>
+          <w:lang w:eastAsia="ko-KR"/>
+        </w:rPr>
+        <w:t>같은</w:t>
+      </w:r>
+      <w:r>
+        <w:rPr>
+          <w:lang w:eastAsia="ko-KR"/>
+        </w:rPr>
+        <w:t xml:space="preserve"> </w:t>
+      </w:r>
+      <w:r>
+        <w:rPr>
+          <w:lang w:eastAsia="ko-KR"/>
+        </w:rPr>
+        <w:t>메타데이터도</w:t>
+      </w:r>
+      <w:r>
+        <w:rPr>
+          <w:lang w:eastAsia="ko-KR"/>
+        </w:rPr>
+        <w:t xml:space="preserve"> </w:t>
+      </w:r>
+      <w:r>
+        <w:rPr>
+          <w:lang w:eastAsia="ko-KR"/>
+        </w:rPr>
+        <w:t>함께</w:t>
+      </w:r>
+      <w:r>
+        <w:rPr>
+          <w:lang w:eastAsia="ko-KR"/>
+        </w:rPr>
+        <w:t xml:space="preserve"> </w:t>
+      </w:r>
+      <w:r>
+        <w:rPr>
+          <w:lang w:eastAsia="ko-KR"/>
+        </w:rPr>
+        <w:t>활용했습니다</w:t>
       </w:r>
       <w:r>
         <w:rPr>
@@ -2521,49 +2810,175 @@
         <w:rPr>
           <w:lang w:eastAsia="ko-KR"/>
         </w:rPr>
-        <w:t>3</w:t>
-      </w:r>
-      <w:r>
-        <w:rPr>
-          <w:lang w:eastAsia="ko-KR"/>
-        </w:rPr>
-        <w:t>주차에는</w:t>
-      </w:r>
-      <w:r>
-        <w:rPr>
-          <w:lang w:eastAsia="ko-KR"/>
-        </w:rPr>
-        <w:t xml:space="preserve"> RAGAS</w:t>
-      </w:r>
-      <w:r>
-        <w:rPr>
-          <w:lang w:eastAsia="ko-KR"/>
-        </w:rPr>
-        <w:t>와</w:t>
-      </w:r>
-      <w:r>
-        <w:rPr>
-          <w:lang w:eastAsia="ko-KR"/>
-        </w:rPr>
-        <w:t xml:space="preserve"> LangSmith</w:t>
-      </w:r>
-      <w:r>
-        <w:rPr>
-          <w:lang w:eastAsia="ko-KR"/>
-        </w:rPr>
-        <w:t>를</w:t>
-      </w:r>
-      <w:r>
-        <w:rPr>
-          <w:lang w:eastAsia="ko-KR"/>
-        </w:rPr>
-        <w:t xml:space="preserve"> </w:t>
-      </w:r>
-      <w:r>
-        <w:rPr>
-          <w:lang w:eastAsia="ko-KR"/>
-        </w:rPr>
-        <w:t>적용했습니다</w:t>
+        <w:t>이렇게</w:t>
+      </w:r>
+      <w:r>
+        <w:rPr>
+          <w:lang w:eastAsia="ko-KR"/>
+        </w:rPr>
+        <w:t xml:space="preserve"> </w:t>
+      </w:r>
+      <w:r>
+        <w:rPr>
+          <w:lang w:eastAsia="ko-KR"/>
+        </w:rPr>
+        <w:t>하니</w:t>
+      </w:r>
+      <w:r>
+        <w:rPr>
+          <w:lang w:eastAsia="ko-KR"/>
+        </w:rPr>
+        <w:t xml:space="preserve"> </w:t>
+      </w:r>
+      <w:r>
+        <w:rPr>
+          <w:lang w:eastAsia="ko-KR"/>
+        </w:rPr>
+        <w:t>정해진</w:t>
+      </w:r>
+      <w:r>
+        <w:rPr>
+          <w:lang w:eastAsia="ko-KR"/>
+        </w:rPr>
+        <w:t xml:space="preserve"> </w:t>
+      </w:r>
+      <w:r>
+        <w:rPr>
+          <w:lang w:eastAsia="ko-KR"/>
+        </w:rPr>
+        <w:t>규칙만</w:t>
+      </w:r>
+      <w:r>
+        <w:rPr>
+          <w:lang w:eastAsia="ko-KR"/>
+        </w:rPr>
+        <w:t xml:space="preserve"> </w:t>
+      </w:r>
+      <w:r>
+        <w:rPr>
+          <w:lang w:eastAsia="ko-KR"/>
+        </w:rPr>
+        <w:t>보여주는</w:t>
+      </w:r>
+      <w:r>
+        <w:rPr>
+          <w:lang w:eastAsia="ko-KR"/>
+        </w:rPr>
+        <w:t xml:space="preserve"> </w:t>
+      </w:r>
+      <w:r>
+        <w:rPr>
+          <w:lang w:eastAsia="ko-KR"/>
+        </w:rPr>
+        <w:t>것이</w:t>
+      </w:r>
+      <w:r>
+        <w:rPr>
+          <w:lang w:eastAsia="ko-KR"/>
+        </w:rPr>
+        <w:t xml:space="preserve"> </w:t>
+      </w:r>
+      <w:r>
+        <w:rPr>
+          <w:lang w:eastAsia="ko-KR"/>
+        </w:rPr>
+        <w:t>아니라</w:t>
+      </w:r>
+      <w:r>
+        <w:rPr>
+          <w:lang w:eastAsia="ko-KR"/>
+        </w:rPr>
+        <w:t xml:space="preserve">, </w:t>
+      </w:r>
+      <w:r>
+        <w:rPr>
+          <w:lang w:eastAsia="ko-KR"/>
+        </w:rPr>
+        <w:t>관련</w:t>
+      </w:r>
+      <w:r>
+        <w:rPr>
+          <w:lang w:eastAsia="ko-KR"/>
+        </w:rPr>
+        <w:t xml:space="preserve"> </w:t>
+      </w:r>
+      <w:r>
+        <w:rPr>
+          <w:lang w:eastAsia="ko-KR"/>
+        </w:rPr>
+        <w:t>근거를</w:t>
+      </w:r>
+      <w:r>
+        <w:rPr>
+          <w:lang w:eastAsia="ko-KR"/>
+        </w:rPr>
+        <w:t xml:space="preserve"> </w:t>
+      </w:r>
+      <w:r>
+        <w:rPr>
+          <w:lang w:eastAsia="ko-KR"/>
+        </w:rPr>
+        <w:t>찾아서</w:t>
+      </w:r>
+      <w:r>
+        <w:rPr>
+          <w:lang w:eastAsia="ko-KR"/>
+        </w:rPr>
+        <w:t xml:space="preserve"> </w:t>
+      </w:r>
+      <w:r>
+        <w:rPr>
+          <w:lang w:eastAsia="ko-KR"/>
+        </w:rPr>
+        <w:t>설명할</w:t>
+      </w:r>
+      <w:r>
+        <w:rPr>
+          <w:lang w:eastAsia="ko-KR"/>
+        </w:rPr>
+        <w:t xml:space="preserve"> </w:t>
+      </w:r>
+      <w:r>
+        <w:rPr>
+          <w:lang w:eastAsia="ko-KR"/>
+        </w:rPr>
+        <w:t>수</w:t>
+      </w:r>
+      <w:r>
+        <w:rPr>
+          <w:lang w:eastAsia="ko-KR"/>
+        </w:rPr>
+        <w:t xml:space="preserve"> </w:t>
+      </w:r>
+      <w:r>
+        <w:rPr>
+          <w:lang w:eastAsia="ko-KR"/>
+        </w:rPr>
+        <w:t>있다는</w:t>
+      </w:r>
+      <w:r>
+        <w:rPr>
+          <w:lang w:eastAsia="ko-KR"/>
+        </w:rPr>
+        <w:t xml:space="preserve"> </w:t>
+      </w:r>
+      <w:r>
+        <w:rPr>
+          <w:lang w:eastAsia="ko-KR"/>
+        </w:rPr>
+        <w:t>장점이</w:t>
+      </w:r>
+      <w:r>
+        <w:rPr>
+          <w:lang w:eastAsia="ko-KR"/>
+        </w:rPr>
+        <w:t xml:space="preserve"> </w:t>
+      </w:r>
+      <w:r>
+        <w:rPr>
+          <w:lang w:eastAsia="ko-KR"/>
+        </w:rPr>
+        <w:t>있었습니다</w:t>
       </w:r>
       <w:r>
         <w:rPr>
@@ -2575,127 +2990,103 @@
         <w:rPr>
           <w:lang w:eastAsia="ko-KR"/>
         </w:rPr>
-        <w:t>평가용</w:t>
-      </w:r>
-      <w:r>
-        <w:rPr>
-          <w:lang w:eastAsia="ko-KR"/>
-        </w:rPr>
-        <w:t xml:space="preserve"> </w:t>
-      </w:r>
-      <w:r>
-        <w:rPr>
-          <w:lang w:eastAsia="ko-KR"/>
-        </w:rPr>
-        <w:t>테스트셋을</w:t>
-      </w:r>
-      <w:r>
-        <w:rPr>
-          <w:lang w:eastAsia="ko-KR"/>
-        </w:rPr>
-        <w:t xml:space="preserve"> </w:t>
-      </w:r>
-      <w:r>
-        <w:rPr>
-          <w:lang w:eastAsia="ko-KR"/>
-        </w:rPr>
-        <w:t>만들고</w:t>
-      </w:r>
-      <w:r>
-        <w:rPr>
-          <w:lang w:eastAsia="ko-KR"/>
-        </w:rPr>
-        <w:t xml:space="preserve">, </w:t>
-      </w:r>
-      <w:r>
-        <w:rPr>
-          <w:lang w:eastAsia="ko-KR"/>
-        </w:rPr>
-        <w:t>질문부터</w:t>
-      </w:r>
-      <w:r>
-        <w:rPr>
-          <w:lang w:eastAsia="ko-KR"/>
-        </w:rPr>
-        <w:t xml:space="preserve"> </w:t>
-      </w:r>
-      <w:r>
-        <w:rPr>
-          <w:lang w:eastAsia="ko-KR"/>
-        </w:rPr>
-        <w:t>검색과</w:t>
-      </w:r>
-      <w:r>
-        <w:rPr>
-          <w:lang w:eastAsia="ko-KR"/>
-        </w:rPr>
-        <w:t xml:space="preserve"> </w:t>
-      </w:r>
-      <w:r>
-        <w:rPr>
-          <w:lang w:eastAsia="ko-KR"/>
-        </w:rPr>
-        <w:t>답변까지의</w:t>
-      </w:r>
-      <w:r>
-        <w:rPr>
-          <w:lang w:eastAsia="ko-KR"/>
-        </w:rPr>
-        <w:t xml:space="preserve"> </w:t>
-      </w:r>
-      <w:r>
-        <w:rPr>
-          <w:lang w:eastAsia="ko-KR"/>
-        </w:rPr>
-        <w:t>과정을</w:t>
-      </w:r>
-      <w:r>
-        <w:rPr>
-          <w:lang w:eastAsia="ko-KR"/>
-        </w:rPr>
-        <w:t xml:space="preserve"> </w:t>
-      </w:r>
-      <w:r>
-        <w:rPr>
-          <w:lang w:eastAsia="ko-KR"/>
-        </w:rPr>
-        <w:t>추적하면서</w:t>
-      </w:r>
-      <w:r>
-        <w:rPr>
-          <w:lang w:eastAsia="ko-KR"/>
-        </w:rPr>
-        <w:t xml:space="preserve"> </w:t>
-      </w:r>
-      <w:r>
-        <w:rPr>
-          <w:lang w:eastAsia="ko-KR"/>
-        </w:rPr>
-        <w:t>결과를</w:t>
-      </w:r>
-      <w:r>
-        <w:rPr>
-          <w:lang w:eastAsia="ko-KR"/>
-        </w:rPr>
-        <w:t xml:space="preserve"> </w:t>
-      </w:r>
-      <w:r>
-        <w:rPr>
-          <w:lang w:eastAsia="ko-KR"/>
-        </w:rPr>
-        <w:t>반복적으로</w:t>
-      </w:r>
-      <w:r>
-        <w:rPr>
-          <w:lang w:eastAsia="ko-KR"/>
-        </w:rPr>
-        <w:t xml:space="preserve"> </w:t>
-      </w:r>
-      <w:r>
-        <w:rPr>
-          <w:lang w:eastAsia="ko-KR"/>
-        </w:rPr>
-        <w:t>평가했습니다</w:t>
+        <w:t>동시에</w:t>
+      </w:r>
+      <w:r>
+        <w:rPr>
+          <w:lang w:eastAsia="ko-KR"/>
+        </w:rPr>
+        <w:t xml:space="preserve"> </w:t>
+      </w:r>
+      <w:r>
+        <w:rPr>
+          <w:lang w:eastAsia="ko-KR"/>
+        </w:rPr>
+        <w:t>검색</w:t>
+      </w:r>
+      <w:r>
+        <w:rPr>
+          <w:lang w:eastAsia="ko-KR"/>
+        </w:rPr>
+        <w:t xml:space="preserve"> </w:t>
+      </w:r>
+      <w:r>
+        <w:rPr>
+          <w:lang w:eastAsia="ko-KR"/>
+        </w:rPr>
+        <w:t>결과가</w:t>
+      </w:r>
+      <w:r>
+        <w:rPr>
+          <w:lang w:eastAsia="ko-KR"/>
+        </w:rPr>
+        <w:t xml:space="preserve"> </w:t>
+      </w:r>
+      <w:r>
+        <w:rPr>
+          <w:lang w:eastAsia="ko-KR"/>
+        </w:rPr>
+        <w:t>항상</w:t>
+      </w:r>
+      <w:r>
+        <w:rPr>
+          <w:lang w:eastAsia="ko-KR"/>
+        </w:rPr>
+        <w:t xml:space="preserve"> </w:t>
+      </w:r>
+      <w:r>
+        <w:rPr>
+          <w:lang w:eastAsia="ko-KR"/>
+        </w:rPr>
+        <w:t>정확한</w:t>
+      </w:r>
+      <w:r>
+        <w:rPr>
+          <w:lang w:eastAsia="ko-KR"/>
+        </w:rPr>
+        <w:t xml:space="preserve"> </w:t>
+      </w:r>
+      <w:r>
+        <w:rPr>
+          <w:lang w:eastAsia="ko-KR"/>
+        </w:rPr>
+        <w:t>것은</w:t>
+      </w:r>
+      <w:r>
+        <w:rPr>
+          <w:lang w:eastAsia="ko-KR"/>
+        </w:rPr>
+        <w:t xml:space="preserve"> </w:t>
+      </w:r>
+      <w:r>
+        <w:rPr>
+          <w:lang w:eastAsia="ko-KR"/>
+        </w:rPr>
+        <w:t>아니라는</w:t>
+      </w:r>
+      <w:r>
+        <w:rPr>
+          <w:lang w:eastAsia="ko-KR"/>
+        </w:rPr>
+        <w:t xml:space="preserve"> </w:t>
+      </w:r>
+      <w:r>
+        <w:rPr>
+          <w:lang w:eastAsia="ko-KR"/>
+        </w:rPr>
+        <w:t>한계도</w:t>
+      </w:r>
+      <w:r>
+        <w:rPr>
+          <w:lang w:eastAsia="ko-KR"/>
+        </w:rPr>
+        <w:t xml:space="preserve"> </w:t>
+      </w:r>
+      <w:r>
+        <w:rPr>
+          <w:lang w:eastAsia="ko-KR"/>
+        </w:rPr>
+        <w:t>확인했습니다</w:t>
       </w:r>
       <w:r>
         <w:rPr>
@@ -2707,6 +3098,208 @@
     <w:p>
       <w:pPr>
         <w:rPr>
+          <w:lang w:eastAsia="ko-KR"/>
+        </w:rPr>
+      </w:pPr>
+      <w:r>
+        <w:rPr>
+          <w:lang w:eastAsia="ko-KR"/>
+        </w:rPr>
+        <w:t>3</w:t>
+      </w:r>
+      <w:r>
+        <w:rPr>
+          <w:lang w:eastAsia="ko-KR"/>
+        </w:rPr>
+        <w:t>주차에는</w:t>
+      </w:r>
+      <w:r>
+        <w:rPr>
+          <w:lang w:eastAsia="ko-KR"/>
+        </w:rPr>
+        <w:t xml:space="preserve"> RAGAS</w:t>
+      </w:r>
+      <w:r>
+        <w:rPr>
+          <w:lang w:eastAsia="ko-KR"/>
+        </w:rPr>
+        <w:t>와</w:t>
+      </w:r>
+      <w:r>
+        <w:rPr>
+          <w:lang w:eastAsia="ko-KR"/>
+        </w:rPr>
+        <w:t xml:space="preserve"> </w:t>
+      </w:r>
+      <w:proofErr w:type="spellStart"/>
+      <w:r>
+        <w:rPr>
+          <w:lang w:eastAsia="ko-KR"/>
+        </w:rPr>
+        <w:t>LangSmith</w:t>
+      </w:r>
+      <w:proofErr w:type="spellEnd"/>
+      <w:r>
+        <w:rPr>
+          <w:lang w:eastAsia="ko-KR"/>
+        </w:rPr>
+        <w:t>를</w:t>
+      </w:r>
+      <w:r>
+        <w:rPr>
+          <w:lang w:eastAsia="ko-KR"/>
+        </w:rPr>
+        <w:t xml:space="preserve"> </w:t>
+      </w:r>
+      <w:r>
+        <w:rPr>
+          <w:lang w:eastAsia="ko-KR"/>
+        </w:rPr>
+        <w:t>적용했습니다</w:t>
+      </w:r>
+      <w:r>
+        <w:rPr>
+          <w:lang w:eastAsia="ko-KR"/>
+        </w:rPr>
+        <w:t xml:space="preserve">. </w:t>
+      </w:r>
+      <w:r>
+        <w:rPr>
+          <w:lang w:eastAsia="ko-KR"/>
+        </w:rPr>
+        <w:t>평가용</w:t>
+      </w:r>
+      <w:r>
+        <w:rPr>
+          <w:lang w:eastAsia="ko-KR"/>
+        </w:rPr>
+        <w:t xml:space="preserve"> </w:t>
+      </w:r>
+      <w:r>
+        <w:rPr>
+          <w:lang w:eastAsia="ko-KR"/>
+        </w:rPr>
+        <w:t>테스트셋을</w:t>
+      </w:r>
+      <w:r>
+        <w:rPr>
+          <w:lang w:eastAsia="ko-KR"/>
+        </w:rPr>
+        <w:t xml:space="preserve"> </w:t>
+      </w:r>
+      <w:r>
+        <w:rPr>
+          <w:lang w:eastAsia="ko-KR"/>
+        </w:rPr>
+        <w:t>만들고</w:t>
+      </w:r>
+      <w:r>
+        <w:rPr>
+          <w:lang w:eastAsia="ko-KR"/>
+        </w:rPr>
+        <w:t xml:space="preserve">, </w:t>
+      </w:r>
+      <w:r>
+        <w:rPr>
+          <w:lang w:eastAsia="ko-KR"/>
+        </w:rPr>
+        <w:t>질문부터</w:t>
+      </w:r>
+      <w:r>
+        <w:rPr>
+          <w:lang w:eastAsia="ko-KR"/>
+        </w:rPr>
+        <w:t xml:space="preserve"> </w:t>
+      </w:r>
+      <w:r>
+        <w:rPr>
+          <w:lang w:eastAsia="ko-KR"/>
+        </w:rPr>
+        <w:t>검색과</w:t>
+      </w:r>
+      <w:r>
+        <w:rPr>
+          <w:lang w:eastAsia="ko-KR"/>
+        </w:rPr>
+        <w:t xml:space="preserve"> </w:t>
+      </w:r>
+      <w:r>
+        <w:rPr>
+          <w:lang w:eastAsia="ko-KR"/>
+        </w:rPr>
+        <w:t>답변까지의</w:t>
+      </w:r>
+      <w:r>
+        <w:rPr>
+          <w:lang w:eastAsia="ko-KR"/>
+        </w:rPr>
+        <w:t xml:space="preserve"> </w:t>
+      </w:r>
+      <w:r>
+        <w:rPr>
+          <w:lang w:eastAsia="ko-KR"/>
+        </w:rPr>
+        <w:t>과정을</w:t>
+      </w:r>
+      <w:r>
+        <w:rPr>
+          <w:lang w:eastAsia="ko-KR"/>
+        </w:rPr>
+        <w:t xml:space="preserve"> </w:t>
+      </w:r>
+      <w:r>
+        <w:rPr>
+          <w:lang w:eastAsia="ko-KR"/>
+        </w:rPr>
+        <w:t>추적하면서</w:t>
+      </w:r>
+      <w:r>
+        <w:rPr>
+          <w:lang w:eastAsia="ko-KR"/>
+        </w:rPr>
+        <w:t xml:space="preserve"> </w:t>
+      </w:r>
+      <w:r>
+        <w:rPr>
+          <w:lang w:eastAsia="ko-KR"/>
+        </w:rPr>
+        <w:t>결과를</w:t>
+      </w:r>
+      <w:r>
+        <w:rPr>
+          <w:lang w:eastAsia="ko-KR"/>
+        </w:rPr>
+        <w:t xml:space="preserve"> </w:t>
+      </w:r>
+      <w:r>
+        <w:rPr>
+          <w:lang w:eastAsia="ko-KR"/>
+        </w:rPr>
+        <w:t>반복적으로</w:t>
+      </w:r>
+      <w:r>
+        <w:rPr>
+          <w:lang w:eastAsia="ko-KR"/>
+        </w:rPr>
+        <w:t xml:space="preserve"> </w:t>
+      </w:r>
+      <w:r>
+        <w:rPr>
+          <w:lang w:eastAsia="ko-KR"/>
+        </w:rPr>
+        <w:t>평가했습니다</w:t>
+      </w:r>
+      <w:r>
+        <w:rPr>
+          <w:lang w:eastAsia="ko-KR"/>
+        </w:rPr>
+        <w:t>.</w:t>
+      </w:r>
+    </w:p>
+    <w:p>
+      <w:pPr>
+        <w:rPr>
+          <w:rFonts w:eastAsia="맑은 고딕"/>
           <w:lang w:eastAsia="ko-KR"/>
         </w:rPr>
       </w:pPr>
@@ -3308,12 +3901,14 @@
         </w:rPr>
         <w:t>, ‘</w:t>
       </w:r>
+      <w:proofErr w:type="spellStart"/>
       <w:r>
         <w:rPr>
           <w:lang w:eastAsia="ko-KR"/>
         </w:rPr>
         <w:t>정비성</w:t>
       </w:r>
+      <w:proofErr w:type="spellEnd"/>
       <w:r>
         <w:rPr>
           <w:lang w:eastAsia="ko-KR"/>
@@ -3332,12 +3927,14 @@
         </w:rPr>
         <w:t>’</w:t>
       </w:r>
+      <w:proofErr w:type="spellStart"/>
       <w:r>
         <w:rPr>
           <w:lang w:eastAsia="ko-KR"/>
         </w:rPr>
         <w:t>처럼</w:t>
       </w:r>
+      <w:proofErr w:type="spellEnd"/>
       <w:r>
         <w:rPr>
           <w:lang w:eastAsia="ko-KR"/>
@@ -3531,12 +4128,14 @@
         </w:rPr>
         <w:t xml:space="preserve"> </w:t>
       </w:r>
+      <w:proofErr w:type="spellStart"/>
       <w:r>
         <w:rPr>
           <w:lang w:eastAsia="ko-KR"/>
         </w:rPr>
         <w:t>생겼다기보다는</w:t>
       </w:r>
+      <w:proofErr w:type="spellEnd"/>
       <w:r>
         <w:rPr>
           <w:lang w:eastAsia="ko-KR"/>
@@ -3945,6 +4544,7 @@
         <w:rPr>
           <w:lang w:eastAsia="ko-KR"/>
         </w:rPr>
+        <w:lastRenderedPageBreak/>
         <w:t>그래서</w:t>
       </w:r>
       <w:r>
@@ -3953,12 +4553,14 @@
         </w:rPr>
         <w:t xml:space="preserve"> </w:t>
       </w:r>
+      <w:proofErr w:type="spellStart"/>
       <w:r>
         <w:rPr>
           <w:lang w:eastAsia="ko-KR"/>
         </w:rPr>
         <w:t>임계값을</w:t>
       </w:r>
+      <w:proofErr w:type="spellEnd"/>
       <w:r>
         <w:rPr>
           <w:lang w:eastAsia="ko-KR"/>
@@ -4193,7 +4795,6 @@
         <w:rPr>
           <w:lang w:eastAsia="ko-KR"/>
         </w:rPr>
-        <w:lastRenderedPageBreak/>
         <w:t>그</w:t>
       </w:r>
       <w:r>
@@ -4214,12 +4815,14 @@
         </w:rPr>
         <w:t xml:space="preserve"> </w:t>
       </w:r>
+      <w:proofErr w:type="spellStart"/>
       <w:r>
         <w:rPr>
           <w:lang w:eastAsia="ko-KR"/>
         </w:rPr>
         <w:t>정비성</w:t>
       </w:r>
+      <w:proofErr w:type="spellEnd"/>
       <w:r>
         <w:rPr>
           <w:lang w:eastAsia="ko-KR"/>
@@ -4310,12 +4913,14 @@
         </w:rPr>
         <w:t xml:space="preserve"> </w:t>
       </w:r>
+      <w:proofErr w:type="spellStart"/>
       <w:r>
         <w:rPr>
           <w:lang w:eastAsia="ko-KR"/>
         </w:rPr>
         <w:t>임계값을</w:t>
       </w:r>
+      <w:proofErr w:type="spellEnd"/>
       <w:r>
         <w:rPr>
           <w:lang w:eastAsia="ko-KR"/>
@@ -4425,12 +5030,14 @@
         </w:rPr>
         <w:t xml:space="preserve"> </w:t>
       </w:r>
+      <w:proofErr w:type="spellStart"/>
       <w:r>
         <w:rPr>
           <w:lang w:eastAsia="ko-KR"/>
         </w:rPr>
         <w:t>미매칭</w:t>
       </w:r>
+      <w:proofErr w:type="spellEnd"/>
       <w:r>
         <w:rPr>
           <w:lang w:eastAsia="ko-KR"/>
@@ -4461,12 +5068,14 @@
         </w:rPr>
         <w:t xml:space="preserve">, </w:t>
       </w:r>
+      <w:proofErr w:type="spellStart"/>
       <w:r>
         <w:rPr>
           <w:lang w:eastAsia="ko-KR"/>
         </w:rPr>
         <w:t>임계값</w:t>
       </w:r>
+      <w:proofErr w:type="spellEnd"/>
       <w:r>
         <w:rPr>
           <w:lang w:eastAsia="ko-KR"/>
@@ -4704,7 +5313,21 @@
         <w:rPr>
           <w:lang w:eastAsia="ko-KR"/>
         </w:rPr>
-        <w:t xml:space="preserve">5. RAGAS·LangSmith </w:t>
+        <w:t xml:space="preserve">5. </w:t>
+      </w:r>
+      <w:proofErr w:type="spellStart"/>
+      <w:r>
+        <w:rPr>
+          <w:lang w:eastAsia="ko-KR"/>
+        </w:rPr>
+        <w:t>RAGAS·LangSmith</w:t>
+      </w:r>
+      <w:proofErr w:type="spellEnd"/>
+      <w:r>
+        <w:rPr>
+          <w:lang w:eastAsia="ko-KR"/>
+        </w:rPr>
+        <w:t xml:space="preserve"> </w:t>
       </w:r>
       <w:r>
         <w:rPr>
@@ -4819,7 +5442,21 @@
         <w:rPr>
           <w:lang w:eastAsia="ko-KR"/>
         </w:rPr>
-        <w:t xml:space="preserve"> LangSmith </w:t>
+        <w:t xml:space="preserve"> </w:t>
+      </w:r>
+      <w:proofErr w:type="spellStart"/>
+      <w:r>
+        <w:rPr>
+          <w:lang w:eastAsia="ko-KR"/>
+        </w:rPr>
+        <w:t>LangSmith</w:t>
+      </w:r>
+      <w:proofErr w:type="spellEnd"/>
+      <w:r>
+        <w:rPr>
+          <w:lang w:eastAsia="ko-KR"/>
+        </w:rPr>
+        <w:t xml:space="preserve"> </w:t>
       </w:r>
       <w:r>
         <w:rPr>
@@ -5243,12 +5880,14 @@
           <w:lang w:eastAsia="ko-KR"/>
         </w:rPr>
       </w:pPr>
+      <w:proofErr w:type="spellStart"/>
       <w:r>
         <w:rPr>
           <w:lang w:eastAsia="ko-KR"/>
         </w:rPr>
         <w:t>LangSmith</w:t>
       </w:r>
+      <w:proofErr w:type="spellEnd"/>
       <w:r>
         <w:rPr>
           <w:rFonts w:eastAsia="맑은 고딕" w:hint="eastAsia"/>
@@ -5737,12 +6376,14 @@
         </w:rPr>
         <w:t xml:space="preserve"> </w:t>
       </w:r>
+      <w:proofErr w:type="spellStart"/>
       <w:r>
         <w:rPr>
           <w:lang w:eastAsia="ko-KR"/>
         </w:rPr>
         <w:t>정답률은</w:t>
       </w:r>
+      <w:proofErr w:type="spellEnd"/>
       <w:r>
         <w:rPr>
           <w:lang w:eastAsia="ko-KR"/>
@@ -6411,6 +7052,7 @@
         </w:rPr>
         <w:t xml:space="preserve"> </w:t>
       </w:r>
+      <w:proofErr w:type="spellStart"/>
       <w:r>
         <w:rPr>
           <w:rFonts w:eastAsia="맑은 고딕" w:cs="맑은 고딕" w:hint="eastAsia"/>
@@ -6418,6 +7060,7 @@
         </w:rPr>
         <w:t>정확도뿐</w:t>
       </w:r>
+      <w:proofErr w:type="spellEnd"/>
       <w:r>
         <w:rPr>
           <w:lang w:eastAsia="ko-KR"/>
@@ -6631,6 +7274,7 @@
         <w:rPr>
           <w:lang w:eastAsia="ko-KR"/>
         </w:rPr>
+        <w:lastRenderedPageBreak/>
         <w:t xml:space="preserve">6. </w:t>
       </w:r>
       <w:r>
@@ -6869,7 +7513,6 @@
         <w:rPr>
           <w:lang w:eastAsia="ko-KR"/>
         </w:rPr>
-        <w:lastRenderedPageBreak/>
         <w:t>예를</w:t>
       </w:r>
       <w:r>
@@ -6950,12 +7593,14 @@
         </w:rPr>
         <w:t>’</w:t>
       </w:r>
+      <w:proofErr w:type="spellStart"/>
       <w:r>
         <w:rPr>
           <w:lang w:eastAsia="ko-KR"/>
         </w:rPr>
         <w:t>라고</w:t>
       </w:r>
+      <w:proofErr w:type="spellEnd"/>
       <w:r>
         <w:rPr>
           <w:lang w:eastAsia="ko-KR"/>
@@ -8791,12 +9436,14 @@
         </w:rPr>
         <w:t xml:space="preserve"> </w:t>
       </w:r>
+      <w:proofErr w:type="spellStart"/>
       <w:r>
         <w:rPr>
           <w:lang w:eastAsia="ko-KR"/>
         </w:rPr>
         <w:t>바이브코딩으로</w:t>
       </w:r>
+      <w:proofErr w:type="spellEnd"/>
       <w:r>
         <w:rPr>
           <w:lang w:eastAsia="ko-KR"/>
@@ -8945,8 +9592,16 @@
         <w:rPr>
           <w:lang w:eastAsia="ko-KR"/>
         </w:rPr>
-        <w:t xml:space="preserve"> LangSmith</w:t>
-      </w:r>
+        <w:t xml:space="preserve"> </w:t>
+      </w:r>
+      <w:proofErr w:type="spellStart"/>
+      <w:r>
+        <w:rPr>
+          <w:lang w:eastAsia="ko-KR"/>
+        </w:rPr>
+        <w:t>LangSmith</w:t>
+      </w:r>
+      <w:proofErr w:type="spellEnd"/>
       <w:r>
         <w:rPr>
           <w:lang w:eastAsia="ko-KR"/>
@@ -9062,7 +9717,21 @@
         <w:rPr>
           <w:lang w:eastAsia="ko-KR"/>
         </w:rPr>
-        <w:t xml:space="preserve"> RAG, LangChain, RAGAS</w:t>
+        <w:t xml:space="preserve"> RAG, </w:t>
+      </w:r>
+      <w:proofErr w:type="spellStart"/>
+      <w:r>
+        <w:rPr>
+          <w:lang w:eastAsia="ko-KR"/>
+        </w:rPr>
+        <w:t>LangChain</w:t>
+      </w:r>
+      <w:proofErr w:type="spellEnd"/>
+      <w:r>
+        <w:rPr>
+          <w:lang w:eastAsia="ko-KR"/>
+        </w:rPr>
+        <w:t>, RAGAS</w:t>
       </w:r>
       <w:r>
         <w:rPr>
@@ -9251,6 +9920,7 @@
         <w:rPr>
           <w:lang w:eastAsia="ko-KR"/>
         </w:rPr>
+        <w:lastRenderedPageBreak/>
         <w:t>앞으로는</w:t>
       </w:r>
       <w:r>
@@ -9608,7 +10278,6 @@
           <w:rFonts w:eastAsia="맑은 고딕" w:cs="맑은 고딕" w:hint="eastAsia"/>
           <w:lang w:eastAsia="ko-KR"/>
         </w:rPr>
-        <w:lastRenderedPageBreak/>
         <w:t>쉽지</w:t>
       </w:r>
       <w:r>
@@ -9661,19 +10330,28 @@
           <w:rFonts w:eastAsia="맑은 고딕" w:cs="맑은 고딕" w:hint="eastAsia"/>
           <w:lang w:eastAsia="ko-KR"/>
         </w:rPr>
-        <w:t>교육을 이끌어주신</w:t>
-      </w:r>
-      <w:r>
-        <w:rPr>
-          <w:lang w:eastAsia="ko-KR"/>
-        </w:rPr>
-        <w:t xml:space="preserve"> </w:t>
-      </w:r>
+        <w:t xml:space="preserve">교육을 </w:t>
+      </w:r>
+      <w:proofErr w:type="spellStart"/>
       <w:r>
         <w:rPr>
           <w:rFonts w:eastAsia="맑은 고딕" w:cs="맑은 고딕" w:hint="eastAsia"/>
           <w:lang w:eastAsia="ko-KR"/>
         </w:rPr>
+        <w:t>이끌어주신</w:t>
+      </w:r>
+      <w:proofErr w:type="spellEnd"/>
+      <w:r>
+        <w:rPr>
+          <w:lang w:eastAsia="ko-KR"/>
+        </w:rPr>
+        <w:t xml:space="preserve"> </w:t>
+      </w:r>
+      <w:r>
+        <w:rPr>
+          <w:rFonts w:eastAsia="맑은 고딕" w:cs="맑은 고딕" w:hint="eastAsia"/>
+          <w:lang w:eastAsia="ko-KR"/>
+        </w:rPr>
         <w:t>김가은</w:t>
       </w:r>
       <w:r>
@@ -9856,7 +10534,23 @@
           <w:rFonts w:eastAsia="맑은 고딕" w:cs="맑은 고딕"/>
           <w:lang w:eastAsia="ko-KR"/>
         </w:rPr>
-        <w:t>그 외에도 함께해주신 여러 코치님들과 후배님들 덕분에 4주간의 과정을 잘 마무리할 수 있었습니다.</w:t>
+        <w:t xml:space="preserve">그 외에도 </w:t>
+      </w:r>
+      <w:proofErr w:type="spellStart"/>
+      <w:r>
+        <w:rPr>
+          <w:rFonts w:eastAsia="맑은 고딕" w:cs="맑은 고딕"/>
+          <w:lang w:eastAsia="ko-KR"/>
+        </w:rPr>
+        <w:t>함께해주신</w:t>
+      </w:r>
+      <w:proofErr w:type="spellEnd"/>
+      <w:r>
+        <w:rPr>
+          <w:rFonts w:eastAsia="맑은 고딕" w:cs="맑은 고딕"/>
+          <w:lang w:eastAsia="ko-KR"/>
+        </w:rPr>
+        <w:t xml:space="preserve"> 여러 코치님들과 후배님들 덕분에 4주간의 과정을 잘 마무리할 수 있었습니다.</w:t>
       </w:r>
     </w:p>
     <w:p>
@@ -9871,7 +10565,23 @@
           <w:rFonts w:eastAsia="맑은 고딕" w:cs="맑은 고딕"/>
           <w:lang w:eastAsia="ko-KR"/>
         </w:rPr>
-        <w:t>이 교육을 받으면서 특히 후배님들이 "일단 한번 해보자"는 마인드로 부딪히는 모습에 많이 배웠습니다. 저는 경력이 곧 20년차다 보니 뭐든 조심하고 확인하는 게 버릇이 되어버렸는데, Codex나 Claude 같은 AI도, Colab이나 VS Code, GitHub도 이번에 처음 써보면서 "혹시 잘못되면 어쩌나" 하는 고민과 스트레스가 컸습니다. 그런데 망설임 없이 일단 시도해보는 후배님들 덕분에 저도 많은 걸 배울 수 있었습니다.</w:t>
+        <w:t xml:space="preserve">이 교육을 받으면서 특히 후배님들이 "일단 한번 해보자"는 마인드로 부딪히는 모습에 많이 배웠습니다. 저는 경력이 곧 20년차다 보니 뭐든 조심하고 확인하는 게 버릇이 되어버렸는데, Codex나 Claude 같은 AI도, </w:t>
+      </w:r>
+      <w:proofErr w:type="spellStart"/>
+      <w:r>
+        <w:rPr>
+          <w:rFonts w:eastAsia="맑은 고딕" w:cs="맑은 고딕"/>
+          <w:lang w:eastAsia="ko-KR"/>
+        </w:rPr>
+        <w:t>Colab</w:t>
+      </w:r>
+      <w:proofErr w:type="spellEnd"/>
+      <w:r>
+        <w:rPr>
+          <w:rFonts w:eastAsia="맑은 고딕" w:cs="맑은 고딕"/>
+          <w:lang w:eastAsia="ko-KR"/>
+        </w:rPr>
+        <w:t>이나 VS Code, GitHub도 이번에 처음 써보면서 "혹시 잘못되면 어쩌나" 하는 고민과 스트레스가 컸습니다. 그런데 망설임 없이 일단 시도해보는 후배님들 덕분에 저도 많은 걸 배울 수 있었습니다.</w:t>
       </w:r>
     </w:p>
     <w:p>
@@ -9949,6 +10659,7 @@
         </w:rPr>
         <w:t xml:space="preserve"> </w:t>
       </w:r>
+      <w:proofErr w:type="spellStart"/>
       <w:r>
         <w:rPr>
           <w:rFonts w:eastAsia="맑은 고딕" w:cs="맑은 고딕" w:hint="eastAsia"/>
@@ -9956,6 +10667,7 @@
         </w:rPr>
         <w:t>들어주셔서</w:t>
       </w:r>
+      <w:proofErr w:type="spellEnd"/>
       <w:r>
         <w:rPr>
           <w:lang w:eastAsia="ko-KR"/>
@@ -10026,12 +10738,14 @@
         </w:rPr>
         <w:t xml:space="preserve"> </w:t>
       </w:r>
+      <w:proofErr w:type="spellStart"/>
       <w:r>
         <w:rPr>
           <w:lang w:eastAsia="ko-KR"/>
         </w:rPr>
         <w:t>나레이션</w:t>
       </w:r>
+      <w:proofErr w:type="spellEnd"/>
       <w:r>
         <w:rPr>
           <w:lang w:eastAsia="ko-KR"/>
@@ -10238,12 +10952,14 @@
         </w:rPr>
         <w:t>"</w:t>
       </w:r>
+      <w:proofErr w:type="spellStart"/>
       <w:r>
         <w:rPr>
           <w:lang w:eastAsia="ko-KR"/>
         </w:rPr>
         <w:t>를</w:t>
       </w:r>
+      <w:proofErr w:type="spellEnd"/>
       <w:r>
         <w:rPr>
           <w:lang w:eastAsia="ko-KR"/>
@@ -10472,12 +11188,14 @@
             <w:tcW w:w="2880" w:type="dxa"/>
           </w:tcPr>
           <w:p>
+            <w:proofErr w:type="spellStart"/>
             <w:r>
               <w:rPr>
                 <w:b/>
               </w:rPr>
               <w:t>구간</w:t>
             </w:r>
+            <w:proofErr w:type="spellEnd"/>
           </w:p>
         </w:tc>
         <w:tc>
@@ -10485,36 +11203,42 @@
             <w:tcW w:w="2880" w:type="dxa"/>
           </w:tcPr>
           <w:p>
+            <w:proofErr w:type="spellStart"/>
             <w:r>
               <w:rPr>
                 <w:b/>
               </w:rPr>
               <w:t>화면</w:t>
             </w:r>
+            <w:proofErr w:type="spellEnd"/>
             <w:r>
               <w:rPr>
                 <w:b/>
               </w:rPr>
               <w:t xml:space="preserve"> </w:t>
             </w:r>
+            <w:proofErr w:type="spellStart"/>
             <w:r>
               <w:rPr>
                 <w:b/>
               </w:rPr>
               <w:t>자막</w:t>
             </w:r>
+            <w:proofErr w:type="spellEnd"/>
             <w:r>
               <w:rPr>
                 <w:b/>
               </w:rPr>
               <w:t>(</w:t>
             </w:r>
+            <w:proofErr w:type="spellStart"/>
             <w:r>
               <w:rPr>
                 <w:b/>
               </w:rPr>
               <w:t>참고</w:t>
             </w:r>
+            <w:proofErr w:type="spellEnd"/>
             <w:r>
               <w:rPr>
                 <w:b/>
@@ -10528,24 +11252,28 @@
             <w:tcW w:w="2880" w:type="dxa"/>
           </w:tcPr>
           <w:p>
+            <w:proofErr w:type="spellStart"/>
             <w:r>
               <w:rPr>
                 <w:b/>
               </w:rPr>
               <w:t>추천</w:t>
             </w:r>
+            <w:proofErr w:type="spellEnd"/>
             <w:r>
               <w:rPr>
                 <w:b/>
               </w:rPr>
               <w:t xml:space="preserve"> </w:t>
             </w:r>
+            <w:proofErr w:type="spellStart"/>
             <w:r>
               <w:rPr>
                 <w:b/>
               </w:rPr>
               <w:t>멘트</w:t>
             </w:r>
+            <w:proofErr w:type="spellEnd"/>
           </w:p>
         </w:tc>
       </w:tr>
@@ -10561,9 +11289,11 @@
             <w:r>
               <w:br/>
             </w:r>
+            <w:proofErr w:type="spellStart"/>
             <w:r>
               <w:t>오프닝</w:t>
             </w:r>
+            <w:proofErr w:type="spellEnd"/>
           </w:p>
         </w:tc>
         <w:tc>
@@ -10600,12 +11330,14 @@
               </w:rPr>
               <w:t xml:space="preserve"> </w:t>
             </w:r>
+            <w:proofErr w:type="spellStart"/>
             <w:r>
               <w:rPr>
                 <w:lang w:eastAsia="ko-KR"/>
               </w:rPr>
               <w:t>네비게이터에</w:t>
             </w:r>
+            <w:proofErr w:type="spellEnd"/>
             <w:r>
               <w:rPr>
                 <w:lang w:eastAsia="ko-KR"/>
@@ -10690,12 +11422,14 @@
               </w:rPr>
               <w:t xml:space="preserve"> </w:t>
             </w:r>
+            <w:proofErr w:type="spellStart"/>
             <w:r>
               <w:rPr>
                 <w:lang w:eastAsia="ko-KR"/>
               </w:rPr>
               <w:t>네비게이터입니다</w:t>
             </w:r>
+            <w:proofErr w:type="spellEnd"/>
             <w:r>
               <w:rPr>
                 <w:lang w:eastAsia="ko-KR"/>
@@ -10849,12 +11583,16 @@
             <w:r>
               <w:br/>
             </w:r>
-            <w:r>
+            <w:proofErr w:type="spellStart"/>
+            <w:r>
+              <w:lastRenderedPageBreak/>
               <w:t>질문</w:t>
             </w:r>
+            <w:proofErr w:type="spellEnd"/>
             <w:r>
               <w:t xml:space="preserve"> </w:t>
             </w:r>
+            <w:proofErr w:type="spellStart"/>
             <w:r>
               <w:t>입력</w:t>
             </w:r>
@@ -10864,6 +11602,7 @@
             <w:r>
               <w:t>검색</w:t>
             </w:r>
+            <w:proofErr w:type="spellEnd"/>
           </w:p>
         </w:tc>
         <w:tc>
@@ -10880,6 +11619,7 @@
               <w:rPr>
                 <w:lang w:eastAsia="ko-KR"/>
               </w:rPr>
+              <w:lastRenderedPageBreak/>
               <w:t>업무</w:t>
             </w:r>
             <w:r>
@@ -10916,6 +11656,7 @@
               <w:rPr>
                 <w:lang w:eastAsia="ko-KR"/>
               </w:rPr>
+              <w:lastRenderedPageBreak/>
               <w:t>부서</w:t>
             </w:r>
             <w:r>
@@ -10970,6 +11711,7 @@
               <w:rPr>
                 <w:lang w:eastAsia="ko-KR"/>
               </w:rPr>
+              <w:lastRenderedPageBreak/>
               <w:t>예를</w:t>
             </w:r>
             <w:r>
@@ -11030,6 +11772,7 @@
               <w:rPr>
                 <w:lang w:eastAsia="ko-KR"/>
               </w:rPr>
+              <w:lastRenderedPageBreak/>
               <w:t>설비</w:t>
             </w:r>
             <w:r>
@@ -11134,12 +11877,14 @@
               </w:rPr>
               <w:t>”</w:t>
             </w:r>
+            <w:proofErr w:type="spellStart"/>
             <w:r>
               <w:rPr>
                 <w:lang w:eastAsia="ko-KR"/>
               </w:rPr>
               <w:t>를</w:t>
             </w:r>
+            <w:proofErr w:type="spellEnd"/>
             <w:r>
               <w:rPr>
                 <w:lang w:eastAsia="ko-KR"/>
@@ -11222,7 +11967,6 @@
               <w:rPr>
                 <w:lang w:eastAsia="ko-KR"/>
               </w:rPr>
-              <w:lastRenderedPageBreak/>
               <w:t>누르면</w:t>
             </w:r>
             <w:r>
@@ -11296,15 +12040,19 @@
               <w:br/>
               <w:t xml:space="preserve">AI </w:t>
             </w:r>
+            <w:proofErr w:type="spellStart"/>
             <w:r>
               <w:t>판정</w:t>
             </w:r>
+            <w:proofErr w:type="spellEnd"/>
             <w:r>
               <w:t xml:space="preserve"> </w:t>
             </w:r>
+            <w:proofErr w:type="spellStart"/>
             <w:r>
               <w:t>결과</w:t>
             </w:r>
+            <w:proofErr w:type="spellEnd"/>
           </w:p>
         </w:tc>
         <w:tc>
@@ -11704,12 +12452,15 @@
             <w:r>
               <w:br/>
             </w:r>
+            <w:proofErr w:type="spellStart"/>
             <w:r>
               <w:t>근거</w:t>
             </w:r>
+            <w:proofErr w:type="spellEnd"/>
             <w:r>
               <w:t xml:space="preserve"> </w:t>
             </w:r>
+            <w:proofErr w:type="spellStart"/>
             <w:r>
               <w:t>확인</w:t>
             </w:r>
@@ -11719,12 +12470,15 @@
             <w:r>
               <w:t>요청</w:t>
             </w:r>
+            <w:proofErr w:type="spellEnd"/>
             <w:r>
               <w:t xml:space="preserve"> </w:t>
             </w:r>
+            <w:proofErr w:type="spellStart"/>
             <w:r>
               <w:t>준비</w:t>
             </w:r>
+            <w:proofErr w:type="spellEnd"/>
           </w:p>
         </w:tc>
         <w:tc>
@@ -12178,12 +12932,15 @@
             <w:r>
               <w:br/>
             </w:r>
+            <w:proofErr w:type="spellStart"/>
             <w:r>
               <w:t>메일</w:t>
             </w:r>
+            <w:proofErr w:type="spellEnd"/>
             <w:r>
               <w:t xml:space="preserve"> </w:t>
             </w:r>
+            <w:proofErr w:type="spellStart"/>
             <w:r>
               <w:t>작성</w:t>
             </w:r>
@@ -12193,6 +12950,7 @@
             <w:r>
               <w:t>전송</w:t>
             </w:r>
+            <w:proofErr w:type="spellEnd"/>
           </w:p>
         </w:tc>
         <w:tc>
@@ -12682,21 +13440,27 @@
             <w:r>
               <w:br/>
             </w:r>
+            <w:proofErr w:type="spellStart"/>
             <w:r>
               <w:t>진행</w:t>
             </w:r>
+            <w:proofErr w:type="spellEnd"/>
             <w:r>
               <w:t xml:space="preserve"> </w:t>
             </w:r>
+            <w:proofErr w:type="spellStart"/>
             <w:r>
               <w:t>현황</w:t>
             </w:r>
+            <w:proofErr w:type="spellEnd"/>
             <w:r>
               <w:t xml:space="preserve"> </w:t>
             </w:r>
+            <w:proofErr w:type="spellStart"/>
             <w:r>
               <w:t>관리</w:t>
             </w:r>
+            <w:proofErr w:type="spellEnd"/>
           </w:p>
         </w:tc>
         <w:tc>
@@ -12739,12 +13503,14 @@
               </w:rPr>
               <w:t xml:space="preserve"> → </w:t>
             </w:r>
+            <w:proofErr w:type="spellStart"/>
             <w:r>
               <w:rPr>
                 <w:lang w:eastAsia="ko-KR"/>
               </w:rPr>
               <w:t>검토중으로</w:t>
             </w:r>
+            <w:proofErr w:type="spellEnd"/>
             <w:r>
               <w:rPr>
                 <w:lang w:eastAsia="ko-KR"/>
@@ -13097,6 +13863,7 @@
               <w:rPr>
                 <w:lang w:eastAsia="ko-KR"/>
               </w:rPr>
+              <w:lastRenderedPageBreak/>
               <w:t>접수하면</w:t>
             </w:r>
             <w:r>
@@ -13105,12 +13872,14 @@
               </w:rPr>
               <w:t xml:space="preserve"> </w:t>
             </w:r>
+            <w:proofErr w:type="spellStart"/>
             <w:r>
               <w:rPr>
                 <w:lang w:eastAsia="ko-KR"/>
               </w:rPr>
               <w:t>검토중으로</w:t>
             </w:r>
+            <w:proofErr w:type="spellEnd"/>
             <w:r>
               <w:rPr>
                 <w:lang w:eastAsia="ko-KR"/>
@@ -13713,9 +14482,11 @@
       <w:pPr>
         <w:pStyle w:val="21"/>
       </w:pPr>
+      <w:proofErr w:type="spellStart"/>
       <w:r>
         <w:t>전달</w:t>
       </w:r>
+      <w:proofErr w:type="spellEnd"/>
       <w:r>
         <w:t xml:space="preserve"> </w:t>
       </w:r>
@@ -14218,12 +14989,14 @@
         </w:rPr>
         <w:t xml:space="preserve"> </w:t>
       </w:r>
+      <w:proofErr w:type="spellStart"/>
       <w:r>
         <w:rPr>
           <w:lang w:eastAsia="ko-KR"/>
         </w:rPr>
         <w:t>인트로와</w:t>
       </w:r>
+      <w:proofErr w:type="spellEnd"/>
       <w:r>
         <w:rPr>
           <w:lang w:eastAsia="ko-KR"/>
@@ -15024,8 +15797,16 @@
         <w:rPr>
           <w:lang w:eastAsia="ko-KR"/>
         </w:rPr>
-        <w:t xml:space="preserve"> LangSmith</w:t>
-      </w:r>
+        <w:t xml:space="preserve"> </w:t>
+      </w:r>
+      <w:proofErr w:type="spellStart"/>
+      <w:r>
+        <w:rPr>
+          <w:lang w:eastAsia="ko-KR"/>
+        </w:rPr>
+        <w:t>LangSmith</w:t>
+      </w:r>
+      <w:proofErr w:type="spellEnd"/>
       <w:r>
         <w:rPr>
           <w:lang w:eastAsia="ko-KR"/>
@@ -15205,8 +15986,16 @@
         <w:rPr>
           <w:lang w:eastAsia="ko-KR"/>
         </w:rPr>
-        <w:t>. LangSmith</w:t>
-      </w:r>
+        <w:t xml:space="preserve">. </w:t>
+      </w:r>
+      <w:proofErr w:type="spellStart"/>
+      <w:r>
+        <w:rPr>
+          <w:lang w:eastAsia="ko-KR"/>
+        </w:rPr>
+        <w:t>LangSmith</w:t>
+      </w:r>
+      <w:proofErr w:type="spellEnd"/>
       <w:r>
         <w:rPr>
           <w:lang w:eastAsia="ko-KR"/>
@@ -15397,8 +16186,16 @@
         <w:rPr>
           <w:lang w:eastAsia="ko-KR"/>
         </w:rPr>
-        <w:t>, LangSmith</w:t>
-      </w:r>
+        <w:t xml:space="preserve">, </w:t>
+      </w:r>
+      <w:proofErr w:type="spellStart"/>
+      <w:r>
+        <w:rPr>
+          <w:lang w:eastAsia="ko-KR"/>
+        </w:rPr>
+        <w:t>LangSmith</w:t>
+      </w:r>
+      <w:proofErr w:type="spellEnd"/>
       <w:r>
         <w:rPr>
           <w:lang w:eastAsia="ko-KR"/>
@@ -15774,12 +16571,14 @@
         </w:rPr>
         <w:t xml:space="preserve"> </w:t>
       </w:r>
+      <w:proofErr w:type="spellStart"/>
       <w:r>
         <w:rPr>
           <w:lang w:eastAsia="ko-KR"/>
         </w:rPr>
         <w:t>경계값</w:t>
       </w:r>
+      <w:proofErr w:type="spellEnd"/>
       <w:r>
         <w:rPr>
           <w:lang w:eastAsia="ko-KR"/>
@@ -15930,12 +16729,14 @@
         </w:rPr>
         <w:t xml:space="preserve"> </w:t>
       </w:r>
+      <w:proofErr w:type="spellStart"/>
       <w:r>
         <w:rPr>
           <w:lang w:eastAsia="ko-KR"/>
         </w:rPr>
         <w:t>성능이라기보다</w:t>
       </w:r>
+      <w:proofErr w:type="spellEnd"/>
       <w:r>
         <w:rPr>
           <w:lang w:eastAsia="ko-KR"/>
@@ -16088,12 +16889,14 @@
         </w:rPr>
         <w:t xml:space="preserve"> </w:t>
       </w:r>
+      <w:proofErr w:type="spellStart"/>
       <w:r>
         <w:rPr>
           <w:lang w:eastAsia="ko-KR"/>
         </w:rPr>
         <w:t>정답률</w:t>
       </w:r>
+      <w:proofErr w:type="spellEnd"/>
       <w:r>
         <w:rPr>
           <w:lang w:eastAsia="ko-KR"/>
@@ -16884,12 +17687,14 @@
         </w:rPr>
         <w:t xml:space="preserve"> </w:t>
       </w:r>
+      <w:proofErr w:type="spellStart"/>
       <w:r>
         <w:rPr>
           <w:lang w:eastAsia="ko-KR"/>
         </w:rPr>
         <w:t>재검증했고</w:t>
       </w:r>
+      <w:proofErr w:type="spellEnd"/>
       <w:r>
         <w:rPr>
           <w:lang w:eastAsia="ko-KR"/>
@@ -17790,12 +18595,14 @@
         </w:rPr>
         <w:t xml:space="preserve"> </w:t>
       </w:r>
+      <w:proofErr w:type="spellStart"/>
       <w:r>
         <w:rPr>
           <w:lang w:eastAsia="ko-KR"/>
         </w:rPr>
         <w:t>불리해졌습니다</w:t>
       </w:r>
+      <w:proofErr w:type="spellEnd"/>
       <w:r>
         <w:rPr>
           <w:lang w:eastAsia="ko-KR"/>
@@ -17838,12 +18645,14 @@
         </w:rPr>
         <w:t xml:space="preserve"> </w:t>
       </w:r>
+      <w:proofErr w:type="spellStart"/>
       <w:r>
         <w:rPr>
           <w:lang w:eastAsia="ko-KR"/>
         </w:rPr>
         <w:t>정확도뿐</w:t>
       </w:r>
+      <w:proofErr w:type="spellEnd"/>
       <w:r>
         <w:rPr>
           <w:lang w:eastAsia="ko-KR"/>

--- a/scenario_final_v2.docx
+++ b/scenario_final_v2.docx
@@ -33,14 +33,12 @@
         </w:rPr>
         <w:t xml:space="preserve"> </w:t>
       </w:r>
-      <w:proofErr w:type="spellStart"/>
       <w:r>
         <w:rPr>
           <w:lang w:eastAsia="ko-KR"/>
         </w:rPr>
         <w:t>네비게이터</w:t>
       </w:r>
-      <w:proofErr w:type="spellEnd"/>
       <w:r>
         <w:rPr>
           <w:lang w:eastAsia="ko-KR"/>
@@ -133,28 +131,24 @@
         </w:rPr>
         <w:t xml:space="preserve">: </w:t>
       </w:r>
-      <w:proofErr w:type="spellStart"/>
       <w:r>
         <w:rPr>
           <w:lang w:eastAsia="ko-KR"/>
         </w:rPr>
         <w:t>포스코퓨처엠</w:t>
       </w:r>
-      <w:proofErr w:type="spellEnd"/>
-      <w:r>
-        <w:rPr>
-          <w:lang w:eastAsia="ko-KR"/>
-        </w:rPr>
-        <w:t xml:space="preserve"> </w:t>
-      </w:r>
-      <w:proofErr w:type="spellStart"/>
+      <w:r>
+        <w:rPr>
+          <w:lang w:eastAsia="ko-KR"/>
+        </w:rPr>
+        <w:t xml:space="preserve"> </w:t>
+      </w:r>
       <w:r>
         <w:rPr>
           <w:lang w:eastAsia="ko-KR"/>
         </w:rPr>
         <w:t>송다혜</w:t>
       </w:r>
-      <w:proofErr w:type="spellEnd"/>
     </w:p>
     <w:p>
       <w:pPr>
@@ -193,14 +187,12 @@
         </w:rPr>
         <w:t xml:space="preserve"> </w:t>
       </w:r>
-      <w:proofErr w:type="spellStart"/>
       <w:r>
         <w:rPr>
           <w:lang w:eastAsia="ko-KR"/>
         </w:rPr>
         <w:t>네비게이터</w:t>
       </w:r>
-      <w:proofErr w:type="spellEnd"/>
       <w:r>
         <w:rPr>
           <w:lang w:eastAsia="ko-KR"/>
@@ -256,28 +248,24 @@
         </w:rPr>
         <w:t xml:space="preserve">. </w:t>
       </w:r>
-      <w:proofErr w:type="spellStart"/>
       <w:r>
         <w:rPr>
           <w:lang w:eastAsia="ko-KR"/>
         </w:rPr>
         <w:t>포스코퓨처엠</w:t>
       </w:r>
-      <w:proofErr w:type="spellEnd"/>
-      <w:r>
-        <w:rPr>
-          <w:lang w:eastAsia="ko-KR"/>
-        </w:rPr>
-        <w:t xml:space="preserve"> </w:t>
-      </w:r>
-      <w:proofErr w:type="spellStart"/>
+      <w:r>
+        <w:rPr>
+          <w:lang w:eastAsia="ko-KR"/>
+        </w:rPr>
+        <w:t xml:space="preserve"> </w:t>
+      </w:r>
       <w:r>
         <w:rPr>
           <w:lang w:eastAsia="ko-KR"/>
         </w:rPr>
         <w:t>송다혜입니다</w:t>
       </w:r>
-      <w:proofErr w:type="spellEnd"/>
       <w:r>
         <w:rPr>
           <w:lang w:eastAsia="ko-KR"/>
@@ -1523,23 +1511,7 @@
           <w:rFonts w:eastAsia="맑은 고딕" w:hint="eastAsia"/>
           <w:lang w:eastAsia="ko-KR"/>
         </w:rPr>
-        <w:t xml:space="preserve">한 업무 지침 </w:t>
-      </w:r>
-      <w:proofErr w:type="spellStart"/>
-      <w:r>
-        <w:rPr>
-          <w:rFonts w:eastAsia="맑은 고딕" w:hint="eastAsia"/>
-          <w:lang w:eastAsia="ko-KR"/>
-        </w:rPr>
-        <w:t>네비게이터를</w:t>
-      </w:r>
-      <w:proofErr w:type="spellEnd"/>
-      <w:r>
-        <w:rPr>
-          <w:rFonts w:eastAsia="맑은 고딕" w:hint="eastAsia"/>
-          <w:lang w:eastAsia="ko-KR"/>
-        </w:rPr>
-        <w:t xml:space="preserve"> 개발하게 되었습니다.</w:t>
+        <w:t>한 업무 지침 네비게이터를 개발하게 되었습니다.</w:t>
       </w:r>
     </w:p>
     <w:p>
@@ -1614,751 +1586,45 @@
     <w:p>
       <w:pPr>
         <w:rPr>
+          <w:rFonts w:eastAsia="맑은 고딕" w:cs="맑은 고딕"/>
           <w:lang w:eastAsia="ko-KR"/>
         </w:rPr>
       </w:pPr>
       <w:r>
         <w:rPr>
-          <w:rFonts w:eastAsia="맑은 고딕" w:cs="맑은 고딕" w:hint="eastAsia"/>
-          <w:lang w:eastAsia="ko-KR"/>
-        </w:rPr>
-        <w:t>프로젝트를</w:t>
-      </w:r>
-      <w:r>
-        <w:rPr>
-          <w:lang w:eastAsia="ko-KR"/>
-        </w:rPr>
-        <w:t xml:space="preserve"> </w:t>
-      </w:r>
-      <w:r>
-        <w:rPr>
-          <w:rFonts w:eastAsia="맑은 고딕" w:cs="맑은 고딕" w:hint="eastAsia"/>
-          <w:lang w:eastAsia="ko-KR"/>
-        </w:rPr>
-        <w:t>시작하면서</w:t>
-      </w:r>
-      <w:r>
-        <w:rPr>
-          <w:lang w:eastAsia="ko-KR"/>
-        </w:rPr>
-        <w:t xml:space="preserve"> </w:t>
-      </w:r>
-      <w:r>
-        <w:rPr>
-          <w:rFonts w:eastAsia="맑은 고딕" w:cs="맑은 고딕" w:hint="eastAsia"/>
-          <w:lang w:eastAsia="ko-KR"/>
-        </w:rPr>
-        <w:t>먼저</w:t>
-      </w:r>
-      <w:r>
-        <w:rPr>
-          <w:lang w:eastAsia="ko-KR"/>
-        </w:rPr>
-        <w:t xml:space="preserve"> </w:t>
-      </w:r>
-      <w:r>
-        <w:rPr>
-          <w:rFonts w:eastAsia="맑은 고딕" w:cs="맑은 고딕" w:hint="eastAsia"/>
-          <w:lang w:eastAsia="ko-KR"/>
-        </w:rPr>
-        <w:t>대상</w:t>
-      </w:r>
-      <w:r>
-        <w:rPr>
-          <w:lang w:eastAsia="ko-KR"/>
-        </w:rPr>
-        <w:t xml:space="preserve"> </w:t>
-      </w:r>
-      <w:r>
-        <w:rPr>
-          <w:rFonts w:eastAsia="맑은 고딕" w:cs="맑은 고딕" w:hint="eastAsia"/>
-          <w:lang w:eastAsia="ko-KR"/>
-        </w:rPr>
-        <w:t>범위를</w:t>
-      </w:r>
-      <w:r>
-        <w:rPr>
-          <w:lang w:eastAsia="ko-KR"/>
-        </w:rPr>
-        <w:t xml:space="preserve"> </w:t>
-      </w:r>
-      <w:r>
-        <w:rPr>
-          <w:rFonts w:eastAsia="맑은 고딕" w:cs="맑은 고딕" w:hint="eastAsia"/>
-          <w:lang w:eastAsia="ko-KR"/>
-        </w:rPr>
-        <w:t>정했습니다</w:t>
-      </w:r>
-      <w:r>
-        <w:rPr>
-          <w:lang w:eastAsia="ko-KR"/>
-        </w:rPr>
-        <w:t xml:space="preserve">. </w:t>
-      </w:r>
-      <w:r>
-        <w:rPr>
-          <w:rFonts w:eastAsia="맑은 고딕" w:cs="맑은 고딕" w:hint="eastAsia"/>
-          <w:lang w:eastAsia="ko-KR"/>
-        </w:rPr>
-        <w:t>사내</w:t>
-      </w:r>
-      <w:r>
-        <w:rPr>
-          <w:lang w:eastAsia="ko-KR"/>
-        </w:rPr>
-        <w:t xml:space="preserve"> </w:t>
-      </w:r>
-      <w:r>
-        <w:rPr>
-          <w:rFonts w:eastAsia="맑은 고딕" w:cs="맑은 고딕" w:hint="eastAsia"/>
-          <w:lang w:eastAsia="ko-KR"/>
-        </w:rPr>
-        <w:t>규정</w:t>
-      </w:r>
-      <w:r>
-        <w:rPr>
-          <w:lang w:eastAsia="ko-KR"/>
-        </w:rPr>
-        <w:t>·</w:t>
-      </w:r>
-      <w:r>
-        <w:rPr>
-          <w:rFonts w:eastAsia="맑은 고딕" w:cs="맑은 고딕" w:hint="eastAsia"/>
-          <w:lang w:eastAsia="ko-KR"/>
-        </w:rPr>
-        <w:t>정책</w:t>
-      </w:r>
-      <w:r>
-        <w:rPr>
-          <w:lang w:eastAsia="ko-KR"/>
-        </w:rPr>
-        <w:t xml:space="preserve"> </w:t>
-      </w:r>
-      <w:r>
-        <w:rPr>
-          <w:rFonts w:eastAsia="맑은 고딕" w:cs="맑은 고딕" w:hint="eastAsia"/>
-          <w:lang w:eastAsia="ko-KR"/>
-        </w:rPr>
-        <w:t>문서</w:t>
-      </w:r>
-      <w:r>
-        <w:rPr>
-          <w:lang w:eastAsia="ko-KR"/>
-        </w:rPr>
-        <w:t xml:space="preserve"> 3,450</w:t>
-      </w:r>
-      <w:r>
-        <w:rPr>
-          <w:rFonts w:eastAsia="맑은 고딕" w:cs="맑은 고딕" w:hint="eastAsia"/>
-          <w:lang w:eastAsia="ko-KR"/>
-        </w:rPr>
-        <w:t>여</w:t>
-      </w:r>
-      <w:r>
-        <w:rPr>
-          <w:lang w:eastAsia="ko-KR"/>
-        </w:rPr>
-        <w:t xml:space="preserve"> </w:t>
-      </w:r>
-      <w:r>
-        <w:rPr>
-          <w:rFonts w:eastAsia="맑은 고딕" w:cs="맑은 고딕" w:hint="eastAsia"/>
-          <w:lang w:eastAsia="ko-KR"/>
-        </w:rPr>
-        <w:t>개와</w:t>
-      </w:r>
-      <w:r>
-        <w:rPr>
-          <w:lang w:eastAsia="ko-KR"/>
-        </w:rPr>
-        <w:t xml:space="preserve"> </w:t>
-      </w:r>
-      <w:r>
-        <w:rPr>
-          <w:rFonts w:eastAsia="맑은 고딕" w:cs="맑은 고딕" w:hint="eastAsia"/>
-          <w:lang w:eastAsia="ko-KR"/>
-        </w:rPr>
-        <w:t>조직</w:t>
-      </w:r>
-      <w:r>
-        <w:rPr>
-          <w:lang w:eastAsia="ko-KR"/>
-        </w:rPr>
-        <w:t xml:space="preserve"> 126</w:t>
-      </w:r>
-      <w:r>
-        <w:rPr>
-          <w:rFonts w:eastAsia="맑은 고딕" w:cs="맑은 고딕" w:hint="eastAsia"/>
-          <w:lang w:eastAsia="ko-KR"/>
-        </w:rPr>
-        <w:t>개를</w:t>
-      </w:r>
-      <w:r>
-        <w:rPr>
-          <w:lang w:eastAsia="ko-KR"/>
-        </w:rPr>
-        <w:t xml:space="preserve"> </w:t>
-      </w:r>
-      <w:r>
-        <w:rPr>
-          <w:rFonts w:eastAsia="맑은 고딕" w:cs="맑은 고딕" w:hint="eastAsia"/>
-          <w:lang w:eastAsia="ko-KR"/>
-        </w:rPr>
-        <w:t>검토해</w:t>
-      </w:r>
-      <w:r>
-        <w:rPr>
-          <w:lang w:eastAsia="ko-KR"/>
-        </w:rPr>
-        <w:t xml:space="preserve"> </w:t>
-      </w:r>
-      <w:r>
-        <w:rPr>
-          <w:rFonts w:eastAsia="맑은 고딕" w:cs="맑은 고딕" w:hint="eastAsia"/>
-          <w:lang w:eastAsia="ko-KR"/>
-        </w:rPr>
-        <w:t>처음에는</w:t>
-      </w:r>
-      <w:r>
-        <w:rPr>
-          <w:lang w:eastAsia="ko-KR"/>
-        </w:rPr>
-        <w:t xml:space="preserve"> </w:t>
-      </w:r>
-      <w:r>
-        <w:rPr>
-          <w:rFonts w:eastAsia="맑은 고딕" w:cs="맑은 고딕" w:hint="eastAsia"/>
-          <w:lang w:eastAsia="ko-KR"/>
-        </w:rPr>
-        <w:t>대표</w:t>
-      </w:r>
-      <w:r>
-        <w:rPr>
-          <w:lang w:eastAsia="ko-KR"/>
-        </w:rPr>
-        <w:t xml:space="preserve"> </w:t>
-      </w:r>
-      <w:r>
-        <w:rPr>
-          <w:rFonts w:eastAsia="맑은 고딕" w:cs="맑은 고딕" w:hint="eastAsia"/>
-          <w:lang w:eastAsia="ko-KR"/>
-        </w:rPr>
-        <w:t>부서</w:t>
-      </w:r>
-      <w:r>
-        <w:rPr>
-          <w:lang w:eastAsia="ko-KR"/>
-        </w:rPr>
-        <w:t xml:space="preserve"> 10</w:t>
-      </w:r>
-      <w:r>
-        <w:rPr>
-          <w:rFonts w:eastAsia="맑은 고딕" w:cs="맑은 고딕" w:hint="eastAsia"/>
-          <w:lang w:eastAsia="ko-KR"/>
-        </w:rPr>
-        <w:t>개로</w:t>
-      </w:r>
-      <w:r>
-        <w:rPr>
-          <w:lang w:eastAsia="ko-KR"/>
-        </w:rPr>
-        <w:t xml:space="preserve"> </w:t>
-      </w:r>
-      <w:r>
-        <w:rPr>
-          <w:rFonts w:eastAsia="맑은 고딕" w:cs="맑은 고딕" w:hint="eastAsia"/>
-          <w:lang w:eastAsia="ko-KR"/>
-        </w:rPr>
-        <w:t>시작했고</w:t>
-      </w:r>
-      <w:r>
-        <w:rPr>
-          <w:lang w:eastAsia="ko-KR"/>
-        </w:rPr>
-        <w:t xml:space="preserve">, </w:t>
-      </w:r>
-      <w:r>
-        <w:rPr>
-          <w:rFonts w:eastAsia="맑은 고딕" w:cs="맑은 고딕" w:hint="eastAsia"/>
-          <w:lang w:eastAsia="ko-KR"/>
-        </w:rPr>
-        <w:t>이후</w:t>
-      </w:r>
-      <w:r>
-        <w:rPr>
-          <w:lang w:eastAsia="ko-KR"/>
-        </w:rPr>
-        <w:t xml:space="preserve"> 35</w:t>
-      </w:r>
-      <w:r>
-        <w:rPr>
-          <w:rFonts w:eastAsia="맑은 고딕" w:cs="맑은 고딕" w:hint="eastAsia"/>
-          <w:lang w:eastAsia="ko-KR"/>
-        </w:rPr>
-        <w:t>개까지</w:t>
-      </w:r>
-      <w:r>
-        <w:rPr>
-          <w:lang w:eastAsia="ko-KR"/>
-        </w:rPr>
-        <w:t xml:space="preserve"> </w:t>
-      </w:r>
-      <w:r>
-        <w:rPr>
-          <w:rFonts w:eastAsia="맑은 고딕" w:cs="맑은 고딕" w:hint="eastAsia"/>
-          <w:lang w:eastAsia="ko-KR"/>
-        </w:rPr>
-        <w:t>넓혀</w:t>
-      </w:r>
-      <w:r>
-        <w:rPr>
-          <w:lang w:eastAsia="ko-KR"/>
-        </w:rPr>
-        <w:t xml:space="preserve"> </w:t>
-      </w:r>
-      <w:r>
-        <w:rPr>
-          <w:rFonts w:eastAsia="맑은 고딕" w:cs="맑은 고딕" w:hint="eastAsia"/>
-          <w:lang w:eastAsia="ko-KR"/>
-        </w:rPr>
-        <w:t>테스트해</w:t>
-      </w:r>
-      <w:r>
-        <w:rPr>
-          <w:lang w:eastAsia="ko-KR"/>
-        </w:rPr>
-        <w:t xml:space="preserve"> </w:t>
-      </w:r>
-      <w:r>
-        <w:rPr>
-          <w:rFonts w:eastAsia="맑은 고딕" w:cs="맑은 고딕" w:hint="eastAsia"/>
-          <w:lang w:eastAsia="ko-KR"/>
-        </w:rPr>
-        <w:t>봤습니다</w:t>
-      </w:r>
-      <w:r>
-        <w:rPr>
-          <w:lang w:eastAsia="ko-KR"/>
-        </w:rPr>
-        <w:t xml:space="preserve">. </w:t>
-      </w:r>
-      <w:r>
-        <w:rPr>
-          <w:rFonts w:eastAsia="맑은 고딕" w:cs="맑은 고딕" w:hint="eastAsia"/>
-          <w:lang w:eastAsia="ko-KR"/>
-        </w:rPr>
-        <w:t>그런데</w:t>
-      </w:r>
-      <w:r>
-        <w:rPr>
-          <w:lang w:eastAsia="ko-KR"/>
-        </w:rPr>
-        <w:t xml:space="preserve"> </w:t>
-      </w:r>
-      <w:r>
-        <w:rPr>
-          <w:rFonts w:eastAsia="맑은 고딕" w:cs="맑은 고딕" w:hint="eastAsia"/>
-          <w:lang w:eastAsia="ko-KR"/>
-        </w:rPr>
-        <w:t>질의와</w:t>
-      </w:r>
-      <w:r>
-        <w:rPr>
-          <w:lang w:eastAsia="ko-KR"/>
-        </w:rPr>
-        <w:t xml:space="preserve"> </w:t>
-      </w:r>
-      <w:r>
-        <w:rPr>
-          <w:rFonts w:eastAsia="맑은 고딕" w:cs="맑은 고딕" w:hint="eastAsia"/>
-          <w:lang w:eastAsia="ko-KR"/>
-        </w:rPr>
-        <w:t>결과를</w:t>
-      </w:r>
-      <w:r>
-        <w:rPr>
-          <w:lang w:eastAsia="ko-KR"/>
-        </w:rPr>
-        <w:t xml:space="preserve"> </w:t>
-      </w:r>
-      <w:r>
-        <w:rPr>
-          <w:rFonts w:eastAsia="맑은 고딕" w:cs="맑은 고딕" w:hint="eastAsia"/>
-          <w:lang w:eastAsia="ko-KR"/>
-        </w:rPr>
-        <w:t>반복</w:t>
-      </w:r>
-      <w:r>
-        <w:rPr>
-          <w:lang w:eastAsia="ko-KR"/>
-        </w:rPr>
-        <w:t xml:space="preserve"> </w:t>
-      </w:r>
-      <w:r>
-        <w:rPr>
-          <w:rFonts w:eastAsia="맑은 고딕" w:cs="맑은 고딕" w:hint="eastAsia"/>
-          <w:lang w:eastAsia="ko-KR"/>
-        </w:rPr>
-        <w:t>검증하는</w:t>
-      </w:r>
-      <w:r>
-        <w:rPr>
-          <w:lang w:eastAsia="ko-KR"/>
-        </w:rPr>
-        <w:t xml:space="preserve"> </w:t>
-      </w:r>
-      <w:r>
-        <w:rPr>
-          <w:rFonts w:eastAsia="맑은 고딕" w:cs="맑은 고딕" w:hint="eastAsia"/>
-          <w:lang w:eastAsia="ko-KR"/>
-        </w:rPr>
-        <w:t>과정에서</w:t>
-      </w:r>
-      <w:r>
-        <w:rPr>
-          <w:lang w:eastAsia="ko-KR"/>
-        </w:rPr>
-        <w:t xml:space="preserve"> </w:t>
-      </w:r>
-      <w:r>
-        <w:rPr>
-          <w:rFonts w:eastAsia="맑은 고딕" w:cs="맑은 고딕" w:hint="eastAsia"/>
-          <w:lang w:eastAsia="ko-KR"/>
-        </w:rPr>
-        <w:t>일부</w:t>
-      </w:r>
-      <w:r>
-        <w:rPr>
-          <w:lang w:eastAsia="ko-KR"/>
-        </w:rPr>
-        <w:t xml:space="preserve"> </w:t>
-      </w:r>
-      <w:r>
-        <w:rPr>
-          <w:rFonts w:eastAsia="맑은 고딕" w:cs="맑은 고딕" w:hint="eastAsia"/>
-          <w:lang w:eastAsia="ko-KR"/>
-        </w:rPr>
-        <w:t>부서에</w:t>
-      </w:r>
-      <w:r>
-        <w:rPr>
-          <w:lang w:eastAsia="ko-KR"/>
-        </w:rPr>
-        <w:t xml:space="preserve"> </w:t>
-      </w:r>
-      <w:r>
-        <w:rPr>
-          <w:rFonts w:eastAsia="맑은 고딕" w:cs="맑은 고딕" w:hint="eastAsia"/>
-          <w:lang w:eastAsia="ko-KR"/>
-        </w:rPr>
-        <w:t>검색</w:t>
-      </w:r>
-      <w:r>
-        <w:rPr>
-          <w:lang w:eastAsia="ko-KR"/>
-        </w:rPr>
-        <w:t xml:space="preserve"> </w:t>
-      </w:r>
-      <w:r>
-        <w:rPr>
-          <w:rFonts w:eastAsia="맑은 고딕" w:cs="맑은 고딕" w:hint="eastAsia"/>
-          <w:lang w:eastAsia="ko-KR"/>
-        </w:rPr>
-        <w:t>결과가</w:t>
-      </w:r>
-      <w:r>
-        <w:rPr>
-          <w:lang w:eastAsia="ko-KR"/>
-        </w:rPr>
-        <w:t xml:space="preserve"> </w:t>
-      </w:r>
-      <w:r>
-        <w:rPr>
-          <w:rFonts w:eastAsia="맑은 고딕" w:cs="맑은 고딕" w:hint="eastAsia"/>
-          <w:lang w:eastAsia="ko-KR"/>
-        </w:rPr>
-        <w:t>편중되는</w:t>
-      </w:r>
-      <w:r>
-        <w:rPr>
-          <w:lang w:eastAsia="ko-KR"/>
-        </w:rPr>
-        <w:t xml:space="preserve"> </w:t>
-      </w:r>
-      <w:r>
-        <w:rPr>
-          <w:rFonts w:eastAsia="맑은 고딕" w:cs="맑은 고딕" w:hint="eastAsia"/>
-          <w:lang w:eastAsia="ko-KR"/>
-        </w:rPr>
-        <w:t>걸</w:t>
-      </w:r>
-      <w:r>
-        <w:rPr>
-          <w:lang w:eastAsia="ko-KR"/>
-        </w:rPr>
-        <w:t xml:space="preserve"> </w:t>
-      </w:r>
-      <w:r>
-        <w:rPr>
-          <w:rFonts w:eastAsia="맑은 고딕" w:cs="맑은 고딕" w:hint="eastAsia"/>
-          <w:lang w:eastAsia="ko-KR"/>
-        </w:rPr>
-        <w:t>확인했고</w:t>
-      </w:r>
-      <w:r>
-        <w:rPr>
-          <w:lang w:eastAsia="ko-KR"/>
-        </w:rPr>
-        <w:t xml:space="preserve">, </w:t>
-      </w:r>
-      <w:r>
-        <w:rPr>
-          <w:rFonts w:eastAsia="맑은 고딕" w:cs="맑은 고딕" w:hint="eastAsia"/>
-          <w:lang w:eastAsia="ko-KR"/>
-        </w:rPr>
-        <w:t>그래서</w:t>
-      </w:r>
-      <w:r>
-        <w:rPr>
-          <w:lang w:eastAsia="ko-KR"/>
-        </w:rPr>
-        <w:t xml:space="preserve"> </w:t>
-      </w:r>
-      <w:r>
-        <w:rPr>
-          <w:rFonts w:eastAsia="맑은 고딕" w:cs="맑은 고딕" w:hint="eastAsia"/>
-          <w:lang w:eastAsia="ko-KR"/>
-        </w:rPr>
-        <w:t>투자</w:t>
-      </w:r>
-      <w:r>
-        <w:rPr>
-          <w:lang w:eastAsia="ko-KR"/>
-        </w:rPr>
-        <w:t>·</w:t>
-      </w:r>
-      <w:r>
-        <w:rPr>
-          <w:rFonts w:eastAsia="맑은 고딕" w:cs="맑은 고딕" w:hint="eastAsia"/>
-          <w:lang w:eastAsia="ko-KR"/>
-        </w:rPr>
-        <w:t>회계</w:t>
-      </w:r>
-      <w:r>
-        <w:rPr>
-          <w:lang w:eastAsia="ko-KR"/>
-        </w:rPr>
-        <w:t xml:space="preserve"> </w:t>
-      </w:r>
-      <w:r>
-        <w:rPr>
-          <w:rFonts w:eastAsia="맑은 고딕" w:cs="맑은 고딕" w:hint="eastAsia"/>
-          <w:lang w:eastAsia="ko-KR"/>
-        </w:rPr>
-        <w:t>관련</w:t>
-      </w:r>
-      <w:r>
-        <w:rPr>
-          <w:lang w:eastAsia="ko-KR"/>
-        </w:rPr>
-        <w:t xml:space="preserve"> 9</w:t>
-      </w:r>
-      <w:r>
-        <w:rPr>
-          <w:rFonts w:eastAsia="맑은 고딕" w:cs="맑은 고딕" w:hint="eastAsia"/>
-          <w:lang w:eastAsia="ko-KR"/>
-        </w:rPr>
-        <w:t>개</w:t>
-      </w:r>
-      <w:r>
-        <w:rPr>
-          <w:lang w:eastAsia="ko-KR"/>
-        </w:rPr>
-        <w:t xml:space="preserve"> </w:t>
-      </w:r>
-      <w:r>
-        <w:rPr>
-          <w:rFonts w:eastAsia="맑은 고딕" w:cs="맑은 고딕" w:hint="eastAsia"/>
-          <w:lang w:eastAsia="ko-KR"/>
-        </w:rPr>
-        <w:t>부서로</w:t>
-      </w:r>
-      <w:r>
-        <w:rPr>
-          <w:lang w:eastAsia="ko-KR"/>
-        </w:rPr>
-        <w:t xml:space="preserve"> </w:t>
-      </w:r>
-      <w:r>
-        <w:rPr>
-          <w:rFonts w:eastAsia="맑은 고딕" w:cs="맑은 고딕" w:hint="eastAsia"/>
-          <w:lang w:eastAsia="ko-KR"/>
-        </w:rPr>
-        <w:t>범위를</w:t>
-      </w:r>
-      <w:r>
-        <w:rPr>
-          <w:lang w:eastAsia="ko-KR"/>
-        </w:rPr>
-        <w:t xml:space="preserve"> </w:t>
-      </w:r>
-      <w:r>
-        <w:rPr>
-          <w:rFonts w:eastAsia="맑은 고딕" w:cs="맑은 고딕" w:hint="eastAsia"/>
-          <w:lang w:eastAsia="ko-KR"/>
-        </w:rPr>
-        <w:t>다시</w:t>
-      </w:r>
-      <w:r>
-        <w:rPr>
-          <w:lang w:eastAsia="ko-KR"/>
-        </w:rPr>
-        <w:t xml:space="preserve"> </w:t>
-      </w:r>
-      <w:r>
-        <w:rPr>
-          <w:rFonts w:eastAsia="맑은 고딕" w:cs="맑은 고딕" w:hint="eastAsia"/>
-          <w:lang w:eastAsia="ko-KR"/>
-        </w:rPr>
-        <w:t>좁혀</w:t>
-      </w:r>
-      <w:r>
-        <w:rPr>
-          <w:lang w:eastAsia="ko-KR"/>
-        </w:rPr>
-        <w:t xml:space="preserve"> </w:t>
-      </w:r>
-      <w:r>
-        <w:rPr>
-          <w:rFonts w:eastAsia="맑은 고딕" w:cs="맑은 고딕" w:hint="eastAsia"/>
-          <w:lang w:eastAsia="ko-KR"/>
-        </w:rPr>
-        <w:t>진행했습니다</w:t>
-      </w:r>
-      <w:r>
-        <w:rPr>
-          <w:lang w:eastAsia="ko-KR"/>
-        </w:rPr>
-        <w:t>.</w:t>
+          <w:rFonts w:eastAsia="맑은 고딕" w:cs="맑은 고딕"/>
+          <w:lang w:eastAsia="ko-KR"/>
+        </w:rPr>
+        <w:t>프로젝트를 시작한 1주차에, 가장 먼저 대상 범위와 대표 부서부터 정했습니다. 사내 규정·정책 문서 3,450여 개와 조직 126개를 검토해서 대표 부서 10개로 시작했고, 일단 서비스가 제대로 구동되는지 확인하려고 35개까지 넓혀 테스트해봤습니다. 구동 자체는 잘 됐습니다. 그런데 이후 정확성을 검토하는 과정에서 특정 부서로 검색 결과가 편중되는 문제를 발견했고, 그래서 투자·회계 관련 9개 부서로 범위를 다시 좁혔더니 정합성이 훨씬 좋아졌습니다. 이렇게 정한 9개 부서 범위는 이후 2주차 RAG, 3주차 RAGAS·LangSmith 검증까지 동일하게 적용했습니다.</w:t>
       </w:r>
     </w:p>
     <w:p>
       <w:pPr>
         <w:rPr>
+          <w:rFonts w:eastAsia="맑은 고딕" w:cs="맑은 고딕"/>
           <w:lang w:eastAsia="ko-KR"/>
         </w:rPr>
       </w:pPr>
       <w:r>
         <w:rPr>
-          <w:lang w:eastAsia="ko-KR"/>
-        </w:rPr>
-        <w:t>1</w:t>
-      </w:r>
-      <w:r>
-        <w:rPr>
           <w:rFonts w:eastAsia="맑은 고딕" w:cs="맑은 고딕" w:hint="eastAsia"/>
           <w:lang w:eastAsia="ko-KR"/>
         </w:rPr>
-        <w:t>주차에는</w:t>
-      </w:r>
-      <w:r>
-        <w:rPr>
-          <w:lang w:eastAsia="ko-KR"/>
-        </w:rPr>
-        <w:t xml:space="preserve"> </w:t>
-      </w:r>
-      <w:proofErr w:type="spellStart"/>
+        <w:t xml:space="preserve">1주차부터 </w:t>
+      </w:r>
+      <w:r>
+        <w:rPr>
+          <w:rFonts w:eastAsia="맑은 고딕" w:cs="맑은 고딕"/>
+          <w:lang w:eastAsia="ko-KR"/>
+        </w:rPr>
+        <w:t>3</w:t>
+      </w:r>
       <w:r>
         <w:rPr>
           <w:rFonts w:eastAsia="맑은 고딕" w:cs="맑은 고딕" w:hint="eastAsia"/>
           <w:lang w:eastAsia="ko-KR"/>
         </w:rPr>
-        <w:t>바이브코딩을</w:t>
-      </w:r>
-      <w:proofErr w:type="spellEnd"/>
-      <w:r>
-        <w:rPr>
-          <w:lang w:eastAsia="ko-KR"/>
-        </w:rPr>
-        <w:t xml:space="preserve"> </w:t>
-      </w:r>
-      <w:r>
-        <w:rPr>
-          <w:rFonts w:eastAsia="맑은 고딕" w:cs="맑은 고딕" w:hint="eastAsia"/>
-          <w:lang w:eastAsia="ko-KR"/>
-        </w:rPr>
-        <w:t>활용해</w:t>
-      </w:r>
-      <w:r>
-        <w:rPr>
-          <w:lang w:eastAsia="ko-KR"/>
-        </w:rPr>
-        <w:t xml:space="preserve"> </w:t>
-      </w:r>
-      <w:r>
-        <w:rPr>
-          <w:rFonts w:eastAsia="맑은 고딕" w:cs="맑은 고딕" w:hint="eastAsia"/>
-          <w:lang w:eastAsia="ko-KR"/>
-        </w:rPr>
-        <w:t>웹서비스의</w:t>
-      </w:r>
-      <w:r>
-        <w:rPr>
-          <w:lang w:eastAsia="ko-KR"/>
-        </w:rPr>
-        <w:t xml:space="preserve"> </w:t>
-      </w:r>
-      <w:r>
-        <w:rPr>
-          <w:rFonts w:eastAsia="맑은 고딕" w:cs="맑은 고딕" w:hint="eastAsia"/>
-          <w:lang w:eastAsia="ko-KR"/>
-        </w:rPr>
-        <w:t>기본</w:t>
-      </w:r>
-      <w:r>
-        <w:rPr>
-          <w:lang w:eastAsia="ko-KR"/>
-        </w:rPr>
-        <w:t xml:space="preserve"> </w:t>
-      </w:r>
-      <w:r>
-        <w:rPr>
-          <w:rFonts w:eastAsia="맑은 고딕" w:cs="맑은 고딕" w:hint="eastAsia"/>
-          <w:lang w:eastAsia="ko-KR"/>
-        </w:rPr>
-        <w:t>구조를</w:t>
-      </w:r>
-      <w:r>
-        <w:rPr>
-          <w:lang w:eastAsia="ko-KR"/>
-        </w:rPr>
-        <w:t xml:space="preserve"> </w:t>
-      </w:r>
-      <w:r>
-        <w:rPr>
-          <w:rFonts w:eastAsia="맑은 고딕" w:cs="맑은 고딕" w:hint="eastAsia"/>
-          <w:lang w:eastAsia="ko-KR"/>
-        </w:rPr>
-        <w:t>만들어</w:t>
-      </w:r>
-      <w:r>
-        <w:rPr>
-          <w:lang w:eastAsia="ko-KR"/>
-        </w:rPr>
-        <w:t xml:space="preserve"> </w:t>
-      </w:r>
-      <w:r>
-        <w:rPr>
-          <w:rFonts w:eastAsia="맑은 고딕" w:cs="맑은 고딕" w:hint="eastAsia"/>
-          <w:lang w:eastAsia="ko-KR"/>
-        </w:rPr>
-        <w:t>보았습니다</w:t>
-      </w:r>
-      <w:r>
-        <w:rPr>
-          <w:lang w:eastAsia="ko-KR"/>
-        </w:rPr>
-        <w:t>.</w:t>
+        <w:t>주차까지의 개발 과정을 설명 드리겠습니다.</w:t>
       </w:r>
     </w:p>
     <w:p>
@@ -2369,345 +1635,89 @@
       </w:pPr>
       <w:r>
         <w:rPr>
+          <w:rFonts w:eastAsia="맑은 고딕" w:cs="맑은 고딕"/>
+          <w:lang w:eastAsia="ko-KR"/>
+        </w:rPr>
+        <w:t>1</w:t>
+      </w:r>
+      <w:r>
+        <w:rPr>
           <w:rFonts w:eastAsia="맑은 고딕" w:cs="맑은 고딕" w:hint="eastAsia"/>
           <w:lang w:eastAsia="ko-KR"/>
         </w:rPr>
-        <w:t>질문의</w:t>
-      </w:r>
-      <w:r>
-        <w:rPr>
-          <w:lang w:eastAsia="ko-KR"/>
-        </w:rPr>
-        <w:t xml:space="preserve"> </w:t>
-      </w:r>
-      <w:r>
-        <w:rPr>
-          <w:rFonts w:eastAsia="맑은 고딕" w:cs="맑은 고딕" w:hint="eastAsia"/>
-          <w:lang w:eastAsia="ko-KR"/>
-        </w:rPr>
-        <w:t>키워드와</w:t>
-      </w:r>
-      <w:r>
-        <w:rPr>
-          <w:lang w:eastAsia="ko-KR"/>
-        </w:rPr>
-        <w:t xml:space="preserve"> </w:t>
-      </w:r>
-      <w:r>
-        <w:rPr>
-          <w:rFonts w:eastAsia="맑은 고딕" w:cs="맑은 고딕" w:hint="eastAsia"/>
-          <w:lang w:eastAsia="ko-KR"/>
-        </w:rPr>
-        <w:t>조건을</w:t>
-      </w:r>
-      <w:r>
-        <w:rPr>
-          <w:lang w:eastAsia="ko-KR"/>
-        </w:rPr>
-        <w:t xml:space="preserve"> </w:t>
-      </w:r>
-      <w:r>
-        <w:rPr>
-          <w:rFonts w:eastAsia="맑은 고딕" w:cs="맑은 고딕" w:hint="eastAsia"/>
-          <w:lang w:eastAsia="ko-KR"/>
-        </w:rPr>
-        <w:t>분석한</w:t>
-      </w:r>
-      <w:r>
-        <w:rPr>
-          <w:lang w:eastAsia="ko-KR"/>
-        </w:rPr>
-        <w:t xml:space="preserve"> </w:t>
-      </w:r>
-      <w:r>
-        <w:rPr>
-          <w:rFonts w:eastAsia="맑은 고딕" w:cs="맑은 고딕" w:hint="eastAsia"/>
-          <w:lang w:eastAsia="ko-KR"/>
-        </w:rPr>
-        <w:t>뒤</w:t>
-      </w:r>
-      <w:r>
-        <w:rPr>
-          <w:lang w:eastAsia="ko-KR"/>
-        </w:rPr>
-        <w:t xml:space="preserve">, </w:t>
-      </w:r>
-      <w:r>
-        <w:rPr>
-          <w:rFonts w:eastAsia="맑은 고딕" w:cs="맑은 고딕" w:hint="eastAsia"/>
-          <w:lang w:eastAsia="ko-KR"/>
-        </w:rPr>
-        <w:t>미리</w:t>
-      </w:r>
-      <w:r>
-        <w:rPr>
-          <w:lang w:eastAsia="ko-KR"/>
-        </w:rPr>
-        <w:t xml:space="preserve"> </w:t>
-      </w:r>
-      <w:r>
-        <w:rPr>
-          <w:rFonts w:eastAsia="맑은 고딕" w:cs="맑은 고딕" w:hint="eastAsia"/>
-          <w:lang w:eastAsia="ko-KR"/>
-        </w:rPr>
-        <w:t>정해</w:t>
-      </w:r>
-      <w:r>
-        <w:rPr>
-          <w:lang w:eastAsia="ko-KR"/>
-        </w:rPr>
-        <w:t xml:space="preserve"> </w:t>
-      </w:r>
-      <w:r>
-        <w:rPr>
-          <w:rFonts w:eastAsia="맑은 고딕" w:cs="맑은 고딕" w:hint="eastAsia"/>
-          <w:lang w:eastAsia="ko-KR"/>
-        </w:rPr>
-        <w:t>둔</w:t>
-      </w:r>
-      <w:r>
-        <w:rPr>
-          <w:lang w:eastAsia="ko-KR"/>
-        </w:rPr>
-        <w:t xml:space="preserve"> </w:t>
-      </w:r>
-      <w:r>
-        <w:rPr>
-          <w:rFonts w:eastAsia="맑은 고딕" w:cs="맑은 고딕" w:hint="eastAsia"/>
-          <w:lang w:eastAsia="ko-KR"/>
-        </w:rPr>
-        <w:t>규칙에</w:t>
-      </w:r>
-      <w:r>
-        <w:rPr>
-          <w:lang w:eastAsia="ko-KR"/>
-        </w:rPr>
-        <w:t xml:space="preserve"> </w:t>
-      </w:r>
-      <w:r>
-        <w:rPr>
-          <w:rFonts w:eastAsia="맑은 고딕" w:cs="맑은 고딕" w:hint="eastAsia"/>
-          <w:lang w:eastAsia="ko-KR"/>
-        </w:rPr>
-        <w:t>따라</w:t>
-      </w:r>
-      <w:r>
-        <w:rPr>
-          <w:lang w:eastAsia="ko-KR"/>
-        </w:rPr>
-        <w:t xml:space="preserve"> </w:t>
-      </w:r>
-      <w:r>
-        <w:rPr>
-          <w:rFonts w:eastAsia="맑은 고딕" w:cs="맑은 고딕" w:hint="eastAsia"/>
-          <w:lang w:eastAsia="ko-KR"/>
-        </w:rPr>
-        <w:t>관련</w:t>
-      </w:r>
-      <w:r>
-        <w:rPr>
-          <w:lang w:eastAsia="ko-KR"/>
-        </w:rPr>
-        <w:t xml:space="preserve"> </w:t>
-      </w:r>
-      <w:r>
-        <w:rPr>
-          <w:rFonts w:eastAsia="맑은 고딕" w:cs="맑은 고딕" w:hint="eastAsia"/>
-          <w:lang w:eastAsia="ko-KR"/>
-        </w:rPr>
-        <w:t>부서를</w:t>
-      </w:r>
-      <w:r>
-        <w:rPr>
-          <w:lang w:eastAsia="ko-KR"/>
-        </w:rPr>
-        <w:t xml:space="preserve"> </w:t>
-      </w:r>
-      <w:r>
-        <w:rPr>
-          <w:rFonts w:eastAsia="맑은 고딕" w:cs="맑은 고딕" w:hint="eastAsia"/>
-          <w:lang w:eastAsia="ko-KR"/>
-        </w:rPr>
-        <w:t>추천하는</w:t>
-      </w:r>
-      <w:r>
-        <w:rPr>
-          <w:lang w:eastAsia="ko-KR"/>
-        </w:rPr>
-        <w:t xml:space="preserve"> </w:t>
-      </w:r>
-      <w:r>
-        <w:rPr>
-          <w:rFonts w:eastAsia="맑은 고딕" w:cs="맑은 고딕" w:hint="eastAsia"/>
-          <w:lang w:eastAsia="ko-KR"/>
-        </w:rPr>
-        <w:t>방식이었습니다</w:t>
+        <w:t>주차에는 바이브코딩을 활용해 웹 서비스의 기본구조를 만들었습니다</w:t>
       </w:r>
       <w:r>
         <w:rPr>
           <w:lang w:eastAsia="ko-KR"/>
         </w:rPr>
         <w:t>.</w:t>
-      </w:r>
-      <w:r>
-        <w:rPr>
-          <w:lang w:eastAsia="ko-KR"/>
-        </w:rPr>
-        <w:t xml:space="preserve"> </w:t>
-      </w:r>
-      <w:r>
-        <w:rPr>
-          <w:rFonts w:eastAsia="맑은 고딕" w:cs="맑은 고딕" w:hint="eastAsia"/>
-          <w:lang w:eastAsia="ko-KR"/>
-        </w:rPr>
-        <w:t>일단 동작되는 것을 확인했습니다.</w:t>
       </w:r>
     </w:p>
     <w:p>
       <w:pPr>
         <w:rPr>
-          <w:rFonts w:eastAsia="맑은 고딕"/>
           <w:lang w:eastAsia="ko-KR"/>
         </w:rPr>
       </w:pPr>
       <w:r>
         <w:rPr>
-          <w:lang w:eastAsia="ko-KR"/>
-        </w:rPr>
-        <w:t>2</w:t>
-      </w:r>
-      <w:r>
-        <w:rPr>
-          <w:lang w:eastAsia="ko-KR"/>
-        </w:rPr>
-        <w:t>주차</w:t>
-      </w:r>
-      <w:r>
-        <w:rPr>
-          <w:rFonts w:eastAsia="맑은 고딕" w:hint="eastAsia"/>
-          <w:lang w:eastAsia="ko-KR"/>
-        </w:rPr>
-        <w:t>에</w:t>
-      </w:r>
-      <w:r>
-        <w:rPr>
-          <w:rFonts w:eastAsia="맑은 고딕" w:hint="eastAsia"/>
-          <w:lang w:eastAsia="ko-KR"/>
-        </w:rPr>
-        <w:t>는 교육</w:t>
-      </w:r>
-      <w:r>
-        <w:rPr>
-          <w:rFonts w:eastAsia="맑은 고딕" w:hint="eastAsia"/>
-          <w:lang w:eastAsia="ko-KR"/>
-        </w:rPr>
-        <w:t xml:space="preserve"> </w:t>
-      </w:r>
-      <w:r>
-        <w:rPr>
-          <w:rFonts w:eastAsia="맑은 고딕" w:hint="eastAsia"/>
-          <w:lang w:eastAsia="ko-KR"/>
-        </w:rPr>
-        <w:t>시간에 배웠던</w:t>
-      </w:r>
-      <w:r>
-        <w:rPr>
-          <w:rFonts w:eastAsia="맑은 고딕" w:hint="eastAsia"/>
-          <w:lang w:eastAsia="ko-KR"/>
-        </w:rPr>
-        <w:t xml:space="preserve"> </w:t>
-      </w:r>
-      <w:r>
-        <w:rPr>
-          <w:lang w:eastAsia="ko-KR"/>
-        </w:rPr>
-        <w:t>RAG</w:t>
-      </w:r>
-      <w:r>
-        <w:rPr>
           <w:rFonts w:eastAsia="맑은 고딕" w:cs="맑은 고딕" w:hint="eastAsia"/>
           <w:lang w:eastAsia="ko-KR"/>
         </w:rPr>
-        <w:t xml:space="preserve">를 </w:t>
+        <w:t>질문의</w:t>
+      </w:r>
+      <w:r>
+        <w:rPr>
+          <w:lang w:eastAsia="ko-KR"/>
+        </w:rPr>
+        <w:t xml:space="preserve"> </w:t>
       </w:r>
       <w:r>
         <w:rPr>
           <w:rFonts w:eastAsia="맑은 고딕" w:cs="맑은 고딕" w:hint="eastAsia"/>
           <w:lang w:eastAsia="ko-KR"/>
         </w:rPr>
-        <w:t>서비스에 적용해 봤습니다.</w:t>
-      </w:r>
-      <w:r>
-        <w:rPr>
-          <w:lang w:eastAsia="ko-KR"/>
-        </w:rPr>
-        <w:t xml:space="preserve"> Embedding</w:t>
-      </w:r>
-      <w:r>
-        <w:rPr>
-          <w:lang w:eastAsia="ko-KR"/>
-        </w:rPr>
-        <w:t>으로</w:t>
-      </w:r>
-      <w:r>
-        <w:rPr>
-          <w:lang w:eastAsia="ko-KR"/>
-        </w:rPr>
-        <w:t xml:space="preserve"> </w:t>
-      </w:r>
-      <w:r>
-        <w:rPr>
-          <w:lang w:eastAsia="ko-KR"/>
-        </w:rPr>
-        <w:t>질문과</w:t>
-      </w:r>
-      <w:r>
-        <w:rPr>
-          <w:lang w:eastAsia="ko-KR"/>
-        </w:rPr>
-        <w:t xml:space="preserve"> </w:t>
-      </w:r>
-      <w:r>
-        <w:rPr>
-          <w:lang w:eastAsia="ko-KR"/>
-        </w:rPr>
-        <w:t>의미가</w:t>
-      </w:r>
-      <w:r>
-        <w:rPr>
-          <w:lang w:eastAsia="ko-KR"/>
-        </w:rPr>
-        <w:t xml:space="preserve"> </w:t>
-      </w:r>
-      <w:r>
-        <w:rPr>
-          <w:lang w:eastAsia="ko-KR"/>
-        </w:rPr>
-        <w:t>비슷한</w:t>
-      </w:r>
-      <w:r>
-        <w:rPr>
-          <w:lang w:eastAsia="ko-KR"/>
-        </w:rPr>
-        <w:t xml:space="preserve"> </w:t>
-      </w:r>
-      <w:r>
-        <w:rPr>
-          <w:lang w:eastAsia="ko-KR"/>
-        </w:rPr>
-        <w:t>문서를</w:t>
-      </w:r>
-      <w:r>
-        <w:rPr>
-          <w:lang w:eastAsia="ko-KR"/>
-        </w:rPr>
-        <w:t xml:space="preserve"> </w:t>
-      </w:r>
-      <w:r>
-        <w:rPr>
-          <w:lang w:eastAsia="ko-KR"/>
-        </w:rPr>
-        <w:t>검색하고</w:t>
+        <w:t>키워드와</w:t>
+      </w:r>
+      <w:r>
+        <w:rPr>
+          <w:lang w:eastAsia="ko-KR"/>
+        </w:rPr>
+        <w:t xml:space="preserve"> </w:t>
+      </w:r>
+      <w:r>
+        <w:rPr>
+          <w:rFonts w:eastAsia="맑은 고딕" w:cs="맑은 고딕" w:hint="eastAsia"/>
+          <w:lang w:eastAsia="ko-KR"/>
+        </w:rPr>
+        <w:t>조건을</w:t>
+      </w:r>
+      <w:r>
+        <w:rPr>
+          <w:lang w:eastAsia="ko-KR"/>
+        </w:rPr>
+        <w:t xml:space="preserve"> </w:t>
+      </w:r>
+      <w:r>
+        <w:rPr>
+          <w:rFonts w:eastAsia="맑은 고딕" w:cs="맑은 고딕" w:hint="eastAsia"/>
+          <w:lang w:eastAsia="ko-KR"/>
+        </w:rPr>
+        <w:t>분석한</w:t>
+      </w:r>
+      <w:r>
+        <w:rPr>
+          <w:lang w:eastAsia="ko-KR"/>
+        </w:rPr>
+        <w:t xml:space="preserve"> </w:t>
+      </w:r>
+      <w:r>
+        <w:rPr>
+          <w:rFonts w:eastAsia="맑은 고딕" w:cs="맑은 고딕" w:hint="eastAsia"/>
+          <w:lang w:eastAsia="ko-KR"/>
+        </w:rPr>
+        <w:t>뒤</w:t>
       </w:r>
       <w:r>
         <w:rPr>
@@ -2717,92 +1727,139 @@
       </w:r>
       <w:r>
         <w:rPr>
-          <w:lang w:eastAsia="ko-KR"/>
-        </w:rPr>
-        <w:t>부서나</w:t>
-      </w:r>
-      <w:r>
-        <w:rPr>
-          <w:lang w:eastAsia="ko-KR"/>
-        </w:rPr>
-        <w:t xml:space="preserve"> </w:t>
-      </w:r>
-      <w:r>
-        <w:rPr>
-          <w:lang w:eastAsia="ko-KR"/>
-        </w:rPr>
-        <w:t>문서</w:t>
-      </w:r>
-      <w:r>
-        <w:rPr>
-          <w:lang w:eastAsia="ko-KR"/>
-        </w:rPr>
-        <w:t xml:space="preserve">, </w:t>
-      </w:r>
-      <w:r>
-        <w:rPr>
-          <w:lang w:eastAsia="ko-KR"/>
-        </w:rPr>
-        <w:t>출처</w:t>
-      </w:r>
-      <w:r>
-        <w:rPr>
-          <w:lang w:eastAsia="ko-KR"/>
-        </w:rPr>
-        <w:t xml:space="preserve"> </w:t>
-      </w:r>
-      <w:r>
-        <w:rPr>
-          <w:lang w:eastAsia="ko-KR"/>
-        </w:rPr>
-        <w:t>같은</w:t>
-      </w:r>
-      <w:r>
-        <w:rPr>
-          <w:lang w:eastAsia="ko-KR"/>
-        </w:rPr>
-        <w:t xml:space="preserve"> </w:t>
-      </w:r>
-      <w:r>
-        <w:rPr>
-          <w:lang w:eastAsia="ko-KR"/>
-        </w:rPr>
-        <w:t>메타데이터도</w:t>
-      </w:r>
-      <w:r>
-        <w:rPr>
-          <w:lang w:eastAsia="ko-KR"/>
-        </w:rPr>
-        <w:t xml:space="preserve"> </w:t>
-      </w:r>
-      <w:r>
-        <w:rPr>
-          <w:lang w:eastAsia="ko-KR"/>
-        </w:rPr>
-        <w:t>함께</w:t>
-      </w:r>
-      <w:r>
-        <w:rPr>
-          <w:lang w:eastAsia="ko-KR"/>
-        </w:rPr>
-        <w:t xml:space="preserve"> </w:t>
-      </w:r>
-      <w:r>
-        <w:rPr>
-          <w:lang w:eastAsia="ko-KR"/>
-        </w:rPr>
-        <w:t>활용했습니다</w:t>
+          <w:rFonts w:eastAsia="맑은 고딕" w:cs="맑은 고딕" w:hint="eastAsia"/>
+          <w:lang w:eastAsia="ko-KR"/>
+        </w:rPr>
+        <w:t>미리</w:t>
+      </w:r>
+      <w:r>
+        <w:rPr>
+          <w:lang w:eastAsia="ko-KR"/>
+        </w:rPr>
+        <w:t xml:space="preserve"> </w:t>
+      </w:r>
+      <w:r>
+        <w:rPr>
+          <w:rFonts w:eastAsia="맑은 고딕" w:cs="맑은 고딕" w:hint="eastAsia"/>
+          <w:lang w:eastAsia="ko-KR"/>
+        </w:rPr>
+        <w:t>정해</w:t>
+      </w:r>
+      <w:r>
+        <w:rPr>
+          <w:lang w:eastAsia="ko-KR"/>
+        </w:rPr>
+        <w:t xml:space="preserve"> </w:t>
+      </w:r>
+      <w:r>
+        <w:rPr>
+          <w:rFonts w:eastAsia="맑은 고딕" w:cs="맑은 고딕" w:hint="eastAsia"/>
+          <w:lang w:eastAsia="ko-KR"/>
+        </w:rPr>
+        <w:t>둔</w:t>
+      </w:r>
+      <w:r>
+        <w:rPr>
+          <w:lang w:eastAsia="ko-KR"/>
+        </w:rPr>
+        <w:t xml:space="preserve"> </w:t>
+      </w:r>
+      <w:r>
+        <w:rPr>
+          <w:rFonts w:eastAsia="맑은 고딕" w:cs="맑은 고딕" w:hint="eastAsia"/>
+          <w:lang w:eastAsia="ko-KR"/>
+        </w:rPr>
+        <w:t>규칙에</w:t>
+      </w:r>
+      <w:r>
+        <w:rPr>
+          <w:lang w:eastAsia="ko-KR"/>
+        </w:rPr>
+        <w:t xml:space="preserve"> </w:t>
+      </w:r>
+      <w:r>
+        <w:rPr>
+          <w:rFonts w:eastAsia="맑은 고딕" w:cs="맑은 고딕" w:hint="eastAsia"/>
+          <w:lang w:eastAsia="ko-KR"/>
+        </w:rPr>
+        <w:t>따라</w:t>
+      </w:r>
+      <w:r>
+        <w:rPr>
+          <w:lang w:eastAsia="ko-KR"/>
+        </w:rPr>
+        <w:t xml:space="preserve"> </w:t>
+      </w:r>
+      <w:r>
+        <w:rPr>
+          <w:rFonts w:eastAsia="맑은 고딕" w:cs="맑은 고딕" w:hint="eastAsia"/>
+          <w:lang w:eastAsia="ko-KR"/>
+        </w:rPr>
+        <w:t>관련</w:t>
+      </w:r>
+      <w:r>
+        <w:rPr>
+          <w:lang w:eastAsia="ko-KR"/>
+        </w:rPr>
+        <w:t xml:space="preserve"> </w:t>
+      </w:r>
+      <w:r>
+        <w:rPr>
+          <w:rFonts w:eastAsia="맑은 고딕" w:cs="맑은 고딕" w:hint="eastAsia"/>
+          <w:lang w:eastAsia="ko-KR"/>
+        </w:rPr>
+        <w:t>부서를</w:t>
+      </w:r>
+      <w:r>
+        <w:rPr>
+          <w:lang w:eastAsia="ko-KR"/>
+        </w:rPr>
+        <w:t xml:space="preserve"> </w:t>
+      </w:r>
+      <w:r>
+        <w:rPr>
+          <w:rFonts w:eastAsia="맑은 고딕" w:cs="맑은 고딕" w:hint="eastAsia"/>
+          <w:lang w:eastAsia="ko-KR"/>
+        </w:rPr>
+        <w:t>추천하는</w:t>
+      </w:r>
+      <w:r>
+        <w:rPr>
+          <w:lang w:eastAsia="ko-KR"/>
+        </w:rPr>
+        <w:t xml:space="preserve"> </w:t>
+      </w:r>
+      <w:r>
+        <w:rPr>
+          <w:rFonts w:eastAsia="맑은 고딕" w:cs="맑은 고딕" w:hint="eastAsia"/>
+          <w:lang w:eastAsia="ko-KR"/>
+        </w:rPr>
+        <w:t>방식이었습니다</w:t>
       </w:r>
       <w:r>
         <w:rPr>
           <w:lang w:eastAsia="ko-KR"/>
         </w:rPr>
         <w:t>.</w:t>
+      </w:r>
+      <w:r>
+        <w:rPr>
+          <w:lang w:eastAsia="ko-KR"/>
+        </w:rPr>
+        <w:t xml:space="preserve"> </w:t>
+      </w:r>
+      <w:r>
+        <w:rPr>
+          <w:rFonts w:eastAsia="맑은 고딕" w:cs="맑은 고딕" w:hint="eastAsia"/>
+          <w:lang w:eastAsia="ko-KR"/>
+        </w:rPr>
+        <w:t>일단 동작되는 것을 확인했습니다.</w:t>
       </w:r>
     </w:p>
     <w:p>
       <w:pPr>
         <w:rPr>
+          <w:rFonts w:eastAsia="맑은 고딕"/>
           <w:lang w:eastAsia="ko-KR"/>
         </w:rPr>
       </w:pPr>
@@ -2810,79 +1867,140 @@
         <w:rPr>
           <w:lang w:eastAsia="ko-KR"/>
         </w:rPr>
-        <w:t>이렇게</w:t>
-      </w:r>
-      <w:r>
-        <w:rPr>
-          <w:lang w:eastAsia="ko-KR"/>
-        </w:rPr>
-        <w:t xml:space="preserve"> </w:t>
-      </w:r>
-      <w:r>
-        <w:rPr>
-          <w:lang w:eastAsia="ko-KR"/>
-        </w:rPr>
-        <w:t>하니</w:t>
-      </w:r>
-      <w:r>
-        <w:rPr>
-          <w:lang w:eastAsia="ko-KR"/>
-        </w:rPr>
-        <w:t xml:space="preserve"> </w:t>
-      </w:r>
-      <w:r>
-        <w:rPr>
-          <w:lang w:eastAsia="ko-KR"/>
-        </w:rPr>
-        <w:t>정해진</w:t>
-      </w:r>
-      <w:r>
-        <w:rPr>
-          <w:lang w:eastAsia="ko-KR"/>
-        </w:rPr>
-        <w:t xml:space="preserve"> </w:t>
-      </w:r>
-      <w:r>
-        <w:rPr>
-          <w:lang w:eastAsia="ko-KR"/>
-        </w:rPr>
-        <w:t>규칙만</w:t>
-      </w:r>
-      <w:r>
-        <w:rPr>
-          <w:lang w:eastAsia="ko-KR"/>
-        </w:rPr>
-        <w:t xml:space="preserve"> </w:t>
-      </w:r>
-      <w:r>
-        <w:rPr>
-          <w:lang w:eastAsia="ko-KR"/>
-        </w:rPr>
-        <w:t>보여주는</w:t>
-      </w:r>
-      <w:r>
-        <w:rPr>
-          <w:lang w:eastAsia="ko-KR"/>
-        </w:rPr>
-        <w:t xml:space="preserve"> </w:t>
-      </w:r>
-      <w:r>
-        <w:rPr>
-          <w:lang w:eastAsia="ko-KR"/>
-        </w:rPr>
-        <w:t>것이</w:t>
-      </w:r>
-      <w:r>
-        <w:rPr>
-          <w:lang w:eastAsia="ko-KR"/>
-        </w:rPr>
-        <w:t xml:space="preserve"> </w:t>
-      </w:r>
-      <w:r>
-        <w:rPr>
-          <w:lang w:eastAsia="ko-KR"/>
-        </w:rPr>
-        <w:t>아니라</w:t>
+        <w:t>2</w:t>
+      </w:r>
+      <w:r>
+        <w:rPr>
+          <w:lang w:eastAsia="ko-KR"/>
+        </w:rPr>
+        <w:t>주차</w:t>
+      </w:r>
+      <w:r>
+        <w:rPr>
+          <w:rFonts w:eastAsia="맑은 고딕" w:hint="eastAsia"/>
+          <w:lang w:eastAsia="ko-KR"/>
+        </w:rPr>
+        <w:t>에</w:t>
+      </w:r>
+      <w:r>
+        <w:rPr>
+          <w:rFonts w:eastAsia="맑은 고딕" w:hint="eastAsia"/>
+          <w:lang w:eastAsia="ko-KR"/>
+        </w:rPr>
+        <w:t>는 교육</w:t>
+      </w:r>
+      <w:r>
+        <w:rPr>
+          <w:rFonts w:eastAsia="맑은 고딕" w:hint="eastAsia"/>
+          <w:lang w:eastAsia="ko-KR"/>
+        </w:rPr>
+        <w:t xml:space="preserve"> </w:t>
+      </w:r>
+      <w:r>
+        <w:rPr>
+          <w:rFonts w:eastAsia="맑은 고딕" w:hint="eastAsia"/>
+          <w:lang w:eastAsia="ko-KR"/>
+        </w:rPr>
+        <w:t>시간에 배웠던</w:t>
+      </w:r>
+      <w:r>
+        <w:rPr>
+          <w:rFonts w:eastAsia="맑은 고딕" w:hint="eastAsia"/>
+          <w:lang w:eastAsia="ko-KR"/>
+        </w:rPr>
+        <w:t xml:space="preserve"> </w:t>
+      </w:r>
+      <w:r>
+        <w:rPr>
+          <w:lang w:eastAsia="ko-KR"/>
+        </w:rPr>
+        <w:t>RAG</w:t>
+      </w:r>
+      <w:r>
+        <w:rPr>
+          <w:rFonts w:eastAsia="맑은 고딕" w:cs="맑은 고딕" w:hint="eastAsia"/>
+          <w:lang w:eastAsia="ko-KR"/>
+        </w:rPr>
+        <w:t xml:space="preserve">를 </w:t>
+      </w:r>
+      <w:r>
+        <w:rPr>
+          <w:rFonts w:eastAsia="맑은 고딕" w:cs="맑은 고딕" w:hint="eastAsia"/>
+          <w:lang w:eastAsia="ko-KR"/>
+        </w:rPr>
+        <w:t>서비스에 적용해 봤습니다.</w:t>
+      </w:r>
+      <w:r>
+        <w:rPr>
+          <w:lang w:eastAsia="ko-KR"/>
+        </w:rPr>
+        <w:t xml:space="preserve"> Embedding</w:t>
+      </w:r>
+      <w:r>
+        <w:rPr>
+          <w:lang w:eastAsia="ko-KR"/>
+        </w:rPr>
+        <w:t>으로</w:t>
+      </w:r>
+      <w:r>
+        <w:rPr>
+          <w:lang w:eastAsia="ko-KR"/>
+        </w:rPr>
+        <w:t xml:space="preserve"> </w:t>
+      </w:r>
+      <w:r>
+        <w:rPr>
+          <w:lang w:eastAsia="ko-KR"/>
+        </w:rPr>
+        <w:t>질문과</w:t>
+      </w:r>
+      <w:r>
+        <w:rPr>
+          <w:lang w:eastAsia="ko-KR"/>
+        </w:rPr>
+        <w:t xml:space="preserve"> </w:t>
+      </w:r>
+      <w:r>
+        <w:rPr>
+          <w:lang w:eastAsia="ko-KR"/>
+        </w:rPr>
+        <w:t>의미가</w:t>
+      </w:r>
+      <w:r>
+        <w:rPr>
+          <w:lang w:eastAsia="ko-KR"/>
+        </w:rPr>
+        <w:t xml:space="preserve"> </w:t>
+      </w:r>
+      <w:r>
+        <w:rPr>
+          <w:lang w:eastAsia="ko-KR"/>
+        </w:rPr>
+        <w:t>비슷한</w:t>
+      </w:r>
+      <w:r>
+        <w:rPr>
+          <w:lang w:eastAsia="ko-KR"/>
+        </w:rPr>
+        <w:t xml:space="preserve"> </w:t>
+      </w:r>
+      <w:r>
+        <w:rPr>
+          <w:lang w:eastAsia="ko-KR"/>
+        </w:rPr>
+        <w:t>문서를</w:t>
+      </w:r>
+      <w:r>
+        <w:rPr>
+          <w:lang w:eastAsia="ko-KR"/>
+        </w:rPr>
+        <w:t xml:space="preserve"> </w:t>
+      </w:r>
+      <w:r>
+        <w:rPr>
+          <w:lang w:eastAsia="ko-KR"/>
+        </w:rPr>
+        <w:t>검색하고</w:t>
       </w:r>
       <w:r>
         <w:rPr>
@@ -2894,199 +2012,79 @@
         <w:rPr>
           <w:lang w:eastAsia="ko-KR"/>
         </w:rPr>
-        <w:t>관련</w:t>
-      </w:r>
-      <w:r>
-        <w:rPr>
-          <w:lang w:eastAsia="ko-KR"/>
-        </w:rPr>
-        <w:t xml:space="preserve"> </w:t>
-      </w:r>
-      <w:r>
-        <w:rPr>
-          <w:lang w:eastAsia="ko-KR"/>
-        </w:rPr>
-        <w:t>근거를</w:t>
-      </w:r>
-      <w:r>
-        <w:rPr>
-          <w:lang w:eastAsia="ko-KR"/>
-        </w:rPr>
-        <w:t xml:space="preserve"> </w:t>
-      </w:r>
-      <w:r>
-        <w:rPr>
-          <w:lang w:eastAsia="ko-KR"/>
-        </w:rPr>
-        <w:t>찾아서</w:t>
-      </w:r>
-      <w:r>
-        <w:rPr>
-          <w:lang w:eastAsia="ko-KR"/>
-        </w:rPr>
-        <w:t xml:space="preserve"> </w:t>
-      </w:r>
-      <w:r>
-        <w:rPr>
-          <w:lang w:eastAsia="ko-KR"/>
-        </w:rPr>
-        <w:t>설명할</w:t>
-      </w:r>
-      <w:r>
-        <w:rPr>
-          <w:lang w:eastAsia="ko-KR"/>
-        </w:rPr>
-        <w:t xml:space="preserve"> </w:t>
-      </w:r>
-      <w:r>
-        <w:rPr>
-          <w:lang w:eastAsia="ko-KR"/>
-        </w:rPr>
-        <w:t>수</w:t>
-      </w:r>
-      <w:r>
-        <w:rPr>
-          <w:lang w:eastAsia="ko-KR"/>
-        </w:rPr>
-        <w:t xml:space="preserve"> </w:t>
-      </w:r>
-      <w:r>
-        <w:rPr>
-          <w:lang w:eastAsia="ko-KR"/>
-        </w:rPr>
-        <w:t>있다는</w:t>
-      </w:r>
-      <w:r>
-        <w:rPr>
-          <w:lang w:eastAsia="ko-KR"/>
-        </w:rPr>
-        <w:t xml:space="preserve"> </w:t>
-      </w:r>
-      <w:r>
-        <w:rPr>
-          <w:lang w:eastAsia="ko-KR"/>
-        </w:rPr>
-        <w:t>장점이</w:t>
-      </w:r>
-      <w:r>
-        <w:rPr>
-          <w:lang w:eastAsia="ko-KR"/>
-        </w:rPr>
-        <w:t xml:space="preserve"> </w:t>
-      </w:r>
-      <w:r>
-        <w:rPr>
-          <w:lang w:eastAsia="ko-KR"/>
-        </w:rPr>
-        <w:t>있었습니다</w:t>
-      </w:r>
-      <w:r>
-        <w:rPr>
-          <w:lang w:eastAsia="ko-KR"/>
-        </w:rPr>
-        <w:t xml:space="preserve">. </w:t>
-      </w:r>
-      <w:r>
-        <w:rPr>
-          <w:lang w:eastAsia="ko-KR"/>
-        </w:rPr>
-        <w:t>동시에</w:t>
-      </w:r>
-      <w:r>
-        <w:rPr>
-          <w:lang w:eastAsia="ko-KR"/>
-        </w:rPr>
-        <w:t xml:space="preserve"> </w:t>
-      </w:r>
-      <w:r>
-        <w:rPr>
-          <w:lang w:eastAsia="ko-KR"/>
-        </w:rPr>
-        <w:t>검색</w:t>
-      </w:r>
-      <w:r>
-        <w:rPr>
-          <w:lang w:eastAsia="ko-KR"/>
-        </w:rPr>
-        <w:t xml:space="preserve"> </w:t>
-      </w:r>
-      <w:r>
-        <w:rPr>
-          <w:lang w:eastAsia="ko-KR"/>
-        </w:rPr>
-        <w:t>결과가</w:t>
-      </w:r>
-      <w:r>
-        <w:rPr>
-          <w:lang w:eastAsia="ko-KR"/>
-        </w:rPr>
-        <w:t xml:space="preserve"> </w:t>
-      </w:r>
-      <w:r>
-        <w:rPr>
-          <w:lang w:eastAsia="ko-KR"/>
-        </w:rPr>
-        <w:t>항상</w:t>
-      </w:r>
-      <w:r>
-        <w:rPr>
-          <w:lang w:eastAsia="ko-KR"/>
-        </w:rPr>
-        <w:t xml:space="preserve"> </w:t>
-      </w:r>
-      <w:r>
-        <w:rPr>
-          <w:lang w:eastAsia="ko-KR"/>
-        </w:rPr>
-        <w:t>정확한</w:t>
-      </w:r>
-      <w:r>
-        <w:rPr>
-          <w:lang w:eastAsia="ko-KR"/>
-        </w:rPr>
-        <w:t xml:space="preserve"> </w:t>
-      </w:r>
-      <w:r>
-        <w:rPr>
-          <w:lang w:eastAsia="ko-KR"/>
-        </w:rPr>
-        <w:t>것은</w:t>
-      </w:r>
-      <w:r>
-        <w:rPr>
-          <w:lang w:eastAsia="ko-KR"/>
-        </w:rPr>
-        <w:t xml:space="preserve"> </w:t>
-      </w:r>
-      <w:r>
-        <w:rPr>
-          <w:lang w:eastAsia="ko-KR"/>
-        </w:rPr>
-        <w:t>아니라는</w:t>
-      </w:r>
-      <w:r>
-        <w:rPr>
-          <w:lang w:eastAsia="ko-KR"/>
-        </w:rPr>
-        <w:t xml:space="preserve"> </w:t>
-      </w:r>
-      <w:r>
-        <w:rPr>
-          <w:lang w:eastAsia="ko-KR"/>
-        </w:rPr>
-        <w:t>한계도</w:t>
-      </w:r>
-      <w:r>
-        <w:rPr>
-          <w:lang w:eastAsia="ko-KR"/>
-        </w:rPr>
-        <w:t xml:space="preserve"> </w:t>
-      </w:r>
-      <w:r>
-        <w:rPr>
-          <w:lang w:eastAsia="ko-KR"/>
-        </w:rPr>
-        <w:t>확인했습니다</w:t>
+        <w:t>부서나</w:t>
+      </w:r>
+      <w:r>
+        <w:rPr>
+          <w:lang w:eastAsia="ko-KR"/>
+        </w:rPr>
+        <w:t xml:space="preserve"> </w:t>
+      </w:r>
+      <w:r>
+        <w:rPr>
+          <w:lang w:eastAsia="ko-KR"/>
+        </w:rPr>
+        <w:t>문서</w:t>
+      </w:r>
+      <w:r>
+        <w:rPr>
+          <w:lang w:eastAsia="ko-KR"/>
+        </w:rPr>
+        <w:t xml:space="preserve">, </w:t>
+      </w:r>
+      <w:r>
+        <w:rPr>
+          <w:lang w:eastAsia="ko-KR"/>
+        </w:rPr>
+        <w:t>출처</w:t>
+      </w:r>
+      <w:r>
+        <w:rPr>
+          <w:lang w:eastAsia="ko-KR"/>
+        </w:rPr>
+        <w:t xml:space="preserve"> </w:t>
+      </w:r>
+      <w:r>
+        <w:rPr>
+          <w:lang w:eastAsia="ko-KR"/>
+        </w:rPr>
+        <w:t>같은</w:t>
+      </w:r>
+      <w:r>
+        <w:rPr>
+          <w:lang w:eastAsia="ko-KR"/>
+        </w:rPr>
+        <w:t xml:space="preserve"> </w:t>
+      </w:r>
+      <w:r>
+        <w:rPr>
+          <w:lang w:eastAsia="ko-KR"/>
+        </w:rPr>
+        <w:t>메타데이터도</w:t>
+      </w:r>
+      <w:r>
+        <w:rPr>
+          <w:lang w:eastAsia="ko-KR"/>
+        </w:rPr>
+        <w:t xml:space="preserve"> </w:t>
+      </w:r>
+      <w:r>
+        <w:rPr>
+          <w:lang w:eastAsia="ko-KR"/>
+        </w:rPr>
+        <w:t>함께</w:t>
+      </w:r>
+      <w:r>
+        <w:rPr>
+          <w:lang w:eastAsia="ko-KR"/>
+        </w:rPr>
+        <w:t xml:space="preserve"> </w:t>
+      </w:r>
+      <w:r>
+        <w:rPr>
+          <w:lang w:eastAsia="ko-KR"/>
+        </w:rPr>
+        <w:t>활용했습니다</w:t>
       </w:r>
       <w:r>
         <w:rPr>
@@ -3105,6 +2103,235 @@
         <w:rPr>
           <w:lang w:eastAsia="ko-KR"/>
         </w:rPr>
+        <w:t>이렇게</w:t>
+      </w:r>
+      <w:r>
+        <w:rPr>
+          <w:lang w:eastAsia="ko-KR"/>
+        </w:rPr>
+        <w:t xml:space="preserve"> </w:t>
+      </w:r>
+      <w:r>
+        <w:rPr>
+          <w:lang w:eastAsia="ko-KR"/>
+        </w:rPr>
+        <w:t>하니</w:t>
+      </w:r>
+      <w:r>
+        <w:rPr>
+          <w:lang w:eastAsia="ko-KR"/>
+        </w:rPr>
+        <w:t xml:space="preserve"> </w:t>
+      </w:r>
+      <w:r>
+        <w:rPr>
+          <w:lang w:eastAsia="ko-KR"/>
+        </w:rPr>
+        <w:t>정해진</w:t>
+      </w:r>
+      <w:r>
+        <w:rPr>
+          <w:lang w:eastAsia="ko-KR"/>
+        </w:rPr>
+        <w:t xml:space="preserve"> </w:t>
+      </w:r>
+      <w:r>
+        <w:rPr>
+          <w:lang w:eastAsia="ko-KR"/>
+        </w:rPr>
+        <w:t>규칙만</w:t>
+      </w:r>
+      <w:r>
+        <w:rPr>
+          <w:lang w:eastAsia="ko-KR"/>
+        </w:rPr>
+        <w:t xml:space="preserve"> </w:t>
+      </w:r>
+      <w:r>
+        <w:rPr>
+          <w:lang w:eastAsia="ko-KR"/>
+        </w:rPr>
+        <w:t>보여주는</w:t>
+      </w:r>
+      <w:r>
+        <w:rPr>
+          <w:lang w:eastAsia="ko-KR"/>
+        </w:rPr>
+        <w:t xml:space="preserve"> </w:t>
+      </w:r>
+      <w:r>
+        <w:rPr>
+          <w:lang w:eastAsia="ko-KR"/>
+        </w:rPr>
+        <w:t>것이</w:t>
+      </w:r>
+      <w:r>
+        <w:rPr>
+          <w:lang w:eastAsia="ko-KR"/>
+        </w:rPr>
+        <w:t xml:space="preserve"> </w:t>
+      </w:r>
+      <w:r>
+        <w:rPr>
+          <w:lang w:eastAsia="ko-KR"/>
+        </w:rPr>
+        <w:t>아니라</w:t>
+      </w:r>
+      <w:r>
+        <w:rPr>
+          <w:lang w:eastAsia="ko-KR"/>
+        </w:rPr>
+        <w:t xml:space="preserve">, </w:t>
+      </w:r>
+      <w:r>
+        <w:rPr>
+          <w:lang w:eastAsia="ko-KR"/>
+        </w:rPr>
+        <w:t>관련</w:t>
+      </w:r>
+      <w:r>
+        <w:rPr>
+          <w:lang w:eastAsia="ko-KR"/>
+        </w:rPr>
+        <w:t xml:space="preserve"> </w:t>
+      </w:r>
+      <w:r>
+        <w:rPr>
+          <w:lang w:eastAsia="ko-KR"/>
+        </w:rPr>
+        <w:t>근거를</w:t>
+      </w:r>
+      <w:r>
+        <w:rPr>
+          <w:lang w:eastAsia="ko-KR"/>
+        </w:rPr>
+        <w:t xml:space="preserve"> </w:t>
+      </w:r>
+      <w:r>
+        <w:rPr>
+          <w:lang w:eastAsia="ko-KR"/>
+        </w:rPr>
+        <w:t>찾아서</w:t>
+      </w:r>
+      <w:r>
+        <w:rPr>
+          <w:lang w:eastAsia="ko-KR"/>
+        </w:rPr>
+        <w:t xml:space="preserve"> </w:t>
+      </w:r>
+      <w:r>
+        <w:rPr>
+          <w:lang w:eastAsia="ko-KR"/>
+        </w:rPr>
+        <w:t>설명할</w:t>
+      </w:r>
+      <w:r>
+        <w:rPr>
+          <w:lang w:eastAsia="ko-KR"/>
+        </w:rPr>
+        <w:t xml:space="preserve"> </w:t>
+      </w:r>
+      <w:r>
+        <w:rPr>
+          <w:lang w:eastAsia="ko-KR"/>
+        </w:rPr>
+        <w:t>수</w:t>
+      </w:r>
+      <w:r>
+        <w:rPr>
+          <w:lang w:eastAsia="ko-KR"/>
+        </w:rPr>
+        <w:t xml:space="preserve"> </w:t>
+      </w:r>
+      <w:r>
+        <w:rPr>
+          <w:lang w:eastAsia="ko-KR"/>
+        </w:rPr>
+        <w:t>있다는</w:t>
+      </w:r>
+      <w:r>
+        <w:rPr>
+          <w:lang w:eastAsia="ko-KR"/>
+        </w:rPr>
+        <w:t xml:space="preserve"> </w:t>
+      </w:r>
+      <w:r>
+        <w:rPr>
+          <w:lang w:eastAsia="ko-KR"/>
+        </w:rPr>
+        <w:t>장점이</w:t>
+      </w:r>
+      <w:r>
+        <w:rPr>
+          <w:lang w:eastAsia="ko-KR"/>
+        </w:rPr>
+        <w:t xml:space="preserve"> </w:t>
+      </w:r>
+      <w:r>
+        <w:rPr>
+          <w:lang w:eastAsia="ko-KR"/>
+        </w:rPr>
+        <w:t>있었습니다</w:t>
+      </w:r>
+      <w:r>
+        <w:rPr>
+          <w:lang w:eastAsia="ko-KR"/>
+        </w:rPr>
+        <w:t xml:space="preserve">. </w:t>
+      </w:r>
+      <w:r>
+        <w:rPr>
+          <w:rFonts w:eastAsia="맑은 고딕" w:cs="맑은 고딕" w:hint="eastAsia"/>
+          <w:lang w:eastAsia="ko-KR"/>
+        </w:rPr>
+        <w:t xml:space="preserve">하지만 신규 </w:t>
+      </w:r>
+      <w:r>
+        <w:rPr>
+          <w:rFonts w:eastAsia="맑은 고딕" w:cs="맑은 고딕" w:hint="eastAsia"/>
+          <w:lang w:eastAsia="ko-KR"/>
+        </w:rPr>
+        <w:t xml:space="preserve">생산 </w:t>
+      </w:r>
+      <w:r>
+        <w:rPr>
+          <w:rFonts w:eastAsia="맑은 고딕" w:cs="맑은 고딕" w:hint="eastAsia"/>
+          <w:lang w:eastAsia="ko-KR"/>
+        </w:rPr>
+        <w:t xml:space="preserve">설비 구매 관련 질문에서 표현이 조금만 달라져도 </w:t>
+      </w:r>
+      <w:r>
+        <w:rPr>
+          <w:rFonts w:eastAsia="맑은 고딕" w:cs="맑은 고딕" w:hint="eastAsia"/>
+          <w:lang w:eastAsia="ko-KR"/>
+        </w:rPr>
+        <w:t xml:space="preserve">주관 </w:t>
+      </w:r>
+      <w:r>
+        <w:rPr>
+          <w:rFonts w:eastAsia="맑은 고딕" w:cs="맑은 고딕" w:hint="eastAsia"/>
+          <w:lang w:eastAsia="ko-KR"/>
+        </w:rPr>
+        <w:t>부서를 찾지 못하는 사례를 발견했습니다.</w:t>
+      </w:r>
+      <w:r>
+        <w:rPr>
+          <w:rFonts w:eastAsia="맑은 고딕" w:cs="맑은 고딕"/>
+          <w:lang w:eastAsia="ko-KR"/>
+        </w:rPr>
+        <w:t xml:space="preserve"> </w:t>
+      </w:r>
+    </w:p>
+    <w:p>
+      <w:pPr>
+        <w:rPr>
+          <w:lang w:eastAsia="ko-KR"/>
+        </w:rPr>
+      </w:pPr>
+      <w:r>
+        <w:rPr>
+          <w:lang w:eastAsia="ko-KR"/>
+        </w:rPr>
         <w:t>3</w:t>
       </w:r>
       <w:r>
@@ -3129,16 +2356,8 @@
         <w:rPr>
           <w:lang w:eastAsia="ko-KR"/>
         </w:rPr>
-        <w:t xml:space="preserve"> </w:t>
-      </w:r>
-      <w:proofErr w:type="spellStart"/>
-      <w:r>
-        <w:rPr>
-          <w:lang w:eastAsia="ko-KR"/>
-        </w:rPr>
-        <w:t>LangSmith</w:t>
-      </w:r>
-      <w:proofErr w:type="spellEnd"/>
+        <w:t xml:space="preserve"> LangSmith</w:t>
+      </w:r>
       <w:r>
         <w:rPr>
           <w:lang w:eastAsia="ko-KR"/>
@@ -3901,14 +3120,12 @@
         </w:rPr>
         <w:t>, ‘</w:t>
       </w:r>
-      <w:proofErr w:type="spellStart"/>
       <w:r>
         <w:rPr>
           <w:lang w:eastAsia="ko-KR"/>
         </w:rPr>
         <w:t>정비성</w:t>
       </w:r>
-      <w:proofErr w:type="spellEnd"/>
       <w:r>
         <w:rPr>
           <w:lang w:eastAsia="ko-KR"/>
@@ -3927,14 +3144,12 @@
         </w:rPr>
         <w:t>’</w:t>
       </w:r>
-      <w:proofErr w:type="spellStart"/>
       <w:r>
         <w:rPr>
           <w:lang w:eastAsia="ko-KR"/>
         </w:rPr>
         <w:t>처럼</w:t>
       </w:r>
-      <w:proofErr w:type="spellEnd"/>
       <w:r>
         <w:rPr>
           <w:lang w:eastAsia="ko-KR"/>
@@ -4072,6 +3287,7 @@
         <w:rPr>
           <w:lang w:eastAsia="ko-KR"/>
         </w:rPr>
+        <w:lastRenderedPageBreak/>
         <w:t>이</w:t>
       </w:r>
       <w:r>
@@ -4128,14 +3344,12 @@
         </w:rPr>
         <w:t xml:space="preserve"> </w:t>
       </w:r>
-      <w:proofErr w:type="spellStart"/>
       <w:r>
         <w:rPr>
           <w:lang w:eastAsia="ko-KR"/>
         </w:rPr>
         <w:t>생겼다기보다는</w:t>
       </w:r>
-      <w:proofErr w:type="spellEnd"/>
       <w:r>
         <w:rPr>
           <w:lang w:eastAsia="ko-KR"/>
@@ -4544,7 +3758,6 @@
         <w:rPr>
           <w:lang w:eastAsia="ko-KR"/>
         </w:rPr>
-        <w:lastRenderedPageBreak/>
         <w:t>그래서</w:t>
       </w:r>
       <w:r>
@@ -4553,14 +3766,12 @@
         </w:rPr>
         <w:t xml:space="preserve"> </w:t>
       </w:r>
-      <w:proofErr w:type="spellStart"/>
       <w:r>
         <w:rPr>
           <w:lang w:eastAsia="ko-KR"/>
         </w:rPr>
         <w:t>임계값을</w:t>
       </w:r>
-      <w:proofErr w:type="spellEnd"/>
       <w:r>
         <w:rPr>
           <w:lang w:eastAsia="ko-KR"/>
@@ -4815,14 +4026,12 @@
         </w:rPr>
         <w:t xml:space="preserve"> </w:t>
       </w:r>
-      <w:proofErr w:type="spellStart"/>
       <w:r>
         <w:rPr>
           <w:lang w:eastAsia="ko-KR"/>
         </w:rPr>
         <w:t>정비성</w:t>
       </w:r>
-      <w:proofErr w:type="spellEnd"/>
       <w:r>
         <w:rPr>
           <w:lang w:eastAsia="ko-KR"/>
@@ -4913,14 +4122,12 @@
         </w:rPr>
         <w:t xml:space="preserve"> </w:t>
       </w:r>
-      <w:proofErr w:type="spellStart"/>
       <w:r>
         <w:rPr>
           <w:lang w:eastAsia="ko-KR"/>
         </w:rPr>
         <w:t>임계값을</w:t>
       </w:r>
-      <w:proofErr w:type="spellEnd"/>
       <w:r>
         <w:rPr>
           <w:lang w:eastAsia="ko-KR"/>
@@ -5030,14 +4237,12 @@
         </w:rPr>
         <w:t xml:space="preserve"> </w:t>
       </w:r>
-      <w:proofErr w:type="spellStart"/>
       <w:r>
         <w:rPr>
           <w:lang w:eastAsia="ko-KR"/>
         </w:rPr>
         <w:t>미매칭</w:t>
       </w:r>
-      <w:proofErr w:type="spellEnd"/>
       <w:r>
         <w:rPr>
           <w:lang w:eastAsia="ko-KR"/>
@@ -5068,14 +4273,12 @@
         </w:rPr>
         <w:t xml:space="preserve">, </w:t>
       </w:r>
-      <w:proofErr w:type="spellStart"/>
       <w:r>
         <w:rPr>
           <w:lang w:eastAsia="ko-KR"/>
         </w:rPr>
         <w:t>임계값</w:t>
       </w:r>
-      <w:proofErr w:type="spellEnd"/>
       <w:r>
         <w:rPr>
           <w:lang w:eastAsia="ko-KR"/>
@@ -5313,21 +4516,7 @@
         <w:rPr>
           <w:lang w:eastAsia="ko-KR"/>
         </w:rPr>
-        <w:t xml:space="preserve">5. </w:t>
-      </w:r>
-      <w:proofErr w:type="spellStart"/>
-      <w:r>
-        <w:rPr>
-          <w:lang w:eastAsia="ko-KR"/>
-        </w:rPr>
-        <w:t>RAGAS·LangSmith</w:t>
-      </w:r>
-      <w:proofErr w:type="spellEnd"/>
-      <w:r>
-        <w:rPr>
-          <w:lang w:eastAsia="ko-KR"/>
-        </w:rPr>
-        <w:t xml:space="preserve"> </w:t>
+        <w:t xml:space="preserve">5. RAGAS·LangSmith </w:t>
       </w:r>
       <w:r>
         <w:rPr>
@@ -5442,21 +4631,7 @@
         <w:rPr>
           <w:lang w:eastAsia="ko-KR"/>
         </w:rPr>
-        <w:t xml:space="preserve"> </w:t>
-      </w:r>
-      <w:proofErr w:type="spellStart"/>
-      <w:r>
-        <w:rPr>
-          <w:lang w:eastAsia="ko-KR"/>
-        </w:rPr>
-        <w:t>LangSmith</w:t>
-      </w:r>
-      <w:proofErr w:type="spellEnd"/>
-      <w:r>
-        <w:rPr>
-          <w:lang w:eastAsia="ko-KR"/>
-        </w:rPr>
-        <w:t xml:space="preserve"> </w:t>
+        <w:t xml:space="preserve"> LangSmith </w:t>
       </w:r>
       <w:r>
         <w:rPr>
@@ -5880,14 +5055,12 @@
           <w:lang w:eastAsia="ko-KR"/>
         </w:rPr>
       </w:pPr>
-      <w:proofErr w:type="spellStart"/>
       <w:r>
         <w:rPr>
           <w:lang w:eastAsia="ko-KR"/>
         </w:rPr>
         <w:t>LangSmith</w:t>
       </w:r>
-      <w:proofErr w:type="spellEnd"/>
       <w:r>
         <w:rPr>
           <w:rFonts w:eastAsia="맑은 고딕" w:hint="eastAsia"/>
@@ -6376,14 +5549,12 @@
         </w:rPr>
         <w:t xml:space="preserve"> </w:t>
       </w:r>
-      <w:proofErr w:type="spellStart"/>
       <w:r>
         <w:rPr>
           <w:lang w:eastAsia="ko-KR"/>
         </w:rPr>
         <w:t>정답률은</w:t>
       </w:r>
-      <w:proofErr w:type="spellEnd"/>
       <w:r>
         <w:rPr>
           <w:lang w:eastAsia="ko-KR"/>
@@ -6849,6 +6020,7 @@
           <w:rFonts w:eastAsia="맑은 고딕" w:cs="맑은 고딕" w:hint="eastAsia"/>
           <w:lang w:eastAsia="ko-KR"/>
         </w:rPr>
+        <w:lastRenderedPageBreak/>
         <w:t>하락보다</w:t>
       </w:r>
       <w:r>
@@ -7052,7 +6224,6 @@
         </w:rPr>
         <w:t xml:space="preserve"> </w:t>
       </w:r>
-      <w:proofErr w:type="spellStart"/>
       <w:r>
         <w:rPr>
           <w:rFonts w:eastAsia="맑은 고딕" w:cs="맑은 고딕" w:hint="eastAsia"/>
@@ -7060,7 +6231,6 @@
         </w:rPr>
         <w:t>정확도뿐</w:t>
       </w:r>
-      <w:proofErr w:type="spellEnd"/>
       <w:r>
         <w:rPr>
           <w:lang w:eastAsia="ko-KR"/>
@@ -7274,7 +6444,6 @@
         <w:rPr>
           <w:lang w:eastAsia="ko-KR"/>
         </w:rPr>
-        <w:lastRenderedPageBreak/>
         <w:t xml:space="preserve">6. </w:t>
       </w:r>
       <w:r>
@@ -7593,14 +6762,12 @@
         </w:rPr>
         <w:t>’</w:t>
       </w:r>
-      <w:proofErr w:type="spellStart"/>
       <w:r>
         <w:rPr>
           <w:lang w:eastAsia="ko-KR"/>
         </w:rPr>
         <w:t>라고</w:t>
       </w:r>
-      <w:proofErr w:type="spellEnd"/>
       <w:r>
         <w:rPr>
           <w:lang w:eastAsia="ko-KR"/>
@@ -9436,14 +8603,12 @@
         </w:rPr>
         <w:t xml:space="preserve"> </w:t>
       </w:r>
-      <w:proofErr w:type="spellStart"/>
       <w:r>
         <w:rPr>
           <w:lang w:eastAsia="ko-KR"/>
         </w:rPr>
         <w:t>바이브코딩으로</w:t>
       </w:r>
-      <w:proofErr w:type="spellEnd"/>
       <w:r>
         <w:rPr>
           <w:lang w:eastAsia="ko-KR"/>
@@ -9592,16 +8757,8 @@
         <w:rPr>
           <w:lang w:eastAsia="ko-KR"/>
         </w:rPr>
-        <w:t xml:space="preserve"> </w:t>
-      </w:r>
-      <w:proofErr w:type="spellStart"/>
-      <w:r>
-        <w:rPr>
-          <w:lang w:eastAsia="ko-KR"/>
-        </w:rPr>
-        <w:t>LangSmith</w:t>
-      </w:r>
-      <w:proofErr w:type="spellEnd"/>
+        <w:t xml:space="preserve"> LangSmith</w:t>
+      </w:r>
       <w:r>
         <w:rPr>
           <w:lang w:eastAsia="ko-KR"/>
@@ -9717,21 +8874,7 @@
         <w:rPr>
           <w:lang w:eastAsia="ko-KR"/>
         </w:rPr>
-        <w:t xml:space="preserve"> RAG, </w:t>
-      </w:r>
-      <w:proofErr w:type="spellStart"/>
-      <w:r>
-        <w:rPr>
-          <w:lang w:eastAsia="ko-KR"/>
-        </w:rPr>
-        <w:t>LangChain</w:t>
-      </w:r>
-      <w:proofErr w:type="spellEnd"/>
-      <w:r>
-        <w:rPr>
-          <w:lang w:eastAsia="ko-KR"/>
-        </w:rPr>
-        <w:t>, RAGAS</w:t>
+        <w:t xml:space="preserve"> RAG, LangChain, RAGAS</w:t>
       </w:r>
       <w:r>
         <w:rPr>
@@ -9777,6 +8920,7 @@
           <w:rFonts w:eastAsia="맑은 고딕" w:cs="맑은 고딕" w:hint="eastAsia"/>
           <w:lang w:eastAsia="ko-KR"/>
         </w:rPr>
+        <w:lastRenderedPageBreak/>
         <w:t>하나씩</w:t>
       </w:r>
       <w:r>
@@ -9920,7 +9064,6 @@
         <w:rPr>
           <w:lang w:eastAsia="ko-KR"/>
         </w:rPr>
-        <w:lastRenderedPageBreak/>
         <w:t>앞으로는</w:t>
       </w:r>
       <w:r>
@@ -10330,17 +9473,21 @@
           <w:rFonts w:eastAsia="맑은 고딕" w:cs="맑은 고딕" w:hint="eastAsia"/>
           <w:lang w:eastAsia="ko-KR"/>
         </w:rPr>
-        <w:t xml:space="preserve">교육을 </w:t>
-      </w:r>
-      <w:proofErr w:type="spellStart"/>
+        <w:t>교육을 이끌어주신</w:t>
+      </w:r>
+      <w:r>
+        <w:rPr>
+          <w:lang w:eastAsia="ko-KR"/>
+        </w:rPr>
+        <w:t xml:space="preserve"> </w:t>
+      </w:r>
       <w:r>
         <w:rPr>
           <w:rFonts w:eastAsia="맑은 고딕" w:cs="맑은 고딕" w:hint="eastAsia"/>
           <w:lang w:eastAsia="ko-KR"/>
         </w:rPr>
-        <w:t>이끌어주신</w:t>
-      </w:r>
-      <w:proofErr w:type="spellEnd"/>
+        <w:t>김가은</w:t>
+      </w:r>
       <w:r>
         <w:rPr>
           <w:lang w:eastAsia="ko-KR"/>
@@ -10352,33 +9499,33 @@
           <w:rFonts w:eastAsia="맑은 고딕" w:cs="맑은 고딕" w:hint="eastAsia"/>
           <w:lang w:eastAsia="ko-KR"/>
         </w:rPr>
-        <w:t>김가은</w:t>
-      </w:r>
-      <w:r>
-        <w:rPr>
-          <w:lang w:eastAsia="ko-KR"/>
-        </w:rPr>
-        <w:t xml:space="preserve"> </w:t>
+        <w:t>선생님</w:t>
+      </w:r>
+      <w:r>
+        <w:rPr>
+          <w:lang w:eastAsia="ko-KR"/>
+        </w:rPr>
+        <w:t xml:space="preserve">, </w:t>
       </w:r>
       <w:r>
         <w:rPr>
           <w:rFonts w:eastAsia="맑은 고딕" w:cs="맑은 고딕" w:hint="eastAsia"/>
           <w:lang w:eastAsia="ko-KR"/>
         </w:rPr>
-        <w:t>선생님</w:t>
-      </w:r>
-      <w:r>
-        <w:rPr>
-          <w:lang w:eastAsia="ko-KR"/>
-        </w:rPr>
-        <w:t xml:space="preserve">, </w:t>
+        <w:t>그리고</w:t>
+      </w:r>
+      <w:r>
+        <w:rPr>
+          <w:lang w:eastAsia="ko-KR"/>
+        </w:rPr>
+        <w:t xml:space="preserve"> </w:t>
       </w:r>
       <w:r>
         <w:rPr>
           <w:rFonts w:eastAsia="맑은 고딕" w:cs="맑은 고딕" w:hint="eastAsia"/>
           <w:lang w:eastAsia="ko-KR"/>
         </w:rPr>
-        <w:t>그리고</w:t>
+        <w:t>크고</w:t>
       </w:r>
       <w:r>
         <w:rPr>
@@ -10391,7 +9538,7 @@
           <w:rFonts w:eastAsia="맑은 고딕" w:cs="맑은 고딕" w:hint="eastAsia"/>
           <w:lang w:eastAsia="ko-KR"/>
         </w:rPr>
-        <w:t>크고</w:t>
+        <w:t>작은</w:t>
       </w:r>
       <w:r>
         <w:rPr>
@@ -10404,7 +9551,7 @@
           <w:rFonts w:eastAsia="맑은 고딕" w:cs="맑은 고딕" w:hint="eastAsia"/>
           <w:lang w:eastAsia="ko-KR"/>
         </w:rPr>
-        <w:t>작은</w:t>
+        <w:t>질문과</w:t>
       </w:r>
       <w:r>
         <w:rPr>
@@ -10417,7 +9564,7 @@
           <w:rFonts w:eastAsia="맑은 고딕" w:cs="맑은 고딕" w:hint="eastAsia"/>
           <w:lang w:eastAsia="ko-KR"/>
         </w:rPr>
-        <w:t>질문과</w:t>
+        <w:t>요청에도</w:t>
       </w:r>
       <w:r>
         <w:rPr>
@@ -10430,7 +9577,7 @@
           <w:rFonts w:eastAsia="맑은 고딕" w:cs="맑은 고딕" w:hint="eastAsia"/>
           <w:lang w:eastAsia="ko-KR"/>
         </w:rPr>
-        <w:t>요청에도</w:t>
+        <w:t>늘</w:t>
       </w:r>
       <w:r>
         <w:rPr>
@@ -10443,7 +9590,7 @@
           <w:rFonts w:eastAsia="맑은 고딕" w:cs="맑은 고딕" w:hint="eastAsia"/>
           <w:lang w:eastAsia="ko-KR"/>
         </w:rPr>
-        <w:t>늘</w:t>
+        <w:t>친절하게</w:t>
       </w:r>
       <w:r>
         <w:rPr>
@@ -10456,7 +9603,7 @@
           <w:rFonts w:eastAsia="맑은 고딕" w:cs="맑은 고딕" w:hint="eastAsia"/>
           <w:lang w:eastAsia="ko-KR"/>
         </w:rPr>
-        <w:t>친절하게</w:t>
+        <w:t>답해주신</w:t>
       </w:r>
       <w:r>
         <w:rPr>
@@ -10469,7 +9616,7 @@
           <w:rFonts w:eastAsia="맑은 고딕" w:cs="맑은 고딕" w:hint="eastAsia"/>
           <w:lang w:eastAsia="ko-KR"/>
         </w:rPr>
-        <w:t>답해주신</w:t>
+        <w:t>정유진</w:t>
       </w:r>
       <w:r>
         <w:rPr>
@@ -10482,7 +9629,7 @@
           <w:rFonts w:eastAsia="맑은 고딕" w:cs="맑은 고딕" w:hint="eastAsia"/>
           <w:lang w:eastAsia="ko-KR"/>
         </w:rPr>
-        <w:t>정유진</w:t>
+        <w:t>코치님께</w:t>
       </w:r>
       <w:r>
         <w:rPr>
@@ -10495,7 +9642,7 @@
           <w:rFonts w:eastAsia="맑은 고딕" w:cs="맑은 고딕" w:hint="eastAsia"/>
           <w:lang w:eastAsia="ko-KR"/>
         </w:rPr>
-        <w:t>코치님께</w:t>
+        <w:t>진심으로</w:t>
       </w:r>
       <w:r>
         <w:rPr>
@@ -10508,19 +9655,6 @@
           <w:rFonts w:eastAsia="맑은 고딕" w:cs="맑은 고딕" w:hint="eastAsia"/>
           <w:lang w:eastAsia="ko-KR"/>
         </w:rPr>
-        <w:t>진심으로</w:t>
-      </w:r>
-      <w:r>
-        <w:rPr>
-          <w:lang w:eastAsia="ko-KR"/>
-        </w:rPr>
-        <w:t xml:space="preserve"> </w:t>
-      </w:r>
-      <w:r>
-        <w:rPr>
-          <w:rFonts w:eastAsia="맑은 고딕" w:cs="맑은 고딕" w:hint="eastAsia"/>
-          <w:lang w:eastAsia="ko-KR"/>
-        </w:rPr>
         <w:t>감사드립니다</w:t>
       </w:r>
       <w:r>
@@ -10534,23 +9668,7 @@
           <w:rFonts w:eastAsia="맑은 고딕" w:cs="맑은 고딕"/>
           <w:lang w:eastAsia="ko-KR"/>
         </w:rPr>
-        <w:t xml:space="preserve">그 외에도 </w:t>
-      </w:r>
-      <w:proofErr w:type="spellStart"/>
-      <w:r>
-        <w:rPr>
-          <w:rFonts w:eastAsia="맑은 고딕" w:cs="맑은 고딕"/>
-          <w:lang w:eastAsia="ko-KR"/>
-        </w:rPr>
-        <w:t>함께해주신</w:t>
-      </w:r>
-      <w:proofErr w:type="spellEnd"/>
-      <w:r>
-        <w:rPr>
-          <w:rFonts w:eastAsia="맑은 고딕" w:cs="맑은 고딕"/>
-          <w:lang w:eastAsia="ko-KR"/>
-        </w:rPr>
-        <w:t xml:space="preserve"> 여러 코치님들과 후배님들 덕분에 4주간의 과정을 잘 마무리할 수 있었습니다.</w:t>
+        <w:t>그 외에도 함께해주신 여러 코치님들과 후배님들 덕분에 4주간의 과정을 잘 마무리할 수 있었습니다.</w:t>
       </w:r>
     </w:p>
     <w:p>
@@ -10565,23 +9683,7 @@
           <w:rFonts w:eastAsia="맑은 고딕" w:cs="맑은 고딕"/>
           <w:lang w:eastAsia="ko-KR"/>
         </w:rPr>
-        <w:t xml:space="preserve">이 교육을 받으면서 특히 후배님들이 "일단 한번 해보자"는 마인드로 부딪히는 모습에 많이 배웠습니다. 저는 경력이 곧 20년차다 보니 뭐든 조심하고 확인하는 게 버릇이 되어버렸는데, Codex나 Claude 같은 AI도, </w:t>
-      </w:r>
-      <w:proofErr w:type="spellStart"/>
-      <w:r>
-        <w:rPr>
-          <w:rFonts w:eastAsia="맑은 고딕" w:cs="맑은 고딕"/>
-          <w:lang w:eastAsia="ko-KR"/>
-        </w:rPr>
-        <w:t>Colab</w:t>
-      </w:r>
-      <w:proofErr w:type="spellEnd"/>
-      <w:r>
-        <w:rPr>
-          <w:rFonts w:eastAsia="맑은 고딕" w:cs="맑은 고딕"/>
-          <w:lang w:eastAsia="ko-KR"/>
-        </w:rPr>
-        <w:t>이나 VS Code, GitHub도 이번에 처음 써보면서 "혹시 잘못되면 어쩌나" 하는 고민과 스트레스가 컸습니다. 그런데 망설임 없이 일단 시도해보는 후배님들 덕분에 저도 많은 걸 배울 수 있었습니다.</w:t>
+        <w:t>이 교육을 받으면서 특히 후배님들이 "일단 한번 해보자"는 마인드로 부딪히는 모습에 많이 배웠습니다. 저는 경력이 곧 20년차다 보니 뭐든 조심하고 확인하는 게 버릇이 되어버렸는데, Codex나 Claude 같은 AI도, Colab이나 VS Code, GitHub도 이번에 처음 써보면서 "혹시 잘못되면 어쩌나" 하는 고민과 스트레스가 컸습니다. 그런데 망설임 없이 일단 시도해보는 후배님들 덕분에 저도 많은 걸 배울 수 있었습니다.</w:t>
       </w:r>
     </w:p>
     <w:p>
@@ -10659,7 +9761,6 @@
         </w:rPr>
         <w:t xml:space="preserve"> </w:t>
       </w:r>
-      <w:proofErr w:type="spellStart"/>
       <w:r>
         <w:rPr>
           <w:rFonts w:eastAsia="맑은 고딕" w:cs="맑은 고딕" w:hint="eastAsia"/>
@@ -10667,7 +9768,6 @@
         </w:rPr>
         <w:t>들어주셔서</w:t>
       </w:r>
-      <w:proofErr w:type="spellEnd"/>
       <w:r>
         <w:rPr>
           <w:lang w:eastAsia="ko-KR"/>
@@ -10738,14 +9838,12 @@
         </w:rPr>
         <w:t xml:space="preserve"> </w:t>
       </w:r>
-      <w:proofErr w:type="spellStart"/>
       <w:r>
         <w:rPr>
           <w:lang w:eastAsia="ko-KR"/>
         </w:rPr>
         <w:t>나레이션</w:t>
       </w:r>
-      <w:proofErr w:type="spellEnd"/>
       <w:r>
         <w:rPr>
           <w:lang w:eastAsia="ko-KR"/>
@@ -10952,14 +10050,12 @@
         </w:rPr>
         <w:t>"</w:t>
       </w:r>
-      <w:proofErr w:type="spellStart"/>
       <w:r>
         <w:rPr>
           <w:lang w:eastAsia="ko-KR"/>
         </w:rPr>
         <w:t>를</w:t>
       </w:r>
-      <w:proofErr w:type="spellEnd"/>
       <w:r>
         <w:rPr>
           <w:lang w:eastAsia="ko-KR"/>
@@ -11188,14 +10284,12 @@
             <w:tcW w:w="2880" w:type="dxa"/>
           </w:tcPr>
           <w:p>
-            <w:proofErr w:type="spellStart"/>
             <w:r>
               <w:rPr>
                 <w:b/>
               </w:rPr>
               <w:t>구간</w:t>
             </w:r>
-            <w:proofErr w:type="spellEnd"/>
           </w:p>
         </w:tc>
         <w:tc>
@@ -11203,42 +10297,36 @@
             <w:tcW w:w="2880" w:type="dxa"/>
           </w:tcPr>
           <w:p>
-            <w:proofErr w:type="spellStart"/>
             <w:r>
               <w:rPr>
                 <w:b/>
               </w:rPr>
               <w:t>화면</w:t>
             </w:r>
-            <w:proofErr w:type="spellEnd"/>
             <w:r>
               <w:rPr>
                 <w:b/>
               </w:rPr>
               <w:t xml:space="preserve"> </w:t>
             </w:r>
-            <w:proofErr w:type="spellStart"/>
             <w:r>
               <w:rPr>
                 <w:b/>
               </w:rPr>
               <w:t>자막</w:t>
             </w:r>
-            <w:proofErr w:type="spellEnd"/>
             <w:r>
               <w:rPr>
                 <w:b/>
               </w:rPr>
               <w:t>(</w:t>
             </w:r>
-            <w:proofErr w:type="spellStart"/>
             <w:r>
               <w:rPr>
                 <w:b/>
               </w:rPr>
               <w:t>참고</w:t>
             </w:r>
-            <w:proofErr w:type="spellEnd"/>
             <w:r>
               <w:rPr>
                 <w:b/>
@@ -11252,28 +10340,24 @@
             <w:tcW w:w="2880" w:type="dxa"/>
           </w:tcPr>
           <w:p>
-            <w:proofErr w:type="spellStart"/>
             <w:r>
               <w:rPr>
                 <w:b/>
               </w:rPr>
               <w:t>추천</w:t>
             </w:r>
-            <w:proofErr w:type="spellEnd"/>
             <w:r>
               <w:rPr>
                 <w:b/>
               </w:rPr>
               <w:t xml:space="preserve"> </w:t>
             </w:r>
-            <w:proofErr w:type="spellStart"/>
             <w:r>
               <w:rPr>
                 <w:b/>
               </w:rPr>
               <w:t>멘트</w:t>
             </w:r>
-            <w:proofErr w:type="spellEnd"/>
           </w:p>
         </w:tc>
       </w:tr>
@@ -11289,11 +10373,9 @@
             <w:r>
               <w:br/>
             </w:r>
-            <w:proofErr w:type="spellStart"/>
             <w:r>
               <w:t>오프닝</w:t>
             </w:r>
-            <w:proofErr w:type="spellEnd"/>
           </w:p>
         </w:tc>
         <w:tc>
@@ -11330,14 +10412,12 @@
               </w:rPr>
               <w:t xml:space="preserve"> </w:t>
             </w:r>
-            <w:proofErr w:type="spellStart"/>
             <w:r>
               <w:rPr>
                 <w:lang w:eastAsia="ko-KR"/>
               </w:rPr>
               <w:t>네비게이터에</w:t>
             </w:r>
-            <w:proofErr w:type="spellEnd"/>
             <w:r>
               <w:rPr>
                 <w:lang w:eastAsia="ko-KR"/>
@@ -11422,14 +10502,12 @@
               </w:rPr>
               <w:t xml:space="preserve"> </w:t>
             </w:r>
-            <w:proofErr w:type="spellStart"/>
             <w:r>
               <w:rPr>
                 <w:lang w:eastAsia="ko-KR"/>
               </w:rPr>
               <w:t>네비게이터입니다</w:t>
             </w:r>
-            <w:proofErr w:type="spellEnd"/>
             <w:r>
               <w:rPr>
                 <w:lang w:eastAsia="ko-KR"/>
@@ -11560,6 +10638,7 @@
               <w:rPr>
                 <w:lang w:eastAsia="ko-KR"/>
               </w:rPr>
+              <w:lastRenderedPageBreak/>
               <w:t>보여드리겠습니다</w:t>
             </w:r>
             <w:r>
@@ -11578,21 +10657,18 @@
           </w:tcPr>
           <w:p>
             <w:r>
+              <w:lastRenderedPageBreak/>
               <w:t>0:04–0:11</w:t>
             </w:r>
             <w:r>
               <w:br/>
             </w:r>
-            <w:proofErr w:type="spellStart"/>
-            <w:r>
-              <w:lastRenderedPageBreak/>
+            <w:r>
               <w:t>질문</w:t>
             </w:r>
-            <w:proofErr w:type="spellEnd"/>
             <w:r>
               <w:t xml:space="preserve"> </w:t>
             </w:r>
-            <w:proofErr w:type="spellStart"/>
             <w:r>
               <w:t>입력</w:t>
             </w:r>
@@ -11602,7 +10678,6 @@
             <w:r>
               <w:t>검색</w:t>
             </w:r>
-            <w:proofErr w:type="spellEnd"/>
           </w:p>
         </w:tc>
         <w:tc>
@@ -11619,7 +10694,6 @@
               <w:rPr>
                 <w:lang w:eastAsia="ko-KR"/>
               </w:rPr>
-              <w:lastRenderedPageBreak/>
               <w:t>업무</w:t>
             </w:r>
             <w:r>
@@ -11656,7 +10730,6 @@
               <w:rPr>
                 <w:lang w:eastAsia="ko-KR"/>
               </w:rPr>
-              <w:lastRenderedPageBreak/>
               <w:t>부서</w:t>
             </w:r>
             <w:r>
@@ -11711,7 +10784,6 @@
               <w:rPr>
                 <w:lang w:eastAsia="ko-KR"/>
               </w:rPr>
-              <w:lastRenderedPageBreak/>
               <w:t>예를</w:t>
             </w:r>
             <w:r>
@@ -11772,7 +10844,6 @@
               <w:rPr>
                 <w:lang w:eastAsia="ko-KR"/>
               </w:rPr>
-              <w:lastRenderedPageBreak/>
               <w:t>설비</w:t>
             </w:r>
             <w:r>
@@ -11877,14 +10948,12 @@
               </w:rPr>
               <w:t>”</w:t>
             </w:r>
-            <w:proofErr w:type="spellStart"/>
             <w:r>
               <w:rPr>
                 <w:lang w:eastAsia="ko-KR"/>
               </w:rPr>
               <w:t>를</w:t>
             </w:r>
-            <w:proofErr w:type="spellEnd"/>
             <w:r>
               <w:rPr>
                 <w:lang w:eastAsia="ko-KR"/>
@@ -12033,26 +11102,21 @@
           </w:tcPr>
           <w:p>
             <w:r>
-              <w:lastRenderedPageBreak/>
               <w:t>0:12–0:18</w:t>
             </w:r>
             <w:r>
               <w:br/>
               <w:t xml:space="preserve">AI </w:t>
             </w:r>
-            <w:proofErr w:type="spellStart"/>
             <w:r>
               <w:t>판정</w:t>
             </w:r>
-            <w:proofErr w:type="spellEnd"/>
             <w:r>
               <w:t xml:space="preserve"> </w:t>
             </w:r>
-            <w:proofErr w:type="spellStart"/>
             <w:r>
               <w:t>결과</w:t>
             </w:r>
-            <w:proofErr w:type="spellEnd"/>
           </w:p>
         </w:tc>
         <w:tc>
@@ -12452,15 +11516,12 @@
             <w:r>
               <w:br/>
             </w:r>
-            <w:proofErr w:type="spellStart"/>
             <w:r>
               <w:t>근거</w:t>
             </w:r>
-            <w:proofErr w:type="spellEnd"/>
             <w:r>
               <w:t xml:space="preserve"> </w:t>
             </w:r>
-            <w:proofErr w:type="spellStart"/>
             <w:r>
               <w:t>확인</w:t>
             </w:r>
@@ -12470,15 +11531,12 @@
             <w:r>
               <w:t>요청</w:t>
             </w:r>
-            <w:proofErr w:type="spellEnd"/>
             <w:r>
               <w:t xml:space="preserve"> </w:t>
             </w:r>
-            <w:proofErr w:type="spellStart"/>
             <w:r>
               <w:t>준비</w:t>
             </w:r>
-            <w:proofErr w:type="spellEnd"/>
           </w:p>
         </w:tc>
         <w:tc>
@@ -12932,15 +11990,12 @@
             <w:r>
               <w:br/>
             </w:r>
-            <w:proofErr w:type="spellStart"/>
             <w:r>
               <w:t>메일</w:t>
             </w:r>
-            <w:proofErr w:type="spellEnd"/>
             <w:r>
               <w:t xml:space="preserve"> </w:t>
             </w:r>
-            <w:proofErr w:type="spellStart"/>
             <w:r>
               <w:t>작성</w:t>
             </w:r>
@@ -12950,7 +12005,6 @@
             <w:r>
               <w:t>전송</w:t>
             </w:r>
-            <w:proofErr w:type="spellEnd"/>
           </w:p>
         </w:tc>
         <w:tc>
@@ -13440,27 +12494,21 @@
             <w:r>
               <w:br/>
             </w:r>
-            <w:proofErr w:type="spellStart"/>
             <w:r>
               <w:t>진행</w:t>
             </w:r>
-            <w:proofErr w:type="spellEnd"/>
             <w:r>
               <w:t xml:space="preserve"> </w:t>
             </w:r>
-            <w:proofErr w:type="spellStart"/>
             <w:r>
               <w:t>현황</w:t>
             </w:r>
-            <w:proofErr w:type="spellEnd"/>
             <w:r>
               <w:t xml:space="preserve"> </w:t>
             </w:r>
-            <w:proofErr w:type="spellStart"/>
             <w:r>
               <w:t>관리</w:t>
             </w:r>
-            <w:proofErr w:type="spellEnd"/>
           </w:p>
         </w:tc>
         <w:tc>
@@ -13503,14 +12551,12 @@
               </w:rPr>
               <w:t xml:space="preserve"> → </w:t>
             </w:r>
-            <w:proofErr w:type="spellStart"/>
             <w:r>
               <w:rPr>
                 <w:lang w:eastAsia="ko-KR"/>
               </w:rPr>
               <w:t>검토중으로</w:t>
             </w:r>
-            <w:proofErr w:type="spellEnd"/>
             <w:r>
               <w:rPr>
                 <w:lang w:eastAsia="ko-KR"/>
@@ -13779,6 +12825,7 @@
               <w:rPr>
                 <w:lang w:eastAsia="ko-KR"/>
               </w:rPr>
+              <w:lastRenderedPageBreak/>
               <w:t>회신</w:t>
             </w:r>
             <w:r>
@@ -13863,7 +12910,6 @@
               <w:rPr>
                 <w:lang w:eastAsia="ko-KR"/>
               </w:rPr>
-              <w:lastRenderedPageBreak/>
               <w:t>접수하면</w:t>
             </w:r>
             <w:r>
@@ -13872,14 +12918,12 @@
               </w:rPr>
               <w:t xml:space="preserve"> </w:t>
             </w:r>
-            <w:proofErr w:type="spellStart"/>
             <w:r>
               <w:rPr>
                 <w:lang w:eastAsia="ko-KR"/>
               </w:rPr>
               <w:t>검토중으로</w:t>
             </w:r>
-            <w:proofErr w:type="spellEnd"/>
             <w:r>
               <w:rPr>
                 <w:lang w:eastAsia="ko-KR"/>
@@ -14482,11 +13526,9 @@
       <w:pPr>
         <w:pStyle w:val="21"/>
       </w:pPr>
-      <w:proofErr w:type="spellStart"/>
       <w:r>
         <w:t>전달</w:t>
       </w:r>
-      <w:proofErr w:type="spellEnd"/>
       <w:r>
         <w:t xml:space="preserve"> </w:t>
       </w:r>
@@ -14989,14 +14031,12 @@
         </w:rPr>
         <w:t xml:space="preserve"> </w:t>
       </w:r>
-      <w:proofErr w:type="spellStart"/>
       <w:r>
         <w:rPr>
           <w:lang w:eastAsia="ko-KR"/>
         </w:rPr>
         <w:t>인트로와</w:t>
       </w:r>
-      <w:proofErr w:type="spellEnd"/>
       <w:r>
         <w:rPr>
           <w:lang w:eastAsia="ko-KR"/>
@@ -15797,16 +14837,8 @@
         <w:rPr>
           <w:lang w:eastAsia="ko-KR"/>
         </w:rPr>
-        <w:t xml:space="preserve"> </w:t>
-      </w:r>
-      <w:proofErr w:type="spellStart"/>
-      <w:r>
-        <w:rPr>
-          <w:lang w:eastAsia="ko-KR"/>
-        </w:rPr>
-        <w:t>LangSmith</w:t>
-      </w:r>
-      <w:proofErr w:type="spellEnd"/>
+        <w:t xml:space="preserve"> LangSmith</w:t>
+      </w:r>
       <w:r>
         <w:rPr>
           <w:lang w:eastAsia="ko-KR"/>
@@ -15986,16 +15018,164 @@
         <w:rPr>
           <w:lang w:eastAsia="ko-KR"/>
         </w:rPr>
+        <w:t>. LangSmith</w:t>
+      </w:r>
+      <w:r>
+        <w:rPr>
+          <w:lang w:eastAsia="ko-KR"/>
+        </w:rPr>
+        <w:t>는</w:t>
+      </w:r>
+      <w:r>
+        <w:rPr>
+          <w:lang w:eastAsia="ko-KR"/>
+        </w:rPr>
+        <w:t xml:space="preserve"> </w:t>
+      </w:r>
+      <w:r>
+        <w:rPr>
+          <w:lang w:eastAsia="ko-KR"/>
+        </w:rPr>
+        <w:t>질문부터</w:t>
+      </w:r>
+      <w:r>
+        <w:rPr>
+          <w:lang w:eastAsia="ko-KR"/>
+        </w:rPr>
+        <w:t xml:space="preserve"> </w:t>
+      </w:r>
+      <w:r>
+        <w:rPr>
+          <w:lang w:eastAsia="ko-KR"/>
+        </w:rPr>
+        <w:t>검색</w:t>
+      </w:r>
+      <w:r>
+        <w:rPr>
+          <w:lang w:eastAsia="ko-KR"/>
+        </w:rPr>
+        <w:t xml:space="preserve">, </w:t>
+      </w:r>
+      <w:r>
+        <w:rPr>
+          <w:lang w:eastAsia="ko-KR"/>
+        </w:rPr>
+        <w:t>답변</w:t>
+      </w:r>
+      <w:r>
+        <w:rPr>
+          <w:lang w:eastAsia="ko-KR"/>
+        </w:rPr>
+        <w:t xml:space="preserve">, </w:t>
+      </w:r>
+      <w:r>
+        <w:rPr>
+          <w:lang w:eastAsia="ko-KR"/>
+        </w:rPr>
+        <w:t>채점</w:t>
+      </w:r>
+      <w:r>
+        <w:rPr>
+          <w:lang w:eastAsia="ko-KR"/>
+        </w:rPr>
+        <w:t xml:space="preserve"> </w:t>
+      </w:r>
+      <w:r>
+        <w:rPr>
+          <w:lang w:eastAsia="ko-KR"/>
+        </w:rPr>
+        <w:t>결과까지의</w:t>
+      </w:r>
+      <w:r>
+        <w:rPr>
+          <w:lang w:eastAsia="ko-KR"/>
+        </w:rPr>
+        <w:t xml:space="preserve"> </w:t>
+      </w:r>
+      <w:r>
+        <w:rPr>
+          <w:lang w:eastAsia="ko-KR"/>
+        </w:rPr>
+        <w:t>과정을</w:t>
+      </w:r>
+      <w:r>
+        <w:rPr>
+          <w:lang w:eastAsia="ko-KR"/>
+        </w:rPr>
+        <w:t xml:space="preserve"> </w:t>
+      </w:r>
+      <w:r>
+        <w:rPr>
+          <w:lang w:eastAsia="ko-KR"/>
+        </w:rPr>
+        <w:t>추적하고</w:t>
+      </w:r>
+      <w:r>
+        <w:rPr>
+          <w:lang w:eastAsia="ko-KR"/>
+        </w:rPr>
+        <w:t xml:space="preserve"> </w:t>
+      </w:r>
+      <w:r>
+        <w:rPr>
+          <w:lang w:eastAsia="ko-KR"/>
+        </w:rPr>
+        <w:t>관리하는</w:t>
+      </w:r>
+      <w:r>
+        <w:rPr>
+          <w:lang w:eastAsia="ko-KR"/>
+        </w:rPr>
+        <w:t xml:space="preserve"> </w:t>
+      </w:r>
+      <w:r>
+        <w:rPr>
+          <w:lang w:eastAsia="ko-KR"/>
+        </w:rPr>
+        <w:t>도구로</w:t>
+      </w:r>
+      <w:r>
+        <w:rPr>
+          <w:lang w:eastAsia="ko-KR"/>
+        </w:rPr>
+        <w:t xml:space="preserve"> </w:t>
+      </w:r>
+      <w:r>
+        <w:rPr>
+          <w:lang w:eastAsia="ko-KR"/>
+        </w:rPr>
+        <w:t>사용했습니다</w:t>
+      </w:r>
+      <w:r>
+        <w:rPr>
+          <w:lang w:eastAsia="ko-KR"/>
+        </w:rPr>
         <w:t xml:space="preserve">. </w:t>
       </w:r>
-      <w:proofErr w:type="spellStart"/>
-      <w:r>
-        <w:rPr>
-          <w:lang w:eastAsia="ko-KR"/>
-        </w:rPr>
-        <w:t>LangSmith</w:t>
-      </w:r>
-      <w:proofErr w:type="spellEnd"/>
+      <w:r>
+        <w:rPr>
+          <w:lang w:eastAsia="ko-KR"/>
+        </w:rPr>
+        <w:t>쉽게</w:t>
+      </w:r>
+      <w:r>
+        <w:rPr>
+          <w:lang w:eastAsia="ko-KR"/>
+        </w:rPr>
+        <w:t xml:space="preserve"> </w:t>
+      </w:r>
+      <w:r>
+        <w:rPr>
+          <w:lang w:eastAsia="ko-KR"/>
+        </w:rPr>
+        <w:t>말하면</w:t>
+      </w:r>
+      <w:r>
+        <w:rPr>
+          <w:lang w:eastAsia="ko-KR"/>
+        </w:rPr>
+        <w:t xml:space="preserve"> RAGAS</w:t>
+      </w:r>
       <w:r>
         <w:rPr>
           <w:lang w:eastAsia="ko-KR"/>
@@ -16012,162 +15192,6 @@
         <w:rPr>
           <w:lang w:eastAsia="ko-KR"/>
         </w:rPr>
-        <w:t>질문부터</w:t>
-      </w:r>
-      <w:r>
-        <w:rPr>
-          <w:lang w:eastAsia="ko-KR"/>
-        </w:rPr>
-        <w:t xml:space="preserve"> </w:t>
-      </w:r>
-      <w:r>
-        <w:rPr>
-          <w:lang w:eastAsia="ko-KR"/>
-        </w:rPr>
-        <w:t>검색</w:t>
-      </w:r>
-      <w:r>
-        <w:rPr>
-          <w:lang w:eastAsia="ko-KR"/>
-        </w:rPr>
-        <w:t xml:space="preserve">, </w:t>
-      </w:r>
-      <w:r>
-        <w:rPr>
-          <w:lang w:eastAsia="ko-KR"/>
-        </w:rPr>
-        <w:t>답변</w:t>
-      </w:r>
-      <w:r>
-        <w:rPr>
-          <w:lang w:eastAsia="ko-KR"/>
-        </w:rPr>
-        <w:t xml:space="preserve">, </w:t>
-      </w:r>
-      <w:r>
-        <w:rPr>
-          <w:lang w:eastAsia="ko-KR"/>
-        </w:rPr>
-        <w:t>채점</w:t>
-      </w:r>
-      <w:r>
-        <w:rPr>
-          <w:lang w:eastAsia="ko-KR"/>
-        </w:rPr>
-        <w:t xml:space="preserve"> </w:t>
-      </w:r>
-      <w:r>
-        <w:rPr>
-          <w:lang w:eastAsia="ko-KR"/>
-        </w:rPr>
-        <w:t>결과까지의</w:t>
-      </w:r>
-      <w:r>
-        <w:rPr>
-          <w:lang w:eastAsia="ko-KR"/>
-        </w:rPr>
-        <w:t xml:space="preserve"> </w:t>
-      </w:r>
-      <w:r>
-        <w:rPr>
-          <w:lang w:eastAsia="ko-KR"/>
-        </w:rPr>
-        <w:t>과정을</w:t>
-      </w:r>
-      <w:r>
-        <w:rPr>
-          <w:lang w:eastAsia="ko-KR"/>
-        </w:rPr>
-        <w:t xml:space="preserve"> </w:t>
-      </w:r>
-      <w:r>
-        <w:rPr>
-          <w:lang w:eastAsia="ko-KR"/>
-        </w:rPr>
-        <w:t>추적하고</w:t>
-      </w:r>
-      <w:r>
-        <w:rPr>
-          <w:lang w:eastAsia="ko-KR"/>
-        </w:rPr>
-        <w:t xml:space="preserve"> </w:t>
-      </w:r>
-      <w:r>
-        <w:rPr>
-          <w:lang w:eastAsia="ko-KR"/>
-        </w:rPr>
-        <w:t>관리하는</w:t>
-      </w:r>
-      <w:r>
-        <w:rPr>
-          <w:lang w:eastAsia="ko-KR"/>
-        </w:rPr>
-        <w:t xml:space="preserve"> </w:t>
-      </w:r>
-      <w:r>
-        <w:rPr>
-          <w:lang w:eastAsia="ko-KR"/>
-        </w:rPr>
-        <w:t>도구로</w:t>
-      </w:r>
-      <w:r>
-        <w:rPr>
-          <w:lang w:eastAsia="ko-KR"/>
-        </w:rPr>
-        <w:t xml:space="preserve"> </w:t>
-      </w:r>
-      <w:r>
-        <w:rPr>
-          <w:lang w:eastAsia="ko-KR"/>
-        </w:rPr>
-        <w:t>사용했습니다</w:t>
-      </w:r>
-      <w:r>
-        <w:rPr>
-          <w:lang w:eastAsia="ko-KR"/>
-        </w:rPr>
-        <w:t xml:space="preserve">. </w:t>
-      </w:r>
-      <w:r>
-        <w:rPr>
-          <w:lang w:eastAsia="ko-KR"/>
-        </w:rPr>
-        <w:t>쉽게</w:t>
-      </w:r>
-      <w:r>
-        <w:rPr>
-          <w:lang w:eastAsia="ko-KR"/>
-        </w:rPr>
-        <w:t xml:space="preserve"> </w:t>
-      </w:r>
-      <w:r>
-        <w:rPr>
-          <w:lang w:eastAsia="ko-KR"/>
-        </w:rPr>
-        <w:t>말하면</w:t>
-      </w:r>
-      <w:r>
-        <w:rPr>
-          <w:lang w:eastAsia="ko-KR"/>
-        </w:rPr>
-        <w:t xml:space="preserve"> RAGAS</w:t>
-      </w:r>
-      <w:r>
-        <w:rPr>
-          <w:lang w:eastAsia="ko-KR"/>
-        </w:rPr>
-        <w:t>는</w:t>
-      </w:r>
-      <w:r>
-        <w:rPr>
-          <w:lang w:eastAsia="ko-KR"/>
-        </w:rPr>
-        <w:t xml:space="preserve"> </w:t>
-      </w:r>
-      <w:r>
-        <w:rPr>
-          <w:lang w:eastAsia="ko-KR"/>
-        </w:rPr>
         <w:t>평가</w:t>
       </w:r>
       <w:r>
@@ -16186,16 +15210,8 @@
         <w:rPr>
           <w:lang w:eastAsia="ko-KR"/>
         </w:rPr>
-        <w:t xml:space="preserve">, </w:t>
-      </w:r>
-      <w:proofErr w:type="spellStart"/>
-      <w:r>
-        <w:rPr>
-          <w:lang w:eastAsia="ko-KR"/>
-        </w:rPr>
-        <w:t>LangSmith</w:t>
-      </w:r>
-      <w:proofErr w:type="spellEnd"/>
+        <w:t>, LangSmith</w:t>
+      </w:r>
       <w:r>
         <w:rPr>
           <w:lang w:eastAsia="ko-KR"/>
@@ -16571,14 +15587,12 @@
         </w:rPr>
         <w:t xml:space="preserve"> </w:t>
       </w:r>
-      <w:proofErr w:type="spellStart"/>
       <w:r>
         <w:rPr>
           <w:lang w:eastAsia="ko-KR"/>
         </w:rPr>
         <w:t>경계값</w:t>
       </w:r>
-      <w:proofErr w:type="spellEnd"/>
       <w:r>
         <w:rPr>
           <w:lang w:eastAsia="ko-KR"/>
@@ -16729,14 +15743,12 @@
         </w:rPr>
         <w:t xml:space="preserve"> </w:t>
       </w:r>
-      <w:proofErr w:type="spellStart"/>
       <w:r>
         <w:rPr>
           <w:lang w:eastAsia="ko-KR"/>
         </w:rPr>
         <w:t>성능이라기보다</w:t>
       </w:r>
-      <w:proofErr w:type="spellEnd"/>
       <w:r>
         <w:rPr>
           <w:lang w:eastAsia="ko-KR"/>
@@ -16889,14 +15901,12 @@
         </w:rPr>
         <w:t xml:space="preserve"> </w:t>
       </w:r>
-      <w:proofErr w:type="spellStart"/>
       <w:r>
         <w:rPr>
           <w:lang w:eastAsia="ko-KR"/>
         </w:rPr>
         <w:t>정답률</w:t>
       </w:r>
-      <w:proofErr w:type="spellEnd"/>
       <w:r>
         <w:rPr>
           <w:lang w:eastAsia="ko-KR"/>
@@ -17687,14 +16697,12 @@
         </w:rPr>
         <w:t xml:space="preserve"> </w:t>
       </w:r>
-      <w:proofErr w:type="spellStart"/>
       <w:r>
         <w:rPr>
           <w:lang w:eastAsia="ko-KR"/>
         </w:rPr>
         <w:t>재검증했고</w:t>
       </w:r>
-      <w:proofErr w:type="spellEnd"/>
       <w:r>
         <w:rPr>
           <w:lang w:eastAsia="ko-KR"/>
@@ -18595,14 +17603,12 @@
         </w:rPr>
         <w:t xml:space="preserve"> </w:t>
       </w:r>
-      <w:proofErr w:type="spellStart"/>
       <w:r>
         <w:rPr>
           <w:lang w:eastAsia="ko-KR"/>
         </w:rPr>
         <w:t>불리해졌습니다</w:t>
       </w:r>
-      <w:proofErr w:type="spellEnd"/>
       <w:r>
         <w:rPr>
           <w:lang w:eastAsia="ko-KR"/>
@@ -18645,14 +17651,12 @@
         </w:rPr>
         <w:t xml:space="preserve"> </w:t>
       </w:r>
-      <w:proofErr w:type="spellStart"/>
       <w:r>
         <w:rPr>
           <w:lang w:eastAsia="ko-KR"/>
         </w:rPr>
         <w:t>정확도뿐</w:t>
       </w:r>
-      <w:proofErr w:type="spellEnd"/>
       <w:r>
         <w:rPr>
           <w:lang w:eastAsia="ko-KR"/>

--- a/scenario_final_v2.docx
+++ b/scenario_final_v2.docx
@@ -4599,6 +4599,7 @@
       </w:r>
       <w:r>
         <w:rPr>
+          <w:rFonts w:eastAsia="맑은 고딕" w:cs="맑은 고딕" w:hint="eastAsia"/>
           <w:lang w:eastAsia="ko-KR"/>
         </w:rPr>
         <w:t>주차에</w:t>
@@ -4611,6 +4612,7 @@
       </w:r>
       <w:r>
         <w:rPr>
+          <w:rFonts w:eastAsia="맑은 고딕" w:cs="맑은 고딕" w:hint="eastAsia"/>
           <w:lang w:eastAsia="ko-KR"/>
         </w:rPr>
         <w:t>배웠던</w:t>
@@ -4623,6 +4625,7 @@
       </w:r>
       <w:r>
         <w:rPr>
+          <w:rFonts w:eastAsia="맑은 고딕" w:cs="맑은 고딕" w:hint="eastAsia"/>
           <w:lang w:eastAsia="ko-KR"/>
         </w:rPr>
         <w:t>와</w:t>
@@ -4635,6 +4638,7 @@
       </w:r>
       <w:r>
         <w:rPr>
+          <w:rFonts w:eastAsia="맑은 고딕" w:cs="맑은 고딕" w:hint="eastAsia"/>
           <w:lang w:eastAsia="ko-KR"/>
         </w:rPr>
         <w:t>기법을</w:t>
@@ -4647,6 +4651,7 @@
       </w:r>
       <w:r>
         <w:rPr>
+          <w:rFonts w:eastAsia="맑은 고딕" w:cs="맑은 고딕" w:hint="eastAsia"/>
           <w:lang w:eastAsia="ko-KR"/>
         </w:rPr>
         <w:t>추가로</w:t>
@@ -4659,6 +4664,7 @@
       </w:r>
       <w:r>
         <w:rPr>
+          <w:rFonts w:eastAsia="맑은 고딕" w:cs="맑은 고딕" w:hint="eastAsia"/>
           <w:lang w:eastAsia="ko-KR"/>
         </w:rPr>
         <w:t>적용해서</w:t>
@@ -4671,6 +4677,7 @@
       </w:r>
       <w:r>
         <w:rPr>
+          <w:rFonts w:eastAsia="맑은 고딕" w:cs="맑은 고딕" w:hint="eastAsia"/>
           <w:lang w:eastAsia="ko-KR"/>
         </w:rPr>
         <w:t>검색</w:t>
@@ -4683,6 +4690,7 @@
       </w:r>
       <w:r>
         <w:rPr>
+          <w:rFonts w:eastAsia="맑은 고딕" w:cs="맑은 고딕" w:hint="eastAsia"/>
           <w:lang w:eastAsia="ko-KR"/>
         </w:rPr>
         <w:t>결과를</w:t>
@@ -4695,6 +4703,7 @@
       </w:r>
       <w:r>
         <w:rPr>
+          <w:rFonts w:eastAsia="맑은 고딕" w:cs="맑은 고딕" w:hint="eastAsia"/>
           <w:lang w:eastAsia="ko-KR"/>
         </w:rPr>
         <w:t>조금</w:t>
@@ -4707,6 +4716,7 @@
       </w:r>
       <w:r>
         <w:rPr>
+          <w:rFonts w:eastAsia="맑은 고딕" w:cs="맑은 고딕" w:hint="eastAsia"/>
           <w:lang w:eastAsia="ko-KR"/>
         </w:rPr>
         <w:t>더</w:t>
@@ -4719,6 +4729,7 @@
       </w:r>
       <w:r>
         <w:rPr>
+          <w:rFonts w:eastAsia="맑은 고딕" w:cs="맑은 고딕" w:hint="eastAsia"/>
           <w:lang w:eastAsia="ko-KR"/>
         </w:rPr>
         <w:t>객관적으로</w:t>
@@ -4731,6 +4742,7 @@
       </w:r>
       <w:r>
         <w:rPr>
+          <w:rFonts w:eastAsia="맑은 고딕" w:cs="맑은 고딕" w:hint="eastAsia"/>
           <w:lang w:eastAsia="ko-KR"/>
         </w:rPr>
         <w:t>확인해</w:t>
@@ -4743,9 +4755,1537 @@
       </w:r>
       <w:r>
         <w:rPr>
+          <w:rFonts w:eastAsia="맑은 고딕" w:cs="맑은 고딕" w:hint="eastAsia"/>
           <w:lang w:eastAsia="ko-KR"/>
         </w:rPr>
         <w:t>보았습니다</w:t>
+      </w:r>
+      <w:r>
+        <w:rPr>
+          <w:lang w:eastAsia="ko-KR"/>
+        </w:rPr>
+        <w:t>.</w:t>
+      </w:r>
+      <w:r>
+        <w:rPr>
+          <w:lang w:eastAsia="ko-KR"/>
+        </w:rPr>
+        <w:br/>
+      </w:r>
+      <w:r>
+        <w:rPr>
+          <w:rFonts w:eastAsia="맑은 고딕" w:cs="맑은 고딕" w:hint="eastAsia"/>
+          <w:lang w:eastAsia="ko-KR"/>
+        </w:rPr>
+        <w:t>평가에는</w:t>
+      </w:r>
+      <w:r>
+        <w:rPr>
+          <w:lang w:eastAsia="ko-KR"/>
+        </w:rPr>
+        <w:t xml:space="preserve"> </w:t>
+      </w:r>
+      <w:r>
+        <w:rPr>
+          <w:rFonts w:eastAsia="맑은 고딕" w:cs="맑은 고딕" w:hint="eastAsia"/>
+          <w:lang w:eastAsia="ko-KR"/>
+        </w:rPr>
+        <w:t>투자</w:t>
+      </w:r>
+      <w:r>
+        <w:rPr>
+          <w:lang w:eastAsia="ko-KR"/>
+        </w:rPr>
+        <w:t>·</w:t>
+      </w:r>
+      <w:r>
+        <w:rPr>
+          <w:rFonts w:eastAsia="맑은 고딕" w:cs="맑은 고딕" w:hint="eastAsia"/>
+          <w:lang w:eastAsia="ko-KR"/>
+        </w:rPr>
+        <w:t>회계</w:t>
+      </w:r>
+      <w:r>
+        <w:rPr>
+          <w:lang w:eastAsia="ko-KR"/>
+        </w:rPr>
+        <w:t xml:space="preserve"> </w:t>
+      </w:r>
+      <w:r>
+        <w:rPr>
+          <w:rFonts w:eastAsia="맑은 고딕" w:cs="맑은 고딕" w:hint="eastAsia"/>
+          <w:lang w:eastAsia="ko-KR"/>
+        </w:rPr>
+        <w:t>분야의</w:t>
+      </w:r>
+      <w:r>
+        <w:rPr>
+          <w:lang w:eastAsia="ko-KR"/>
+        </w:rPr>
+        <w:t xml:space="preserve"> </w:t>
+      </w:r>
+      <w:r>
+        <w:rPr>
+          <w:rFonts w:eastAsia="맑은 고딕" w:cs="맑은 고딕" w:hint="eastAsia"/>
+          <w:lang w:eastAsia="ko-KR"/>
+        </w:rPr>
+        <w:t>대표</w:t>
+      </w:r>
+      <w:r>
+        <w:rPr>
+          <w:lang w:eastAsia="ko-KR"/>
+        </w:rPr>
+        <w:t xml:space="preserve"> </w:t>
+      </w:r>
+      <w:r>
+        <w:rPr>
+          <w:rFonts w:eastAsia="맑은 고딕" w:cs="맑은 고딕" w:hint="eastAsia"/>
+          <w:lang w:eastAsia="ko-KR"/>
+        </w:rPr>
+        <w:t>질의를</w:t>
+      </w:r>
+      <w:r>
+        <w:rPr>
+          <w:lang w:eastAsia="ko-KR"/>
+        </w:rPr>
+        <w:t xml:space="preserve"> </w:t>
+      </w:r>
+      <w:r>
+        <w:rPr>
+          <w:rFonts w:eastAsia="맑은 고딕" w:cs="맑은 고딕" w:hint="eastAsia"/>
+          <w:lang w:eastAsia="ko-KR"/>
+        </w:rPr>
+        <w:t>중심으로</w:t>
+      </w:r>
+      <w:r>
+        <w:rPr>
+          <w:lang w:eastAsia="ko-KR"/>
+        </w:rPr>
+        <w:t xml:space="preserve"> </w:t>
+      </w:r>
+      <w:r>
+        <w:rPr>
+          <w:rFonts w:eastAsia="맑은 고딕" w:cs="맑은 고딕" w:hint="eastAsia"/>
+          <w:lang w:eastAsia="ko-KR"/>
+        </w:rPr>
+        <w:t>총</w:t>
+      </w:r>
+      <w:r>
+        <w:rPr>
+          <w:lang w:eastAsia="ko-KR"/>
+        </w:rPr>
+        <w:t xml:space="preserve"> 19</w:t>
+      </w:r>
+      <w:r>
+        <w:rPr>
+          <w:rFonts w:eastAsia="맑은 고딕" w:cs="맑은 고딕" w:hint="eastAsia"/>
+          <w:lang w:eastAsia="ko-KR"/>
+        </w:rPr>
+        <w:t>개의</w:t>
+      </w:r>
+      <w:r>
+        <w:rPr>
+          <w:lang w:eastAsia="ko-KR"/>
+        </w:rPr>
+        <w:t xml:space="preserve"> </w:t>
+      </w:r>
+      <w:r>
+        <w:rPr>
+          <w:rFonts w:eastAsia="맑은 고딕" w:cs="맑은 고딕" w:hint="eastAsia"/>
+          <w:lang w:eastAsia="ko-KR"/>
+        </w:rPr>
+        <w:t>테스트셋을</w:t>
+      </w:r>
+      <w:r>
+        <w:rPr>
+          <w:lang w:eastAsia="ko-KR"/>
+        </w:rPr>
+        <w:t xml:space="preserve"> </w:t>
+      </w:r>
+      <w:r>
+        <w:rPr>
+          <w:rFonts w:eastAsia="맑은 고딕" w:cs="맑은 고딕" w:hint="eastAsia"/>
+          <w:lang w:eastAsia="ko-KR"/>
+        </w:rPr>
+        <w:t>사용했고</w:t>
+      </w:r>
+      <w:r>
+        <w:rPr>
+          <w:lang w:eastAsia="ko-KR"/>
+        </w:rPr>
+        <w:t xml:space="preserve">, </w:t>
+      </w:r>
+      <w:r>
+        <w:rPr>
+          <w:rFonts w:eastAsia="맑은 고딕" w:cs="맑은 고딕" w:hint="eastAsia"/>
+          <w:lang w:eastAsia="ko-KR"/>
+        </w:rPr>
+        <w:t>주관부서가</w:t>
+      </w:r>
+      <w:r>
+        <w:rPr>
+          <w:lang w:eastAsia="ko-KR"/>
+        </w:rPr>
+        <w:t xml:space="preserve"> </w:t>
+      </w:r>
+      <w:r>
+        <w:rPr>
+          <w:rFonts w:eastAsia="맑은 고딕" w:cs="맑은 고딕" w:hint="eastAsia"/>
+          <w:lang w:eastAsia="ko-KR"/>
+        </w:rPr>
+        <w:t>정답과</w:t>
+      </w:r>
+      <w:r>
+        <w:rPr>
+          <w:lang w:eastAsia="ko-KR"/>
+        </w:rPr>
+        <w:t xml:space="preserve"> </w:t>
+      </w:r>
+      <w:r>
+        <w:rPr>
+          <w:rFonts w:eastAsia="맑은 고딕" w:cs="맑은 고딕" w:hint="eastAsia"/>
+          <w:lang w:eastAsia="ko-KR"/>
+        </w:rPr>
+        <w:t>일치하는지</w:t>
+      </w:r>
+      <w:r>
+        <w:rPr>
+          <w:lang w:eastAsia="ko-KR"/>
+        </w:rPr>
+        <w:t xml:space="preserve">, </w:t>
+      </w:r>
+      <w:r>
+        <w:rPr>
+          <w:rFonts w:eastAsia="맑은 고딕" w:cs="맑은 고딕" w:hint="eastAsia"/>
+          <w:lang w:eastAsia="ko-KR"/>
+        </w:rPr>
+        <w:t>협업부서를</w:t>
+      </w:r>
+      <w:r>
+        <w:rPr>
+          <w:lang w:eastAsia="ko-KR"/>
+        </w:rPr>
+        <w:t xml:space="preserve"> </w:t>
+      </w:r>
+      <w:r>
+        <w:rPr>
+          <w:rFonts w:eastAsia="맑은 고딕" w:cs="맑은 고딕" w:hint="eastAsia"/>
+          <w:lang w:eastAsia="ko-KR"/>
+        </w:rPr>
+        <w:t>적절하게</w:t>
+      </w:r>
+      <w:r>
+        <w:rPr>
+          <w:lang w:eastAsia="ko-KR"/>
+        </w:rPr>
+        <w:t xml:space="preserve"> </w:t>
+      </w:r>
+      <w:r>
+        <w:rPr>
+          <w:rFonts w:eastAsia="맑은 고딕" w:cs="맑은 고딕" w:hint="eastAsia"/>
+          <w:lang w:eastAsia="ko-KR"/>
+        </w:rPr>
+        <w:t>포함했는지</w:t>
+      </w:r>
+      <w:r>
+        <w:rPr>
+          <w:lang w:eastAsia="ko-KR"/>
+        </w:rPr>
+        <w:t xml:space="preserve">, </w:t>
+      </w:r>
+      <w:r>
+        <w:rPr>
+          <w:rFonts w:eastAsia="맑은 고딕" w:cs="맑은 고딕" w:hint="eastAsia"/>
+          <w:lang w:eastAsia="ko-KR"/>
+        </w:rPr>
+        <w:t>추가</w:t>
+      </w:r>
+      <w:r>
+        <w:rPr>
+          <w:lang w:eastAsia="ko-KR"/>
+        </w:rPr>
+        <w:t xml:space="preserve"> </w:t>
+      </w:r>
+      <w:r>
+        <w:rPr>
+          <w:rFonts w:eastAsia="맑은 고딕" w:cs="맑은 고딕" w:hint="eastAsia"/>
+          <w:lang w:eastAsia="ko-KR"/>
+        </w:rPr>
+        <w:t>확인이</w:t>
+      </w:r>
+      <w:r>
+        <w:rPr>
+          <w:lang w:eastAsia="ko-KR"/>
+        </w:rPr>
+        <w:t xml:space="preserve"> </w:t>
+      </w:r>
+      <w:r>
+        <w:rPr>
+          <w:rFonts w:eastAsia="맑은 고딕" w:cs="맑은 고딕" w:hint="eastAsia"/>
+          <w:lang w:eastAsia="ko-KR"/>
+        </w:rPr>
+        <w:t>필요한</w:t>
+      </w:r>
+      <w:r>
+        <w:rPr>
+          <w:lang w:eastAsia="ko-KR"/>
+        </w:rPr>
+        <w:t xml:space="preserve"> </w:t>
+      </w:r>
+      <w:r>
+        <w:rPr>
+          <w:rFonts w:eastAsia="맑은 고딕" w:cs="맑은 고딕" w:hint="eastAsia"/>
+          <w:lang w:eastAsia="ko-KR"/>
+        </w:rPr>
+        <w:t>질문을</w:t>
+      </w:r>
+      <w:r>
+        <w:rPr>
+          <w:lang w:eastAsia="ko-KR"/>
+        </w:rPr>
+        <w:t xml:space="preserve"> </w:t>
+      </w:r>
+      <w:r>
+        <w:rPr>
+          <w:rFonts w:eastAsia="맑은 고딕" w:cs="맑은 고딕" w:hint="eastAsia"/>
+          <w:lang w:eastAsia="ko-KR"/>
+        </w:rPr>
+        <w:t>구분했는지를</w:t>
+      </w:r>
+      <w:r>
+        <w:rPr>
+          <w:lang w:eastAsia="ko-KR"/>
+        </w:rPr>
+        <w:t xml:space="preserve"> </w:t>
+      </w:r>
+      <w:r>
+        <w:rPr>
+          <w:rFonts w:eastAsia="맑은 고딕" w:cs="맑은 고딕" w:hint="eastAsia"/>
+          <w:lang w:eastAsia="ko-KR"/>
+        </w:rPr>
+        <w:t>기준으로</w:t>
+      </w:r>
+      <w:r>
+        <w:rPr>
+          <w:lang w:eastAsia="ko-KR"/>
+        </w:rPr>
+        <w:t xml:space="preserve"> </w:t>
+      </w:r>
+      <w:r>
+        <w:rPr>
+          <w:rFonts w:eastAsia="맑은 고딕" w:cs="맑은 고딕" w:hint="eastAsia"/>
+          <w:lang w:eastAsia="ko-KR"/>
+        </w:rPr>
+        <w:t>평가했습니다</w:t>
+      </w:r>
+      <w:r>
+        <w:rPr>
+          <w:lang w:eastAsia="ko-KR"/>
+        </w:rPr>
+        <w:t>.</w:t>
+      </w:r>
+      <w:r>
+        <w:rPr>
+          <w:lang w:eastAsia="ko-KR"/>
+        </w:rPr>
+        <w:br/>
+        <w:t>LangSmith</w:t>
+      </w:r>
+      <w:r>
+        <w:rPr>
+          <w:rFonts w:eastAsia="맑은 고딕" w:cs="맑은 고딕" w:hint="eastAsia"/>
+          <w:lang w:eastAsia="ko-KR"/>
+        </w:rPr>
+        <w:t>를</w:t>
+      </w:r>
+      <w:r>
+        <w:rPr>
+          <w:lang w:eastAsia="ko-KR"/>
+        </w:rPr>
+        <w:t xml:space="preserve"> </w:t>
+      </w:r>
+      <w:r>
+        <w:rPr>
+          <w:rFonts w:eastAsia="맑은 고딕" w:cs="맑은 고딕" w:hint="eastAsia"/>
+          <w:lang w:eastAsia="ko-KR"/>
+        </w:rPr>
+        <w:t>활용해</w:t>
+      </w:r>
+      <w:r>
+        <w:rPr>
+          <w:lang w:eastAsia="ko-KR"/>
+        </w:rPr>
+        <w:t xml:space="preserve"> </w:t>
+      </w:r>
+      <w:r>
+        <w:rPr>
+          <w:rFonts w:eastAsia="맑은 고딕" w:cs="맑은 고딕" w:hint="eastAsia"/>
+          <w:lang w:eastAsia="ko-KR"/>
+        </w:rPr>
+        <w:t>질문</w:t>
+      </w:r>
+      <w:r>
+        <w:rPr>
+          <w:lang w:eastAsia="ko-KR"/>
+        </w:rPr>
+        <w:t xml:space="preserve">, </w:t>
+      </w:r>
+      <w:r>
+        <w:rPr>
+          <w:rFonts w:eastAsia="맑은 고딕" w:cs="맑은 고딕" w:hint="eastAsia"/>
+          <w:lang w:eastAsia="ko-KR"/>
+        </w:rPr>
+        <w:t>검색</w:t>
+      </w:r>
+      <w:r>
+        <w:rPr>
+          <w:lang w:eastAsia="ko-KR"/>
+        </w:rPr>
+        <w:t xml:space="preserve"> </w:t>
+      </w:r>
+      <w:r>
+        <w:rPr>
+          <w:rFonts w:eastAsia="맑은 고딕" w:cs="맑은 고딕" w:hint="eastAsia"/>
+          <w:lang w:eastAsia="ko-KR"/>
+        </w:rPr>
+        <w:t>결과</w:t>
+      </w:r>
+      <w:r>
+        <w:rPr>
+          <w:lang w:eastAsia="ko-KR"/>
+        </w:rPr>
+        <w:t xml:space="preserve">, </w:t>
+      </w:r>
+      <w:r>
+        <w:rPr>
+          <w:rFonts w:eastAsia="맑은 고딕" w:cs="맑은 고딕" w:hint="eastAsia"/>
+          <w:lang w:eastAsia="ko-KR"/>
+        </w:rPr>
+        <w:t>최종</w:t>
+      </w:r>
+      <w:r>
+        <w:rPr>
+          <w:lang w:eastAsia="ko-KR"/>
+        </w:rPr>
+        <w:t xml:space="preserve"> </w:t>
+      </w:r>
+      <w:r>
+        <w:rPr>
+          <w:rFonts w:eastAsia="맑은 고딕" w:cs="맑은 고딕" w:hint="eastAsia"/>
+          <w:lang w:eastAsia="ko-KR"/>
+        </w:rPr>
+        <w:t>답변</w:t>
+      </w:r>
+      <w:r>
+        <w:rPr>
+          <w:lang w:eastAsia="ko-KR"/>
+        </w:rPr>
+        <w:t xml:space="preserve"> </w:t>
+      </w:r>
+      <w:r>
+        <w:rPr>
+          <w:rFonts w:eastAsia="맑은 고딕" w:cs="맑은 고딕" w:hint="eastAsia"/>
+          <w:lang w:eastAsia="ko-KR"/>
+        </w:rPr>
+        <w:t>과정을</w:t>
+      </w:r>
+      <w:r>
+        <w:rPr>
+          <w:lang w:eastAsia="ko-KR"/>
+        </w:rPr>
+        <w:t xml:space="preserve"> </w:t>
+      </w:r>
+      <w:r>
+        <w:rPr>
+          <w:rFonts w:eastAsia="맑은 고딕" w:cs="맑은 고딕" w:hint="eastAsia"/>
+          <w:lang w:eastAsia="ko-KR"/>
+        </w:rPr>
+        <w:t>한</w:t>
+      </w:r>
+      <w:r>
+        <w:rPr>
+          <w:lang w:eastAsia="ko-KR"/>
+        </w:rPr>
+        <w:t xml:space="preserve"> </w:t>
+      </w:r>
+      <w:r>
+        <w:rPr>
+          <w:rFonts w:eastAsia="맑은 고딕" w:cs="맑은 고딕" w:hint="eastAsia"/>
+          <w:lang w:eastAsia="ko-KR"/>
+        </w:rPr>
+        <w:t>번에</w:t>
+      </w:r>
+      <w:r>
+        <w:rPr>
+          <w:lang w:eastAsia="ko-KR"/>
+        </w:rPr>
+        <w:t xml:space="preserve"> </w:t>
+      </w:r>
+      <w:r>
+        <w:rPr>
+          <w:rFonts w:eastAsia="맑은 고딕" w:cs="맑은 고딕" w:hint="eastAsia"/>
+          <w:lang w:eastAsia="ko-KR"/>
+        </w:rPr>
+        <w:t>추적할</w:t>
+      </w:r>
+      <w:r>
+        <w:rPr>
+          <w:lang w:eastAsia="ko-KR"/>
+        </w:rPr>
+        <w:t xml:space="preserve"> </w:t>
+      </w:r>
+      <w:r>
+        <w:rPr>
+          <w:rFonts w:eastAsia="맑은 고딕" w:cs="맑은 고딕" w:hint="eastAsia"/>
+          <w:lang w:eastAsia="ko-KR"/>
+        </w:rPr>
+        <w:t>수</w:t>
+      </w:r>
+      <w:r>
+        <w:rPr>
+          <w:lang w:eastAsia="ko-KR"/>
+        </w:rPr>
+        <w:t xml:space="preserve"> </w:t>
+      </w:r>
+      <w:r>
+        <w:rPr>
+          <w:rFonts w:eastAsia="맑은 고딕" w:cs="맑은 고딕" w:hint="eastAsia"/>
+          <w:lang w:eastAsia="ko-KR"/>
+        </w:rPr>
+        <w:t>있도록</w:t>
+      </w:r>
+      <w:r>
+        <w:rPr>
+          <w:lang w:eastAsia="ko-KR"/>
+        </w:rPr>
+        <w:t xml:space="preserve"> </w:t>
+      </w:r>
+      <w:r>
+        <w:rPr>
+          <w:rFonts w:eastAsia="맑은 고딕" w:cs="맑은 고딕" w:hint="eastAsia"/>
+          <w:lang w:eastAsia="ko-KR"/>
+        </w:rPr>
+        <w:t>구성했습니다</w:t>
+      </w:r>
+      <w:r>
+        <w:rPr>
+          <w:lang w:eastAsia="ko-KR"/>
+        </w:rPr>
+        <w:t xml:space="preserve">. </w:t>
+      </w:r>
+      <w:r>
+        <w:rPr>
+          <w:rFonts w:eastAsia="맑은 고딕" w:cs="맑은 고딕" w:hint="eastAsia"/>
+          <w:lang w:eastAsia="ko-KR"/>
+        </w:rPr>
+        <w:t>그래서</w:t>
+      </w:r>
+      <w:r>
+        <w:rPr>
+          <w:lang w:eastAsia="ko-KR"/>
+        </w:rPr>
+        <w:t xml:space="preserve"> </w:t>
+      </w:r>
+      <w:r>
+        <w:rPr>
+          <w:rFonts w:eastAsia="맑은 고딕" w:cs="맑은 고딕" w:hint="eastAsia"/>
+          <w:lang w:eastAsia="ko-KR"/>
+        </w:rPr>
+        <w:t>결과가</w:t>
+      </w:r>
+      <w:r>
+        <w:rPr>
+          <w:lang w:eastAsia="ko-KR"/>
+        </w:rPr>
+        <w:t xml:space="preserve"> </w:t>
+      </w:r>
+      <w:r>
+        <w:rPr>
+          <w:rFonts w:eastAsia="맑은 고딕" w:cs="맑은 고딕" w:hint="eastAsia"/>
+          <w:lang w:eastAsia="ko-KR"/>
+        </w:rPr>
+        <w:t>틀렸을</w:t>
+      </w:r>
+      <w:r>
+        <w:rPr>
+          <w:lang w:eastAsia="ko-KR"/>
+        </w:rPr>
+        <w:t xml:space="preserve"> </w:t>
+      </w:r>
+      <w:r>
+        <w:rPr>
+          <w:rFonts w:eastAsia="맑은 고딕" w:cs="맑은 고딕" w:hint="eastAsia"/>
+          <w:lang w:eastAsia="ko-KR"/>
+        </w:rPr>
+        <w:t>때</w:t>
+      </w:r>
+      <w:r>
+        <w:rPr>
+          <w:lang w:eastAsia="ko-KR"/>
+        </w:rPr>
+        <w:t xml:space="preserve"> </w:t>
+      </w:r>
+      <w:r>
+        <w:rPr>
+          <w:rFonts w:eastAsia="맑은 고딕" w:cs="맑은 고딕" w:hint="eastAsia"/>
+          <w:lang w:eastAsia="ko-KR"/>
+        </w:rPr>
+        <w:t>단순히</w:t>
+      </w:r>
+      <w:r>
+        <w:rPr>
+          <w:lang w:eastAsia="ko-KR"/>
+        </w:rPr>
+        <w:t xml:space="preserve"> </w:t>
+      </w:r>
+      <w:r>
+        <w:rPr>
+          <w:rFonts w:eastAsia="맑은 고딕" w:cs="맑은 고딕" w:hint="eastAsia"/>
+          <w:lang w:eastAsia="ko-KR"/>
+        </w:rPr>
+        <w:t>답변이</w:t>
+      </w:r>
+      <w:r>
+        <w:rPr>
+          <w:lang w:eastAsia="ko-KR"/>
+        </w:rPr>
+        <w:t xml:space="preserve"> </w:t>
+      </w:r>
+      <w:r>
+        <w:rPr>
+          <w:rFonts w:eastAsia="맑은 고딕" w:cs="맑은 고딕" w:hint="eastAsia"/>
+          <w:lang w:eastAsia="ko-KR"/>
+        </w:rPr>
+        <w:t>틀렸다고</w:t>
+      </w:r>
+      <w:r>
+        <w:rPr>
+          <w:lang w:eastAsia="ko-KR"/>
+        </w:rPr>
+        <w:t xml:space="preserve"> </w:t>
+      </w:r>
+      <w:r>
+        <w:rPr>
+          <w:rFonts w:eastAsia="맑은 고딕" w:cs="맑은 고딕" w:hint="eastAsia"/>
+          <w:lang w:eastAsia="ko-KR"/>
+        </w:rPr>
+        <w:t>보는</w:t>
+      </w:r>
+      <w:r>
+        <w:rPr>
+          <w:lang w:eastAsia="ko-KR"/>
+        </w:rPr>
+        <w:t xml:space="preserve"> </w:t>
+      </w:r>
+      <w:r>
+        <w:rPr>
+          <w:rFonts w:eastAsia="맑은 고딕" w:cs="맑은 고딕" w:hint="eastAsia"/>
+          <w:lang w:eastAsia="ko-KR"/>
+        </w:rPr>
+        <w:t>것이</w:t>
+      </w:r>
+      <w:r>
+        <w:rPr>
+          <w:lang w:eastAsia="ko-KR"/>
+        </w:rPr>
+        <w:t xml:space="preserve"> </w:t>
+      </w:r>
+      <w:r>
+        <w:rPr>
+          <w:rFonts w:eastAsia="맑은 고딕" w:cs="맑은 고딕" w:hint="eastAsia"/>
+          <w:lang w:eastAsia="ko-KR"/>
+        </w:rPr>
+        <w:t>아니라</w:t>
+      </w:r>
+      <w:r>
+        <w:rPr>
+          <w:lang w:eastAsia="ko-KR"/>
+        </w:rPr>
+        <w:t xml:space="preserve">, </w:t>
+      </w:r>
+      <w:r>
+        <w:rPr>
+          <w:rFonts w:eastAsia="맑은 고딕" w:cs="맑은 고딕" w:hint="eastAsia"/>
+          <w:lang w:eastAsia="ko-KR"/>
+        </w:rPr>
+        <w:t>검색</w:t>
+      </w:r>
+      <w:r>
+        <w:rPr>
+          <w:lang w:eastAsia="ko-KR"/>
+        </w:rPr>
+        <w:t xml:space="preserve"> </w:t>
+      </w:r>
+      <w:r>
+        <w:rPr>
+          <w:rFonts w:eastAsia="맑은 고딕" w:cs="맑은 고딕" w:hint="eastAsia"/>
+          <w:lang w:eastAsia="ko-KR"/>
+        </w:rPr>
+        <w:t>단계에서</w:t>
+      </w:r>
+      <w:r>
+        <w:rPr>
+          <w:lang w:eastAsia="ko-KR"/>
+        </w:rPr>
+        <w:t xml:space="preserve"> </w:t>
+      </w:r>
+      <w:r>
+        <w:rPr>
+          <w:rFonts w:eastAsia="맑은 고딕" w:cs="맑은 고딕" w:hint="eastAsia"/>
+          <w:lang w:eastAsia="ko-KR"/>
+        </w:rPr>
+        <w:t>문제가</w:t>
+      </w:r>
+      <w:r>
+        <w:rPr>
+          <w:lang w:eastAsia="ko-KR"/>
+        </w:rPr>
+        <w:t xml:space="preserve"> </w:t>
+      </w:r>
+      <w:r>
+        <w:rPr>
+          <w:rFonts w:eastAsia="맑은 고딕" w:cs="맑은 고딕" w:hint="eastAsia"/>
+          <w:lang w:eastAsia="ko-KR"/>
+        </w:rPr>
+        <w:t>있었는지</w:t>
+      </w:r>
+      <w:r>
+        <w:rPr>
+          <w:lang w:eastAsia="ko-KR"/>
+        </w:rPr>
+        <w:t xml:space="preserve">, </w:t>
+      </w:r>
+      <w:r>
+        <w:rPr>
+          <w:rFonts w:eastAsia="맑은 고딕" w:cs="맑은 고딕" w:hint="eastAsia"/>
+          <w:lang w:eastAsia="ko-KR"/>
+        </w:rPr>
+        <w:t>부서</w:t>
+      </w:r>
+      <w:r>
+        <w:rPr>
+          <w:lang w:eastAsia="ko-KR"/>
+        </w:rPr>
+        <w:t xml:space="preserve"> </w:t>
+      </w:r>
+      <w:r>
+        <w:rPr>
+          <w:rFonts w:eastAsia="맑은 고딕" w:cs="맑은 고딕" w:hint="eastAsia"/>
+          <w:lang w:eastAsia="ko-KR"/>
+        </w:rPr>
+        <w:t>판정</w:t>
+      </w:r>
+      <w:r>
+        <w:rPr>
+          <w:lang w:eastAsia="ko-KR"/>
+        </w:rPr>
+        <w:t xml:space="preserve"> </w:t>
+      </w:r>
+      <w:r>
+        <w:rPr>
+          <w:rFonts w:eastAsia="맑은 고딕" w:cs="맑은 고딕" w:hint="eastAsia"/>
+          <w:lang w:eastAsia="ko-KR"/>
+        </w:rPr>
+        <w:t>과정에서</w:t>
+      </w:r>
+      <w:r>
+        <w:rPr>
+          <w:lang w:eastAsia="ko-KR"/>
+        </w:rPr>
+        <w:t xml:space="preserve"> </w:t>
+      </w:r>
+      <w:r>
+        <w:rPr>
+          <w:rFonts w:eastAsia="맑은 고딕" w:cs="맑은 고딕" w:hint="eastAsia"/>
+          <w:lang w:eastAsia="ko-KR"/>
+        </w:rPr>
+        <w:t>문제가</w:t>
+      </w:r>
+      <w:r>
+        <w:rPr>
+          <w:lang w:eastAsia="ko-KR"/>
+        </w:rPr>
+        <w:t xml:space="preserve"> </w:t>
+      </w:r>
+      <w:r>
+        <w:rPr>
+          <w:rFonts w:eastAsia="맑은 고딕" w:cs="맑은 고딕" w:hint="eastAsia"/>
+          <w:lang w:eastAsia="ko-KR"/>
+        </w:rPr>
+        <w:t>있었는지</w:t>
+      </w:r>
+      <w:r>
+        <w:rPr>
+          <w:lang w:eastAsia="ko-KR"/>
+        </w:rPr>
+        <w:t xml:space="preserve"> </w:t>
+      </w:r>
+      <w:r>
+        <w:rPr>
+          <w:rFonts w:eastAsia="맑은 고딕" w:cs="맑은 고딕" w:hint="eastAsia"/>
+          <w:lang w:eastAsia="ko-KR"/>
+        </w:rPr>
+        <w:t>나누어</w:t>
+      </w:r>
+      <w:r>
+        <w:rPr>
+          <w:lang w:eastAsia="ko-KR"/>
+        </w:rPr>
+        <w:t xml:space="preserve"> </w:t>
+      </w:r>
+      <w:r>
+        <w:rPr>
+          <w:rFonts w:eastAsia="맑은 고딕" w:cs="맑은 고딕" w:hint="eastAsia"/>
+          <w:lang w:eastAsia="ko-KR"/>
+        </w:rPr>
+        <w:t>확인할</w:t>
+      </w:r>
+      <w:r>
+        <w:rPr>
+          <w:lang w:eastAsia="ko-KR"/>
+        </w:rPr>
+        <w:t xml:space="preserve"> </w:t>
+      </w:r>
+      <w:r>
+        <w:rPr>
+          <w:rFonts w:eastAsia="맑은 고딕" w:cs="맑은 고딕" w:hint="eastAsia"/>
+          <w:lang w:eastAsia="ko-KR"/>
+        </w:rPr>
+        <w:t>수</w:t>
+      </w:r>
+      <w:r>
+        <w:rPr>
+          <w:lang w:eastAsia="ko-KR"/>
+        </w:rPr>
+        <w:t xml:space="preserve"> </w:t>
+      </w:r>
+      <w:r>
+        <w:rPr>
+          <w:rFonts w:eastAsia="맑은 고딕" w:cs="맑은 고딕" w:hint="eastAsia"/>
+          <w:lang w:eastAsia="ko-KR"/>
+        </w:rPr>
+        <w:t>있었습니다</w:t>
+      </w:r>
+      <w:r>
+        <w:rPr>
+          <w:lang w:eastAsia="ko-KR"/>
+        </w:rPr>
+        <w:t>.</w:t>
+      </w:r>
+      <w:r>
+        <w:rPr>
+          <w:lang w:eastAsia="ko-KR"/>
+        </w:rPr>
+        <w:br/>
+      </w:r>
+      <w:r>
+        <w:rPr>
+          <w:rStyle w:val="af1"/>
+          <w:rFonts w:eastAsia="맑은 고딕" w:cs="맑은 고딕" w:hint="eastAsia"/>
+          <w:lang w:eastAsia="ko-KR"/>
+        </w:rPr>
+        <w:t>이렇게</w:t>
+      </w:r>
+      <w:r>
+        <w:rPr>
+          <w:rStyle w:val="af1"/>
+          <w:lang w:eastAsia="ko-KR"/>
+        </w:rPr>
+        <w:t xml:space="preserve"> </w:t>
+      </w:r>
+      <w:r>
+        <w:rPr>
+          <w:rStyle w:val="af1"/>
+          <w:rFonts w:eastAsia="맑은 고딕" w:cs="맑은 고딕" w:hint="eastAsia"/>
+          <w:lang w:eastAsia="ko-KR"/>
+        </w:rPr>
+        <w:t>추적해보니</w:t>
+      </w:r>
+      <w:r>
+        <w:rPr>
+          <w:rStyle w:val="af1"/>
+          <w:lang w:eastAsia="ko-KR"/>
+        </w:rPr>
+        <w:t xml:space="preserve">, </w:t>
+      </w:r>
+      <w:r>
+        <w:rPr>
+          <w:rStyle w:val="af1"/>
+          <w:rFonts w:eastAsia="맑은 고딕" w:cs="맑은 고딕" w:hint="eastAsia"/>
+          <w:lang w:eastAsia="ko-KR"/>
+        </w:rPr>
+        <w:t>부서</w:t>
+      </w:r>
+      <w:r>
+        <w:rPr>
+          <w:rStyle w:val="af1"/>
+          <w:lang w:eastAsia="ko-KR"/>
+        </w:rPr>
+        <w:t xml:space="preserve"> </w:t>
+      </w:r>
+      <w:r>
+        <w:rPr>
+          <w:rStyle w:val="af1"/>
+          <w:rFonts w:eastAsia="맑은 고딕" w:cs="맑은 고딕" w:hint="eastAsia"/>
+          <w:lang w:eastAsia="ko-KR"/>
+        </w:rPr>
+        <w:t>판정을</w:t>
+      </w:r>
+      <w:r>
+        <w:rPr>
+          <w:rStyle w:val="af1"/>
+          <w:lang w:eastAsia="ko-KR"/>
+        </w:rPr>
+        <w:t xml:space="preserve"> LLM </w:t>
+      </w:r>
+      <w:r>
+        <w:rPr>
+          <w:rStyle w:val="af1"/>
+          <w:rFonts w:eastAsia="맑은 고딕" w:cs="맑은 고딕" w:hint="eastAsia"/>
+          <w:lang w:eastAsia="ko-KR"/>
+        </w:rPr>
+        <w:t>판단에만</w:t>
+      </w:r>
+      <w:r>
+        <w:rPr>
+          <w:rStyle w:val="af1"/>
+          <w:lang w:eastAsia="ko-KR"/>
+        </w:rPr>
+        <w:t xml:space="preserve"> </w:t>
+      </w:r>
+      <w:r>
+        <w:rPr>
+          <w:rStyle w:val="af1"/>
+          <w:rFonts w:eastAsia="맑은 고딕" w:cs="맑은 고딕" w:hint="eastAsia"/>
+          <w:lang w:eastAsia="ko-KR"/>
+        </w:rPr>
+        <w:t>의존해</w:t>
+      </w:r>
+      <w:r>
+        <w:rPr>
+          <w:rStyle w:val="af1"/>
+          <w:lang w:eastAsia="ko-KR"/>
+        </w:rPr>
+        <w:t xml:space="preserve"> </w:t>
+      </w:r>
+      <w:r>
+        <w:rPr>
+          <w:rStyle w:val="af1"/>
+          <w:rFonts w:eastAsia="맑은 고딕" w:cs="맑은 고딕" w:hint="eastAsia"/>
+          <w:lang w:eastAsia="ko-KR"/>
+        </w:rPr>
+        <w:t>협업부서가</w:t>
+      </w:r>
+      <w:r>
+        <w:rPr>
+          <w:rStyle w:val="af1"/>
+          <w:lang w:eastAsia="ko-KR"/>
+        </w:rPr>
+        <w:t xml:space="preserve"> </w:t>
+      </w:r>
+      <w:r>
+        <w:rPr>
+          <w:rStyle w:val="af1"/>
+          <w:rFonts w:eastAsia="맑은 고딕" w:cs="맑은 고딕" w:hint="eastAsia"/>
+          <w:lang w:eastAsia="ko-KR"/>
+        </w:rPr>
+        <w:t>과도하게</w:t>
+      </w:r>
+      <w:r>
+        <w:rPr>
+          <w:rStyle w:val="af1"/>
+          <w:lang w:eastAsia="ko-KR"/>
+        </w:rPr>
+        <w:t xml:space="preserve"> </w:t>
+      </w:r>
+      <w:r>
+        <w:rPr>
+          <w:rStyle w:val="af1"/>
+          <w:rFonts w:eastAsia="맑은 고딕" w:cs="맑은 고딕" w:hint="eastAsia"/>
+          <w:lang w:eastAsia="ko-KR"/>
+        </w:rPr>
+        <w:t>포함되거나</w:t>
+      </w:r>
+      <w:r>
+        <w:rPr>
+          <w:rStyle w:val="af1"/>
+          <w:lang w:eastAsia="ko-KR"/>
+        </w:rPr>
+        <w:t xml:space="preserve"> </w:t>
+      </w:r>
+      <w:r>
+        <w:rPr>
+          <w:rStyle w:val="af1"/>
+          <w:rFonts w:eastAsia="맑은 고딕" w:cs="맑은 고딕" w:hint="eastAsia"/>
+          <w:lang w:eastAsia="ko-KR"/>
+        </w:rPr>
+        <w:t>금액</w:t>
+      </w:r>
+      <w:r>
+        <w:rPr>
+          <w:rStyle w:val="af1"/>
+          <w:lang w:eastAsia="ko-KR"/>
+        </w:rPr>
+        <w:t xml:space="preserve"> </w:t>
+      </w:r>
+      <w:r>
+        <w:rPr>
+          <w:rStyle w:val="af1"/>
+          <w:rFonts w:eastAsia="맑은 고딕" w:cs="맑은 고딕" w:hint="eastAsia"/>
+          <w:lang w:eastAsia="ko-KR"/>
+        </w:rPr>
+        <w:t>비교가</w:t>
+      </w:r>
+      <w:r>
+        <w:rPr>
+          <w:rStyle w:val="af1"/>
+          <w:lang w:eastAsia="ko-KR"/>
+        </w:rPr>
+        <w:t xml:space="preserve"> </w:t>
+      </w:r>
+      <w:r>
+        <w:rPr>
+          <w:rStyle w:val="af1"/>
+          <w:rFonts w:eastAsia="맑은 고딕" w:cs="맑은 고딕" w:hint="eastAsia"/>
+          <w:lang w:eastAsia="ko-KR"/>
+        </w:rPr>
+        <w:t>틀리는</w:t>
+      </w:r>
+      <w:r>
+        <w:rPr>
+          <w:rStyle w:val="af1"/>
+          <w:lang w:eastAsia="ko-KR"/>
+        </w:rPr>
+        <w:t xml:space="preserve"> </w:t>
+      </w:r>
+      <w:r>
+        <w:rPr>
+          <w:rStyle w:val="af1"/>
+          <w:rFonts w:eastAsia="맑은 고딕" w:cs="맑은 고딕" w:hint="eastAsia"/>
+          <w:lang w:eastAsia="ko-KR"/>
+        </w:rPr>
+        <w:t>경우가</w:t>
+      </w:r>
+      <w:r>
+        <w:rPr>
+          <w:rStyle w:val="af1"/>
+          <w:lang w:eastAsia="ko-KR"/>
+        </w:rPr>
+        <w:t xml:space="preserve"> </w:t>
+      </w:r>
+      <w:r>
+        <w:rPr>
+          <w:rStyle w:val="af1"/>
+          <w:rFonts w:eastAsia="맑은 고딕" w:cs="맑은 고딕" w:hint="eastAsia"/>
+          <w:lang w:eastAsia="ko-KR"/>
+        </w:rPr>
+        <w:t>보였습니다</w:t>
+      </w:r>
+      <w:r>
+        <w:rPr>
+          <w:rStyle w:val="af1"/>
+          <w:lang w:eastAsia="ko-KR"/>
+        </w:rPr>
+        <w:t xml:space="preserve">. </w:t>
+      </w:r>
+      <w:r>
+        <w:rPr>
+          <w:rStyle w:val="af1"/>
+          <w:rFonts w:eastAsia="맑은 고딕" w:cs="맑은 고딕" w:hint="eastAsia"/>
+          <w:lang w:eastAsia="ko-KR"/>
+        </w:rPr>
+        <w:t>그래서</w:t>
+      </w:r>
+      <w:r>
+        <w:rPr>
+          <w:rStyle w:val="af1"/>
+          <w:lang w:eastAsia="ko-KR"/>
+        </w:rPr>
+        <w:t xml:space="preserve"> </w:t>
+      </w:r>
+      <w:r>
+        <w:rPr>
+          <w:rStyle w:val="af1"/>
+          <w:rFonts w:eastAsia="맑은 고딕" w:cs="맑은 고딕" w:hint="eastAsia"/>
+          <w:lang w:eastAsia="ko-KR"/>
+        </w:rPr>
+        <w:t>판정</w:t>
+      </w:r>
+      <w:r>
+        <w:rPr>
+          <w:rStyle w:val="af1"/>
+          <w:lang w:eastAsia="ko-KR"/>
+        </w:rPr>
+        <w:t xml:space="preserve"> </w:t>
+      </w:r>
+      <w:r>
+        <w:rPr>
+          <w:rStyle w:val="af1"/>
+          <w:rFonts w:eastAsia="맑은 고딕" w:cs="맑은 고딕" w:hint="eastAsia"/>
+          <w:lang w:eastAsia="ko-KR"/>
+        </w:rPr>
+        <w:t>기준을</w:t>
+      </w:r>
+      <w:r>
+        <w:rPr>
+          <w:rStyle w:val="af1"/>
+          <w:lang w:eastAsia="ko-KR"/>
+        </w:rPr>
+        <w:t xml:space="preserve"> </w:t>
+      </w:r>
+      <w:r>
+        <w:rPr>
+          <w:rStyle w:val="af1"/>
+          <w:rFonts w:eastAsia="맑은 고딕" w:cs="맑은 고딕" w:hint="eastAsia"/>
+          <w:lang w:eastAsia="ko-KR"/>
+        </w:rPr>
+        <w:t>유사도</w:t>
+      </w:r>
+      <w:r>
+        <w:rPr>
+          <w:rStyle w:val="af1"/>
+          <w:lang w:eastAsia="ko-KR"/>
+        </w:rPr>
+        <w:t xml:space="preserve"> </w:t>
+      </w:r>
+      <w:r>
+        <w:rPr>
+          <w:rStyle w:val="af1"/>
+          <w:rFonts w:eastAsia="맑은 고딕" w:cs="맑은 고딕" w:hint="eastAsia"/>
+          <w:lang w:eastAsia="ko-KR"/>
+        </w:rPr>
+        <w:t>점수</w:t>
+      </w:r>
+      <w:r>
+        <w:rPr>
+          <w:rStyle w:val="af1"/>
+          <w:lang w:eastAsia="ko-KR"/>
+        </w:rPr>
+        <w:t xml:space="preserve"> </w:t>
+      </w:r>
+      <w:r>
+        <w:rPr>
+          <w:rStyle w:val="af1"/>
+          <w:rFonts w:eastAsia="맑은 고딕" w:cs="맑은 고딕" w:hint="eastAsia"/>
+          <w:lang w:eastAsia="ko-KR"/>
+        </w:rPr>
+        <w:t>격차로</w:t>
+      </w:r>
+      <w:r>
+        <w:rPr>
+          <w:rStyle w:val="af1"/>
+          <w:lang w:eastAsia="ko-KR"/>
+        </w:rPr>
+        <w:t xml:space="preserve"> </w:t>
+      </w:r>
+      <w:r>
+        <w:rPr>
+          <w:rStyle w:val="af1"/>
+          <w:rFonts w:eastAsia="맑은 고딕" w:cs="맑은 고딕" w:hint="eastAsia"/>
+          <w:lang w:eastAsia="ko-KR"/>
+        </w:rPr>
+        <w:t>정밀화하고</w:t>
+      </w:r>
+      <w:r>
+        <w:rPr>
+          <w:rStyle w:val="af1"/>
+          <w:lang w:eastAsia="ko-KR"/>
+        </w:rPr>
+        <w:t xml:space="preserve">, </w:t>
+      </w:r>
+      <w:r>
+        <w:rPr>
+          <w:rStyle w:val="af1"/>
+          <w:rFonts w:eastAsia="맑은 고딕" w:cs="맑은 고딕" w:hint="eastAsia"/>
+          <w:lang w:eastAsia="ko-KR"/>
+        </w:rPr>
+        <w:t>금액</w:t>
+      </w:r>
+      <w:r>
+        <w:rPr>
+          <w:rStyle w:val="af1"/>
+          <w:lang w:eastAsia="ko-KR"/>
+        </w:rPr>
+        <w:t xml:space="preserve"> </w:t>
+      </w:r>
+      <w:r>
+        <w:rPr>
+          <w:rStyle w:val="af1"/>
+          <w:rFonts w:eastAsia="맑은 고딕" w:cs="맑은 고딕" w:hint="eastAsia"/>
+          <w:lang w:eastAsia="ko-KR"/>
+        </w:rPr>
+        <w:t>비교는</w:t>
+      </w:r>
+      <w:r>
+        <w:rPr>
+          <w:rStyle w:val="af1"/>
+          <w:lang w:eastAsia="ko-KR"/>
+        </w:rPr>
+        <w:t xml:space="preserve"> </w:t>
+      </w:r>
+      <w:r>
+        <w:rPr>
+          <w:rStyle w:val="af1"/>
+          <w:rFonts w:eastAsia="맑은 고딕" w:cs="맑은 고딕" w:hint="eastAsia"/>
+          <w:lang w:eastAsia="ko-KR"/>
+        </w:rPr>
+        <w:t>코드로</w:t>
+      </w:r>
+      <w:r>
+        <w:rPr>
+          <w:rStyle w:val="af1"/>
+          <w:lang w:eastAsia="ko-KR"/>
+        </w:rPr>
+        <w:t xml:space="preserve"> </w:t>
+      </w:r>
+      <w:r>
+        <w:rPr>
+          <w:rStyle w:val="af1"/>
+          <w:rFonts w:eastAsia="맑은 고딕" w:cs="맑은 고딕" w:hint="eastAsia"/>
+          <w:lang w:eastAsia="ko-KR"/>
+        </w:rPr>
+        <w:t>직접</w:t>
+      </w:r>
+      <w:r>
+        <w:rPr>
+          <w:rStyle w:val="af1"/>
+          <w:lang w:eastAsia="ko-KR"/>
+        </w:rPr>
+        <w:t xml:space="preserve"> </w:t>
+      </w:r>
+      <w:r>
+        <w:rPr>
+          <w:rStyle w:val="af1"/>
+          <w:rFonts w:eastAsia="맑은 고딕" w:cs="맑은 고딕" w:hint="eastAsia"/>
+          <w:lang w:eastAsia="ko-KR"/>
+        </w:rPr>
+        <w:t>계산하도록</w:t>
+      </w:r>
+      <w:r>
+        <w:rPr>
+          <w:rStyle w:val="af1"/>
+          <w:lang w:eastAsia="ko-KR"/>
+        </w:rPr>
+        <w:t xml:space="preserve"> </w:t>
+      </w:r>
+      <w:r>
+        <w:rPr>
+          <w:rStyle w:val="af1"/>
+          <w:rFonts w:eastAsia="맑은 고딕" w:cs="맑은 고딕" w:hint="eastAsia"/>
+          <w:lang w:eastAsia="ko-KR"/>
+        </w:rPr>
+        <w:t>바꿨습니다</w:t>
+      </w:r>
+      <w:r>
+        <w:rPr>
+          <w:rStyle w:val="af1"/>
+          <w:lang w:eastAsia="ko-KR"/>
+        </w:rPr>
+        <w:t>.</w:t>
+      </w:r>
+      <w:r>
+        <w:rPr>
+          <w:lang w:eastAsia="ko-KR"/>
+        </w:rPr>
+        <w:br/>
+      </w:r>
+      <w:r>
+        <w:rPr>
+          <w:rStyle w:val="af1"/>
+          <w:rFonts w:eastAsia="맑은 고딕" w:cs="맑은 고딕" w:hint="eastAsia"/>
+          <w:lang w:eastAsia="ko-KR"/>
+        </w:rPr>
+        <w:t>이렇게</w:t>
+      </w:r>
+      <w:r>
+        <w:rPr>
+          <w:rStyle w:val="af1"/>
+          <w:lang w:eastAsia="ko-KR"/>
+        </w:rPr>
+        <w:t xml:space="preserve"> 3</w:t>
+      </w:r>
+      <w:r>
+        <w:rPr>
+          <w:rStyle w:val="af1"/>
+          <w:rFonts w:eastAsia="맑은 고딕" w:cs="맑은 고딕" w:hint="eastAsia"/>
+          <w:lang w:eastAsia="ko-KR"/>
+        </w:rPr>
+        <w:t>라운드에</w:t>
+      </w:r>
+      <w:r>
+        <w:rPr>
+          <w:rStyle w:val="af1"/>
+          <w:lang w:eastAsia="ko-KR"/>
+        </w:rPr>
+        <w:t xml:space="preserve"> </w:t>
+      </w:r>
+      <w:r>
+        <w:rPr>
+          <w:rStyle w:val="af1"/>
+          <w:rFonts w:eastAsia="맑은 고딕" w:cs="맑은 고딕" w:hint="eastAsia"/>
+          <w:lang w:eastAsia="ko-KR"/>
+        </w:rPr>
+        <w:t>걸쳐</w:t>
+      </w:r>
+      <w:r>
+        <w:rPr>
+          <w:rStyle w:val="af1"/>
+          <w:lang w:eastAsia="ko-KR"/>
+        </w:rPr>
+        <w:t xml:space="preserve"> </w:t>
+      </w:r>
+      <w:r>
+        <w:rPr>
+          <w:rStyle w:val="af1"/>
+          <w:rFonts w:eastAsia="맑은 고딕" w:cs="맑은 고딕" w:hint="eastAsia"/>
+          <w:lang w:eastAsia="ko-KR"/>
+        </w:rPr>
+        <w:t>반복</w:t>
+      </w:r>
+      <w:r>
+        <w:rPr>
+          <w:rStyle w:val="af1"/>
+          <w:lang w:eastAsia="ko-KR"/>
+        </w:rPr>
+        <w:t xml:space="preserve"> </w:t>
+      </w:r>
+      <w:r>
+        <w:rPr>
+          <w:rStyle w:val="af1"/>
+          <w:rFonts w:eastAsia="맑은 고딕" w:cs="맑은 고딕" w:hint="eastAsia"/>
+          <w:lang w:eastAsia="ko-KR"/>
+        </w:rPr>
+        <w:t>개선한</w:t>
+      </w:r>
+      <w:r>
+        <w:rPr>
+          <w:rStyle w:val="af1"/>
+          <w:lang w:eastAsia="ko-KR"/>
+        </w:rPr>
+        <w:t xml:space="preserve"> </w:t>
+      </w:r>
+      <w:r>
+        <w:rPr>
+          <w:rStyle w:val="af1"/>
+          <w:rFonts w:eastAsia="맑은 고딕" w:cs="맑은 고딕" w:hint="eastAsia"/>
+          <w:lang w:eastAsia="ko-KR"/>
+        </w:rPr>
+        <w:t>결과</w:t>
+      </w:r>
+      <w:r>
+        <w:rPr>
+          <w:rStyle w:val="af1"/>
+          <w:lang w:eastAsia="ko-KR"/>
+        </w:rPr>
+        <w:t>,</w:t>
+      </w:r>
+      <w:r>
+        <w:rPr>
+          <w:lang w:eastAsia="ko-KR"/>
+        </w:rPr>
+        <w:t xml:space="preserve"> </w:t>
+      </w:r>
+      <w:r>
+        <w:rPr>
+          <w:rFonts w:eastAsia="맑은 고딕" w:cs="맑은 고딕" w:hint="eastAsia"/>
+          <w:lang w:eastAsia="ko-KR"/>
+        </w:rPr>
+        <w:t>종합</w:t>
+      </w:r>
+      <w:r>
+        <w:rPr>
+          <w:lang w:eastAsia="ko-KR"/>
+        </w:rPr>
+        <w:t xml:space="preserve"> </w:t>
+      </w:r>
+      <w:r>
+        <w:rPr>
+          <w:rFonts w:eastAsia="맑은 고딕" w:cs="맑은 고딕" w:hint="eastAsia"/>
+          <w:lang w:eastAsia="ko-KR"/>
+        </w:rPr>
+        <w:t>정답률은</w:t>
+      </w:r>
+      <w:r>
+        <w:rPr>
+          <w:lang w:eastAsia="ko-KR"/>
+        </w:rPr>
+        <w:t xml:space="preserve"> 37%</w:t>
+      </w:r>
+      <w:r>
+        <w:rPr>
+          <w:rFonts w:eastAsia="맑은 고딕" w:cs="맑은 고딕" w:hint="eastAsia"/>
+          <w:lang w:eastAsia="ko-KR"/>
+        </w:rPr>
+        <w:t>에서</w:t>
+      </w:r>
+      <w:r>
+        <w:rPr>
+          <w:lang w:eastAsia="ko-KR"/>
+        </w:rPr>
+        <w:t xml:space="preserve"> 58%, </w:t>
+      </w:r>
+      <w:r>
+        <w:rPr>
+          <w:rFonts w:eastAsia="맑은 고딕" w:cs="맑은 고딕" w:hint="eastAsia"/>
+          <w:lang w:eastAsia="ko-KR"/>
+        </w:rPr>
+        <w:t>다시</w:t>
+      </w:r>
+      <w:r>
+        <w:rPr>
+          <w:lang w:eastAsia="ko-KR"/>
+        </w:rPr>
+        <w:t xml:space="preserve"> 68%</w:t>
+      </w:r>
+      <w:r>
+        <w:rPr>
+          <w:rFonts w:eastAsia="맑은 고딕" w:cs="맑은 고딕" w:hint="eastAsia"/>
+          <w:lang w:eastAsia="ko-KR"/>
+        </w:rPr>
+        <w:t>까지</w:t>
+      </w:r>
+      <w:r>
+        <w:rPr>
+          <w:lang w:eastAsia="ko-KR"/>
+        </w:rPr>
+        <w:t xml:space="preserve"> </w:t>
+      </w:r>
+      <w:r>
+        <w:rPr>
+          <w:rFonts w:eastAsia="맑은 고딕" w:cs="맑은 고딕" w:hint="eastAsia"/>
+          <w:lang w:eastAsia="ko-KR"/>
+        </w:rPr>
+        <w:t>상승했습니다</w:t>
+      </w:r>
+      <w:r>
+        <w:rPr>
+          <w:lang w:eastAsia="ko-KR"/>
+        </w:rPr>
+        <w:t xml:space="preserve">. </w:t>
+      </w:r>
+      <w:r>
+        <w:rPr>
+          <w:rFonts w:eastAsia="맑은 고딕" w:cs="맑은 고딕" w:hint="eastAsia"/>
+          <w:lang w:eastAsia="ko-KR"/>
+        </w:rPr>
+        <w:t>주관부서</w:t>
+      </w:r>
+      <w:r>
+        <w:rPr>
+          <w:lang w:eastAsia="ko-KR"/>
+        </w:rPr>
+        <w:t xml:space="preserve"> </w:t>
+      </w:r>
+      <w:r>
+        <w:rPr>
+          <w:rFonts w:eastAsia="맑은 고딕" w:cs="맑은 고딕" w:hint="eastAsia"/>
+          <w:lang w:eastAsia="ko-KR"/>
+        </w:rPr>
+        <w:t>매칭</w:t>
+      </w:r>
+      <w:r>
+        <w:rPr>
+          <w:lang w:eastAsia="ko-KR"/>
+        </w:rPr>
+        <w:t xml:space="preserve"> </w:t>
+      </w:r>
+      <w:r>
+        <w:rPr>
+          <w:rFonts w:eastAsia="맑은 고딕" w:cs="맑은 고딕" w:hint="eastAsia"/>
+          <w:lang w:eastAsia="ko-KR"/>
+        </w:rPr>
+        <w:t>정확도는</w:t>
+      </w:r>
+      <w:r>
+        <w:rPr>
+          <w:lang w:eastAsia="ko-KR"/>
+        </w:rPr>
+        <w:t xml:space="preserve"> 63%</w:t>
+      </w:r>
+      <w:r>
+        <w:rPr>
+          <w:rFonts w:eastAsia="맑은 고딕" w:cs="맑은 고딕" w:hint="eastAsia"/>
+          <w:lang w:eastAsia="ko-KR"/>
+        </w:rPr>
+        <w:t>에서</w:t>
+      </w:r>
+      <w:r>
+        <w:rPr>
+          <w:lang w:eastAsia="ko-KR"/>
+        </w:rPr>
+        <w:t xml:space="preserve"> 79%</w:t>
+      </w:r>
+      <w:r>
+        <w:rPr>
+          <w:rFonts w:eastAsia="맑은 고딕" w:cs="맑은 고딕" w:hint="eastAsia"/>
+          <w:lang w:eastAsia="ko-KR"/>
+        </w:rPr>
+        <w:t>로</w:t>
+      </w:r>
+      <w:r>
+        <w:rPr>
+          <w:lang w:eastAsia="ko-KR"/>
+        </w:rPr>
+        <w:t xml:space="preserve">, </w:t>
+      </w:r>
+      <w:r>
+        <w:rPr>
+          <w:rFonts w:eastAsia="맑은 고딕" w:cs="맑은 고딕" w:hint="eastAsia"/>
+          <w:lang w:eastAsia="ko-KR"/>
+        </w:rPr>
+        <w:t>협업부서</w:t>
+      </w:r>
+      <w:r>
+        <w:rPr>
+          <w:lang w:eastAsia="ko-KR"/>
+        </w:rPr>
+        <w:t xml:space="preserve"> </w:t>
+      </w:r>
+      <w:r>
+        <w:rPr>
+          <w:rFonts w:eastAsia="맑은 고딕" w:cs="맑은 고딕" w:hint="eastAsia"/>
+          <w:lang w:eastAsia="ko-KR"/>
+        </w:rPr>
+        <w:t>정확도는</w:t>
+      </w:r>
+      <w:r>
+        <w:rPr>
+          <w:lang w:eastAsia="ko-KR"/>
+        </w:rPr>
+        <w:t xml:space="preserve"> 45%</w:t>
+      </w:r>
+      <w:r>
+        <w:rPr>
+          <w:rFonts w:eastAsia="맑은 고딕" w:cs="맑은 고딕" w:hint="eastAsia"/>
+          <w:lang w:eastAsia="ko-KR"/>
+        </w:rPr>
+        <w:t>에서</w:t>
+      </w:r>
+      <w:r>
+        <w:rPr>
+          <w:lang w:eastAsia="ko-KR"/>
+        </w:rPr>
+        <w:t xml:space="preserve"> 89%</w:t>
+      </w:r>
+      <w:r>
+        <w:rPr>
+          <w:rFonts w:eastAsia="맑은 고딕" w:cs="맑은 고딕" w:hint="eastAsia"/>
+          <w:lang w:eastAsia="ko-KR"/>
+        </w:rPr>
+        <w:t>로</w:t>
+      </w:r>
+      <w:r>
+        <w:rPr>
+          <w:lang w:eastAsia="ko-KR"/>
+        </w:rPr>
+        <w:t xml:space="preserve"> </w:t>
+      </w:r>
+      <w:r>
+        <w:rPr>
+          <w:rFonts w:eastAsia="맑은 고딕" w:cs="맑은 고딕" w:hint="eastAsia"/>
+          <w:lang w:eastAsia="ko-KR"/>
+        </w:rPr>
+        <w:t>개선되었습니다</w:t>
       </w:r>
       <w:r>
         <w:rPr>
@@ -4756,135 +6296,70 @@
     </w:p>
     <w:p>
       <w:pPr>
+        <w:ind w:firstLineChars="100" w:firstLine="210"/>
         <w:rPr>
           <w:lang w:eastAsia="ko-KR"/>
         </w:rPr>
       </w:pPr>
       <w:r>
         <w:rPr>
-          <w:lang w:eastAsia="ko-KR"/>
-        </w:rPr>
-        <w:t>평가에는</w:t>
-      </w:r>
-      <w:r>
-        <w:rPr>
-          <w:lang w:eastAsia="ko-KR"/>
-        </w:rPr>
-        <w:t xml:space="preserve"> </w:t>
-      </w:r>
-      <w:r>
-        <w:rPr>
-          <w:lang w:eastAsia="ko-KR"/>
-        </w:rPr>
-        <w:t>투자</w:t>
-      </w:r>
-      <w:r>
-        <w:rPr>
-          <w:lang w:eastAsia="ko-KR"/>
-        </w:rPr>
-        <w:t>·</w:t>
-      </w:r>
-      <w:r>
-        <w:rPr>
-          <w:lang w:eastAsia="ko-KR"/>
-        </w:rPr>
-        <w:t>회계</w:t>
-      </w:r>
-      <w:r>
-        <w:rPr>
-          <w:lang w:eastAsia="ko-KR"/>
-        </w:rPr>
-        <w:t xml:space="preserve"> </w:t>
-      </w:r>
-      <w:r>
-        <w:rPr>
-          <w:lang w:eastAsia="ko-KR"/>
-        </w:rPr>
-        <w:t>분야의</w:t>
-      </w:r>
-      <w:r>
-        <w:rPr>
-          <w:lang w:eastAsia="ko-KR"/>
-        </w:rPr>
-        <w:t xml:space="preserve"> </w:t>
-      </w:r>
-      <w:r>
-        <w:rPr>
-          <w:lang w:eastAsia="ko-KR"/>
-        </w:rPr>
-        <w:t>대표</w:t>
-      </w:r>
-      <w:r>
-        <w:rPr>
-          <w:lang w:eastAsia="ko-KR"/>
-        </w:rPr>
-        <w:t xml:space="preserve"> </w:t>
-      </w:r>
-      <w:r>
-        <w:rPr>
-          <w:lang w:eastAsia="ko-KR"/>
-        </w:rPr>
-        <w:t>질의를</w:t>
-      </w:r>
-      <w:r>
-        <w:rPr>
-          <w:lang w:eastAsia="ko-KR"/>
-        </w:rPr>
-        <w:t xml:space="preserve"> </w:t>
-      </w:r>
-      <w:r>
-        <w:rPr>
-          <w:lang w:eastAsia="ko-KR"/>
-        </w:rPr>
-        <w:t>중심으로</w:t>
-      </w:r>
-      <w:r>
-        <w:rPr>
-          <w:lang w:eastAsia="ko-KR"/>
-        </w:rPr>
-        <w:t xml:space="preserve"> </w:t>
-      </w:r>
-      <w:r>
-        <w:rPr>
-          <w:lang w:eastAsia="ko-KR"/>
-        </w:rPr>
-        <w:t>총</w:t>
-      </w:r>
-      <w:r>
-        <w:rPr>
-          <w:lang w:eastAsia="ko-KR"/>
-        </w:rPr>
-        <w:t xml:space="preserve"> 19</w:t>
-      </w:r>
-      <w:r>
-        <w:rPr>
-          <w:lang w:eastAsia="ko-KR"/>
-        </w:rPr>
-        <w:t>개의</w:t>
-      </w:r>
-      <w:r>
-        <w:rPr>
-          <w:lang w:eastAsia="ko-KR"/>
-        </w:rPr>
-        <w:t xml:space="preserve"> </w:t>
-      </w:r>
-      <w:r>
-        <w:rPr>
-          <w:lang w:eastAsia="ko-KR"/>
-        </w:rPr>
-        <w:t>테스트셋을</w:t>
-      </w:r>
-      <w:r>
-        <w:rPr>
-          <w:lang w:eastAsia="ko-KR"/>
-        </w:rPr>
-        <w:t xml:space="preserve"> </w:t>
-      </w:r>
-      <w:r>
-        <w:rPr>
-          <w:lang w:eastAsia="ko-KR"/>
-        </w:rPr>
-        <w:t>사용했습니다</w:t>
+          <w:rFonts w:eastAsia="맑은 고딕" w:cs="맑은 고딕" w:hint="eastAsia"/>
+          <w:lang w:eastAsia="ko-KR"/>
+        </w:rPr>
+        <w:lastRenderedPageBreak/>
+        <w:t>추가로</w:t>
+      </w:r>
+      <w:r>
+        <w:rPr>
+          <w:lang w:eastAsia="ko-KR"/>
+        </w:rPr>
+        <w:t xml:space="preserve"> </w:t>
+      </w:r>
+      <w:r>
+        <w:rPr>
+          <w:rFonts w:eastAsia="맑은 고딕" w:cs="맑은 고딕" w:hint="eastAsia"/>
+          <w:lang w:eastAsia="ko-KR"/>
+        </w:rPr>
+        <w:t>모델</w:t>
+      </w:r>
+      <w:r>
+        <w:rPr>
+          <w:lang w:eastAsia="ko-KR"/>
+        </w:rPr>
+        <w:t xml:space="preserve"> </w:t>
+      </w:r>
+      <w:r>
+        <w:rPr>
+          <w:rFonts w:eastAsia="맑은 고딕" w:cs="맑은 고딕" w:hint="eastAsia"/>
+          <w:lang w:eastAsia="ko-KR"/>
+        </w:rPr>
+        <w:t>교체</w:t>
+      </w:r>
+      <w:r>
+        <w:rPr>
+          <w:lang w:eastAsia="ko-KR"/>
+        </w:rPr>
+        <w:t xml:space="preserve"> </w:t>
+      </w:r>
+      <w:r>
+        <w:rPr>
+          <w:rFonts w:eastAsia="맑은 고딕" w:cs="맑은 고딕" w:hint="eastAsia"/>
+          <w:lang w:eastAsia="ko-KR"/>
+        </w:rPr>
+        <w:t>실험도</w:t>
+      </w:r>
+      <w:r>
+        <w:rPr>
+          <w:lang w:eastAsia="ko-KR"/>
+        </w:rPr>
+        <w:t xml:space="preserve"> </w:t>
+      </w:r>
+      <w:r>
+        <w:rPr>
+          <w:rFonts w:eastAsia="맑은 고딕" w:cs="맑은 고딕" w:hint="eastAsia"/>
+          <w:lang w:eastAsia="ko-KR"/>
+        </w:rPr>
+        <w:t>진행했습니다</w:t>
       </w:r>
       <w:r>
         <w:rPr>
@@ -4894,33 +6369,114 @@
       </w:r>
       <w:r>
         <w:rPr>
-          <w:lang w:eastAsia="ko-KR"/>
-        </w:rPr>
-        <w:t>주관부서가</w:t>
-      </w:r>
-      <w:r>
-        <w:rPr>
-          <w:lang w:eastAsia="ko-KR"/>
-        </w:rPr>
-        <w:t xml:space="preserve"> </w:t>
-      </w:r>
-      <w:r>
-        <w:rPr>
-          <w:lang w:eastAsia="ko-KR"/>
-        </w:rPr>
-        <w:t>정답과</w:t>
-      </w:r>
-      <w:r>
-        <w:rPr>
-          <w:lang w:eastAsia="ko-KR"/>
-        </w:rPr>
-        <w:t xml:space="preserve"> </w:t>
-      </w:r>
-      <w:r>
-        <w:rPr>
-          <w:lang w:eastAsia="ko-KR"/>
-        </w:rPr>
-        <w:t>일치하는지</w:t>
+          <w:rFonts w:eastAsia="맑은 고딕" w:cs="맑은 고딕" w:hint="eastAsia"/>
+          <w:lang w:eastAsia="ko-KR"/>
+        </w:rPr>
+        <w:t>주관부서</w:t>
+      </w:r>
+      <w:r>
+        <w:rPr>
+          <w:lang w:eastAsia="ko-KR"/>
+        </w:rPr>
+        <w:t xml:space="preserve"> </w:t>
+      </w:r>
+      <w:r>
+        <w:rPr>
+          <w:rFonts w:eastAsia="맑은 고딕" w:cs="맑은 고딕" w:hint="eastAsia"/>
+          <w:lang w:eastAsia="ko-KR"/>
+        </w:rPr>
+        <w:t>정확도는</w:t>
+      </w:r>
+      <w:r>
+        <w:rPr>
+          <w:lang w:eastAsia="ko-KR"/>
+        </w:rPr>
+        <w:t xml:space="preserve"> 95%</w:t>
+      </w:r>
+      <w:r>
+        <w:rPr>
+          <w:rFonts w:eastAsia="맑은 고딕" w:cs="맑은 고딕" w:hint="eastAsia"/>
+          <w:lang w:eastAsia="ko-KR"/>
+        </w:rPr>
+        <w:t>까지</w:t>
+      </w:r>
+      <w:r>
+        <w:rPr>
+          <w:lang w:eastAsia="ko-KR"/>
+        </w:rPr>
+        <w:t xml:space="preserve"> </w:t>
+      </w:r>
+      <w:r>
+        <w:rPr>
+          <w:rFonts w:eastAsia="맑은 고딕" w:cs="맑은 고딕" w:hint="eastAsia"/>
+          <w:lang w:eastAsia="ko-KR"/>
+        </w:rPr>
+        <w:t>높아지고</w:t>
+      </w:r>
+      <w:r>
+        <w:rPr>
+          <w:lang w:eastAsia="ko-KR"/>
+        </w:rPr>
+        <w:t xml:space="preserve"> </w:t>
+      </w:r>
+      <w:r>
+        <w:rPr>
+          <w:rFonts w:eastAsia="맑은 고딕" w:cs="맑은 고딕" w:hint="eastAsia"/>
+          <w:lang w:eastAsia="ko-KR"/>
+        </w:rPr>
+        <w:t>응답</w:t>
+      </w:r>
+      <w:r>
+        <w:rPr>
+          <w:lang w:eastAsia="ko-KR"/>
+        </w:rPr>
+        <w:t xml:space="preserve"> </w:t>
+      </w:r>
+      <w:r>
+        <w:rPr>
+          <w:rFonts w:eastAsia="맑은 고딕" w:cs="맑은 고딕" w:hint="eastAsia"/>
+          <w:lang w:eastAsia="ko-KR"/>
+        </w:rPr>
+        <w:t>속도도</w:t>
+      </w:r>
+      <w:r>
+        <w:rPr>
+          <w:lang w:eastAsia="ko-KR"/>
+        </w:rPr>
+        <w:t xml:space="preserve"> </w:t>
+      </w:r>
+      <w:r>
+        <w:rPr>
+          <w:rFonts w:eastAsia="맑은 고딕" w:cs="맑은 고딕" w:hint="eastAsia"/>
+          <w:lang w:eastAsia="ko-KR"/>
+        </w:rPr>
+        <w:t>약</w:t>
+      </w:r>
+      <w:r>
+        <w:rPr>
+          <w:lang w:eastAsia="ko-KR"/>
+        </w:rPr>
+        <w:t xml:space="preserve"> 2</w:t>
+      </w:r>
+      <w:r>
+        <w:rPr>
+          <w:rFonts w:eastAsia="맑은 고딕" w:cs="맑은 고딕" w:hint="eastAsia"/>
+          <w:lang w:eastAsia="ko-KR"/>
+        </w:rPr>
+        <w:t>배</w:t>
+      </w:r>
+      <w:r>
+        <w:rPr>
+          <w:lang w:eastAsia="ko-KR"/>
+        </w:rPr>
+        <w:t xml:space="preserve"> </w:t>
+      </w:r>
+      <w:r>
+        <w:rPr>
+          <w:rFonts w:eastAsia="맑은 고딕" w:cs="맑은 고딕" w:hint="eastAsia"/>
+          <w:lang w:eastAsia="ko-KR"/>
+        </w:rPr>
+        <w:t>빨라졌지만</w:t>
       </w:r>
       <w:r>
         <w:rPr>
@@ -4930,117 +6486,49 @@
       </w:r>
       <w:r>
         <w:rPr>
-          <w:lang w:eastAsia="ko-KR"/>
-        </w:rPr>
-        <w:t>협업부서를</w:t>
-      </w:r>
-      <w:r>
-        <w:rPr>
-          <w:lang w:eastAsia="ko-KR"/>
-        </w:rPr>
-        <w:t xml:space="preserve"> </w:t>
-      </w:r>
-      <w:r>
-        <w:rPr>
-          <w:lang w:eastAsia="ko-KR"/>
-        </w:rPr>
-        <w:t>적절하게</w:t>
-      </w:r>
-      <w:r>
-        <w:rPr>
-          <w:lang w:eastAsia="ko-KR"/>
-        </w:rPr>
-        <w:t xml:space="preserve"> </w:t>
-      </w:r>
-      <w:r>
-        <w:rPr>
-          <w:lang w:eastAsia="ko-KR"/>
-        </w:rPr>
-        <w:t>포함했는지</w:t>
-      </w:r>
-      <w:r>
-        <w:rPr>
-          <w:lang w:eastAsia="ko-KR"/>
-        </w:rPr>
-        <w:t xml:space="preserve">, </w:t>
-      </w:r>
-      <w:r>
-        <w:rPr>
-          <w:lang w:eastAsia="ko-KR"/>
-        </w:rPr>
-        <w:t>그리고</w:t>
-      </w:r>
-      <w:r>
-        <w:rPr>
-          <w:lang w:eastAsia="ko-KR"/>
-        </w:rPr>
-        <w:t xml:space="preserve"> </w:t>
-      </w:r>
-      <w:r>
-        <w:rPr>
-          <w:lang w:eastAsia="ko-KR"/>
-        </w:rPr>
-        <w:t>추가</w:t>
-      </w:r>
-      <w:r>
-        <w:rPr>
-          <w:lang w:eastAsia="ko-KR"/>
-        </w:rPr>
-        <w:t xml:space="preserve"> </w:t>
-      </w:r>
-      <w:r>
-        <w:rPr>
-          <w:lang w:eastAsia="ko-KR"/>
-        </w:rPr>
-        <w:t>확인이</w:t>
-      </w:r>
-      <w:r>
-        <w:rPr>
-          <w:lang w:eastAsia="ko-KR"/>
-        </w:rPr>
-        <w:t xml:space="preserve"> </w:t>
-      </w:r>
-      <w:r>
-        <w:rPr>
-          <w:lang w:eastAsia="ko-KR"/>
-        </w:rPr>
-        <w:t>필요한</w:t>
-      </w:r>
-      <w:r>
-        <w:rPr>
-          <w:lang w:eastAsia="ko-KR"/>
-        </w:rPr>
-        <w:t xml:space="preserve"> </w:t>
-      </w:r>
-      <w:r>
-        <w:rPr>
-          <w:lang w:eastAsia="ko-KR"/>
-        </w:rPr>
-        <w:t>질문을</w:t>
-      </w:r>
-      <w:r>
-        <w:rPr>
-          <w:lang w:eastAsia="ko-KR"/>
-        </w:rPr>
-        <w:t xml:space="preserve"> </w:t>
-      </w:r>
-      <w:r>
-        <w:rPr>
-          <w:lang w:eastAsia="ko-KR"/>
-        </w:rPr>
-        <w:t>구분했는지를</w:t>
-      </w:r>
-      <w:r>
-        <w:rPr>
-          <w:lang w:eastAsia="ko-KR"/>
-        </w:rPr>
-        <w:t xml:space="preserve"> </w:t>
-      </w:r>
-      <w:r>
-        <w:rPr>
-          <w:lang w:eastAsia="ko-KR"/>
-        </w:rPr>
-        <w:t>평가했습니다</w:t>
+          <w:rFonts w:eastAsia="맑은 고딕" w:cs="맑은 고딕" w:hint="eastAsia"/>
+          <w:lang w:eastAsia="ko-KR"/>
+        </w:rPr>
+        <w:t>협업부서</w:t>
+      </w:r>
+      <w:r>
+        <w:rPr>
+          <w:lang w:eastAsia="ko-KR"/>
+        </w:rPr>
+        <w:t xml:space="preserve"> </w:t>
+      </w:r>
+      <w:r>
+        <w:rPr>
+          <w:rFonts w:eastAsia="맑은 고딕" w:cs="맑은 고딕" w:hint="eastAsia"/>
+          <w:lang w:eastAsia="ko-KR"/>
+        </w:rPr>
+        <w:t>정확도는</w:t>
+      </w:r>
+      <w:r>
+        <w:rPr>
+          <w:lang w:eastAsia="ko-KR"/>
+        </w:rPr>
+        <w:t xml:space="preserve"> 82%</w:t>
+      </w:r>
+      <w:r>
+        <w:rPr>
+          <w:rFonts w:eastAsia="맑은 고딕" w:cs="맑은 고딕" w:hint="eastAsia"/>
+          <w:lang w:eastAsia="ko-KR"/>
+        </w:rPr>
+        <w:t>로</w:t>
+      </w:r>
+      <w:r>
+        <w:rPr>
+          <w:lang w:eastAsia="ko-KR"/>
+        </w:rPr>
+        <w:t xml:space="preserve"> </w:t>
+      </w:r>
+      <w:r>
+        <w:rPr>
+          <w:rFonts w:eastAsia="맑은 고딕" w:cs="맑은 고딕" w:hint="eastAsia"/>
+          <w:lang w:eastAsia="ko-KR"/>
+        </w:rPr>
+        <w:t>낮아졌습니다</w:t>
       </w:r>
       <w:r>
         <w:rPr>
@@ -5048,629 +6536,15 @@
         </w:rPr>
         <w:t>.</w:t>
       </w:r>
-    </w:p>
-    <w:p>
-      <w:pPr>
-        <w:rPr>
-          <w:lang w:eastAsia="ko-KR"/>
-        </w:rPr>
-      </w:pPr>
-      <w:r>
-        <w:rPr>
-          <w:lang w:eastAsia="ko-KR"/>
-        </w:rPr>
-        <w:t>LangSmith</w:t>
-      </w:r>
-      <w:r>
-        <w:rPr>
-          <w:rFonts w:eastAsia="맑은 고딕" w:hint="eastAsia"/>
-          <w:lang w:eastAsia="ko-KR"/>
-        </w:rPr>
-        <w:t>를 활용해</w:t>
-      </w:r>
-      <w:r>
-        <w:rPr>
-          <w:lang w:eastAsia="ko-KR"/>
-        </w:rPr>
-        <w:t xml:space="preserve"> </w:t>
-      </w:r>
-      <w:r>
-        <w:rPr>
-          <w:lang w:eastAsia="ko-KR"/>
-        </w:rPr>
-        <w:t>질문</w:t>
-      </w:r>
-      <w:r>
-        <w:rPr>
-          <w:lang w:eastAsia="ko-KR"/>
-        </w:rPr>
-        <w:t xml:space="preserve">, </w:t>
-      </w:r>
-      <w:r>
-        <w:rPr>
-          <w:lang w:eastAsia="ko-KR"/>
-        </w:rPr>
-        <w:t>검색</w:t>
-      </w:r>
-      <w:r>
-        <w:rPr>
-          <w:lang w:eastAsia="ko-KR"/>
-        </w:rPr>
-        <w:t xml:space="preserve"> </w:t>
-      </w:r>
-      <w:r>
-        <w:rPr>
-          <w:lang w:eastAsia="ko-KR"/>
-        </w:rPr>
-        <w:t>결과</w:t>
-      </w:r>
-      <w:r>
-        <w:rPr>
-          <w:lang w:eastAsia="ko-KR"/>
-        </w:rPr>
-        <w:t xml:space="preserve">, </w:t>
-      </w:r>
-      <w:r>
-        <w:rPr>
-          <w:lang w:eastAsia="ko-KR"/>
-        </w:rPr>
-        <w:t>최종</w:t>
-      </w:r>
-      <w:r>
-        <w:rPr>
-          <w:lang w:eastAsia="ko-KR"/>
-        </w:rPr>
-        <w:t xml:space="preserve"> </w:t>
-      </w:r>
-      <w:r>
-        <w:rPr>
-          <w:lang w:eastAsia="ko-KR"/>
-        </w:rPr>
-        <w:t>답변</w:t>
-      </w:r>
-      <w:r>
-        <w:rPr>
-          <w:lang w:eastAsia="ko-KR"/>
-        </w:rPr>
-        <w:t xml:space="preserve"> </w:t>
-      </w:r>
-      <w:r>
-        <w:rPr>
-          <w:lang w:eastAsia="ko-KR"/>
-        </w:rPr>
-        <w:t>과정을</w:t>
-      </w:r>
-      <w:r>
-        <w:rPr>
-          <w:lang w:eastAsia="ko-KR"/>
-        </w:rPr>
-        <w:t xml:space="preserve"> </w:t>
-      </w:r>
-      <w:r>
-        <w:rPr>
-          <w:lang w:eastAsia="ko-KR"/>
-        </w:rPr>
-        <w:t>한</w:t>
-      </w:r>
-      <w:r>
-        <w:rPr>
-          <w:lang w:eastAsia="ko-KR"/>
-        </w:rPr>
-        <w:t xml:space="preserve"> </w:t>
-      </w:r>
-      <w:r>
-        <w:rPr>
-          <w:lang w:eastAsia="ko-KR"/>
-        </w:rPr>
-        <w:t>번에</w:t>
-      </w:r>
-      <w:r>
-        <w:rPr>
-          <w:lang w:eastAsia="ko-KR"/>
-        </w:rPr>
-        <w:t xml:space="preserve"> </w:t>
-      </w:r>
-      <w:r>
-        <w:rPr>
-          <w:lang w:eastAsia="ko-KR"/>
-        </w:rPr>
-        <w:t>추적할</w:t>
-      </w:r>
-      <w:r>
-        <w:rPr>
-          <w:lang w:eastAsia="ko-KR"/>
-        </w:rPr>
-        <w:t xml:space="preserve"> </w:t>
-      </w:r>
-      <w:r>
-        <w:rPr>
-          <w:lang w:eastAsia="ko-KR"/>
-        </w:rPr>
-        <w:t>수</w:t>
-      </w:r>
-      <w:r>
-        <w:rPr>
-          <w:lang w:eastAsia="ko-KR"/>
-        </w:rPr>
-        <w:t xml:space="preserve"> </w:t>
-      </w:r>
-      <w:r>
-        <w:rPr>
-          <w:lang w:eastAsia="ko-KR"/>
-        </w:rPr>
-        <w:t>있도록</w:t>
-      </w:r>
-      <w:r>
-        <w:rPr>
-          <w:lang w:eastAsia="ko-KR"/>
-        </w:rPr>
-        <w:t xml:space="preserve"> </w:t>
-      </w:r>
-      <w:r>
-        <w:rPr>
-          <w:lang w:eastAsia="ko-KR"/>
-        </w:rPr>
-        <w:t>구성했습니다</w:t>
-      </w:r>
-      <w:r>
-        <w:rPr>
-          <w:lang w:eastAsia="ko-KR"/>
-        </w:rPr>
-        <w:t xml:space="preserve">. </w:t>
-      </w:r>
-      <w:r>
-        <w:rPr>
-          <w:lang w:eastAsia="ko-KR"/>
-        </w:rPr>
-        <w:t>그래서</w:t>
-      </w:r>
-      <w:r>
-        <w:rPr>
-          <w:lang w:eastAsia="ko-KR"/>
-        </w:rPr>
-        <w:t xml:space="preserve"> </w:t>
-      </w:r>
-      <w:r>
-        <w:rPr>
-          <w:lang w:eastAsia="ko-KR"/>
-        </w:rPr>
-        <w:t>결과가</w:t>
-      </w:r>
-      <w:r>
-        <w:rPr>
-          <w:lang w:eastAsia="ko-KR"/>
-        </w:rPr>
-        <w:t xml:space="preserve"> </w:t>
-      </w:r>
-      <w:r>
-        <w:rPr>
-          <w:lang w:eastAsia="ko-KR"/>
-        </w:rPr>
-        <w:t>틀렸을</w:t>
-      </w:r>
-      <w:r>
-        <w:rPr>
-          <w:lang w:eastAsia="ko-KR"/>
-        </w:rPr>
-        <w:t xml:space="preserve"> </w:t>
-      </w:r>
-      <w:r>
-        <w:rPr>
-          <w:lang w:eastAsia="ko-KR"/>
-        </w:rPr>
-        <w:t>때</w:t>
-      </w:r>
-      <w:r>
-        <w:rPr>
-          <w:lang w:eastAsia="ko-KR"/>
-        </w:rPr>
-        <w:t xml:space="preserve"> </w:t>
-      </w:r>
-      <w:r>
-        <w:rPr>
-          <w:lang w:eastAsia="ko-KR"/>
-        </w:rPr>
-        <w:t>단순히</w:t>
-      </w:r>
-      <w:r>
-        <w:rPr>
-          <w:lang w:eastAsia="ko-KR"/>
-        </w:rPr>
-        <w:t xml:space="preserve"> </w:t>
-      </w:r>
-      <w:r>
-        <w:rPr>
-          <w:lang w:eastAsia="ko-KR"/>
-        </w:rPr>
-        <w:t>답변이</w:t>
-      </w:r>
-      <w:r>
-        <w:rPr>
-          <w:lang w:eastAsia="ko-KR"/>
-        </w:rPr>
-        <w:t xml:space="preserve"> </w:t>
-      </w:r>
-      <w:r>
-        <w:rPr>
-          <w:lang w:eastAsia="ko-KR"/>
-        </w:rPr>
-        <w:t>틀렸다고</w:t>
-      </w:r>
-      <w:r>
-        <w:rPr>
-          <w:lang w:eastAsia="ko-KR"/>
-        </w:rPr>
-        <w:t xml:space="preserve"> </w:t>
-      </w:r>
-      <w:r>
-        <w:rPr>
-          <w:lang w:eastAsia="ko-KR"/>
-        </w:rPr>
-        <w:t>보는</w:t>
-      </w:r>
-      <w:r>
-        <w:rPr>
-          <w:lang w:eastAsia="ko-KR"/>
-        </w:rPr>
-        <w:t xml:space="preserve"> </w:t>
-      </w:r>
-      <w:r>
-        <w:rPr>
-          <w:lang w:eastAsia="ko-KR"/>
-        </w:rPr>
-        <w:t>것이</w:t>
-      </w:r>
-      <w:r>
-        <w:rPr>
-          <w:lang w:eastAsia="ko-KR"/>
-        </w:rPr>
-        <w:t xml:space="preserve"> </w:t>
-      </w:r>
-      <w:r>
-        <w:rPr>
-          <w:lang w:eastAsia="ko-KR"/>
-        </w:rPr>
-        <w:t>아니라</w:t>
-      </w:r>
-      <w:r>
-        <w:rPr>
-          <w:lang w:eastAsia="ko-KR"/>
-        </w:rPr>
-        <w:t xml:space="preserve">, </w:t>
-      </w:r>
-      <w:r>
-        <w:rPr>
-          <w:lang w:eastAsia="ko-KR"/>
-        </w:rPr>
-        <w:t>검색</w:t>
-      </w:r>
-      <w:r>
-        <w:rPr>
-          <w:lang w:eastAsia="ko-KR"/>
-        </w:rPr>
-        <w:t xml:space="preserve"> </w:t>
-      </w:r>
-      <w:r>
-        <w:rPr>
-          <w:lang w:eastAsia="ko-KR"/>
-        </w:rPr>
-        <w:t>단계에서</w:t>
-      </w:r>
-      <w:r>
-        <w:rPr>
-          <w:lang w:eastAsia="ko-KR"/>
-        </w:rPr>
-        <w:t xml:space="preserve"> </w:t>
-      </w:r>
-      <w:r>
-        <w:rPr>
-          <w:lang w:eastAsia="ko-KR"/>
-        </w:rPr>
-        <w:t>문제가</w:t>
-      </w:r>
-      <w:r>
-        <w:rPr>
-          <w:lang w:eastAsia="ko-KR"/>
-        </w:rPr>
-        <w:t xml:space="preserve"> </w:t>
-      </w:r>
-      <w:r>
-        <w:rPr>
-          <w:lang w:eastAsia="ko-KR"/>
-        </w:rPr>
-        <w:t>있었는지</w:t>
-      </w:r>
-      <w:r>
-        <w:rPr>
-          <w:lang w:eastAsia="ko-KR"/>
-        </w:rPr>
-        <w:t xml:space="preserve">, </w:t>
-      </w:r>
-      <w:r>
-        <w:rPr>
-          <w:lang w:eastAsia="ko-KR"/>
-        </w:rPr>
-        <w:t>부서</w:t>
-      </w:r>
-      <w:r>
-        <w:rPr>
-          <w:lang w:eastAsia="ko-KR"/>
-        </w:rPr>
-        <w:t xml:space="preserve"> </w:t>
-      </w:r>
-      <w:r>
-        <w:rPr>
-          <w:lang w:eastAsia="ko-KR"/>
-        </w:rPr>
-        <w:t>판정</w:t>
-      </w:r>
-      <w:r>
-        <w:rPr>
-          <w:lang w:eastAsia="ko-KR"/>
-        </w:rPr>
-        <w:t xml:space="preserve"> </w:t>
-      </w:r>
-      <w:r>
-        <w:rPr>
-          <w:lang w:eastAsia="ko-KR"/>
-        </w:rPr>
-        <w:t>과정에서</w:t>
-      </w:r>
-      <w:r>
-        <w:rPr>
-          <w:lang w:eastAsia="ko-KR"/>
-        </w:rPr>
-        <w:t xml:space="preserve"> </w:t>
-      </w:r>
-      <w:r>
-        <w:rPr>
-          <w:lang w:eastAsia="ko-KR"/>
-        </w:rPr>
-        <w:t>문제가</w:t>
-      </w:r>
-      <w:r>
-        <w:rPr>
-          <w:lang w:eastAsia="ko-KR"/>
-        </w:rPr>
-        <w:t xml:space="preserve"> </w:t>
-      </w:r>
-      <w:r>
-        <w:rPr>
-          <w:lang w:eastAsia="ko-KR"/>
-        </w:rPr>
-        <w:t>있었는지</w:t>
-      </w:r>
-      <w:r>
-        <w:rPr>
-          <w:lang w:eastAsia="ko-KR"/>
-        </w:rPr>
-        <w:t xml:space="preserve"> </w:t>
-      </w:r>
-      <w:r>
-        <w:rPr>
-          <w:lang w:eastAsia="ko-KR"/>
-        </w:rPr>
-        <w:t>나누어</w:t>
-      </w:r>
-      <w:r>
-        <w:rPr>
-          <w:lang w:eastAsia="ko-KR"/>
-        </w:rPr>
-        <w:t xml:space="preserve"> </w:t>
-      </w:r>
-      <w:r>
-        <w:rPr>
-          <w:lang w:eastAsia="ko-KR"/>
-        </w:rPr>
-        <w:t>확인할</w:t>
-      </w:r>
-      <w:r>
-        <w:rPr>
-          <w:lang w:eastAsia="ko-KR"/>
-        </w:rPr>
-        <w:t xml:space="preserve"> </w:t>
-      </w:r>
-      <w:r>
-        <w:rPr>
-          <w:lang w:eastAsia="ko-KR"/>
-        </w:rPr>
-        <w:t>수</w:t>
-      </w:r>
-      <w:r>
-        <w:rPr>
-          <w:lang w:eastAsia="ko-KR"/>
-        </w:rPr>
-        <w:t xml:space="preserve"> </w:t>
-      </w:r>
-      <w:r>
-        <w:rPr>
-          <w:lang w:eastAsia="ko-KR"/>
-        </w:rPr>
-        <w:t>있었습니다</w:t>
-      </w:r>
-      <w:r>
-        <w:rPr>
-          <w:lang w:eastAsia="ko-KR"/>
-        </w:rPr>
-        <w:t>.</w:t>
-      </w:r>
-    </w:p>
-    <w:p>
-      <w:pPr>
-        <w:rPr>
-          <w:lang w:eastAsia="ko-KR"/>
-        </w:rPr>
-      </w:pPr>
-      <w:r>
-        <w:rPr>
-          <w:lang w:eastAsia="ko-KR"/>
-        </w:rPr>
-        <w:t>개선</w:t>
-      </w:r>
-      <w:r>
-        <w:rPr>
-          <w:lang w:eastAsia="ko-KR"/>
-        </w:rPr>
-        <w:t xml:space="preserve"> </w:t>
-      </w:r>
-      <w:r>
-        <w:rPr>
-          <w:lang w:eastAsia="ko-KR"/>
-        </w:rPr>
-        <w:t>결과를</w:t>
-      </w:r>
-      <w:r>
-        <w:rPr>
-          <w:lang w:eastAsia="ko-KR"/>
-        </w:rPr>
-        <w:t xml:space="preserve"> </w:t>
-      </w:r>
-      <w:r>
-        <w:rPr>
-          <w:lang w:eastAsia="ko-KR"/>
-        </w:rPr>
-        <w:t>보면</w:t>
-      </w:r>
-      <w:r>
-        <w:rPr>
-          <w:lang w:eastAsia="ko-KR"/>
-        </w:rPr>
-        <w:t xml:space="preserve"> </w:t>
-      </w:r>
-      <w:r>
-        <w:rPr>
-          <w:lang w:eastAsia="ko-KR"/>
-        </w:rPr>
-        <w:t>종합</w:t>
-      </w:r>
-      <w:r>
-        <w:rPr>
-          <w:lang w:eastAsia="ko-KR"/>
-        </w:rPr>
-        <w:t xml:space="preserve"> </w:t>
-      </w:r>
-      <w:r>
-        <w:rPr>
-          <w:lang w:eastAsia="ko-KR"/>
-        </w:rPr>
-        <w:t>정답률은</w:t>
-      </w:r>
-      <w:r>
-        <w:rPr>
-          <w:lang w:eastAsia="ko-KR"/>
-        </w:rPr>
-        <w:t xml:space="preserve"> 37%</w:t>
-      </w:r>
-      <w:r>
-        <w:rPr>
-          <w:lang w:eastAsia="ko-KR"/>
-        </w:rPr>
-        <w:t>에서</w:t>
-      </w:r>
-      <w:r>
-        <w:rPr>
-          <w:lang w:eastAsia="ko-KR"/>
-        </w:rPr>
-        <w:t xml:space="preserve"> 58%, </w:t>
-      </w:r>
-      <w:r>
-        <w:rPr>
-          <w:lang w:eastAsia="ko-KR"/>
-        </w:rPr>
-        <w:t>다시</w:t>
-      </w:r>
-      <w:r>
-        <w:rPr>
-          <w:lang w:eastAsia="ko-KR"/>
-        </w:rPr>
-        <w:t xml:space="preserve"> 68%</w:t>
-      </w:r>
-      <w:r>
-        <w:rPr>
-          <w:lang w:eastAsia="ko-KR"/>
-        </w:rPr>
-        <w:t>까지</w:t>
-      </w:r>
-      <w:r>
-        <w:rPr>
-          <w:lang w:eastAsia="ko-KR"/>
-        </w:rPr>
-        <w:t xml:space="preserve"> </w:t>
-      </w:r>
-      <w:r>
-        <w:rPr>
-          <w:lang w:eastAsia="ko-KR"/>
-        </w:rPr>
-        <w:t>상승했습니다</w:t>
-      </w:r>
-      <w:r>
-        <w:rPr>
-          <w:lang w:eastAsia="ko-KR"/>
-        </w:rPr>
-        <w:t xml:space="preserve">. </w:t>
-      </w:r>
-      <w:r>
-        <w:rPr>
-          <w:lang w:eastAsia="ko-KR"/>
-        </w:rPr>
-        <w:t>주관부서</w:t>
-      </w:r>
-      <w:r>
-        <w:rPr>
-          <w:lang w:eastAsia="ko-KR"/>
-        </w:rPr>
-        <w:t xml:space="preserve"> </w:t>
-      </w:r>
-      <w:r>
-        <w:rPr>
-          <w:lang w:eastAsia="ko-KR"/>
-        </w:rPr>
-        <w:t>매칭</w:t>
-      </w:r>
-      <w:r>
-        <w:rPr>
-          <w:lang w:eastAsia="ko-KR"/>
-        </w:rPr>
-        <w:t xml:space="preserve"> </w:t>
-      </w:r>
-      <w:r>
-        <w:rPr>
-          <w:lang w:eastAsia="ko-KR"/>
-        </w:rPr>
-        <w:t>정확도는</w:t>
-      </w:r>
-      <w:r>
-        <w:rPr>
-          <w:lang w:eastAsia="ko-KR"/>
-        </w:rPr>
-        <w:t xml:space="preserve"> 63%</w:t>
-      </w:r>
-      <w:r>
-        <w:rPr>
-          <w:lang w:eastAsia="ko-KR"/>
-        </w:rPr>
-        <w:t>에서</w:t>
-      </w:r>
-      <w:r>
-        <w:rPr>
-          <w:lang w:eastAsia="ko-KR"/>
-        </w:rPr>
-        <w:t xml:space="preserve"> 79%</w:t>
-      </w:r>
-      <w:r>
-        <w:rPr>
-          <w:lang w:eastAsia="ko-KR"/>
-        </w:rPr>
-        <w:t>로</w:t>
-      </w:r>
-      <w:r>
-        <w:rPr>
-          <w:lang w:eastAsia="ko-KR"/>
-        </w:rPr>
-        <w:t xml:space="preserve">, </w:t>
-      </w:r>
-      <w:r>
-        <w:rPr>
+      <w:r>
+        <w:rPr>
+          <w:lang w:eastAsia="ko-KR"/>
+        </w:rPr>
+        <w:t xml:space="preserve"> </w:t>
+      </w:r>
+      <w:r>
+        <w:rPr>
+          <w:rFonts w:eastAsia="맑은 고딕" w:cs="맑은 고딕" w:hint="eastAsia"/>
           <w:lang w:eastAsia="ko-KR"/>
         </w:rPr>
         <w:t>협업부서</w:t>
@@ -5683,314 +6557,6 @@
       </w:r>
       <w:r>
         <w:rPr>
-          <w:lang w:eastAsia="ko-KR"/>
-        </w:rPr>
-        <w:t>정확도는</w:t>
-      </w:r>
-      <w:r>
-        <w:rPr>
-          <w:lang w:eastAsia="ko-KR"/>
-        </w:rPr>
-        <w:t xml:space="preserve"> 45%</w:t>
-      </w:r>
-      <w:r>
-        <w:rPr>
-          <w:lang w:eastAsia="ko-KR"/>
-        </w:rPr>
-        <w:t>에서</w:t>
-      </w:r>
-      <w:r>
-        <w:rPr>
-          <w:lang w:eastAsia="ko-KR"/>
-        </w:rPr>
-        <w:t xml:space="preserve"> 89%</w:t>
-      </w:r>
-      <w:r>
-        <w:rPr>
-          <w:lang w:eastAsia="ko-KR"/>
-        </w:rPr>
-        <w:t>로</w:t>
-      </w:r>
-      <w:r>
-        <w:rPr>
-          <w:lang w:eastAsia="ko-KR"/>
-        </w:rPr>
-        <w:t xml:space="preserve"> </w:t>
-      </w:r>
-      <w:r>
-        <w:rPr>
-          <w:lang w:eastAsia="ko-KR"/>
-        </w:rPr>
-        <w:t>개선되었습니다</w:t>
-      </w:r>
-      <w:r>
-        <w:rPr>
-          <w:lang w:eastAsia="ko-KR"/>
-        </w:rPr>
-        <w:t>.</w:t>
-      </w:r>
-    </w:p>
-    <w:p>
-      <w:pPr>
-        <w:rPr>
-          <w:lang w:eastAsia="ko-KR"/>
-        </w:rPr>
-      </w:pPr>
-      <w:r>
-        <w:rPr>
-          <w:rFonts w:eastAsia="맑은 고딕" w:cs="맑은 고딕" w:hint="eastAsia"/>
-          <w:lang w:eastAsia="ko-KR"/>
-        </w:rPr>
-        <w:t>추가로</w:t>
-      </w:r>
-      <w:r>
-        <w:rPr>
-          <w:lang w:eastAsia="ko-KR"/>
-        </w:rPr>
-        <w:t xml:space="preserve"> </w:t>
-      </w:r>
-      <w:r>
-        <w:rPr>
-          <w:rFonts w:eastAsia="맑은 고딕" w:cs="맑은 고딕" w:hint="eastAsia"/>
-          <w:lang w:eastAsia="ko-KR"/>
-        </w:rPr>
-        <w:t>모델</w:t>
-      </w:r>
-      <w:r>
-        <w:rPr>
-          <w:lang w:eastAsia="ko-KR"/>
-        </w:rPr>
-        <w:t xml:space="preserve"> </w:t>
-      </w:r>
-      <w:r>
-        <w:rPr>
-          <w:rFonts w:eastAsia="맑은 고딕" w:cs="맑은 고딕" w:hint="eastAsia"/>
-          <w:lang w:eastAsia="ko-KR"/>
-        </w:rPr>
-        <w:t>교체</w:t>
-      </w:r>
-      <w:r>
-        <w:rPr>
-          <w:lang w:eastAsia="ko-KR"/>
-        </w:rPr>
-        <w:t xml:space="preserve"> </w:t>
-      </w:r>
-      <w:r>
-        <w:rPr>
-          <w:rFonts w:eastAsia="맑은 고딕" w:cs="맑은 고딕" w:hint="eastAsia"/>
-          <w:lang w:eastAsia="ko-KR"/>
-        </w:rPr>
-        <w:t>실험도</w:t>
-      </w:r>
-      <w:r>
-        <w:rPr>
-          <w:lang w:eastAsia="ko-KR"/>
-        </w:rPr>
-        <w:t xml:space="preserve"> </w:t>
-      </w:r>
-      <w:r>
-        <w:rPr>
-          <w:rFonts w:eastAsia="맑은 고딕" w:cs="맑은 고딕" w:hint="eastAsia"/>
-          <w:lang w:eastAsia="ko-KR"/>
-        </w:rPr>
-        <w:t>진행했습니다</w:t>
-      </w:r>
-      <w:r>
-        <w:rPr>
-          <w:lang w:eastAsia="ko-KR"/>
-        </w:rPr>
-        <w:t xml:space="preserve">. </w:t>
-      </w:r>
-      <w:r>
-        <w:rPr>
-          <w:rFonts w:eastAsia="맑은 고딕" w:cs="맑은 고딕" w:hint="eastAsia"/>
-          <w:lang w:eastAsia="ko-KR"/>
-        </w:rPr>
-        <w:t>주관부서</w:t>
-      </w:r>
-      <w:r>
-        <w:rPr>
-          <w:lang w:eastAsia="ko-KR"/>
-        </w:rPr>
-        <w:t xml:space="preserve"> </w:t>
-      </w:r>
-      <w:r>
-        <w:rPr>
-          <w:rFonts w:eastAsia="맑은 고딕" w:cs="맑은 고딕" w:hint="eastAsia"/>
-          <w:lang w:eastAsia="ko-KR"/>
-        </w:rPr>
-        <w:t>정확도는</w:t>
-      </w:r>
-      <w:r>
-        <w:rPr>
-          <w:lang w:eastAsia="ko-KR"/>
-        </w:rPr>
-        <w:t xml:space="preserve"> 95%</w:t>
-      </w:r>
-      <w:r>
-        <w:rPr>
-          <w:rFonts w:eastAsia="맑은 고딕" w:cs="맑은 고딕" w:hint="eastAsia"/>
-          <w:lang w:eastAsia="ko-KR"/>
-        </w:rPr>
-        <w:t>까지</w:t>
-      </w:r>
-      <w:r>
-        <w:rPr>
-          <w:lang w:eastAsia="ko-KR"/>
-        </w:rPr>
-        <w:t xml:space="preserve"> </w:t>
-      </w:r>
-      <w:r>
-        <w:rPr>
-          <w:rFonts w:eastAsia="맑은 고딕" w:cs="맑은 고딕" w:hint="eastAsia"/>
-          <w:lang w:eastAsia="ko-KR"/>
-        </w:rPr>
-        <w:t>높아지고</w:t>
-      </w:r>
-      <w:r>
-        <w:rPr>
-          <w:lang w:eastAsia="ko-KR"/>
-        </w:rPr>
-        <w:t xml:space="preserve"> </w:t>
-      </w:r>
-      <w:r>
-        <w:rPr>
-          <w:rFonts w:eastAsia="맑은 고딕" w:cs="맑은 고딕" w:hint="eastAsia"/>
-          <w:lang w:eastAsia="ko-KR"/>
-        </w:rPr>
-        <w:t>응답</w:t>
-      </w:r>
-      <w:r>
-        <w:rPr>
-          <w:lang w:eastAsia="ko-KR"/>
-        </w:rPr>
-        <w:t xml:space="preserve"> </w:t>
-      </w:r>
-      <w:r>
-        <w:rPr>
-          <w:rFonts w:eastAsia="맑은 고딕" w:cs="맑은 고딕" w:hint="eastAsia"/>
-          <w:lang w:eastAsia="ko-KR"/>
-        </w:rPr>
-        <w:t>속도도</w:t>
-      </w:r>
-      <w:r>
-        <w:rPr>
-          <w:lang w:eastAsia="ko-KR"/>
-        </w:rPr>
-        <w:t xml:space="preserve"> </w:t>
-      </w:r>
-      <w:r>
-        <w:rPr>
-          <w:rFonts w:eastAsia="맑은 고딕" w:cs="맑은 고딕" w:hint="eastAsia"/>
-          <w:lang w:eastAsia="ko-KR"/>
-        </w:rPr>
-        <w:t>약</w:t>
-      </w:r>
-      <w:r>
-        <w:rPr>
-          <w:lang w:eastAsia="ko-KR"/>
-        </w:rPr>
-        <w:t xml:space="preserve"> 2</w:t>
-      </w:r>
-      <w:r>
-        <w:rPr>
-          <w:rFonts w:eastAsia="맑은 고딕" w:cs="맑은 고딕" w:hint="eastAsia"/>
-          <w:lang w:eastAsia="ko-KR"/>
-        </w:rPr>
-        <w:t>배</w:t>
-      </w:r>
-      <w:r>
-        <w:rPr>
-          <w:lang w:eastAsia="ko-KR"/>
-        </w:rPr>
-        <w:t xml:space="preserve"> </w:t>
-      </w:r>
-      <w:r>
-        <w:rPr>
-          <w:rFonts w:eastAsia="맑은 고딕" w:cs="맑은 고딕" w:hint="eastAsia"/>
-          <w:lang w:eastAsia="ko-KR"/>
-        </w:rPr>
-        <w:t>빨라졌지만</w:t>
-      </w:r>
-      <w:r>
-        <w:rPr>
-          <w:lang w:eastAsia="ko-KR"/>
-        </w:rPr>
-        <w:t xml:space="preserve">, </w:t>
-      </w:r>
-      <w:r>
-        <w:rPr>
-          <w:rFonts w:eastAsia="맑은 고딕" w:cs="맑은 고딕" w:hint="eastAsia"/>
-          <w:lang w:eastAsia="ko-KR"/>
-        </w:rPr>
-        <w:t>협업부서</w:t>
-      </w:r>
-      <w:r>
-        <w:rPr>
-          <w:lang w:eastAsia="ko-KR"/>
-        </w:rPr>
-        <w:t xml:space="preserve"> </w:t>
-      </w:r>
-      <w:r>
-        <w:rPr>
-          <w:rFonts w:eastAsia="맑은 고딕" w:cs="맑은 고딕" w:hint="eastAsia"/>
-          <w:lang w:eastAsia="ko-KR"/>
-        </w:rPr>
-        <w:t>정확도는</w:t>
-      </w:r>
-      <w:r>
-        <w:rPr>
-          <w:lang w:eastAsia="ko-KR"/>
-        </w:rPr>
-        <w:t xml:space="preserve"> 82%</w:t>
-      </w:r>
-      <w:r>
-        <w:rPr>
-          <w:rFonts w:eastAsia="맑은 고딕" w:cs="맑은 고딕" w:hint="eastAsia"/>
-          <w:lang w:eastAsia="ko-KR"/>
-        </w:rPr>
-        <w:t>로</w:t>
-      </w:r>
-      <w:r>
-        <w:rPr>
-          <w:lang w:eastAsia="ko-KR"/>
-        </w:rPr>
-        <w:t xml:space="preserve"> </w:t>
-      </w:r>
-      <w:r>
-        <w:rPr>
-          <w:rFonts w:eastAsia="맑은 고딕" w:cs="맑은 고딕" w:hint="eastAsia"/>
-          <w:lang w:eastAsia="ko-KR"/>
-        </w:rPr>
-        <w:t>낮아졌습니다</w:t>
-      </w:r>
-      <w:r>
-        <w:rPr>
-          <w:lang w:eastAsia="ko-KR"/>
-        </w:rPr>
-        <w:t>.</w:t>
-      </w:r>
-      <w:r>
-        <w:rPr>
-          <w:lang w:eastAsia="ko-KR"/>
-        </w:rPr>
-        <w:t xml:space="preserve"> </w:t>
-      </w:r>
-      <w:r>
-        <w:rPr>
-          <w:rFonts w:eastAsia="맑은 고딕" w:cs="맑은 고딕" w:hint="eastAsia"/>
-          <w:lang w:eastAsia="ko-KR"/>
-        </w:rPr>
-        <w:t>협업부서</w:t>
-      </w:r>
-      <w:r>
-        <w:rPr>
-          <w:lang w:eastAsia="ko-KR"/>
-        </w:rPr>
-        <w:t xml:space="preserve"> </w:t>
-      </w:r>
-      <w:r>
-        <w:rPr>
           <w:rFonts w:eastAsia="맑은 고딕" w:cs="맑은 고딕" w:hint="eastAsia"/>
           <w:lang w:eastAsia="ko-KR"/>
         </w:rPr>
@@ -6020,7 +6586,6 @@
           <w:rFonts w:eastAsia="맑은 고딕" w:cs="맑은 고딕" w:hint="eastAsia"/>
           <w:lang w:eastAsia="ko-KR"/>
         </w:rPr>
-        <w:lastRenderedPageBreak/>
         <w:t>하락보다</w:t>
       </w:r>
       <w:r>
@@ -6528,6 +7093,7 @@
     <w:p>
       <w:pPr>
         <w:rPr>
+          <w:rStyle w:val="af2"/>
           <w:lang w:eastAsia="ko-KR"/>
         </w:rPr>
       </w:pPr>
@@ -6536,140 +7102,145 @@
           <w:rFonts w:eastAsia="맑은 고딕" w:cs="맑은 고딕" w:hint="eastAsia"/>
           <w:lang w:eastAsia="ko-KR"/>
         </w:rPr>
-        <w:t>서</w:t>
-      </w:r>
-      <w:r>
-        <w:rPr>
-          <w:lang w:eastAsia="ko-KR"/>
-        </w:rPr>
-        <w:t>비스는</w:t>
-      </w:r>
-      <w:r>
-        <w:rPr>
-          <w:lang w:eastAsia="ko-KR"/>
-        </w:rPr>
-        <w:t xml:space="preserve"> </w:t>
-      </w:r>
-      <w:r>
-        <w:rPr>
-          <w:lang w:eastAsia="ko-KR"/>
-        </w:rPr>
-        <w:t>지침이나</w:t>
-      </w:r>
-      <w:r>
-        <w:rPr>
-          <w:lang w:eastAsia="ko-KR"/>
-        </w:rPr>
-        <w:t xml:space="preserve"> </w:t>
-      </w:r>
-      <w:r>
-        <w:rPr>
-          <w:lang w:eastAsia="ko-KR"/>
-        </w:rPr>
-        <w:t>부서를</w:t>
-      </w:r>
-      <w:r>
-        <w:rPr>
-          <w:lang w:eastAsia="ko-KR"/>
-        </w:rPr>
-        <w:t xml:space="preserve"> </w:t>
-      </w:r>
-      <w:r>
-        <w:rPr>
-          <w:lang w:eastAsia="ko-KR"/>
-        </w:rPr>
-        <w:t>안내하는</w:t>
-      </w:r>
-      <w:r>
-        <w:rPr>
-          <w:lang w:eastAsia="ko-KR"/>
-        </w:rPr>
-        <w:t xml:space="preserve"> </w:t>
-      </w:r>
-      <w:r>
-        <w:rPr>
-          <w:lang w:eastAsia="ko-KR"/>
-        </w:rPr>
-        <w:t>데서</w:t>
-      </w:r>
-      <w:r>
-        <w:rPr>
-          <w:lang w:eastAsia="ko-KR"/>
-        </w:rPr>
-        <w:t xml:space="preserve"> </w:t>
-      </w:r>
-      <w:r>
-        <w:rPr>
-          <w:lang w:eastAsia="ko-KR"/>
-        </w:rPr>
-        <w:t>끝나지</w:t>
-      </w:r>
-      <w:r>
-        <w:rPr>
-          <w:lang w:eastAsia="ko-KR"/>
-        </w:rPr>
-        <w:t xml:space="preserve"> </w:t>
-      </w:r>
-      <w:r>
-        <w:rPr>
-          <w:lang w:eastAsia="ko-KR"/>
-        </w:rPr>
-        <w:t>않고</w:t>
-      </w:r>
-      <w:r>
-        <w:rPr>
-          <w:lang w:eastAsia="ko-KR"/>
-        </w:rPr>
-        <w:t xml:space="preserve">, </w:t>
-      </w:r>
-      <w:r>
-        <w:rPr>
-          <w:lang w:eastAsia="ko-KR"/>
-        </w:rPr>
-        <w:t>협업</w:t>
-      </w:r>
-      <w:r>
-        <w:rPr>
-          <w:lang w:eastAsia="ko-KR"/>
-        </w:rPr>
-        <w:t xml:space="preserve"> </w:t>
-      </w:r>
-      <w:r>
-        <w:rPr>
-          <w:lang w:eastAsia="ko-KR"/>
-        </w:rPr>
-        <w:t>요청까지</w:t>
-      </w:r>
-      <w:r>
-        <w:rPr>
-          <w:lang w:eastAsia="ko-KR"/>
-        </w:rPr>
-        <w:t xml:space="preserve"> </w:t>
-      </w:r>
-      <w:r>
-        <w:rPr>
-          <w:lang w:eastAsia="ko-KR"/>
-        </w:rPr>
-        <w:t>이어지도록</w:t>
-      </w:r>
-      <w:r>
-        <w:rPr>
-          <w:rFonts w:eastAsia="맑은 고딕" w:hint="eastAsia"/>
-          <w:lang w:eastAsia="ko-KR"/>
-        </w:rPr>
-        <w:t xml:space="preserve"> </w:t>
-      </w:r>
-      <w:r>
-        <w:rPr>
-          <w:lang w:eastAsia="ko-KR"/>
-        </w:rPr>
-        <w:t>했습니다</w:t>
+        <w:t>그럼</w:t>
+      </w:r>
+      <w:r>
+        <w:rPr>
+          <w:lang w:eastAsia="ko-KR"/>
+        </w:rPr>
+        <w:t xml:space="preserve"> </w:t>
+      </w:r>
+      <w:r>
+        <w:rPr>
+          <w:rFonts w:eastAsia="맑은 고딕" w:cs="맑은 고딕" w:hint="eastAsia"/>
+          <w:lang w:eastAsia="ko-KR"/>
+        </w:rPr>
+        <w:t>실제</w:t>
+      </w:r>
+      <w:r>
+        <w:rPr>
+          <w:lang w:eastAsia="ko-KR"/>
+        </w:rPr>
+        <w:t xml:space="preserve"> </w:t>
+      </w:r>
+      <w:r>
+        <w:rPr>
+          <w:rFonts w:eastAsia="맑은 고딕" w:cs="맑은 고딕" w:hint="eastAsia"/>
+          <w:lang w:eastAsia="ko-KR"/>
+        </w:rPr>
+        <w:t>화면으로</w:t>
+      </w:r>
+      <w:r>
+        <w:rPr>
+          <w:lang w:eastAsia="ko-KR"/>
+        </w:rPr>
+        <w:t xml:space="preserve"> </w:t>
+      </w:r>
+      <w:r>
+        <w:rPr>
+          <w:rFonts w:eastAsia="맑은 고딕" w:cs="맑은 고딕" w:hint="eastAsia"/>
+          <w:lang w:eastAsia="ko-KR"/>
+        </w:rPr>
+        <w:t>어떻게</w:t>
+      </w:r>
+      <w:r>
+        <w:rPr>
+          <w:lang w:eastAsia="ko-KR"/>
+        </w:rPr>
+        <w:t xml:space="preserve"> </w:t>
+      </w:r>
+      <w:r>
+        <w:rPr>
+          <w:rFonts w:eastAsia="맑은 고딕" w:cs="맑은 고딕" w:hint="eastAsia"/>
+          <w:lang w:eastAsia="ko-KR"/>
+        </w:rPr>
+        <w:t>동작하는지</w:t>
+      </w:r>
+      <w:r>
+        <w:rPr>
+          <w:lang w:eastAsia="ko-KR"/>
+        </w:rPr>
+        <w:t xml:space="preserve"> </w:t>
+      </w:r>
+      <w:r>
+        <w:rPr>
+          <w:rFonts w:eastAsia="맑은 고딕" w:cs="맑은 고딕" w:hint="eastAsia"/>
+          <w:lang w:eastAsia="ko-KR"/>
+        </w:rPr>
+        <w:t>보여드리겠습니다</w:t>
       </w:r>
       <w:r>
         <w:rPr>
           <w:lang w:eastAsia="ko-KR"/>
         </w:rPr>
         <w:t>.</w:t>
+      </w:r>
+      <w:r>
+        <w:rPr>
+          <w:rStyle w:val="af2"/>
+          <w:lang w:eastAsia="ko-KR"/>
+        </w:rPr>
+        <w:t>(</w:t>
+      </w:r>
+      <w:r>
+        <w:rPr>
+          <w:rStyle w:val="af2"/>
+          <w:rFonts w:eastAsia="맑은 고딕" w:cs="맑은 고딕" w:hint="eastAsia"/>
+          <w:lang w:eastAsia="ko-KR"/>
+        </w:rPr>
+        <w:t>화면</w:t>
+      </w:r>
+      <w:r>
+        <w:rPr>
+          <w:rStyle w:val="af2"/>
+          <w:lang w:eastAsia="ko-KR"/>
+        </w:rPr>
+        <w:t xml:space="preserve"> </w:t>
+      </w:r>
+      <w:r>
+        <w:rPr>
+          <w:rStyle w:val="af2"/>
+          <w:rFonts w:eastAsia="맑은 고딕" w:cs="맑은 고딕" w:hint="eastAsia"/>
+          <w:lang w:eastAsia="ko-KR"/>
+        </w:rPr>
+        <w:t>클릭</w:t>
+      </w:r>
+      <w:r>
+        <w:rPr>
+          <w:rStyle w:val="af2"/>
+          <w:lang w:eastAsia="ko-KR"/>
+        </w:rPr>
+        <w:t xml:space="preserve"> → </w:t>
+      </w:r>
+      <w:r>
+        <w:rPr>
+          <w:rStyle w:val="af2"/>
+          <w:rFonts w:eastAsia="맑은 고딕" w:cs="맑은 고딕" w:hint="eastAsia"/>
+          <w:lang w:eastAsia="ko-KR"/>
+        </w:rPr>
+        <w:t>영상</w:t>
+      </w:r>
+      <w:r>
+        <w:rPr>
+          <w:rStyle w:val="af2"/>
+          <w:lang w:eastAsia="ko-KR"/>
+        </w:rPr>
+        <w:t xml:space="preserve"> </w:t>
+      </w:r>
+      <w:r>
+        <w:rPr>
+          <w:rStyle w:val="af2"/>
+          <w:rFonts w:eastAsia="맑은 고딕" w:cs="맑은 고딕" w:hint="eastAsia"/>
+          <w:lang w:eastAsia="ko-KR"/>
+        </w:rPr>
+        <w:t>재생</w:t>
+      </w:r>
+      <w:r>
+        <w:rPr>
+          <w:rStyle w:val="af2"/>
+          <w:lang w:eastAsia="ko-KR"/>
+        </w:rPr>
+        <w:t>)</w:t>
       </w:r>
     </w:p>
     <w:p>
@@ -6680,78 +7251,7 @@
       </w:pPr>
       <w:r>
         <w:rPr>
-          <w:lang w:eastAsia="ko-KR"/>
-        </w:rPr>
-        <w:t>예를</w:t>
-      </w:r>
-      <w:r>
-        <w:rPr>
-          <w:lang w:eastAsia="ko-KR"/>
-        </w:rPr>
-        <w:t xml:space="preserve"> </w:t>
-      </w:r>
-      <w:r>
-        <w:rPr>
-          <w:lang w:eastAsia="ko-KR"/>
-        </w:rPr>
-        <w:t>들어</w:t>
-      </w:r>
-      <w:r>
-        <w:rPr>
-          <w:lang w:eastAsia="ko-KR"/>
-        </w:rPr>
-        <w:t xml:space="preserve"> </w:t>
-      </w:r>
-      <w:r>
-        <w:rPr>
-          <w:lang w:eastAsia="ko-KR"/>
-        </w:rPr>
-        <w:t>사용자가</w:t>
-      </w:r>
-      <w:r>
-        <w:rPr>
-          <w:lang w:eastAsia="ko-KR"/>
-        </w:rPr>
-        <w:t xml:space="preserve"> ‘5</w:t>
-      </w:r>
-      <w:r>
-        <w:rPr>
-          <w:lang w:eastAsia="ko-KR"/>
-        </w:rPr>
-        <w:t>억</w:t>
-      </w:r>
-      <w:r>
-        <w:rPr>
-          <w:lang w:eastAsia="ko-KR"/>
-        </w:rPr>
-        <w:t xml:space="preserve"> </w:t>
-      </w:r>
-      <w:r>
-        <w:rPr>
-          <w:lang w:eastAsia="ko-KR"/>
-        </w:rPr>
-        <w:t>이상</w:t>
-      </w:r>
-      <w:r>
-        <w:rPr>
-          <w:lang w:eastAsia="ko-KR"/>
-        </w:rPr>
-        <w:t xml:space="preserve"> </w:t>
-      </w:r>
-      <w:r>
-        <w:rPr>
-          <w:lang w:eastAsia="ko-KR"/>
-        </w:rPr>
-        <w:t>설비</w:t>
-      </w:r>
-      <w:r>
-        <w:rPr>
-          <w:lang w:eastAsia="ko-KR"/>
-        </w:rPr>
-        <w:t xml:space="preserve"> </w:t>
-      </w:r>
-      <w:r>
-        <w:rPr>
+          <w:rFonts w:eastAsia="맑은 고딕" w:cs="맑은 고딕" w:hint="eastAsia"/>
           <w:lang w:eastAsia="ko-KR"/>
         </w:rPr>
         <w:t>투자</w:t>
@@ -6760,46 +7260,89 @@
         <w:rPr>
           <w:lang w:eastAsia="ko-KR"/>
         </w:rPr>
-        <w:t>’</w:t>
-      </w:r>
-      <w:r>
-        <w:rPr>
-          <w:lang w:eastAsia="ko-KR"/>
-        </w:rPr>
-        <w:t>라고</w:t>
-      </w:r>
-      <w:r>
-        <w:rPr>
-          <w:lang w:eastAsia="ko-KR"/>
-        </w:rPr>
-        <w:t xml:space="preserve"> </w:t>
-      </w:r>
-      <w:r>
-        <w:rPr>
-          <w:lang w:eastAsia="ko-KR"/>
-        </w:rPr>
-        <w:t>입력하면</w:t>
-      </w:r>
-      <w:r>
-        <w:rPr>
-          <w:lang w:eastAsia="ko-KR"/>
-        </w:rPr>
-        <w:t xml:space="preserve"> </w:t>
-      </w:r>
-      <w:r>
-        <w:rPr>
-          <w:lang w:eastAsia="ko-KR"/>
-        </w:rPr>
-        <w:t>관련</w:t>
-      </w:r>
-      <w:r>
-        <w:rPr>
-          <w:lang w:eastAsia="ko-KR"/>
-        </w:rPr>
-        <w:t xml:space="preserve"> </w:t>
-      </w:r>
-      <w:r>
-        <w:rPr>
+        <w:t>·</w:t>
+      </w:r>
+      <w:r>
+        <w:rPr>
+          <w:rFonts w:eastAsia="맑은 고딕" w:cs="맑은 고딕" w:hint="eastAsia"/>
+          <w:lang w:eastAsia="ko-KR"/>
+        </w:rPr>
+        <w:t>회계</w:t>
+      </w:r>
+      <w:r>
+        <w:rPr>
+          <w:lang w:eastAsia="ko-KR"/>
+        </w:rPr>
+        <w:t xml:space="preserve"> </w:t>
+      </w:r>
+      <w:r>
+        <w:rPr>
+          <w:rFonts w:eastAsia="맑은 고딕" w:cs="맑은 고딕" w:hint="eastAsia"/>
+          <w:lang w:eastAsia="ko-KR"/>
+        </w:rPr>
+        <w:t>분야</w:t>
+      </w:r>
+      <w:r>
+        <w:rPr>
+          <w:lang w:eastAsia="ko-KR"/>
+        </w:rPr>
+        <w:t xml:space="preserve"> </w:t>
+      </w:r>
+      <w:r>
+        <w:rPr>
+          <w:rFonts w:eastAsia="맑은 고딕" w:cs="맑은 고딕" w:hint="eastAsia"/>
+          <w:lang w:eastAsia="ko-KR"/>
+        </w:rPr>
+        <w:t>대표</w:t>
+      </w:r>
+      <w:r>
+        <w:rPr>
+          <w:lang w:eastAsia="ko-KR"/>
+        </w:rPr>
+        <w:t xml:space="preserve"> </w:t>
+      </w:r>
+      <w:r>
+        <w:rPr>
+          <w:rFonts w:eastAsia="맑은 고딕" w:cs="맑은 고딕" w:hint="eastAsia"/>
+          <w:lang w:eastAsia="ko-KR"/>
+        </w:rPr>
+        <w:t>질의로</w:t>
+      </w:r>
+      <w:r>
+        <w:rPr>
+          <w:lang w:eastAsia="ko-KR"/>
+        </w:rPr>
+        <w:t xml:space="preserve"> </w:t>
+      </w:r>
+      <w:r>
+        <w:rPr>
+          <w:rFonts w:eastAsia="맑은 고딕" w:cs="맑은 고딕" w:hint="eastAsia"/>
+          <w:lang w:eastAsia="ko-KR"/>
+        </w:rPr>
+        <w:t>테스트한</w:t>
+      </w:r>
+      <w:r>
+        <w:rPr>
+          <w:lang w:eastAsia="ko-KR"/>
+        </w:rPr>
+        <w:t xml:space="preserve"> </w:t>
+      </w:r>
+      <w:r>
+        <w:rPr>
+          <w:rFonts w:eastAsia="맑은 고딕" w:cs="맑은 고딕" w:hint="eastAsia"/>
+          <w:lang w:eastAsia="ko-KR"/>
+        </w:rPr>
+        <w:t>결과</w:t>
+      </w:r>
+      <w:r>
+        <w:rPr>
+          <w:lang w:eastAsia="ko-KR"/>
+        </w:rPr>
+        <w:t xml:space="preserve">, </w:t>
+      </w:r>
+      <w:r>
+        <w:rPr>
+          <w:rFonts w:eastAsia="맑은 고딕" w:cs="맑은 고딕" w:hint="eastAsia"/>
           <w:lang w:eastAsia="ko-KR"/>
         </w:rPr>
         <w:t>업무</w:t>
@@ -6812,21 +7355,62 @@
       </w:r>
       <w:r>
         <w:rPr>
-          <w:lang w:eastAsia="ko-KR"/>
-        </w:rPr>
-        <w:t>절차와</w:t>
-      </w:r>
-      <w:r>
-        <w:rPr>
-          <w:lang w:eastAsia="ko-KR"/>
-        </w:rPr>
-        <w:t xml:space="preserve"> </w:t>
-      </w:r>
-      <w:r>
-        <w:rPr>
-          <w:lang w:eastAsia="ko-KR"/>
-        </w:rPr>
-        <w:t>주관부서</w:t>
+          <w:rFonts w:eastAsia="맑은 고딕" w:cs="맑은 고딕" w:hint="eastAsia"/>
+          <w:lang w:eastAsia="ko-KR"/>
+        </w:rPr>
+        <w:t>분류는</w:t>
+      </w:r>
+      <w:r>
+        <w:rPr>
+          <w:lang w:eastAsia="ko-KR"/>
+        </w:rPr>
+        <w:t xml:space="preserve"> 10</w:t>
+      </w:r>
+      <w:r>
+        <w:rPr>
+          <w:rFonts w:eastAsia="맑은 고딕" w:cs="맑은 고딕" w:hint="eastAsia"/>
+          <w:lang w:eastAsia="ko-KR"/>
+        </w:rPr>
+        <w:t>건</w:t>
+      </w:r>
+      <w:r>
+        <w:rPr>
+          <w:lang w:eastAsia="ko-KR"/>
+        </w:rPr>
+        <w:t xml:space="preserve"> </w:t>
+      </w:r>
+      <w:r>
+        <w:rPr>
+          <w:rFonts w:eastAsia="맑은 고딕" w:cs="맑은 고딕" w:hint="eastAsia"/>
+          <w:lang w:eastAsia="ko-KR"/>
+        </w:rPr>
+        <w:t>중</w:t>
+      </w:r>
+      <w:r>
+        <w:rPr>
+          <w:lang w:eastAsia="ko-KR"/>
+        </w:rPr>
+        <w:t xml:space="preserve"> 10</w:t>
+      </w:r>
+      <w:r>
+        <w:rPr>
+          <w:rFonts w:eastAsia="맑은 고딕" w:cs="맑은 고딕" w:hint="eastAsia"/>
+          <w:lang w:eastAsia="ko-KR"/>
+        </w:rPr>
+        <w:t>건이</w:t>
+      </w:r>
+      <w:r>
+        <w:rPr>
+          <w:lang w:eastAsia="ko-KR"/>
+        </w:rPr>
+        <w:t xml:space="preserve"> </w:t>
+      </w:r>
+      <w:r>
+        <w:rPr>
+          <w:rFonts w:eastAsia="맑은 고딕" w:cs="맑은 고딕" w:hint="eastAsia"/>
+          <w:lang w:eastAsia="ko-KR"/>
+        </w:rPr>
+        <w:t>일치했고</w:t>
       </w:r>
       <w:r>
         <w:rPr>
@@ -6836,269 +7420,187 @@
       </w:r>
       <w:r>
         <w:rPr>
-          <w:lang w:eastAsia="ko-KR"/>
-        </w:rPr>
-        <w:t>협업부서를</w:t>
-      </w:r>
-      <w:r>
-        <w:rPr>
-          <w:lang w:eastAsia="ko-KR"/>
-        </w:rPr>
-        <w:t xml:space="preserve"> </w:t>
-      </w:r>
-      <w:r>
-        <w:rPr>
-          <w:lang w:eastAsia="ko-KR"/>
-        </w:rPr>
-        <w:t>함께</w:t>
-      </w:r>
-      <w:r>
-        <w:rPr>
-          <w:lang w:eastAsia="ko-KR"/>
-        </w:rPr>
-        <w:t xml:space="preserve"> </w:t>
-      </w:r>
-      <w:r>
-        <w:rPr>
-          <w:lang w:eastAsia="ko-KR"/>
-        </w:rPr>
-        <w:t>보여줍니다</w:t>
-      </w:r>
-      <w:r>
-        <w:rPr>
-          <w:lang w:eastAsia="ko-KR"/>
-        </w:rPr>
-        <w:t>.</w:t>
+          <w:rFonts w:eastAsia="맑은 고딕" w:cs="맑은 고딕" w:hint="eastAsia"/>
+          <w:lang w:eastAsia="ko-KR"/>
+        </w:rPr>
+        <w:t>업무</w:t>
+      </w:r>
+      <w:r>
+        <w:rPr>
+          <w:lang w:eastAsia="ko-KR"/>
+        </w:rPr>
+        <w:t xml:space="preserve"> </w:t>
+      </w:r>
+      <w:r>
+        <w:rPr>
+          <w:rFonts w:eastAsia="맑은 고딕" w:cs="맑은 고딕" w:hint="eastAsia"/>
+          <w:lang w:eastAsia="ko-KR"/>
+        </w:rPr>
+        <w:t>입력부터</w:t>
+      </w:r>
+      <w:r>
+        <w:rPr>
+          <w:lang w:eastAsia="ko-KR"/>
+        </w:rPr>
+        <w:t xml:space="preserve"> </w:t>
+      </w:r>
+      <w:r>
+        <w:rPr>
+          <w:rFonts w:eastAsia="맑은 고딕" w:cs="맑은 고딕" w:hint="eastAsia"/>
+          <w:lang w:eastAsia="ko-KR"/>
+        </w:rPr>
+        <w:t>이메일</w:t>
+      </w:r>
+      <w:r>
+        <w:rPr>
+          <w:lang w:eastAsia="ko-KR"/>
+        </w:rPr>
+        <w:t xml:space="preserve"> </w:t>
+      </w:r>
+      <w:r>
+        <w:rPr>
+          <w:rFonts w:eastAsia="맑은 고딕" w:cs="맑은 고딕" w:hint="eastAsia"/>
+          <w:lang w:eastAsia="ko-KR"/>
+        </w:rPr>
+        <w:t>초안</w:t>
+      </w:r>
+      <w:r>
+        <w:rPr>
+          <w:lang w:eastAsia="ko-KR"/>
+        </w:rPr>
+        <w:t xml:space="preserve"> </w:t>
+      </w:r>
+      <w:r>
+        <w:rPr>
+          <w:rFonts w:eastAsia="맑은 고딕" w:cs="맑은 고딕" w:hint="eastAsia"/>
+          <w:lang w:eastAsia="ko-KR"/>
+        </w:rPr>
+        <w:t>작성까지</w:t>
+      </w:r>
+      <w:r>
+        <w:rPr>
+          <w:lang w:eastAsia="ko-KR"/>
+        </w:rPr>
+        <w:t xml:space="preserve"> </w:t>
+      </w:r>
+      <w:r>
+        <w:rPr>
+          <w:rFonts w:eastAsia="맑은 고딕" w:cs="맑은 고딕" w:hint="eastAsia"/>
+          <w:lang w:eastAsia="ko-KR"/>
+        </w:rPr>
+        <w:t>약</w:t>
+      </w:r>
+      <w:r>
+        <w:rPr>
+          <w:lang w:eastAsia="ko-KR"/>
+        </w:rPr>
+        <w:t xml:space="preserve"> 6</w:t>
+      </w:r>
+      <w:r>
+        <w:rPr>
+          <w:rFonts w:eastAsia="맑은 고딕" w:cs="맑은 고딕" w:hint="eastAsia"/>
+          <w:lang w:eastAsia="ko-KR"/>
+        </w:rPr>
+        <w:t>초가</w:t>
+      </w:r>
+      <w:r>
+        <w:rPr>
+          <w:lang w:eastAsia="ko-KR"/>
+        </w:rPr>
+        <w:t xml:space="preserve"> </w:t>
+      </w:r>
+      <w:r>
+        <w:rPr>
+          <w:rFonts w:eastAsia="맑은 고딕" w:cs="맑은 고딕" w:hint="eastAsia"/>
+          <w:lang w:eastAsia="ko-KR"/>
+        </w:rPr>
+        <w:t>걸렸습니다</w:t>
+      </w:r>
+      <w:r>
+        <w:rPr>
+          <w:lang w:eastAsia="ko-KR"/>
+        </w:rPr>
+        <w:t xml:space="preserve">. </w:t>
       </w:r>
     </w:p>
     <w:p>
       <w:pPr>
         <w:rPr>
+          <w:rFonts w:eastAsia="맑은 고딕" w:cs="맑은 고딕"/>
           <w:lang w:eastAsia="ko-KR"/>
         </w:rPr>
       </w:pPr>
       <w:r>
         <w:rPr>
-          <w:lang w:eastAsia="ko-KR"/>
-        </w:rPr>
-        <w:t>사용자는</w:t>
-      </w:r>
-      <w:r>
-        <w:rPr>
-          <w:lang w:eastAsia="ko-KR"/>
-        </w:rPr>
-        <w:t xml:space="preserve"> </w:t>
-      </w:r>
-      <w:r>
-        <w:rPr>
-          <w:lang w:eastAsia="ko-KR"/>
-        </w:rPr>
-        <w:t>검색된</w:t>
-      </w:r>
-      <w:r>
-        <w:rPr>
-          <w:lang w:eastAsia="ko-KR"/>
-        </w:rPr>
-        <w:t xml:space="preserve"> </w:t>
-      </w:r>
-      <w:r>
-        <w:rPr>
-          <w:lang w:eastAsia="ko-KR"/>
-        </w:rPr>
-        <w:t>근거</w:t>
-      </w:r>
-      <w:r>
-        <w:rPr>
-          <w:lang w:eastAsia="ko-KR"/>
-        </w:rPr>
-        <w:t xml:space="preserve"> </w:t>
-      </w:r>
-      <w:r>
-        <w:rPr>
-          <w:lang w:eastAsia="ko-KR"/>
-        </w:rPr>
-        <w:t>문서와</w:t>
-      </w:r>
-      <w:r>
-        <w:rPr>
-          <w:lang w:eastAsia="ko-KR"/>
-        </w:rPr>
-        <w:t xml:space="preserve"> </w:t>
-      </w:r>
-      <w:r>
-        <w:rPr>
-          <w:lang w:eastAsia="ko-KR"/>
-        </w:rPr>
-        <w:t>부서별</w:t>
-      </w:r>
-      <w:r>
-        <w:rPr>
-          <w:lang w:eastAsia="ko-KR"/>
-        </w:rPr>
-        <w:t xml:space="preserve"> </w:t>
-      </w:r>
-      <w:r>
-        <w:rPr>
-          <w:lang w:eastAsia="ko-KR"/>
-        </w:rPr>
-        <w:t>내용을</w:t>
-      </w:r>
-      <w:r>
-        <w:rPr>
-          <w:lang w:eastAsia="ko-KR"/>
-        </w:rPr>
-        <w:t xml:space="preserve"> </w:t>
-      </w:r>
-      <w:r>
-        <w:rPr>
-          <w:lang w:eastAsia="ko-KR"/>
-        </w:rPr>
-        <w:t>확인한</w:t>
-      </w:r>
-      <w:r>
-        <w:rPr>
-          <w:lang w:eastAsia="ko-KR"/>
-        </w:rPr>
-        <w:t xml:space="preserve"> </w:t>
-      </w:r>
-      <w:r>
-        <w:rPr>
-          <w:lang w:eastAsia="ko-KR"/>
-        </w:rPr>
-        <w:t>뒤</w:t>
-      </w:r>
-      <w:r>
-        <w:rPr>
-          <w:lang w:eastAsia="ko-KR"/>
-        </w:rPr>
-        <w:t xml:space="preserve"> </w:t>
-      </w:r>
-      <w:r>
-        <w:rPr>
-          <w:lang w:eastAsia="ko-KR"/>
-        </w:rPr>
-        <w:t>요청할</w:t>
-      </w:r>
-      <w:r>
-        <w:rPr>
-          <w:lang w:eastAsia="ko-KR"/>
-        </w:rPr>
-        <w:t xml:space="preserve"> </w:t>
-      </w:r>
-      <w:r>
-        <w:rPr>
-          <w:lang w:eastAsia="ko-KR"/>
-        </w:rPr>
-        <w:t>부서를</w:t>
-      </w:r>
-      <w:r>
-        <w:rPr>
-          <w:lang w:eastAsia="ko-KR"/>
-        </w:rPr>
-        <w:t xml:space="preserve"> </w:t>
-      </w:r>
-      <w:r>
-        <w:rPr>
-          <w:lang w:eastAsia="ko-KR"/>
-        </w:rPr>
-        <w:t>선택할</w:t>
-      </w:r>
-      <w:r>
-        <w:rPr>
-          <w:lang w:eastAsia="ko-KR"/>
-        </w:rPr>
-        <w:t xml:space="preserve"> </w:t>
-      </w:r>
-      <w:r>
-        <w:rPr>
-          <w:lang w:eastAsia="ko-KR"/>
-        </w:rPr>
-        <w:t>수</w:t>
-      </w:r>
-      <w:r>
-        <w:rPr>
-          <w:lang w:eastAsia="ko-KR"/>
-        </w:rPr>
-        <w:t xml:space="preserve"> </w:t>
-      </w:r>
-      <w:r>
-        <w:rPr>
-          <w:lang w:eastAsia="ko-KR"/>
-        </w:rPr>
-        <w:t>있습니다</w:t>
-      </w:r>
-      <w:r>
-        <w:rPr>
-          <w:lang w:eastAsia="ko-KR"/>
-        </w:rPr>
-        <w:t xml:space="preserve">. </w:t>
-      </w:r>
-      <w:r>
-        <w:rPr>
-          <w:lang w:eastAsia="ko-KR"/>
-        </w:rPr>
-        <w:t>이후</w:t>
-      </w:r>
-      <w:r>
-        <w:rPr>
-          <w:lang w:eastAsia="ko-KR"/>
-        </w:rPr>
-        <w:t xml:space="preserve"> AI</w:t>
-      </w:r>
-      <w:r>
-        <w:rPr>
-          <w:lang w:eastAsia="ko-KR"/>
-        </w:rPr>
-        <w:t>가</w:t>
-      </w:r>
-      <w:r>
-        <w:rPr>
-          <w:lang w:eastAsia="ko-KR"/>
-        </w:rPr>
-        <w:t xml:space="preserve"> </w:t>
-      </w:r>
-      <w:r>
-        <w:rPr>
-          <w:lang w:eastAsia="ko-KR"/>
-        </w:rPr>
-        <w:t>협업</w:t>
-      </w:r>
-      <w:r>
-        <w:rPr>
-          <w:lang w:eastAsia="ko-KR"/>
-        </w:rPr>
-        <w:t xml:space="preserve"> </w:t>
-      </w:r>
-      <w:r>
-        <w:rPr>
-          <w:lang w:eastAsia="ko-KR"/>
-        </w:rPr>
-        <w:t>메일</w:t>
-      </w:r>
-      <w:r>
-        <w:rPr>
-          <w:lang w:eastAsia="ko-KR"/>
-        </w:rPr>
-        <w:t xml:space="preserve"> </w:t>
-      </w:r>
-      <w:r>
-        <w:rPr>
-          <w:lang w:eastAsia="ko-KR"/>
-        </w:rPr>
-        <w:t>초안을</w:t>
-      </w:r>
-      <w:r>
-        <w:rPr>
-          <w:lang w:eastAsia="ko-KR"/>
-        </w:rPr>
-        <w:t xml:space="preserve"> </w:t>
-      </w:r>
-      <w:r>
-        <w:rPr>
-          <w:rFonts w:eastAsia="맑은 고딕" w:cs="맑은 고딕" w:hint="eastAsia"/>
-          <w:lang w:eastAsia="ko-KR"/>
-        </w:rPr>
-        <w:t>작성하면</w:t>
+          <w:rFonts w:eastAsia="맑은 고딕" w:cs="맑은 고딕" w:hint="eastAsia"/>
+          <w:lang w:eastAsia="ko-KR"/>
+        </w:rPr>
+        <w:t>범위를</w:t>
+      </w:r>
+      <w:r>
+        <w:rPr>
+          <w:lang w:eastAsia="ko-KR"/>
+        </w:rPr>
+        <w:t xml:space="preserve"> </w:t>
+      </w:r>
+      <w:r>
+        <w:rPr>
+          <w:rFonts w:eastAsia="맑은 고딕" w:cs="맑은 고딕" w:hint="eastAsia"/>
+          <w:lang w:eastAsia="ko-KR"/>
+        </w:rPr>
+        <w:t>벗어난</w:t>
+      </w:r>
+      <w:r>
+        <w:rPr>
+          <w:lang w:eastAsia="ko-KR"/>
+        </w:rPr>
+        <w:t xml:space="preserve"> </w:t>
+      </w:r>
+      <w:r>
+        <w:rPr>
+          <w:rFonts w:eastAsia="맑은 고딕" w:cs="맑은 고딕" w:hint="eastAsia"/>
+          <w:lang w:eastAsia="ko-KR"/>
+        </w:rPr>
+        <w:t>질문</w:t>
+      </w:r>
+      <w:r>
+        <w:rPr>
+          <w:lang w:eastAsia="ko-KR"/>
+        </w:rPr>
+        <w:t xml:space="preserve"> 3</w:t>
+      </w:r>
+      <w:r>
+        <w:rPr>
+          <w:rFonts w:eastAsia="맑은 고딕" w:cs="맑은 고딕" w:hint="eastAsia"/>
+          <w:lang w:eastAsia="ko-KR"/>
+        </w:rPr>
+        <w:t>건에는</w:t>
+      </w:r>
+      <w:r>
+        <w:rPr>
+          <w:lang w:eastAsia="ko-KR"/>
+        </w:rPr>
+        <w:t xml:space="preserve"> </w:t>
+      </w:r>
+      <w:r>
+        <w:rPr>
+          <w:rFonts w:eastAsia="맑은 고딕" w:cs="맑은 고딕" w:hint="eastAsia"/>
+          <w:lang w:eastAsia="ko-KR"/>
+        </w:rPr>
+        <w:t>답변을</w:t>
+      </w:r>
+      <w:r>
+        <w:rPr>
+          <w:lang w:eastAsia="ko-KR"/>
+        </w:rPr>
+        <w:t xml:space="preserve"> </w:t>
+      </w:r>
+      <w:r>
+        <w:rPr>
+          <w:rFonts w:eastAsia="맑은 고딕" w:cs="맑은 고딕" w:hint="eastAsia"/>
+          <w:lang w:eastAsia="ko-KR"/>
+        </w:rPr>
+        <w:t>제한해서</w:t>
       </w:r>
       <w:r>
         <w:rPr>
@@ -7111,551 +7613,6 @@
           <w:rFonts w:eastAsia="맑은 고딕" w:cs="맑은 고딕" w:hint="eastAsia"/>
           <w:lang w:eastAsia="ko-KR"/>
         </w:rPr>
-        <w:t>사용자가</w:t>
-      </w:r>
-      <w:r>
-        <w:rPr>
-          <w:lang w:eastAsia="ko-KR"/>
-        </w:rPr>
-        <w:t xml:space="preserve"> </w:t>
-      </w:r>
-      <w:r>
-        <w:rPr>
-          <w:rFonts w:eastAsia="맑은 고딕" w:cs="맑은 고딕" w:hint="eastAsia"/>
-          <w:lang w:eastAsia="ko-KR"/>
-        </w:rPr>
-        <w:t>내용을</w:t>
-      </w:r>
-      <w:r>
-        <w:rPr>
-          <w:lang w:eastAsia="ko-KR"/>
-        </w:rPr>
-        <w:t xml:space="preserve"> </w:t>
-      </w:r>
-      <w:r>
-        <w:rPr>
-          <w:rFonts w:eastAsia="맑은 고딕" w:cs="맑은 고딕" w:hint="eastAsia"/>
-          <w:lang w:eastAsia="ko-KR"/>
-        </w:rPr>
-        <w:t>검토하고</w:t>
-      </w:r>
-      <w:r>
-        <w:rPr>
-          <w:lang w:eastAsia="ko-KR"/>
-        </w:rPr>
-        <w:t xml:space="preserve"> </w:t>
-      </w:r>
-      <w:r>
-        <w:rPr>
-          <w:rFonts w:eastAsia="맑은 고딕" w:cs="맑은 고딕" w:hint="eastAsia"/>
-          <w:lang w:eastAsia="ko-KR"/>
-        </w:rPr>
-        <w:t>수정한</w:t>
-      </w:r>
-      <w:r>
-        <w:rPr>
-          <w:lang w:eastAsia="ko-KR"/>
-        </w:rPr>
-        <w:t xml:space="preserve"> </w:t>
-      </w:r>
-      <w:r>
-        <w:rPr>
-          <w:rFonts w:eastAsia="맑은 고딕" w:cs="맑은 고딕" w:hint="eastAsia"/>
-          <w:lang w:eastAsia="ko-KR"/>
-        </w:rPr>
-        <w:t>뒤</w:t>
-      </w:r>
-      <w:r>
-        <w:rPr>
-          <w:lang w:eastAsia="ko-KR"/>
-        </w:rPr>
-        <w:t xml:space="preserve"> </w:t>
-      </w:r>
-      <w:r>
-        <w:rPr>
-          <w:rFonts w:eastAsia="맑은 고딕" w:cs="맑은 고딕" w:hint="eastAsia"/>
-          <w:lang w:eastAsia="ko-KR"/>
-        </w:rPr>
-        <w:t>발송할</w:t>
-      </w:r>
-      <w:r>
-        <w:rPr>
-          <w:lang w:eastAsia="ko-KR"/>
-        </w:rPr>
-        <w:t xml:space="preserve"> </w:t>
-      </w:r>
-      <w:r>
-        <w:rPr>
-          <w:rFonts w:eastAsia="맑은 고딕" w:cs="맑은 고딕" w:hint="eastAsia"/>
-          <w:lang w:eastAsia="ko-KR"/>
-        </w:rPr>
-        <w:t>수</w:t>
-      </w:r>
-      <w:r>
-        <w:rPr>
-          <w:lang w:eastAsia="ko-KR"/>
-        </w:rPr>
-        <w:t xml:space="preserve"> </w:t>
-      </w:r>
-      <w:r>
-        <w:rPr>
-          <w:rFonts w:eastAsia="맑은 고딕" w:cs="맑은 고딕" w:hint="eastAsia"/>
-          <w:lang w:eastAsia="ko-KR"/>
-        </w:rPr>
-        <w:t>있도록</w:t>
-      </w:r>
-      <w:r>
-        <w:rPr>
-          <w:lang w:eastAsia="ko-KR"/>
-        </w:rPr>
-        <w:t xml:space="preserve"> </w:t>
-      </w:r>
-      <w:r>
-        <w:rPr>
-          <w:rFonts w:eastAsia="맑은 고딕" w:cs="맑은 고딕" w:hint="eastAsia"/>
-          <w:lang w:eastAsia="ko-KR"/>
-        </w:rPr>
-        <w:t>구현했습니다</w:t>
-      </w:r>
-      <w:r>
-        <w:rPr>
-          <w:lang w:eastAsia="ko-KR"/>
-        </w:rPr>
-        <w:t>.</w:t>
-      </w:r>
-    </w:p>
-    <w:p>
-      <w:pPr>
-        <w:rPr>
-          <w:lang w:eastAsia="ko-KR"/>
-        </w:rPr>
-      </w:pPr>
-      <w:r>
-        <w:rPr>
-          <w:lang w:eastAsia="ko-KR"/>
-        </w:rPr>
-        <w:t>투자</w:t>
-      </w:r>
-      <w:r>
-        <w:rPr>
-          <w:lang w:eastAsia="ko-KR"/>
-        </w:rPr>
-        <w:t>·</w:t>
-      </w:r>
-      <w:r>
-        <w:rPr>
-          <w:lang w:eastAsia="ko-KR"/>
-        </w:rPr>
-        <w:t>회계</w:t>
-      </w:r>
-      <w:r>
-        <w:rPr>
-          <w:lang w:eastAsia="ko-KR"/>
-        </w:rPr>
-        <w:t xml:space="preserve"> </w:t>
-      </w:r>
-      <w:r>
-        <w:rPr>
-          <w:lang w:eastAsia="ko-KR"/>
-        </w:rPr>
-        <w:t>분야의</w:t>
-      </w:r>
-      <w:r>
-        <w:rPr>
-          <w:lang w:eastAsia="ko-KR"/>
-        </w:rPr>
-        <w:t xml:space="preserve"> </w:t>
-      </w:r>
-      <w:r>
-        <w:rPr>
-          <w:lang w:eastAsia="ko-KR"/>
-        </w:rPr>
-        <w:t>대표</w:t>
-      </w:r>
-      <w:r>
-        <w:rPr>
-          <w:lang w:eastAsia="ko-KR"/>
-        </w:rPr>
-        <w:t xml:space="preserve"> </w:t>
-      </w:r>
-      <w:r>
-        <w:rPr>
-          <w:lang w:eastAsia="ko-KR"/>
-        </w:rPr>
-        <w:t>질의를</w:t>
-      </w:r>
-      <w:r>
-        <w:rPr>
-          <w:lang w:eastAsia="ko-KR"/>
-        </w:rPr>
-        <w:t xml:space="preserve"> </w:t>
-      </w:r>
-      <w:r>
-        <w:rPr>
-          <w:lang w:eastAsia="ko-KR"/>
-        </w:rPr>
-        <w:t>대상으로</w:t>
-      </w:r>
-      <w:r>
-        <w:rPr>
-          <w:lang w:eastAsia="ko-KR"/>
-        </w:rPr>
-        <w:t xml:space="preserve"> </w:t>
-      </w:r>
-      <w:r>
-        <w:rPr>
-          <w:lang w:eastAsia="ko-KR"/>
-        </w:rPr>
-        <w:t>테스트한</w:t>
-      </w:r>
-      <w:r>
-        <w:rPr>
-          <w:lang w:eastAsia="ko-KR"/>
-        </w:rPr>
-        <w:t xml:space="preserve"> </w:t>
-      </w:r>
-      <w:r>
-        <w:rPr>
-          <w:lang w:eastAsia="ko-KR"/>
-        </w:rPr>
-        <w:t>결과</w:t>
-      </w:r>
-      <w:r>
-        <w:rPr>
-          <w:lang w:eastAsia="ko-KR"/>
-        </w:rPr>
-        <w:t xml:space="preserve">, </w:t>
-      </w:r>
-      <w:r>
-        <w:rPr>
-          <w:lang w:eastAsia="ko-KR"/>
-        </w:rPr>
-        <w:t>업무</w:t>
-      </w:r>
-      <w:r>
-        <w:rPr>
-          <w:lang w:eastAsia="ko-KR"/>
-        </w:rPr>
-        <w:t xml:space="preserve"> </w:t>
-      </w:r>
-      <w:r>
-        <w:rPr>
-          <w:lang w:eastAsia="ko-KR"/>
-        </w:rPr>
-        <w:t>분류는</w:t>
-      </w:r>
-      <w:r>
-        <w:rPr>
-          <w:lang w:eastAsia="ko-KR"/>
-        </w:rPr>
-        <w:t xml:space="preserve"> 10</w:t>
-      </w:r>
-      <w:r>
-        <w:rPr>
-          <w:lang w:eastAsia="ko-KR"/>
-        </w:rPr>
-        <w:t>건</w:t>
-      </w:r>
-      <w:r>
-        <w:rPr>
-          <w:lang w:eastAsia="ko-KR"/>
-        </w:rPr>
-        <w:t xml:space="preserve"> </w:t>
-      </w:r>
-      <w:r>
-        <w:rPr>
-          <w:lang w:eastAsia="ko-KR"/>
-        </w:rPr>
-        <w:t>중</w:t>
-      </w:r>
-      <w:r>
-        <w:rPr>
-          <w:lang w:eastAsia="ko-KR"/>
-        </w:rPr>
-        <w:t xml:space="preserve"> 10</w:t>
-      </w:r>
-      <w:r>
-        <w:rPr>
-          <w:lang w:eastAsia="ko-KR"/>
-        </w:rPr>
-        <w:t>건이</w:t>
-      </w:r>
-      <w:r>
-        <w:rPr>
-          <w:lang w:eastAsia="ko-KR"/>
-        </w:rPr>
-        <w:t xml:space="preserve"> </w:t>
-      </w:r>
-      <w:r>
-        <w:rPr>
-          <w:lang w:eastAsia="ko-KR"/>
-        </w:rPr>
-        <w:t>일치했습니다</w:t>
-      </w:r>
-      <w:r>
-        <w:rPr>
-          <w:lang w:eastAsia="ko-KR"/>
-        </w:rPr>
-        <w:t xml:space="preserve">. </w:t>
-      </w:r>
-      <w:r>
-        <w:rPr>
-          <w:lang w:eastAsia="ko-KR"/>
-        </w:rPr>
-        <w:t>업무</w:t>
-      </w:r>
-      <w:r>
-        <w:rPr>
-          <w:lang w:eastAsia="ko-KR"/>
-        </w:rPr>
-        <w:t xml:space="preserve"> </w:t>
-      </w:r>
-      <w:r>
-        <w:rPr>
-          <w:rFonts w:eastAsia="맑은 고딕" w:hint="eastAsia"/>
-          <w:lang w:eastAsia="ko-KR"/>
-        </w:rPr>
-        <w:t>입력</w:t>
-      </w:r>
-      <w:r>
-        <w:rPr>
-          <w:lang w:eastAsia="ko-KR"/>
-        </w:rPr>
-        <w:t>부터</w:t>
-      </w:r>
-      <w:r>
-        <w:rPr>
-          <w:lang w:eastAsia="ko-KR"/>
-        </w:rPr>
-        <w:t xml:space="preserve"> </w:t>
-      </w:r>
-      <w:r>
-        <w:rPr>
-          <w:lang w:eastAsia="ko-KR"/>
-        </w:rPr>
-        <w:t>이메일</w:t>
-      </w:r>
-      <w:r>
-        <w:rPr>
-          <w:lang w:eastAsia="ko-KR"/>
-        </w:rPr>
-        <w:t xml:space="preserve"> </w:t>
-      </w:r>
-      <w:r>
-        <w:rPr>
-          <w:lang w:eastAsia="ko-KR"/>
-        </w:rPr>
-        <w:t>초안</w:t>
-      </w:r>
-      <w:r>
-        <w:rPr>
-          <w:lang w:eastAsia="ko-KR"/>
-        </w:rPr>
-        <w:t xml:space="preserve"> </w:t>
-      </w:r>
-      <w:r>
-        <w:rPr>
-          <w:lang w:eastAsia="ko-KR"/>
-        </w:rPr>
-        <w:t>작성까지는</w:t>
-      </w:r>
-      <w:r>
-        <w:rPr>
-          <w:lang w:eastAsia="ko-KR"/>
-        </w:rPr>
-        <w:t xml:space="preserve"> </w:t>
-      </w:r>
-      <w:r>
-        <w:rPr>
-          <w:lang w:eastAsia="ko-KR"/>
-        </w:rPr>
-        <w:t>약</w:t>
-      </w:r>
-      <w:r>
-        <w:rPr>
-          <w:lang w:eastAsia="ko-KR"/>
-        </w:rPr>
-        <w:t xml:space="preserve"> 6</w:t>
-      </w:r>
-      <w:r>
-        <w:rPr>
-          <w:lang w:eastAsia="ko-KR"/>
-        </w:rPr>
-        <w:t>초가</w:t>
-      </w:r>
-      <w:r>
-        <w:rPr>
-          <w:lang w:eastAsia="ko-KR"/>
-        </w:rPr>
-        <w:t xml:space="preserve"> </w:t>
-      </w:r>
-      <w:r>
-        <w:rPr>
-          <w:lang w:eastAsia="ko-KR"/>
-        </w:rPr>
-        <w:t>소요되었습니다</w:t>
-      </w:r>
-      <w:r>
-        <w:rPr>
-          <w:lang w:eastAsia="ko-KR"/>
-        </w:rPr>
-        <w:t>.</w:t>
-      </w:r>
-    </w:p>
-    <w:p>
-      <w:pPr>
-        <w:rPr>
-          <w:lang w:eastAsia="ko-KR"/>
-        </w:rPr>
-      </w:pPr>
-      <w:r>
-        <w:rPr>
-          <w:rFonts w:eastAsia="맑은 고딕" w:cs="맑은 고딕" w:hint="eastAsia"/>
-          <w:lang w:eastAsia="ko-KR"/>
-        </w:rPr>
-        <w:t>또</w:t>
-      </w:r>
-      <w:r>
-        <w:rPr>
-          <w:lang w:eastAsia="ko-KR"/>
-        </w:rPr>
-        <w:t xml:space="preserve"> 10</w:t>
-      </w:r>
-      <w:r>
-        <w:rPr>
-          <w:rFonts w:eastAsia="맑은 고딕" w:cs="맑은 고딕" w:hint="eastAsia"/>
-          <w:lang w:eastAsia="ko-KR"/>
-        </w:rPr>
-        <w:t>건</w:t>
-      </w:r>
-      <w:r>
-        <w:rPr>
-          <w:lang w:eastAsia="ko-KR"/>
-        </w:rPr>
-        <w:t xml:space="preserve"> </w:t>
-      </w:r>
-      <w:r>
-        <w:rPr>
-          <w:rFonts w:eastAsia="맑은 고딕" w:cs="맑은 고딕" w:hint="eastAsia"/>
-          <w:lang w:eastAsia="ko-KR"/>
-        </w:rPr>
-        <w:t>중</w:t>
-      </w:r>
-      <w:r>
-        <w:rPr>
-          <w:lang w:eastAsia="ko-KR"/>
-        </w:rPr>
-        <w:t xml:space="preserve"> </w:t>
-      </w:r>
-      <w:r>
-        <w:rPr>
-          <w:rFonts w:eastAsia="맑은 고딕" w:cs="맑은 고딕" w:hint="eastAsia"/>
-          <w:lang w:eastAsia="ko-KR"/>
-        </w:rPr>
-        <w:t>범위를</w:t>
-      </w:r>
-      <w:r>
-        <w:rPr>
-          <w:lang w:eastAsia="ko-KR"/>
-        </w:rPr>
-        <w:t xml:space="preserve"> </w:t>
-      </w:r>
-      <w:r>
-        <w:rPr>
-          <w:rFonts w:eastAsia="맑은 고딕" w:cs="맑은 고딕" w:hint="eastAsia"/>
-          <w:lang w:eastAsia="ko-KR"/>
-        </w:rPr>
-        <w:t>벗어난</w:t>
-      </w:r>
-      <w:r>
-        <w:rPr>
-          <w:lang w:eastAsia="ko-KR"/>
-        </w:rPr>
-        <w:t xml:space="preserve"> </w:t>
-      </w:r>
-      <w:r>
-        <w:rPr>
-          <w:rFonts w:eastAsia="맑은 고딕" w:cs="맑은 고딕" w:hint="eastAsia"/>
-          <w:lang w:eastAsia="ko-KR"/>
-        </w:rPr>
-        <w:t>질문</w:t>
-      </w:r>
-      <w:r>
-        <w:rPr>
-          <w:lang w:eastAsia="ko-KR"/>
-        </w:rPr>
-        <w:t xml:space="preserve"> 3</w:t>
-      </w:r>
-      <w:r>
-        <w:rPr>
-          <w:rFonts w:eastAsia="맑은 고딕" w:cs="맑은 고딕" w:hint="eastAsia"/>
-          <w:lang w:eastAsia="ko-KR"/>
-        </w:rPr>
-        <w:t>건에</w:t>
-      </w:r>
-      <w:r>
-        <w:rPr>
-          <w:lang w:eastAsia="ko-KR"/>
-        </w:rPr>
-        <w:t xml:space="preserve"> </w:t>
-      </w:r>
-      <w:r>
-        <w:rPr>
-          <w:rFonts w:eastAsia="맑은 고딕" w:cs="맑은 고딕" w:hint="eastAsia"/>
-          <w:lang w:eastAsia="ko-KR"/>
-        </w:rPr>
-        <w:t>대해서는</w:t>
-      </w:r>
-      <w:r>
-        <w:rPr>
-          <w:lang w:eastAsia="ko-KR"/>
-        </w:rPr>
-        <w:t xml:space="preserve"> </w:t>
-      </w:r>
-      <w:r>
-        <w:rPr>
-          <w:rFonts w:eastAsia="맑은 고딕" w:cs="맑은 고딕" w:hint="eastAsia"/>
-          <w:lang w:eastAsia="ko-KR"/>
-        </w:rPr>
-        <w:t>답변을</w:t>
-      </w:r>
-      <w:r>
-        <w:rPr>
-          <w:lang w:eastAsia="ko-KR"/>
-        </w:rPr>
-        <w:t xml:space="preserve"> </w:t>
-      </w:r>
-      <w:r>
-        <w:rPr>
-          <w:rFonts w:eastAsia="맑은 고딕" w:cs="맑은 고딕" w:hint="eastAsia"/>
-          <w:lang w:eastAsia="ko-KR"/>
-        </w:rPr>
-        <w:t>제한하도록</w:t>
-      </w:r>
-      <w:r>
-        <w:rPr>
-          <w:lang w:eastAsia="ko-KR"/>
-        </w:rPr>
-        <w:t xml:space="preserve"> </w:t>
-      </w:r>
-      <w:r>
-        <w:rPr>
-          <w:rFonts w:eastAsia="맑은 고딕" w:cs="맑은 고딕" w:hint="eastAsia"/>
-          <w:lang w:eastAsia="ko-KR"/>
-        </w:rPr>
-        <w:t>구성해</w:t>
-      </w:r>
-      <w:r>
-        <w:rPr>
-          <w:lang w:eastAsia="ko-KR"/>
-        </w:rPr>
-        <w:t xml:space="preserve">, </w:t>
-      </w:r>
-      <w:r>
-        <w:rPr>
-          <w:rFonts w:eastAsia="맑은 고딕" w:cs="맑은 고딕" w:hint="eastAsia"/>
-          <w:lang w:eastAsia="ko-KR"/>
-        </w:rPr>
         <w:t>부정확한</w:t>
       </w:r>
       <w:r>
@@ -7682,7 +7639,7 @@
           <w:rFonts w:eastAsia="맑은 고딕" w:cs="맑은 고딕" w:hint="eastAsia"/>
           <w:lang w:eastAsia="ko-KR"/>
         </w:rPr>
-        <w:t>생성된</w:t>
+        <w:t>나온</w:t>
       </w:r>
       <w:r>
         <w:rPr>
@@ -7708,39 +7665,14 @@
           <w:rFonts w:eastAsia="맑은 고딕" w:cs="맑은 고딕" w:hint="eastAsia"/>
           <w:lang w:eastAsia="ko-KR"/>
         </w:rPr>
-        <w:t>한</w:t>
-      </w:r>
-      <w:r>
-        <w:rPr>
-          <w:lang w:eastAsia="ko-KR"/>
-        </w:rPr>
-        <w:t xml:space="preserve"> </w:t>
-      </w:r>
-      <w:r>
-        <w:rPr>
-          <w:rFonts w:eastAsia="맑은 고딕" w:cs="맑은 고딕" w:hint="eastAsia"/>
-          <w:lang w:eastAsia="ko-KR"/>
-        </w:rPr>
-        <w:t>건도</w:t>
-      </w:r>
-      <w:r>
-        <w:rPr>
-          <w:lang w:eastAsia="ko-KR"/>
-        </w:rPr>
-        <w:t xml:space="preserve"> </w:t>
-      </w:r>
-      <w:r>
-        <w:rPr>
-          <w:rFonts w:eastAsia="맑은 고딕" w:cs="맑은 고딕" w:hint="eastAsia"/>
-          <w:lang w:eastAsia="ko-KR"/>
-        </w:rPr>
-        <w:t>없었습니다</w:t>
-      </w:r>
-      <w:r>
-        <w:rPr>
-          <w:lang w:eastAsia="ko-KR"/>
-        </w:rPr>
-        <w:t xml:space="preserve">. </w:t>
+        <w:t>없었습니다.</w:t>
+      </w:r>
+      <w:r>
+        <w:rPr>
+          <w:rFonts w:eastAsia="맑은 고딕" w:cs="맑은 고딕"/>
+          <w:lang w:eastAsia="ko-KR"/>
+        </w:rPr>
+        <w:t xml:space="preserve"> </w:t>
       </w:r>
     </w:p>
     <w:p>
@@ -8587,243 +8519,212 @@
       </w:pPr>
       <w:r>
         <w:rPr>
-          <w:lang w:eastAsia="ko-KR"/>
-        </w:rPr>
-        <w:t>1</w:t>
-      </w:r>
-      <w:r>
-        <w:rPr>
-          <w:lang w:eastAsia="ko-KR"/>
-        </w:rPr>
-        <w:t>주차에는</w:t>
-      </w:r>
-      <w:r>
-        <w:rPr>
-          <w:lang w:eastAsia="ko-KR"/>
-        </w:rPr>
-        <w:t xml:space="preserve"> </w:t>
-      </w:r>
-      <w:r>
-        <w:rPr>
-          <w:lang w:eastAsia="ko-KR"/>
-        </w:rPr>
-        <w:t>바이브코딩으로</w:t>
-      </w:r>
-      <w:r>
-        <w:rPr>
-          <w:lang w:eastAsia="ko-KR"/>
-        </w:rPr>
-        <w:t xml:space="preserve"> </w:t>
-      </w:r>
-      <w:r>
-        <w:rPr>
-          <w:lang w:eastAsia="ko-KR"/>
-        </w:rPr>
-        <w:t>기본</w:t>
-      </w:r>
-      <w:r>
-        <w:rPr>
-          <w:lang w:eastAsia="ko-KR"/>
-        </w:rPr>
-        <w:t xml:space="preserve"> </w:t>
-      </w:r>
-      <w:r>
-        <w:rPr>
-          <w:lang w:eastAsia="ko-KR"/>
-        </w:rPr>
-        <w:t>웹서비스를</w:t>
-      </w:r>
-      <w:r>
-        <w:rPr>
-          <w:lang w:eastAsia="ko-KR"/>
-        </w:rPr>
-        <w:t xml:space="preserve"> </w:t>
-      </w:r>
-      <w:r>
-        <w:rPr>
-          <w:lang w:eastAsia="ko-KR"/>
-        </w:rPr>
-        <w:t>만들었고</w:t>
-      </w:r>
-      <w:r>
-        <w:rPr>
-          <w:lang w:eastAsia="ko-KR"/>
-        </w:rPr>
-        <w:t>, 2</w:t>
-      </w:r>
-      <w:r>
-        <w:rPr>
-          <w:lang w:eastAsia="ko-KR"/>
-        </w:rPr>
-        <w:t>주차에는</w:t>
-      </w:r>
-      <w:r>
-        <w:rPr>
-          <w:lang w:eastAsia="ko-KR"/>
-        </w:rPr>
-        <w:t xml:space="preserve"> RAG</w:t>
-      </w:r>
-      <w:r>
-        <w:rPr>
-          <w:lang w:eastAsia="ko-KR"/>
-        </w:rPr>
-        <w:t>를</w:t>
-      </w:r>
-      <w:r>
-        <w:rPr>
-          <w:lang w:eastAsia="ko-KR"/>
-        </w:rPr>
-        <w:t xml:space="preserve"> </w:t>
-      </w:r>
-      <w:r>
-        <w:rPr>
-          <w:lang w:eastAsia="ko-KR"/>
-        </w:rPr>
-        <w:t>적용하면서</w:t>
-      </w:r>
-      <w:r>
-        <w:rPr>
-          <w:lang w:eastAsia="ko-KR"/>
-        </w:rPr>
-        <w:t xml:space="preserve"> </w:t>
-      </w:r>
-      <w:r>
-        <w:rPr>
-          <w:lang w:eastAsia="ko-KR"/>
-        </w:rPr>
-        <w:t>검색</w:t>
-      </w:r>
-      <w:r>
-        <w:rPr>
-          <w:lang w:eastAsia="ko-KR"/>
-        </w:rPr>
-        <w:t xml:space="preserve"> </w:t>
-      </w:r>
-      <w:r>
-        <w:rPr>
-          <w:lang w:eastAsia="ko-KR"/>
-        </w:rPr>
-        <w:t>오류를</w:t>
-      </w:r>
-      <w:r>
-        <w:rPr>
-          <w:lang w:eastAsia="ko-KR"/>
-        </w:rPr>
-        <w:t xml:space="preserve"> </w:t>
-      </w:r>
-      <w:r>
-        <w:rPr>
-          <w:lang w:eastAsia="ko-KR"/>
-        </w:rPr>
-        <w:t>발견하고</w:t>
-      </w:r>
-      <w:r>
-        <w:rPr>
-          <w:lang w:eastAsia="ko-KR"/>
-        </w:rPr>
-        <w:t xml:space="preserve"> </w:t>
-      </w:r>
-      <w:r>
-        <w:rPr>
-          <w:lang w:eastAsia="ko-KR"/>
-        </w:rPr>
-        <w:t>보완했습니다</w:t>
-      </w:r>
-      <w:r>
-        <w:rPr>
-          <w:lang w:eastAsia="ko-KR"/>
-        </w:rPr>
-        <w:t>. 3</w:t>
-      </w:r>
-      <w:r>
-        <w:rPr>
-          <w:lang w:eastAsia="ko-KR"/>
-        </w:rPr>
-        <w:t>주차에는</w:t>
-      </w:r>
-      <w:r>
-        <w:rPr>
-          <w:lang w:eastAsia="ko-KR"/>
-        </w:rPr>
-        <w:t xml:space="preserve"> RAGAS</w:t>
-      </w:r>
-      <w:r>
-        <w:rPr>
-          <w:lang w:eastAsia="ko-KR"/>
-        </w:rPr>
-        <w:t>와</w:t>
-      </w:r>
-      <w:r>
-        <w:rPr>
-          <w:lang w:eastAsia="ko-KR"/>
-        </w:rPr>
-        <w:t xml:space="preserve"> LangSmith</w:t>
-      </w:r>
-      <w:r>
-        <w:rPr>
-          <w:lang w:eastAsia="ko-KR"/>
-        </w:rPr>
-        <w:t>를</w:t>
-      </w:r>
-      <w:r>
-        <w:rPr>
-          <w:lang w:eastAsia="ko-KR"/>
-        </w:rPr>
-        <w:t xml:space="preserve"> </w:t>
-      </w:r>
-      <w:r>
-        <w:rPr>
-          <w:lang w:eastAsia="ko-KR"/>
-        </w:rPr>
-        <w:t>활용해</w:t>
-      </w:r>
-      <w:r>
-        <w:rPr>
-          <w:lang w:eastAsia="ko-KR"/>
-        </w:rPr>
-        <w:t xml:space="preserve"> </w:t>
-      </w:r>
-      <w:r>
-        <w:rPr>
-          <w:lang w:eastAsia="ko-KR"/>
-        </w:rPr>
-        <w:t>검색</w:t>
-      </w:r>
-      <w:r>
-        <w:rPr>
-          <w:lang w:eastAsia="ko-KR"/>
-        </w:rPr>
-        <w:t xml:space="preserve"> </w:t>
-      </w:r>
-      <w:r>
-        <w:rPr>
-          <w:lang w:eastAsia="ko-KR"/>
-        </w:rPr>
-        <w:t>품질을</w:t>
-      </w:r>
-      <w:r>
-        <w:rPr>
-          <w:lang w:eastAsia="ko-KR"/>
-        </w:rPr>
-        <w:t xml:space="preserve"> </w:t>
-      </w:r>
-      <w:r>
-        <w:rPr>
-          <w:lang w:eastAsia="ko-KR"/>
-        </w:rPr>
-        <w:t>정량적으로</w:t>
-      </w:r>
-      <w:r>
-        <w:rPr>
-          <w:lang w:eastAsia="ko-KR"/>
-        </w:rPr>
-        <w:t xml:space="preserve"> </w:t>
-      </w:r>
-      <w:r>
-        <w:rPr>
-          <w:lang w:eastAsia="ko-KR"/>
-        </w:rPr>
-        <w:t>평가했습니다</w:t>
+          <w:rFonts w:eastAsia="맑은 고딕" w:cs="맑은 고딕" w:hint="eastAsia"/>
+          <w:lang w:eastAsia="ko-KR"/>
+        </w:rPr>
+        <w:t>교육</w:t>
+      </w:r>
+      <w:r>
+        <w:rPr>
+          <w:lang w:eastAsia="ko-KR"/>
+        </w:rPr>
+        <w:t xml:space="preserve"> </w:t>
+      </w:r>
+      <w:r>
+        <w:rPr>
+          <w:rFonts w:eastAsia="맑은 고딕" w:cs="맑은 고딕" w:hint="eastAsia"/>
+          <w:lang w:eastAsia="ko-KR"/>
+        </w:rPr>
+        <w:t>과정에서</w:t>
+      </w:r>
+      <w:r>
+        <w:rPr>
+          <w:lang w:eastAsia="ko-KR"/>
+        </w:rPr>
+        <w:t xml:space="preserve"> </w:t>
+      </w:r>
+      <w:r>
+        <w:rPr>
+          <w:rFonts w:eastAsia="맑은 고딕" w:cs="맑은 고딕" w:hint="eastAsia"/>
+          <w:lang w:eastAsia="ko-KR"/>
+        </w:rPr>
+        <w:t>배운</w:t>
+      </w:r>
+      <w:r>
+        <w:rPr>
+          <w:lang w:eastAsia="ko-KR"/>
+        </w:rPr>
+        <w:t xml:space="preserve"> RAG, LangChain, RAGAS</w:t>
+      </w:r>
+      <w:r>
+        <w:rPr>
+          <w:rFonts w:eastAsia="맑은 고딕" w:cs="맑은 고딕" w:hint="eastAsia"/>
+          <w:lang w:eastAsia="ko-KR"/>
+        </w:rPr>
+        <w:t>라는</w:t>
+      </w:r>
+      <w:r>
+        <w:rPr>
+          <w:lang w:eastAsia="ko-KR"/>
+        </w:rPr>
+        <w:t xml:space="preserve"> </w:t>
+      </w:r>
+      <w:r>
+        <w:rPr>
+          <w:rFonts w:eastAsia="맑은 고딕" w:cs="맑은 고딕" w:hint="eastAsia"/>
+          <w:lang w:eastAsia="ko-KR"/>
+        </w:rPr>
+        <w:t>핵심</w:t>
+      </w:r>
+      <w:r>
+        <w:rPr>
+          <w:lang w:eastAsia="ko-KR"/>
+        </w:rPr>
+        <w:t xml:space="preserve"> </w:t>
+      </w:r>
+      <w:r>
+        <w:rPr>
+          <w:rFonts w:eastAsia="맑은 고딕" w:cs="맑은 고딕" w:hint="eastAsia"/>
+          <w:lang w:eastAsia="ko-KR"/>
+        </w:rPr>
+        <w:t>뼈대를</w:t>
+      </w:r>
+      <w:r>
+        <w:rPr>
+          <w:lang w:eastAsia="ko-KR"/>
+        </w:rPr>
+        <w:t xml:space="preserve"> </w:t>
+      </w:r>
+      <w:r>
+        <w:rPr>
+          <w:rFonts w:eastAsia="맑은 고딕" w:cs="맑은 고딕" w:hint="eastAsia"/>
+          <w:lang w:eastAsia="ko-KR"/>
+        </w:rPr>
+        <w:t>하나씩</w:t>
+      </w:r>
+      <w:r>
+        <w:rPr>
+          <w:lang w:eastAsia="ko-KR"/>
+        </w:rPr>
+        <w:t xml:space="preserve"> </w:t>
+      </w:r>
+      <w:r>
+        <w:rPr>
+          <w:rFonts w:eastAsia="맑은 고딕" w:cs="맑은 고딕" w:hint="eastAsia"/>
+          <w:lang w:eastAsia="ko-KR"/>
+        </w:rPr>
+        <w:t>붙여보며</w:t>
+      </w:r>
+      <w:r>
+        <w:rPr>
+          <w:lang w:eastAsia="ko-KR"/>
+        </w:rPr>
+        <w:t xml:space="preserve"> AI </w:t>
+      </w:r>
+      <w:r>
+        <w:rPr>
+          <w:rFonts w:eastAsia="맑은 고딕" w:cs="맑은 고딕" w:hint="eastAsia"/>
+          <w:lang w:eastAsia="ko-KR"/>
+        </w:rPr>
+        <w:t>애플리케이션의</w:t>
+      </w:r>
+      <w:r>
+        <w:rPr>
+          <w:lang w:eastAsia="ko-KR"/>
+        </w:rPr>
+        <w:t xml:space="preserve"> </w:t>
+      </w:r>
+      <w:r>
+        <w:rPr>
+          <w:rFonts w:eastAsia="맑은 고딕" w:cs="맑은 고딕" w:hint="eastAsia"/>
+          <w:lang w:eastAsia="ko-KR"/>
+        </w:rPr>
+        <w:t>전체</w:t>
+      </w:r>
+      <w:r>
+        <w:rPr>
+          <w:lang w:eastAsia="ko-KR"/>
+        </w:rPr>
+        <w:t xml:space="preserve"> </w:t>
+      </w:r>
+      <w:r>
+        <w:rPr>
+          <w:rFonts w:eastAsia="맑은 고딕" w:cs="맑은 고딕" w:hint="eastAsia"/>
+          <w:lang w:eastAsia="ko-KR"/>
+        </w:rPr>
+        <w:t>라이프사이클을</w:t>
+      </w:r>
+      <w:r>
+        <w:rPr>
+          <w:lang w:eastAsia="ko-KR"/>
+        </w:rPr>
+        <w:t xml:space="preserve"> </w:t>
+      </w:r>
+      <w:r>
+        <w:rPr>
+          <w:rFonts w:eastAsia="맑은 고딕" w:cs="맑은 고딕" w:hint="eastAsia"/>
+          <w:lang w:eastAsia="ko-KR"/>
+        </w:rPr>
+        <w:t>이해하게</w:t>
+      </w:r>
+      <w:r>
+        <w:rPr>
+          <w:lang w:eastAsia="ko-KR"/>
+        </w:rPr>
+        <w:t xml:space="preserve"> </w:t>
+      </w:r>
+      <w:r>
+        <w:rPr>
+          <w:rFonts w:eastAsia="맑은 고딕" w:cs="맑은 고딕" w:hint="eastAsia"/>
+          <w:lang w:eastAsia="ko-KR"/>
+        </w:rPr>
+        <w:t>된</w:t>
+      </w:r>
+      <w:r>
+        <w:rPr>
+          <w:lang w:eastAsia="ko-KR"/>
+        </w:rPr>
+        <w:t xml:space="preserve"> </w:t>
+      </w:r>
+      <w:r>
+        <w:rPr>
+          <w:rFonts w:eastAsia="맑은 고딕" w:cs="맑은 고딕" w:hint="eastAsia"/>
+          <w:lang w:eastAsia="ko-KR"/>
+        </w:rPr>
+        <w:t>것도</w:t>
+      </w:r>
+      <w:r>
+        <w:rPr>
+          <w:lang w:eastAsia="ko-KR"/>
+        </w:rPr>
+        <w:t xml:space="preserve"> </w:t>
+      </w:r>
+      <w:r>
+        <w:rPr>
+          <w:rFonts w:eastAsia="맑은 고딕" w:cs="맑은 고딕" w:hint="eastAsia"/>
+          <w:lang w:eastAsia="ko-KR"/>
+        </w:rPr>
+        <w:t>큰</w:t>
+      </w:r>
+      <w:r>
+        <w:rPr>
+          <w:lang w:eastAsia="ko-KR"/>
+        </w:rPr>
+        <w:t xml:space="preserve"> </w:t>
+      </w:r>
+      <w:r>
+        <w:rPr>
+          <w:rFonts w:eastAsia="맑은 고딕" w:cs="맑은 고딕" w:hint="eastAsia"/>
+          <w:lang w:eastAsia="ko-KR"/>
+        </w:rPr>
+        <w:t>경험</w:t>
+      </w:r>
+      <w:r>
+        <w:rPr>
+          <w:rFonts w:eastAsia="맑은 고딕" w:cs="맑은 고딕" w:hint="eastAsia"/>
+          <w:lang w:eastAsia="ko-KR"/>
+        </w:rPr>
+        <w:t>이었습니다</w:t>
       </w:r>
       <w:r>
         <w:rPr>
@@ -8842,210 +8743,137 @@
           <w:rFonts w:eastAsia="맑은 고딕" w:cs="맑은 고딕" w:hint="eastAsia"/>
           <w:lang w:eastAsia="ko-KR"/>
         </w:rPr>
-        <w:t>교육</w:t>
-      </w:r>
-      <w:r>
-        <w:rPr>
-          <w:lang w:eastAsia="ko-KR"/>
-        </w:rPr>
-        <w:t xml:space="preserve"> </w:t>
-      </w:r>
-      <w:r>
-        <w:rPr>
-          <w:rFonts w:eastAsia="맑은 고딕" w:cs="맑은 고딕" w:hint="eastAsia"/>
-          <w:lang w:eastAsia="ko-KR"/>
-        </w:rPr>
-        <w:t>과정에서</w:t>
-      </w:r>
-      <w:r>
-        <w:rPr>
-          <w:lang w:eastAsia="ko-KR"/>
-        </w:rPr>
-        <w:t xml:space="preserve"> </w:t>
-      </w:r>
-      <w:r>
-        <w:rPr>
-          <w:rFonts w:eastAsia="맑은 고딕" w:cs="맑은 고딕" w:hint="eastAsia"/>
-          <w:lang w:eastAsia="ko-KR"/>
-        </w:rPr>
-        <w:t>배운</w:t>
-      </w:r>
-      <w:r>
-        <w:rPr>
-          <w:lang w:eastAsia="ko-KR"/>
-        </w:rPr>
-        <w:t xml:space="preserve"> RAG, LangChain, RAGAS</w:t>
-      </w:r>
-      <w:r>
-        <w:rPr>
-          <w:rFonts w:eastAsia="맑은 고딕" w:cs="맑은 고딕" w:hint="eastAsia"/>
-          <w:lang w:eastAsia="ko-KR"/>
-        </w:rPr>
-        <w:t>라는</w:t>
-      </w:r>
-      <w:r>
-        <w:rPr>
-          <w:lang w:eastAsia="ko-KR"/>
-        </w:rPr>
-        <w:t xml:space="preserve"> </w:t>
-      </w:r>
-      <w:r>
-        <w:rPr>
-          <w:rFonts w:eastAsia="맑은 고딕" w:cs="맑은 고딕" w:hint="eastAsia"/>
-          <w:lang w:eastAsia="ko-KR"/>
-        </w:rPr>
-        <w:t>핵심</w:t>
-      </w:r>
-      <w:r>
-        <w:rPr>
-          <w:lang w:eastAsia="ko-KR"/>
-        </w:rPr>
-        <w:t xml:space="preserve"> </w:t>
-      </w:r>
-      <w:r>
-        <w:rPr>
-          <w:rFonts w:eastAsia="맑은 고딕" w:cs="맑은 고딕" w:hint="eastAsia"/>
-          <w:lang w:eastAsia="ko-KR"/>
-        </w:rPr>
-        <w:t>뼈대를</w:t>
-      </w:r>
-      <w:r>
-        <w:rPr>
-          <w:lang w:eastAsia="ko-KR"/>
-        </w:rPr>
-        <w:t xml:space="preserve"> </w:t>
-      </w:r>
-      <w:r>
-        <w:rPr>
-          <w:rFonts w:eastAsia="맑은 고딕" w:cs="맑은 고딕" w:hint="eastAsia"/>
-          <w:lang w:eastAsia="ko-KR"/>
-        </w:rPr>
-        <w:lastRenderedPageBreak/>
-        <w:t>하나씩</w:t>
-      </w:r>
-      <w:r>
-        <w:rPr>
-          <w:lang w:eastAsia="ko-KR"/>
-        </w:rPr>
-        <w:t xml:space="preserve"> </w:t>
-      </w:r>
-      <w:r>
-        <w:rPr>
-          <w:rFonts w:eastAsia="맑은 고딕" w:cs="맑은 고딕" w:hint="eastAsia"/>
-          <w:lang w:eastAsia="ko-KR"/>
-        </w:rPr>
-        <w:t>붙여보며</w:t>
-      </w:r>
-      <w:r>
-        <w:rPr>
-          <w:lang w:eastAsia="ko-KR"/>
-        </w:rPr>
-        <w:t xml:space="preserve"> AI </w:t>
-      </w:r>
-      <w:r>
-        <w:rPr>
-          <w:rFonts w:eastAsia="맑은 고딕" w:cs="맑은 고딕" w:hint="eastAsia"/>
-          <w:lang w:eastAsia="ko-KR"/>
-        </w:rPr>
-        <w:t>애플리케이션의</w:t>
-      </w:r>
-      <w:r>
-        <w:rPr>
-          <w:lang w:eastAsia="ko-KR"/>
-        </w:rPr>
-        <w:t xml:space="preserve"> </w:t>
-      </w:r>
-      <w:r>
-        <w:rPr>
-          <w:rFonts w:eastAsia="맑은 고딕" w:cs="맑은 고딕" w:hint="eastAsia"/>
-          <w:lang w:eastAsia="ko-KR"/>
-        </w:rPr>
-        <w:t>전체</w:t>
-      </w:r>
-      <w:r>
-        <w:rPr>
-          <w:lang w:eastAsia="ko-KR"/>
-        </w:rPr>
-        <w:t xml:space="preserve"> </w:t>
-      </w:r>
-      <w:r>
-        <w:rPr>
-          <w:rFonts w:eastAsia="맑은 고딕" w:cs="맑은 고딕" w:hint="eastAsia"/>
-          <w:lang w:eastAsia="ko-KR"/>
-        </w:rPr>
-        <w:t>라이프사이클을</w:t>
-      </w:r>
-      <w:r>
-        <w:rPr>
-          <w:lang w:eastAsia="ko-KR"/>
-        </w:rPr>
-        <w:t xml:space="preserve"> </w:t>
-      </w:r>
-      <w:r>
-        <w:rPr>
-          <w:rFonts w:eastAsia="맑은 고딕" w:cs="맑은 고딕" w:hint="eastAsia"/>
-          <w:lang w:eastAsia="ko-KR"/>
-        </w:rPr>
-        <w:t>이해하게</w:t>
-      </w:r>
-      <w:r>
-        <w:rPr>
-          <w:lang w:eastAsia="ko-KR"/>
-        </w:rPr>
-        <w:t xml:space="preserve"> </w:t>
-      </w:r>
-      <w:r>
-        <w:rPr>
-          <w:rFonts w:eastAsia="맑은 고딕" w:cs="맑은 고딕" w:hint="eastAsia"/>
-          <w:lang w:eastAsia="ko-KR"/>
-        </w:rPr>
-        <w:t>된</w:t>
-      </w:r>
-      <w:r>
-        <w:rPr>
-          <w:lang w:eastAsia="ko-KR"/>
-        </w:rPr>
-        <w:t xml:space="preserve"> </w:t>
-      </w:r>
-      <w:r>
-        <w:rPr>
-          <w:rFonts w:eastAsia="맑은 고딕" w:cs="맑은 고딕" w:hint="eastAsia"/>
-          <w:lang w:eastAsia="ko-KR"/>
-        </w:rPr>
-        <w:t>것도</w:t>
-      </w:r>
-      <w:r>
-        <w:rPr>
-          <w:lang w:eastAsia="ko-KR"/>
-        </w:rPr>
-        <w:t xml:space="preserve"> </w:t>
-      </w:r>
-      <w:r>
-        <w:rPr>
-          <w:rFonts w:eastAsia="맑은 고딕" w:cs="맑은 고딕" w:hint="eastAsia"/>
-          <w:lang w:eastAsia="ko-KR"/>
-        </w:rPr>
-        <w:t>큰</w:t>
-      </w:r>
-      <w:r>
-        <w:rPr>
-          <w:lang w:eastAsia="ko-KR"/>
-        </w:rPr>
-        <w:t xml:space="preserve"> </w:t>
-      </w:r>
-      <w:r>
-        <w:rPr>
-          <w:rFonts w:eastAsia="맑은 고딕" w:cs="맑은 고딕" w:hint="eastAsia"/>
-          <w:lang w:eastAsia="ko-KR"/>
-        </w:rPr>
-        <w:t>경험</w:t>
-      </w:r>
-      <w:r>
-        <w:rPr>
-          <w:rFonts w:eastAsia="맑은 고딕" w:cs="맑은 고딕" w:hint="eastAsia"/>
-          <w:lang w:eastAsia="ko-KR"/>
-        </w:rPr>
-        <w:t>이었습니다</w:t>
+        <w:t>이</w:t>
+      </w:r>
+      <w:r>
+        <w:rPr>
+          <w:lang w:eastAsia="ko-KR"/>
+        </w:rPr>
+        <w:t xml:space="preserve"> </w:t>
+      </w:r>
+      <w:r>
+        <w:rPr>
+          <w:rFonts w:eastAsia="맑은 고딕" w:cs="맑은 고딕" w:hint="eastAsia"/>
+          <w:lang w:eastAsia="ko-KR"/>
+        </w:rPr>
+        <w:t>과정을</w:t>
+      </w:r>
+      <w:r>
+        <w:rPr>
+          <w:lang w:eastAsia="ko-KR"/>
+        </w:rPr>
+        <w:t xml:space="preserve"> </w:t>
+      </w:r>
+      <w:r>
+        <w:rPr>
+          <w:rFonts w:eastAsia="맑은 고딕" w:cs="맑은 고딕" w:hint="eastAsia"/>
+          <w:lang w:eastAsia="ko-KR"/>
+        </w:rPr>
+        <w:t>거치면서</w:t>
+      </w:r>
+      <w:r>
+        <w:rPr>
+          <w:lang w:eastAsia="ko-KR"/>
+        </w:rPr>
+        <w:t xml:space="preserve"> </w:t>
+      </w:r>
+      <w:r>
+        <w:rPr>
+          <w:rFonts w:eastAsia="맑은 고딕" w:cs="맑은 고딕" w:hint="eastAsia"/>
+          <w:lang w:eastAsia="ko-KR"/>
+        </w:rPr>
+        <w:t>처음</w:t>
+      </w:r>
+      <w:r>
+        <w:rPr>
+          <w:lang w:eastAsia="ko-KR"/>
+        </w:rPr>
+        <w:t xml:space="preserve"> 63%</w:t>
+      </w:r>
+      <w:r>
+        <w:rPr>
+          <w:rFonts w:eastAsia="맑은 고딕" w:cs="맑은 고딕" w:hint="eastAsia"/>
+          <w:lang w:eastAsia="ko-KR"/>
+        </w:rPr>
+        <w:t>였던</w:t>
+      </w:r>
+      <w:r>
+        <w:rPr>
+          <w:lang w:eastAsia="ko-KR"/>
+        </w:rPr>
+        <w:t xml:space="preserve"> </w:t>
+      </w:r>
+      <w:r>
+        <w:rPr>
+          <w:rFonts w:eastAsia="맑은 고딕" w:cs="맑은 고딕" w:hint="eastAsia"/>
+          <w:lang w:eastAsia="ko-KR"/>
+        </w:rPr>
+        <w:t>주관부서</w:t>
+      </w:r>
+      <w:r>
+        <w:rPr>
+          <w:lang w:eastAsia="ko-KR"/>
+        </w:rPr>
+        <w:t xml:space="preserve"> </w:t>
+      </w:r>
+      <w:r>
+        <w:rPr>
+          <w:rFonts w:eastAsia="맑은 고딕" w:cs="맑은 고딕" w:hint="eastAsia"/>
+          <w:lang w:eastAsia="ko-KR"/>
+        </w:rPr>
+        <w:t>매칭</w:t>
+      </w:r>
+      <w:r>
+        <w:rPr>
+          <w:lang w:eastAsia="ko-KR"/>
+        </w:rPr>
+        <w:t xml:space="preserve"> </w:t>
+      </w:r>
+      <w:r>
+        <w:rPr>
+          <w:rFonts w:eastAsia="맑은 고딕" w:cs="맑은 고딕" w:hint="eastAsia"/>
+          <w:lang w:eastAsia="ko-KR"/>
+        </w:rPr>
+        <w:t>정확도가</w:t>
+      </w:r>
+      <w:r>
+        <w:rPr>
+          <w:lang w:eastAsia="ko-KR"/>
+        </w:rPr>
+        <w:t xml:space="preserve"> </w:t>
+      </w:r>
+      <w:r>
+        <w:rPr>
+          <w:rFonts w:eastAsia="맑은 고딕" w:cs="맑은 고딕" w:hint="eastAsia"/>
+          <w:lang w:eastAsia="ko-KR"/>
+        </w:rPr>
+        <w:t>최종적으로</w:t>
+      </w:r>
+      <w:r>
+        <w:rPr>
+          <w:lang w:eastAsia="ko-KR"/>
+        </w:rPr>
+        <w:t xml:space="preserve"> 95%</w:t>
+      </w:r>
+      <w:r>
+        <w:rPr>
+          <w:rFonts w:eastAsia="맑은 고딕" w:cs="맑은 고딕" w:hint="eastAsia"/>
+          <w:lang w:eastAsia="ko-KR"/>
+        </w:rPr>
+        <w:t>까지</w:t>
+      </w:r>
+      <w:r>
+        <w:rPr>
+          <w:lang w:eastAsia="ko-KR"/>
+        </w:rPr>
+        <w:t xml:space="preserve"> </w:t>
+      </w:r>
+      <w:r>
+        <w:rPr>
+          <w:rFonts w:eastAsia="맑은 고딕" w:cs="맑은 고딕" w:hint="eastAsia"/>
+          <w:lang w:eastAsia="ko-KR"/>
+        </w:rPr>
+        <w:t>올라갔습니다</w:t>
       </w:r>
       <w:r>
         <w:rPr>
@@ -9421,6 +9249,7 @@
           <w:rFonts w:eastAsia="맑은 고딕" w:cs="맑은 고딕" w:hint="eastAsia"/>
           <w:lang w:eastAsia="ko-KR"/>
         </w:rPr>
+        <w:lastRenderedPageBreak/>
         <w:t>쉽지</w:t>
       </w:r>
       <w:r>
@@ -10638,7 +10467,6 @@
               <w:rPr>
                 <w:lang w:eastAsia="ko-KR"/>
               </w:rPr>
-              <w:lastRenderedPageBreak/>
               <w:t>보여드리겠습니다</w:t>
             </w:r>
             <w:r>
@@ -10657,7 +10485,6 @@
           </w:tcPr>
           <w:p>
             <w:r>
-              <w:lastRenderedPageBreak/>
               <w:t>0:04–0:11</w:t>
             </w:r>
             <w:r>
@@ -11036,6 +10863,7 @@
               <w:rPr>
                 <w:lang w:eastAsia="ko-KR"/>
               </w:rPr>
+              <w:lastRenderedPageBreak/>
               <w:t>누르면</w:t>
             </w:r>
             <w:r>
@@ -11102,6 +10930,7 @@
           </w:tcPr>
           <w:p>
             <w:r>
+              <w:lastRenderedPageBreak/>
               <w:t>0:12–0:18</w:t>
             </w:r>
             <w:r>
@@ -12825,7 +12654,6 @@
               <w:rPr>
                 <w:lang w:eastAsia="ko-KR"/>
               </w:rPr>
-              <w:lastRenderedPageBreak/>
               <w:t>회신</w:t>
             </w:r>
             <w:r>
